--- a/docs/publication/submissions/jlp_revision_2026-05-08/PAPER_JLP_REVISED_v3_MARKED.docx
+++ b/docs/publication/submissions/jlp_revision_2026-05-08/PAPER_JLP_REVISED_v3_MARKED.docx
@@ -35,18 +35,12 @@
       <w:r>
         <w:t xml:space="preserve"> </w:t>
       </w:r>
-      <w:r>
-        <w:t xml:space="preserve">M.S. Data, Insights &amp; Analytics Candidate; B.S. Chemical &amp; Biological Engineering; 12+ years of professional experience in petrochemical EPC and process plant engineering.</w:t>
-      </w:r>
-      <w:r>
-        <w:t xml:space="preserve"> </w:t>
-      </w:r>
       <w:hyperlink r:id="rId9">
         <w:r>
           <w:rPr>
             <w:rStyle w:val="Hyperlink"/>
           </w:rPr>
-          <w:t xml:space="preserve">linkedin.com/in/yuyongkim</w:t>
+          <w:t xml:space="preserve">ykim288@wisc.edu</w:t>
         </w:r>
       </w:hyperlink>
     </w:p>
@@ -79,31 +73,6 @@
     </w:p>
     <w:p>
       <w:pPr>
-        <w:pStyle w:val="BlockText"/>
-      </w:pPr>
-      <w:r>
-        <w:rPr>
-          <w:b/>
-          <w:bCs/>
-          <w:highlight w:val="green"/>
-        </w:rPr>
-        <w:t xml:space="preserve">[REVISED SECTION]</w:t>
-      </w:r>
-      <w:r>
-        <w:rPr>
-          <w:highlight w:val="green"/>
-        </w:rPr>
-        <w:t xml:space="preserve"> </w:t>
-      </w:r>
-      <w:r>
-        <w:rPr>
-          <w:highlight w:val="green"/>
-        </w:rPr>
-        <w:t xml:space="preserve">This section is part of the v3.5 revision; see RESPONSE_TO_REVIEWERS_v2 for justification.</w:t>
-      </w:r>
-    </w:p>
-    <w:p>
-      <w:pPr>
         <w:pStyle w:val="FirstParagraph"/>
       </w:pPr>
       <w:r>
@@ -276,31 +245,6 @@
           <w:highlight w:val="green"/>
         </w:rPr>
         <w:t xml:space="preserve">1. Introduction</w:t>
-      </w:r>
-    </w:p>
-    <w:p>
-      <w:pPr>
-        <w:pStyle w:val="BlockText"/>
-      </w:pPr>
-      <w:r>
-        <w:rPr>
-          <w:b/>
-          <w:bCs/>
-          <w:highlight w:val="green"/>
-        </w:rPr>
-        <w:t xml:space="preserve">[REVISED SECTION]</w:t>
-      </w:r>
-      <w:r>
-        <w:rPr>
-          <w:highlight w:val="green"/>
-        </w:rPr>
-        <w:t xml:space="preserve"> </w:t>
-      </w:r>
-      <w:r>
-        <w:rPr>
-          <w:highlight w:val="green"/>
-        </w:rPr>
-        <w:t xml:space="preserve">This section is part of the v3.5 revision; see RESPONSE_TO_REVIEWERS_v2 for justification.</w:t>
       </w:r>
     </w:p>
     <w:p>
@@ -679,100 +623,50 @@
     </w:p>
     <w:p>
       <w:pPr>
-        <w:pStyle w:val="BlockText"/>
-      </w:pPr>
+        <w:pStyle w:val="FirstParagraph"/>
+      </w:pPr>
+      <w:r>
+        <w:rPr>
+          <w:highlight w:val="green"/>
+        </w:rPr>
+        <w:t xml:space="preserve">Large language models are increasingly studied for chemical process design, optimisation, and maintenance knowledge extraction. Selvam et al. (2026) [1] review AI applications across hazard detection, dynamic risk assessment, and barrier management in chemical process industries, reporting 30–60% gains in anomaly and near-miss detection accuracy, while identifying data bias, field validation, and regulatory uncertainty as primary limitations. Woo et al. (2025) [2] survey LLM applications in process systems engineering across chemical process design, hybrid process modelling, and autonomous control systems, but do not address seven-discipline integrated engineering verification or KOSHA regulatory RAG. Elhosary et al. (2024) [3] propose an LLM-assisted HAZOP system using RAG and vector search to retrieve historical incidents and guide analysis sessions, but the system is limited to single-process analysis and does not integrate multi-discipline calculation verification. Walavalkar et al. (2021) [4] systematically review more than one hundred ML and deep learning applications in chemical health and safety, covering exposure and risk assessment, but do not treat RAG-based regulatory grounding or multi-discipline engineering verification architectures.</w:t>
+      </w:r>
+    </w:p>
+    <w:bookmarkEnd w:id="15"/>
+    <w:bookmarkStart w:id="16" w:name="Xb38bc4875c7a9255f22c18d86e9da301598e955"/>
+    <w:p>
+      <w:pPr>
+        <w:pStyle w:val="Heading3"/>
+      </w:pPr>
+      <w:r>
+        <w:rPr>
+          <w:highlight w:val="green"/>
+        </w:rPr>
+        <w:t xml:space="preserve">2.2 RAG in Technical and Regulatory Domains</w:t>
+      </w:r>
+    </w:p>
+    <w:p>
+      <w:pPr>
+        <w:pStyle w:val="FirstParagraph"/>
+      </w:pPr>
+      <w:r>
+        <w:rPr>
+          <w:highlight w:val="green"/>
+        </w:rPr>
+        <w:t xml:space="preserve">The foundational RAG architecture of Lewis et al. (2020) [5], surveyed by Gao et al. (2024) [15], targets general knowledge-intensive NLP tasks; the present work specialises this architecture for a KOSHA regulatory corpus integrated with domain-level engineering calculation context. Walker et al. (2026) [6] propose</w:t>
+      </w:r>
+      <w:r>
+        <w:rPr>
+          <w:highlight w:val="green"/>
+        </w:rPr>
+        <w:t xml:space="preserve"> </w:t>
+      </w:r>
       <w:r>
         <w:rPr>
           <w:b/>
           <w:bCs/>
           <w:highlight w:val="green"/>
         </w:rPr>
-        <w:t xml:space="preserve">[REVISED SECTION]</w:t>
-      </w:r>
-      <w:r>
-        <w:rPr>
-          <w:highlight w:val="green"/>
-        </w:rPr>
-        <w:t xml:space="preserve"> </w:t>
-      </w:r>
-      <w:r>
-        <w:rPr>
-          <w:highlight w:val="green"/>
-        </w:rPr>
-        <w:t xml:space="preserve">This section is part of the v3.5 revision; see RESPONSE_TO_REVIEWERS_v2 for justification.</w:t>
-      </w:r>
-    </w:p>
-    <w:p>
-      <w:pPr>
-        <w:pStyle w:val="FirstParagraph"/>
-      </w:pPr>
-      <w:r>
-        <w:rPr>
-          <w:highlight w:val="green"/>
-        </w:rPr>
-        <w:t xml:space="preserve">Large language models are increasingly studied for chemical process design, optimisation, and maintenance knowledge extraction. Selvam et al. (2026) [1] review AI applications across hazard detection, dynamic risk assessment, and barrier management in chemical process industries, reporting 30–60% gains in anomaly and near-miss detection accuracy, while identifying data bias, field validation, and regulatory uncertainty as primary limitations. Woo et al. (2025) [2] survey LLM applications in process systems engineering across chemical process design, hybrid process modelling, and autonomous control systems, but do not address seven-discipline integrated engineering verification or KOSHA regulatory RAG. Elhosary et al. (2024) [3] propose an LLM-assisted HAZOP system using RAG and vector search to retrieve historical incidents and guide analysis sessions, but the system is limited to single-process analysis and does not integrate multi-discipline calculation verification. Walavalkar et al. (2021) [4] systematically review more than one hundred ML and deep learning applications in chemical health and safety, covering exposure and risk assessment, but do not treat RAG-based regulatory grounding or multi-discipline engineering verification architectures.</w:t>
-      </w:r>
-    </w:p>
-    <w:bookmarkEnd w:id="15"/>
-    <w:bookmarkStart w:id="16" w:name="Xb38bc4875c7a9255f22c18d86e9da301598e955"/>
-    <w:p>
-      <w:pPr>
-        <w:pStyle w:val="Heading3"/>
-      </w:pPr>
-      <w:r>
-        <w:rPr>
-          <w:highlight w:val="green"/>
-        </w:rPr>
-        <w:t xml:space="preserve">2.2 RAG in Technical and Regulatory Domains</w:t>
-      </w:r>
-    </w:p>
-    <w:p>
-      <w:pPr>
-        <w:pStyle w:val="BlockText"/>
-      </w:pPr>
-      <w:r>
-        <w:rPr>
-          <w:b/>
-          <w:bCs/>
-          <w:highlight w:val="green"/>
-        </w:rPr>
-        <w:t xml:space="preserve">[REVISED SECTION]</w:t>
-      </w:r>
-      <w:r>
-        <w:rPr>
-          <w:highlight w:val="green"/>
-        </w:rPr>
-        <w:t xml:space="preserve"> </w:t>
-      </w:r>
-      <w:r>
-        <w:rPr>
-          <w:highlight w:val="green"/>
-        </w:rPr>
-        <w:t xml:space="preserve">This section is part of the v3.5 revision; see RESPONSE_TO_REVIEWERS_v2 for justification.</w:t>
-      </w:r>
-    </w:p>
-    <w:p>
-      <w:pPr>
-        <w:pStyle w:val="FirstParagraph"/>
-      </w:pPr>
-      <w:r>
-        <w:rPr>
-          <w:highlight w:val="green"/>
-        </w:rPr>
-        <w:t xml:space="preserve">The foundational RAG architecture of Lewis et al. (2020) [5], surveyed by Gao et al. (2024) [15], targets general knowledge-intensive NLP tasks; the present work specialises this architecture for a KOSHA regulatory corpus integrated with domain-level engineering calculation context. Walker et al. (2026) [6] propose</w:t>
-      </w:r>
-      <w:r>
-        <w:rPr>
-          <w:highlight w:val="green"/>
-        </w:rPr>
-        <w:t xml:space="preserve"> </w:t>
-      </w:r>
-      <w:r>
-        <w:rPr>
-          <w:b/>
-          <w:bCs/>
-          <w:highlight w:val="green"/>
-        </w:rPr>
         <w:t xml:space="preserve">RAGuard</w:t>
       </w:r>
       <w:r>
@@ -797,31 +691,6 @@
     </w:p>
     <w:p>
       <w:pPr>
-        <w:pStyle w:val="BlockText"/>
-      </w:pPr>
-      <w:r>
-        <w:rPr>
-          <w:b/>
-          <w:bCs/>
-          <w:highlight w:val="green"/>
-        </w:rPr>
-        <w:t xml:space="preserve">[REVISED SECTION]</w:t>
-      </w:r>
-      <w:r>
-        <w:rPr>
-          <w:highlight w:val="green"/>
-        </w:rPr>
-        <w:t xml:space="preserve"> </w:t>
-      </w:r>
-      <w:r>
-        <w:rPr>
-          <w:highlight w:val="green"/>
-        </w:rPr>
-        <w:t xml:space="preserve">This section is part of the v3.5 revision; see RESPONSE_TO_REVIEWERS_v2 for justification.</w:t>
-      </w:r>
-    </w:p>
-    <w:p>
-      <w:pPr>
         <w:pStyle w:val="FirstParagraph"/>
       </w:pPr>
       <w:r>
@@ -846,31 +715,6 @@
     </w:p>
     <w:p>
       <w:pPr>
-        <w:pStyle w:val="BlockText"/>
-      </w:pPr>
-      <w:r>
-        <w:rPr>
-          <w:b/>
-          <w:bCs/>
-          <w:highlight w:val="green"/>
-        </w:rPr>
-        <w:t xml:space="preserve">[REVISED SECTION]</w:t>
-      </w:r>
-      <w:r>
-        <w:rPr>
-          <w:highlight w:val="green"/>
-        </w:rPr>
-        <w:t xml:space="preserve"> </w:t>
-      </w:r>
-      <w:r>
-        <w:rPr>
-          <w:highlight w:val="green"/>
-        </w:rPr>
-        <w:t xml:space="preserve">This section is part of the v3.5 revision; see RESPONSE_TO_REVIEWERS_v2 for justification.</w:t>
-      </w:r>
-    </w:p>
-    <w:p>
-      <w:pPr>
         <w:pStyle w:val="FirstParagraph"/>
       </w:pPr>
       <w:r>
@@ -895,31 +739,6 @@
     </w:p>
     <w:p>
       <w:pPr>
-        <w:pStyle w:val="BlockText"/>
-      </w:pPr>
-      <w:r>
-        <w:rPr>
-          <w:b/>
-          <w:bCs/>
-          <w:highlight w:val="green"/>
-        </w:rPr>
-        <w:t xml:space="preserve">[REVISED SECTION]</w:t>
-      </w:r>
-      <w:r>
-        <w:rPr>
-          <w:highlight w:val="green"/>
-        </w:rPr>
-        <w:t xml:space="preserve"> </w:t>
-      </w:r>
-      <w:r>
-        <w:rPr>
-          <w:highlight w:val="green"/>
-        </w:rPr>
-        <w:t xml:space="preserve">This section is part of the v3.5 revision; see RESPONSE_TO_REVIEWERS_v2 for justification.</w:t>
-      </w:r>
-    </w:p>
-    <w:p>
-      <w:pPr>
         <w:pStyle w:val="FirstParagraph"/>
       </w:pPr>
       <w:r>
@@ -992,31 +811,6 @@
           <w:highlight w:val="yellow"/>
         </w:rPr>
         <w:t xml:space="preserve">2.6 Position relative to HAZOP, RBI, and Digital Twin</w:t>
-      </w:r>
-    </w:p>
-    <w:p>
-      <w:pPr>
-        <w:pStyle w:val="BlockText"/>
-      </w:pPr>
-      <w:r>
-        <w:rPr>
-          <w:b/>
-          <w:bCs/>
-          <w:highlight w:val="yellow"/>
-        </w:rPr>
-        <w:t xml:space="preserve">[NEW SECTION]</w:t>
-      </w:r>
-      <w:r>
-        <w:rPr>
-          <w:highlight w:val="yellow"/>
-        </w:rPr>
-        <w:t xml:space="preserve"> </w:t>
-      </w:r>
-      <w:r>
-        <w:rPr>
-          <w:highlight w:val="yellow"/>
-        </w:rPr>
-        <w:t xml:space="preserve">This section is part of the v3.5 revision; see RESPONSE_TO_REVIEWERS_v2 for justification.</w:t>
       </w:r>
     </w:p>
     <w:p>
@@ -1160,31 +954,6 @@
     </w:p>
     <w:p>
       <w:pPr>
-        <w:pStyle w:val="BlockText"/>
-      </w:pPr>
-      <w:r>
-        <w:rPr>
-          <w:b/>
-          <w:bCs/>
-          <w:highlight w:val="green"/>
-        </w:rPr>
-        <w:t xml:space="preserve">[REVISED SECTION]</w:t>
-      </w:r>
-      <w:r>
-        <w:rPr>
-          <w:highlight w:val="green"/>
-        </w:rPr>
-        <w:t xml:space="preserve"> </w:t>
-      </w:r>
-      <w:r>
-        <w:rPr>
-          <w:highlight w:val="green"/>
-        </w:rPr>
-        <w:t xml:space="preserve">This section is part of the v3.5 revision; see RESPONSE_TO_REVIEWERS_v2 for justification.</w:t>
-      </w:r>
-    </w:p>
-    <w:p>
-      <w:pPr>
         <w:pStyle w:val="FirstParagraph"/>
       </w:pPr>
       <w:r>
@@ -1324,31 +1093,6 @@
           <w:highlight w:val="green"/>
         </w:rPr>
         <w:t xml:space="preserve">4.1 Corpus Construction</w:t>
-      </w:r>
-    </w:p>
-    <w:p>
-      <w:pPr>
-        <w:pStyle w:val="BlockText"/>
-      </w:pPr>
-      <w:r>
-        <w:rPr>
-          <w:b/>
-          <w:bCs/>
-          <w:highlight w:val="green"/>
-        </w:rPr>
-        <w:t xml:space="preserve">[REVISED SECTION]</w:t>
-      </w:r>
-      <w:r>
-        <w:rPr>
-          <w:highlight w:val="green"/>
-        </w:rPr>
-        <w:t xml:space="preserve"> </w:t>
-      </w:r>
-      <w:r>
-        <w:rPr>
-          <w:highlight w:val="green"/>
-        </w:rPr>
-        <w:t xml:space="preserve">This section is part of the v3.5 revision; see RESPONSE_TO_REVIEWERS_v2 for justification.</w:t>
       </w:r>
     </w:p>
     <w:p>
@@ -1818,31 +1562,6 @@
     </w:p>
     <w:p>
       <w:pPr>
-        <w:pStyle w:val="BlockText"/>
-      </w:pPr>
-      <w:r>
-        <w:rPr>
-          <w:b/>
-          <w:bCs/>
-          <w:highlight w:val="green"/>
-        </w:rPr>
-        <w:t xml:space="preserve">[REVISED SECTION]</w:t>
-      </w:r>
-      <w:r>
-        <w:rPr>
-          <w:highlight w:val="green"/>
-        </w:rPr>
-        <w:t xml:space="preserve"> </w:t>
-      </w:r>
-      <w:r>
-        <w:rPr>
-          <w:highlight w:val="green"/>
-        </w:rPr>
-        <w:t xml:space="preserve">This section is part of the v3.5 revision; see RESPONSE_TO_REVIEWERS_v2 for justification.</w:t>
-      </w:r>
-    </w:p>
-    <w:p>
-      <w:pPr>
         <w:pStyle w:val="FirstParagraph"/>
       </w:pPr>
       <w:r>
@@ -2107,31 +1826,6 @@
           <w:highlight w:val="yellow"/>
         </w:rPr>
         <w:t xml:space="preserve">4.3 KOSHA Regulatory Grounding — Mandatory vs Guidance</w:t>
-      </w:r>
-    </w:p>
-    <w:p>
-      <w:pPr>
-        <w:pStyle w:val="BlockText"/>
-      </w:pPr>
-      <w:r>
-        <w:rPr>
-          <w:b/>
-          <w:bCs/>
-          <w:highlight w:val="yellow"/>
-        </w:rPr>
-        <w:t xml:space="preserve">[NEW SECTION]</w:t>
-      </w:r>
-      <w:r>
-        <w:rPr>
-          <w:highlight w:val="yellow"/>
-        </w:rPr>
-        <w:t xml:space="preserve"> </w:t>
-      </w:r>
-      <w:r>
-        <w:rPr>
-          <w:highlight w:val="yellow"/>
-        </w:rPr>
-        <w:t xml:space="preserve">This section is part of the v3.5 revision; see RESPONSE_TO_REVIEWERS_v2 for justification.</w:t>
       </w:r>
     </w:p>
     <w:p>
@@ -2574,31 +2268,6 @@
     </w:p>
     <w:p>
       <w:pPr>
-        <w:pStyle w:val="BlockText"/>
-      </w:pPr>
-      <w:r>
-        <w:rPr>
-          <w:b/>
-          <w:bCs/>
-          <w:highlight w:val="yellow"/>
-        </w:rPr>
-        <w:t xml:space="preserve">[NEW SECTION]</w:t>
-      </w:r>
-      <w:r>
-        <w:rPr>
-          <w:highlight w:val="yellow"/>
-        </w:rPr>
-        <w:t xml:space="preserve"> </w:t>
-      </w:r>
-      <w:r>
-        <w:rPr>
-          <w:highlight w:val="yellow"/>
-        </w:rPr>
-        <w:t xml:space="preserve">This section is part of the v3.5 revision; see RESPONSE_TO_REVIEWERS_v2 for justification.</w:t>
-      </w:r>
-    </w:p>
-    <w:p>
-      <w:pPr>
         <w:pStyle w:val="FirstParagraph"/>
       </w:pPr>
       <w:r>
@@ -2668,31 +2337,6 @@
           <w:highlight w:val="green"/>
         </w:rPr>
         <w:t xml:space="preserve">5.1 Domain Calculation Engines</w:t>
-      </w:r>
-    </w:p>
-    <w:p>
-      <w:pPr>
-        <w:pStyle w:val="BlockText"/>
-      </w:pPr>
-      <w:r>
-        <w:rPr>
-          <w:b/>
-          <w:bCs/>
-          <w:highlight w:val="green"/>
-        </w:rPr>
-        <w:t xml:space="preserve">[REVISED SECTION]</w:t>
-      </w:r>
-      <w:r>
-        <w:rPr>
-          <w:highlight w:val="green"/>
-        </w:rPr>
-        <w:t xml:space="preserve"> </w:t>
-      </w:r>
-      <w:r>
-        <w:rPr>
-          <w:highlight w:val="green"/>
-        </w:rPr>
-        <w:t xml:space="preserve">This section is part of the v3.5 revision; see RESPONSE_TO_REVIEWERS_v2 for justification.</w:t>
       </w:r>
     </w:p>
     <w:p>
@@ -3170,7 +2814,7 @@
     </w:p>
     <w:p>
       <w:pPr>
-        <w:pStyle w:val="BlockText"/>
+        <w:pStyle w:val="FirstParagraph"/>
       </w:pPr>
       <w:r>
         <w:rPr>
@@ -3178,24 +2822,81 @@
           <w:bCs/>
           <w:highlight w:val="green"/>
         </w:rPr>
-        <w:t xml:space="preserve">[REVISED SECTION]</w:t>
-      </w:r>
-      <w:r>
-        <w:rPr>
-          <w:highlight w:val="green"/>
-        </w:rPr>
-        <w:t xml:space="preserve"> </w:t>
-      </w:r>
-      <w:r>
-        <w:rPr>
-          <w:highlight w:val="green"/>
-        </w:rPr>
-        <w:t xml:space="preserve">This section is part of the v3.5 revision; see RESPONSE_TO_REVIEWERS_v2 for justification.</w:t>
-      </w:r>
-    </w:p>
-    <w:p>
-      <w:pPr>
-        <w:pStyle w:val="FirstParagraph"/>
+        <w:t xml:space="preserve">Layer 1 — Input Validation.</w:t>
+      </w:r>
+      <w:r>
+        <w:rPr>
+          <w:highlight w:val="green"/>
+        </w:rPr>
+        <w:t xml:space="preserve"> </w:t>
+      </w:r>
+      <w:r>
+        <w:rPr>
+          <w:highlight w:val="green"/>
+        </w:rPr>
+        <w:t xml:space="preserve">Checks mandatory field presence, unit-contract compliance (every numerical field carries an explicit unit such as</w:t>
+      </w:r>
+      <w:r>
+        <w:rPr>
+          <w:highlight w:val="green"/>
+        </w:rPr>
+        <w:t xml:space="preserve"> </w:t>
+      </w:r>
+      <w:r>
+        <w:rPr>
+          <w:rStyle w:val="VerbatimChar"/>
+          <w:highlight w:val="green"/>
+        </w:rPr>
+        <w:t xml:space="preserve">MPa</w:t>
+      </w:r>
+      <w:r>
+        <w:rPr>
+          <w:highlight w:val="green"/>
+        </w:rPr>
+        <w:t xml:space="preserve">,</w:t>
+      </w:r>
+      <w:r>
+        <w:rPr>
+          <w:highlight w:val="green"/>
+        </w:rPr>
+        <w:t xml:space="preserve"> </w:t>
+      </w:r>
+      <w:r>
+        <w:rPr>
+          <w:rStyle w:val="VerbatimChar"/>
+          <w:highlight w:val="green"/>
+        </w:rPr>
+        <w:t xml:space="preserve">mm</w:t>
+      </w:r>
+      <w:r>
+        <w:rPr>
+          <w:highlight w:val="green"/>
+        </w:rPr>
+        <w:t xml:space="preserve">,</w:t>
+      </w:r>
+      <w:r>
+        <w:rPr>
+          <w:highlight w:val="green"/>
+        </w:rPr>
+        <w:t xml:space="preserve"> </w:t>
+      </w:r>
+      <w:r>
+        <w:rPr>
+          <w:rStyle w:val="VerbatimChar"/>
+          <w:highlight w:val="green"/>
+        </w:rPr>
+        <w:t xml:space="preserve">°C</w:t>
+      </w:r>
+      <w:r>
+        <w:rPr>
+          <w:highlight w:val="green"/>
+        </w:rPr>
+        <w:t xml:space="preserve">), and domain-specific range constraints (e.g., design pressure within ASME Section II material allowable). Missing critical fields or unit inconsistencies trigger a blocking error that prevents downstream calculation.</w:t>
+      </w:r>
+    </w:p>
+    <w:p>
+      <w:pPr>
+        <w:pStyle w:val="BodyText"/>
       </w:pPr>
       <w:r>
         <w:rPr>
@@ -3203,146 +2904,89 @@
           <w:bCs/>
           <w:highlight w:val="green"/>
         </w:rPr>
-        <w:t xml:space="preserve">Layer 1 — Input Validation.</w:t>
-      </w:r>
-      <w:r>
-        <w:rPr>
-          <w:highlight w:val="green"/>
-        </w:rPr>
-        <w:t xml:space="preserve"> </w:t>
-      </w:r>
-      <w:r>
-        <w:rPr>
-          <w:highlight w:val="green"/>
-        </w:rPr>
-        <w:t xml:space="preserve">Checks mandatory field presence, unit-contract compliance (every numerical field carries an explicit unit such as</w:t>
-      </w:r>
-      <w:r>
-        <w:rPr>
-          <w:highlight w:val="green"/>
-        </w:rPr>
-        <w:t xml:space="preserve"> </w:t>
-      </w:r>
-      <w:r>
-        <w:rPr>
-          <w:rStyle w:val="VerbatimChar"/>
-          <w:highlight w:val="green"/>
-        </w:rPr>
-        <w:t xml:space="preserve">MPa</w:t>
-      </w:r>
-      <w:r>
-        <w:rPr>
-          <w:highlight w:val="green"/>
-        </w:rPr>
-        <w:t xml:space="preserve">,</w:t>
-      </w:r>
-      <w:r>
-        <w:rPr>
-          <w:highlight w:val="green"/>
-        </w:rPr>
-        <w:t xml:space="preserve"> </w:t>
-      </w:r>
-      <w:r>
-        <w:rPr>
-          <w:rStyle w:val="VerbatimChar"/>
-          <w:highlight w:val="green"/>
-        </w:rPr>
-        <w:t xml:space="preserve">mm</w:t>
-      </w:r>
-      <w:r>
-        <w:rPr>
-          <w:highlight w:val="green"/>
-        </w:rPr>
-        <w:t xml:space="preserve">,</w:t>
-      </w:r>
-      <w:r>
-        <w:rPr>
-          <w:highlight w:val="green"/>
-        </w:rPr>
-        <w:t xml:space="preserve"> </w:t>
-      </w:r>
-      <w:r>
-        <w:rPr>
-          <w:rStyle w:val="VerbatimChar"/>
-          <w:highlight w:val="green"/>
-        </w:rPr>
-        <w:t xml:space="preserve">°C</w:t>
-      </w:r>
-      <w:r>
-        <w:rPr>
-          <w:highlight w:val="green"/>
-        </w:rPr>
-        <w:t xml:space="preserve">), and domain-specific range constraints (e.g., design pressure within ASME Section II material allowable). Missing critical fields or unit inconsistencies trigger a blocking error that prevents downstream calculation.</w:t>
-      </w:r>
-    </w:p>
-    <w:p>
-      <w:pPr>
-        <w:pStyle w:val="BodyText"/>
-      </w:pPr>
+        <w:t xml:space="preserve">Layer 2 — K-Voting Consensus.</w:t>
+      </w:r>
+      <w:r>
+        <w:rPr>
+          <w:highlight w:val="green"/>
+        </w:rPr>
+        <w:t xml:space="preserve"> </w:t>
+      </w:r>
+      <w:r>
+        <w:rPr>
+          <w:highlight w:val="green"/>
+        </w:rPr>
+        <w:t xml:space="preserve">Three calculation paths execute in parallel, each using deliberately varied numerical strategies — rounding order, interpolation method, and intermediate-precision handling. The maximum relative deviation among outputs must not exceed</w:t>
+      </w:r>
+      <w:r>
+        <w:rPr>
+          <w:highlight w:val="green"/>
+        </w:rPr>
+        <w:t xml:space="preserve"> </w:t>
+      </w:r>
       <w:r>
         <w:rPr>
           <w:b/>
           <w:bCs/>
           <w:highlight w:val="green"/>
         </w:rPr>
-        <w:t xml:space="preserve">Layer 2 — K-Voting Consensus.</w:t>
-      </w:r>
-      <w:r>
-        <w:rPr>
-          <w:highlight w:val="green"/>
-        </w:rPr>
-        <w:t xml:space="preserve"> </w:t>
-      </w:r>
-      <w:r>
-        <w:rPr>
-          <w:highlight w:val="green"/>
-        </w:rPr>
-        <w:t xml:space="preserve">Three calculation paths execute in parallel, each using deliberately varied numerical strategies — rounding order, interpolation method, and intermediate-precision handling. The maximum relative deviation among outputs must not exceed</w:t>
-      </w:r>
-      <w:r>
-        <w:rPr>
-          <w:highlight w:val="green"/>
-        </w:rPr>
-        <w:t xml:space="preserve"> </w:t>
-      </w:r>
+        <w:t xml:space="preserve">1%</w:t>
+      </w:r>
+      <w:r>
+        <w:rPr>
+          <w:highlight w:val="green"/>
+        </w:rPr>
+        <w:t xml:space="preserve">. If the threshold is exceeded, a tiebreaker path is invoked; persistent consensus failure raises a</w:t>
+      </w:r>
+      <w:r>
+        <w:rPr>
+          <w:highlight w:val="green"/>
+        </w:rPr>
+        <w:t xml:space="preserve"> </w:t>
+      </w:r>
+      <w:r>
+        <w:rPr>
+          <w:rStyle w:val="VerbatimChar"/>
+          <w:highlight w:val="green"/>
+        </w:rPr>
+        <w:t xml:space="preserve">no_consensus</w:t>
+      </w:r>
+      <w:r>
+        <w:rPr>
+          <w:highlight w:val="green"/>
+        </w:rPr>
+        <w:t xml:space="preserve"> </w:t>
+      </w:r>
+      <w:r>
+        <w:rPr>
+          <w:highlight w:val="green"/>
+        </w:rPr>
+        <w:t xml:space="preserve">flag and requests human review. The mechanism is motivated by the N-version programming principle [11] but is restricted to numerical-consistency verification rather than full implementation independence; design rationale and threshold sensitivity are discussed in §5.4.</w:t>
+      </w:r>
+    </w:p>
+    <w:p>
+      <w:pPr>
+        <w:pStyle w:val="BodyText"/>
+      </w:pPr>
       <w:r>
         <w:rPr>
           <w:b/>
           <w:bCs/>
           <w:highlight w:val="green"/>
         </w:rPr>
-        <w:t xml:space="preserve">1%</w:t>
-      </w:r>
-      <w:r>
-        <w:rPr>
-          <w:highlight w:val="green"/>
-        </w:rPr>
-        <w:t xml:space="preserve">. If the threshold is exceeded, a tiebreaker path is invoked; persistent consensus failure raises a</w:t>
-      </w:r>
-      <w:r>
-        <w:rPr>
-          <w:highlight w:val="green"/>
-        </w:rPr>
-        <w:t xml:space="preserve"> </w:t>
-      </w:r>
-      <w:r>
-        <w:rPr>
-          <w:rStyle w:val="VerbatimChar"/>
-          <w:highlight w:val="green"/>
-        </w:rPr>
-        <w:t xml:space="preserve">no_consensus</w:t>
-      </w:r>
-      <w:r>
-        <w:rPr>
-          <w:highlight w:val="green"/>
-        </w:rPr>
-        <w:t xml:space="preserve"> </w:t>
-      </w:r>
-      <w:r>
-        <w:rPr>
-          <w:highlight w:val="green"/>
-        </w:rPr>
-        <w:t xml:space="preserve">flag and requests human review. The mechanism is motivated by the N-version programming principle [11] but is restricted to numerical-consistency verification rather than full implementation independence; design rationale and threshold sensitivity are discussed in §5.4.</w:t>
+        <w:t xml:space="preserve">Layer 3 — Physics and Code Compliance.</w:t>
+      </w:r>
+      <w:r>
+        <w:rPr>
+          <w:highlight w:val="green"/>
+        </w:rPr>
+        <w:t xml:space="preserve"> </w:t>
+      </w:r>
+      <w:r>
+        <w:rPr>
+          <w:highlight w:val="green"/>
+        </w:rPr>
+        <w:t xml:space="preserve">Domain-specific red flags are enforced. For example, a measured thickness below the computed minimum required thickness raises a critical physics flag and blocks output. All major calculation steps carry explicit standard citations, persisted in the audit trail.</w:t>
       </w:r>
     </w:p>
     <w:p>
@@ -3355,44 +2999,39 @@
           <w:bCs/>
           <w:highlight w:val="green"/>
         </w:rPr>
-        <w:t xml:space="preserve">Layer 3 — Physics and Code Compliance.</w:t>
-      </w:r>
-      <w:r>
-        <w:rPr>
-          <w:highlight w:val="green"/>
-        </w:rPr>
-        <w:t xml:space="preserve"> </w:t>
-      </w:r>
-      <w:r>
-        <w:rPr>
-          <w:highlight w:val="green"/>
-        </w:rPr>
-        <w:t xml:space="preserve">Domain-specific red flags are enforced. For example, a measured thickness below the computed minimum required thickness raises a critical physics flag and blocks output. All major calculation steps carry explicit standard citations, persisted in the audit trail.</w:t>
-      </w:r>
-    </w:p>
-    <w:p>
-      <w:pPr>
-        <w:pStyle w:val="BodyText"/>
-      </w:pPr>
+        <w:t xml:space="preserve">Layer 4 — Reverse Verification.</w:t>
+      </w:r>
+      <w:r>
+        <w:rPr>
+          <w:highlight w:val="green"/>
+        </w:rPr>
+        <w:t xml:space="preserve"> </w:t>
+      </w:r>
+      <w:r>
+        <w:rPr>
+          <w:highlight w:val="green"/>
+        </w:rPr>
+        <w:t xml:space="preserve">Key inputs are back-calculated from outputs and compared against the original inputs to verify internal consistency. A deviation exceeding</w:t>
+      </w:r>
+      <w:r>
+        <w:rPr>
+          <w:highlight w:val="green"/>
+        </w:rPr>
+        <w:t xml:space="preserve"> </w:t>
+      </w:r>
       <w:r>
         <w:rPr>
           <w:b/>
           <w:bCs/>
           <w:highlight w:val="green"/>
         </w:rPr>
-        <w:t xml:space="preserve">Layer 4 — Reverse Verification.</w:t>
-      </w:r>
-      <w:r>
-        <w:rPr>
-          <w:highlight w:val="green"/>
-        </w:rPr>
-        <w:t xml:space="preserve"> </w:t>
-      </w:r>
-      <w:r>
-        <w:rPr>
-          <w:highlight w:val="green"/>
-        </w:rPr>
-        <w:t xml:space="preserve">Key inputs are back-calculated from outputs and compared against the original inputs to verify internal consistency. A deviation exceeding</w:t>
+        <w:t xml:space="preserve">2% triggers a warning</w:t>
+      </w:r>
+      <w:r>
+        <w:rPr>
+          <w:highlight w:val="green"/>
+        </w:rPr>
+        <w:t xml:space="preserve">; a deviation exceeding</w:t>
       </w:r>
       <w:r>
         <w:rPr>
@@ -3406,26 +3045,6 @@
           <w:bCs/>
           <w:highlight w:val="green"/>
         </w:rPr>
-        <w:t xml:space="preserve">2% triggers a warning</w:t>
-      </w:r>
-      <w:r>
-        <w:rPr>
-          <w:highlight w:val="green"/>
-        </w:rPr>
-        <w:t xml:space="preserve">; a deviation exceeding</w:t>
-      </w:r>
-      <w:r>
-        <w:rPr>
-          <w:highlight w:val="green"/>
-        </w:rPr>
-        <w:t xml:space="preserve"> </w:t>
-      </w:r>
-      <w:r>
-        <w:rPr>
-          <w:b/>
-          <w:bCs/>
-          <w:highlight w:val="green"/>
-        </w:rPr>
         <w:t xml:space="preserve">5% triggers escalation</w:t>
       </w:r>
       <w:r>
@@ -3452,31 +3071,6 @@
           <w:highlight w:val="green"/>
         </w:rPr>
         <w:t xml:space="preserve">5.3 Cross-Discipline Consistency Validator</w:t>
-      </w:r>
-    </w:p>
-    <w:p>
-      <w:pPr>
-        <w:pStyle w:val="BlockText"/>
-      </w:pPr>
-      <w:r>
-        <w:rPr>
-          <w:b/>
-          <w:bCs/>
-          <w:highlight w:val="green"/>
-        </w:rPr>
-        <w:t xml:space="preserve">[REVISED SECTION]</w:t>
-      </w:r>
-      <w:r>
-        <w:rPr>
-          <w:highlight w:val="green"/>
-        </w:rPr>
-        <w:t xml:space="preserve"> </w:t>
-      </w:r>
-      <w:r>
-        <w:rPr>
-          <w:highlight w:val="green"/>
-        </w:rPr>
-        <w:t xml:space="preserve">This section is part of the v3.5 revision; see RESPONSE_TO_REVIEWERS_v2 for justification.</w:t>
       </w:r>
     </w:p>
     <w:p>
@@ -3607,31 +3201,6 @@
     </w:p>
     <w:p>
       <w:pPr>
-        <w:pStyle w:val="BlockText"/>
-      </w:pPr>
-      <w:r>
-        <w:rPr>
-          <w:b/>
-          <w:bCs/>
-          <w:highlight w:val="yellow"/>
-        </w:rPr>
-        <w:t xml:space="preserve">[NEW SECTION]</w:t>
-      </w:r>
-      <w:r>
-        <w:rPr>
-          <w:highlight w:val="yellow"/>
-        </w:rPr>
-        <w:t xml:space="preserve"> </w:t>
-      </w:r>
-      <w:r>
-        <w:rPr>
-          <w:highlight w:val="yellow"/>
-        </w:rPr>
-        <w:t xml:space="preserve">This section is part of the v3.5 revision; see RESPONSE_TO_REVIEWERS_v2 for justification.</w:t>
-      </w:r>
-    </w:p>
-    <w:p>
-      <w:pPr>
         <w:pStyle w:val="FirstParagraph"/>
       </w:pPr>
       <w:r>
@@ -3808,51 +3377,26 @@
     </w:p>
     <w:p>
       <w:pPr>
-        <w:pStyle w:val="BlockText"/>
-      </w:pPr>
+        <w:pStyle w:val="FirstParagraph"/>
+      </w:pPr>
+      <w:r>
+        <w:rPr>
+          <w:highlight w:val="green"/>
+        </w:rPr>
+        <w:t xml:space="preserve">The evaluation programme comprises seven analyses: (6.1) calculation-accuracy verification on the golden dataset, framed as</w:t>
+      </w:r>
+      <w:r>
+        <w:rPr>
+          <w:highlight w:val="green"/>
+        </w:rPr>
+        <w:t xml:space="preserve"> </w:t>
+      </w:r>
       <w:r>
         <w:rPr>
           <w:b/>
           <w:bCs/>
           <w:highlight w:val="green"/>
         </w:rPr>
-        <w:t xml:space="preserve">[REVISED SECTION]</w:t>
-      </w:r>
-      <w:r>
-        <w:rPr>
-          <w:highlight w:val="green"/>
-        </w:rPr>
-        <w:t xml:space="preserve"> </w:t>
-      </w:r>
-      <w:r>
-        <w:rPr>
-          <w:highlight w:val="green"/>
-        </w:rPr>
-        <w:t xml:space="preserve">This section is part of the v3.5 revision; see RESPONSE_TO_REVIEWERS_v2 for justification.</w:t>
-      </w:r>
-    </w:p>
-    <w:p>
-      <w:pPr>
-        <w:pStyle w:val="FirstParagraph"/>
-      </w:pPr>
-      <w:r>
-        <w:rPr>
-          <w:highlight w:val="green"/>
-        </w:rPr>
-        <w:t xml:space="preserve">The evaluation programme comprises seven analyses: (6.1) calculation-accuracy verification on the golden dataset, framed as</w:t>
-      </w:r>
-      <w:r>
-        <w:rPr>
-          <w:highlight w:val="green"/>
-        </w:rPr>
-        <w:t xml:space="preserve"> </w:t>
-      </w:r>
-      <w:r>
-        <w:rPr>
-          <w:b/>
-          <w:bCs/>
-          <w:highlight w:val="green"/>
-        </w:rPr>
         <w:t xml:space="preserve">implementation verification, not predictive validation</w:t>
       </w:r>
       <w:r>
@@ -3872,31 +3416,6 @@
           <w:highlight w:val="green"/>
         </w:rPr>
         <w:t xml:space="preserve">6.1 Calculation Accuracy on the Golden Dataset (implementation verification)</w:t>
-      </w:r>
-    </w:p>
-    <w:p>
-      <w:pPr>
-        <w:pStyle w:val="BlockText"/>
-      </w:pPr>
-      <w:r>
-        <w:rPr>
-          <w:b/>
-          <w:bCs/>
-          <w:highlight w:val="green"/>
-        </w:rPr>
-        <w:t xml:space="preserve">[REVISED SECTION]</w:t>
-      </w:r>
-      <w:r>
-        <w:rPr>
-          <w:highlight w:val="green"/>
-        </w:rPr>
-        <w:t xml:space="preserve"> </w:t>
-      </w:r>
-      <w:r>
-        <w:rPr>
-          <w:highlight w:val="green"/>
-        </w:rPr>
-        <w:t xml:space="preserve">This section is part of the v3.5 revision; see RESPONSE_TO_REVIEWERS_v2 for justification.</w:t>
       </w:r>
     </w:p>
     <w:p>
@@ -5057,120 +4576,95 @@
     </w:p>
     <w:p>
       <w:pPr>
-        <w:pStyle w:val="BlockText"/>
-      </w:pPr>
+        <w:pStyle w:val="FirstParagraph"/>
+      </w:pPr>
+      <w:r>
+        <w:rPr>
+          <w:highlight w:val="green"/>
+        </w:rPr>
+        <w:t xml:space="preserve">Across 43 pipeline scenarios run end-to-end through the orchestrator, the platform recorded a completion rate of 0.6512 and a blocking rate of 0.3488. Nominal and standard-aligned cases achieved a completion rate of 1.0000; boundary-aligned and failure-mode-aligned cases were blocked at a rate of 1.0000, confirming correct hazard identification by the integrated stack. (Source:</w:t>
+      </w:r>
+      <w:r>
+        <w:rPr>
+          <w:highlight w:val="green"/>
+        </w:rPr>
+        <w:t xml:space="preserve"> </w:t>
+      </w:r>
+      <w:r>
+        <w:rPr>
+          <w:rStyle w:val="VerbatimChar"/>
+          <w:highlight w:val="green"/>
+        </w:rPr>
+        <w:t xml:space="preserve">outputs/seven_pipeline_report.md</w:t>
+      </w:r>
+      <w:r>
+        <w:rPr>
+          <w:highlight w:val="green"/>
+        </w:rPr>
+        <w:t xml:space="preserve">, generated by</w:t>
+      </w:r>
+      <w:r>
+        <w:rPr>
+          <w:highlight w:val="green"/>
+        </w:rPr>
+        <w:t xml:space="preserve"> </w:t>
+      </w:r>
+      <w:r>
+        <w:rPr>
+          <w:rStyle w:val="VerbatimChar"/>
+          <w:highlight w:val="green"/>
+        </w:rPr>
+        <w:t xml:space="preserve">scripts/benchmark_seven_pipeline.py</w:t>
+      </w:r>
+      <w:r>
+        <w:rPr>
+          <w:highlight w:val="green"/>
+        </w:rPr>
+        <w:t xml:space="preserve"> </w:t>
+      </w:r>
+      <w:r>
+        <w:rPr>
+          <w:highlight w:val="green"/>
+        </w:rPr>
+        <w:t xml:space="preserve">over the seven</w:t>
+      </w:r>
+      <w:r>
+        <w:rPr>
+          <w:highlight w:val="green"/>
+        </w:rPr>
+        <w:t xml:space="preserve"> </w:t>
+      </w:r>
+      <w:r>
+        <w:rPr>
+          <w:rStyle w:val="VerbatimChar"/>
+          <w:highlight w:val="green"/>
+        </w:rPr>
+        <w:t xml:space="preserve">datasets/golden_standards/*_golden_dataset_v1.json</w:t>
+      </w:r>
+      <w:r>
+        <w:rPr>
+          <w:highlight w:val="green"/>
+        </w:rPr>
+        <w:t xml:space="preserve"> </w:t>
+      </w:r>
+      <w:r>
+        <w:rPr>
+          <w:highlight w:val="green"/>
+        </w:rPr>
+        <w:t xml:space="preserve">files; this 43-scenario set measures end-to-end pipeline behaviour and is</w:t>
+      </w:r>
+      <w:r>
+        <w:rPr>
+          <w:highlight w:val="green"/>
+        </w:rPr>
+        <w:t xml:space="preserve"> </w:t>
+      </w:r>
       <w:r>
         <w:rPr>
           <w:b/>
           <w:bCs/>
           <w:highlight w:val="green"/>
         </w:rPr>
-        <w:t xml:space="preserve">[REVISED SECTION]</w:t>
-      </w:r>
-      <w:r>
-        <w:rPr>
-          <w:highlight w:val="green"/>
-        </w:rPr>
-        <w:t xml:space="preserve"> </w:t>
-      </w:r>
-      <w:r>
-        <w:rPr>
-          <w:highlight w:val="green"/>
-        </w:rPr>
-        <w:t xml:space="preserve">This section is part of the v3.5 revision; see RESPONSE_TO_REVIEWERS_v2 for justification.</w:t>
-      </w:r>
-    </w:p>
-    <w:p>
-      <w:pPr>
-        <w:pStyle w:val="FirstParagraph"/>
-      </w:pPr>
-      <w:r>
-        <w:rPr>
-          <w:highlight w:val="green"/>
-        </w:rPr>
-        <w:t xml:space="preserve">Across 43 pipeline scenarios run end-to-end through the orchestrator, the platform recorded a completion rate of 0.6512 and a blocking rate of 0.3488. Nominal and standard-aligned cases achieved a completion rate of 1.0000; boundary-aligned and failure-mode-aligned cases were blocked at a rate of 1.0000, confirming correct hazard identification by the integrated stack. (Source:</w:t>
-      </w:r>
-      <w:r>
-        <w:rPr>
-          <w:highlight w:val="green"/>
-        </w:rPr>
-        <w:t xml:space="preserve"> </w:t>
-      </w:r>
-      <w:r>
-        <w:rPr>
-          <w:rStyle w:val="VerbatimChar"/>
-          <w:highlight w:val="green"/>
-        </w:rPr>
-        <w:t xml:space="preserve">outputs/seven_pipeline_report.md</w:t>
-      </w:r>
-      <w:r>
-        <w:rPr>
-          <w:highlight w:val="green"/>
-        </w:rPr>
-        <w:t xml:space="preserve">, generated by</w:t>
-      </w:r>
-      <w:r>
-        <w:rPr>
-          <w:highlight w:val="green"/>
-        </w:rPr>
-        <w:t xml:space="preserve"> </w:t>
-      </w:r>
-      <w:r>
-        <w:rPr>
-          <w:rStyle w:val="VerbatimChar"/>
-          <w:highlight w:val="green"/>
-        </w:rPr>
-        <w:t xml:space="preserve">scripts/benchmark_seven_pipeline.py</w:t>
-      </w:r>
-      <w:r>
-        <w:rPr>
-          <w:highlight w:val="green"/>
-        </w:rPr>
-        <w:t xml:space="preserve"> </w:t>
-      </w:r>
-      <w:r>
-        <w:rPr>
-          <w:highlight w:val="green"/>
-        </w:rPr>
-        <w:t xml:space="preserve">over the seven</w:t>
-      </w:r>
-      <w:r>
-        <w:rPr>
-          <w:highlight w:val="green"/>
-        </w:rPr>
-        <w:t xml:space="preserve"> </w:t>
-      </w:r>
-      <w:r>
-        <w:rPr>
-          <w:rStyle w:val="VerbatimChar"/>
-          <w:highlight w:val="green"/>
-        </w:rPr>
-        <w:t xml:space="preserve">datasets/golden_standards/*_golden_dataset_v1.json</w:t>
-      </w:r>
-      <w:r>
-        <w:rPr>
-          <w:highlight w:val="green"/>
-        </w:rPr>
-        <w:t xml:space="preserve"> </w:t>
-      </w:r>
-      <w:r>
-        <w:rPr>
-          <w:highlight w:val="green"/>
-        </w:rPr>
-        <w:t xml:space="preserve">files; this 43-scenario set measures end-to-end pipeline behaviour and is</w:t>
-      </w:r>
-      <w:r>
-        <w:rPr>
-          <w:highlight w:val="green"/>
-        </w:rPr>
-        <w:t xml:space="preserve"> </w:t>
-      </w:r>
-      <w:r>
-        <w:rPr>
-          <w:b/>
-          <w:bCs/>
-          <w:highlight w:val="green"/>
-        </w:rPr>
         <w:t xml:space="preserve">distinct from</w:t>
       </w:r>
       <w:r>
@@ -5272,31 +4766,6 @@
           <w:highlight w:val="green"/>
         </w:rPr>
         <w:t xml:space="preserve">6.3 Cross-Discipline Validator Ablation (RQ1)</w:t>
-      </w:r>
-    </w:p>
-    <w:p>
-      <w:pPr>
-        <w:pStyle w:val="BlockText"/>
-      </w:pPr>
-      <w:r>
-        <w:rPr>
-          <w:b/>
-          <w:bCs/>
-          <w:highlight w:val="green"/>
-        </w:rPr>
-        <w:t xml:space="preserve">[REVISED SECTION]</w:t>
-      </w:r>
-      <w:r>
-        <w:rPr>
-          <w:highlight w:val="green"/>
-        </w:rPr>
-        <w:t xml:space="preserve"> </w:t>
-      </w:r>
-      <w:r>
-        <w:rPr>
-          <w:highlight w:val="green"/>
-        </w:rPr>
-        <w:t xml:space="preserve">This section is part of the v3.5 revision; see RESPONSE_TO_REVIEWERS_v2 for justification.</w:t>
       </w:r>
     </w:p>
     <w:p>
@@ -6441,31 +5910,6 @@
     </w:p>
     <w:p>
       <w:pPr>
-        <w:pStyle w:val="BlockText"/>
-      </w:pPr>
-      <w:r>
-        <w:rPr>
-          <w:b/>
-          <w:bCs/>
-          <w:highlight w:val="green"/>
-        </w:rPr>
-        <w:t xml:space="preserve">[REVISED SECTION]</w:t>
-      </w:r>
-      <w:r>
-        <w:rPr>
-          <w:highlight w:val="green"/>
-        </w:rPr>
-        <w:t xml:space="preserve"> </w:t>
-      </w:r>
-      <w:r>
-        <w:rPr>
-          <w:highlight w:val="green"/>
-        </w:rPr>
-        <w:t xml:space="preserve">This section is part of the v3.5 revision; see RESPONSE_TO_REVIEWERS_v2 for justification.</w:t>
-      </w:r>
-    </w:p>
-    <w:p>
-      <w:pPr>
         <w:pStyle w:val="FirstParagraph"/>
       </w:pPr>
       <w:r>
@@ -7920,31 +7364,6 @@
           <w:highlight w:val="green"/>
         </w:rPr>
         <w:t xml:space="preserve">6.5 Curated Retrieval Benchmark (RQ2)</w:t>
-      </w:r>
-    </w:p>
-    <w:p>
-      <w:pPr>
-        <w:pStyle w:val="BlockText"/>
-      </w:pPr>
-      <w:r>
-        <w:rPr>
-          <w:b/>
-          <w:bCs/>
-          <w:highlight w:val="green"/>
-        </w:rPr>
-        <w:t xml:space="preserve">[REVISED SECTION]</w:t>
-      </w:r>
-      <w:r>
-        <w:rPr>
-          <w:highlight w:val="green"/>
-        </w:rPr>
-        <w:t xml:space="preserve"> </w:t>
-      </w:r>
-      <w:r>
-        <w:rPr>
-          <w:highlight w:val="green"/>
-        </w:rPr>
-        <w:t xml:space="preserve">This section is part of the v3.5 revision; see RESPONSE_TO_REVIEWERS_v2 for justification.</w:t>
       </w:r>
     </w:p>
     <w:p>
@@ -9164,31 +8583,6 @@
     </w:p>
     <w:p>
       <w:pPr>
-        <w:pStyle w:val="BlockText"/>
-      </w:pPr>
-      <w:r>
-        <w:rPr>
-          <w:b/>
-          <w:bCs/>
-          <w:highlight w:val="yellow"/>
-        </w:rPr>
-        <w:t xml:space="preserve">[NEW SECTION]</w:t>
-      </w:r>
-      <w:r>
-        <w:rPr>
-          <w:highlight w:val="yellow"/>
-        </w:rPr>
-        <w:t xml:space="preserve"> </w:t>
-      </w:r>
-      <w:r>
-        <w:rPr>
-          <w:highlight w:val="yellow"/>
-        </w:rPr>
-        <w:t xml:space="preserve">This section is part of the v3.5 revision; see RESPONSE_TO_REVIEWERS_v2 for justification.</w:t>
-      </w:r>
-    </w:p>
-    <w:p>
-      <w:pPr>
         <w:pStyle w:val="FirstParagraph"/>
       </w:pPr>
       <w:r>
@@ -10194,31 +9588,6 @@
     </w:p>
     <w:p>
       <w:pPr>
-        <w:pStyle w:val="BlockText"/>
-      </w:pPr>
-      <w:r>
-        <w:rPr>
-          <w:b/>
-          <w:bCs/>
-          <w:highlight w:val="yellow"/>
-        </w:rPr>
-        <w:t xml:space="preserve">[NEW SECTION]</w:t>
-      </w:r>
-      <w:r>
-        <w:rPr>
-          <w:highlight w:val="yellow"/>
-        </w:rPr>
-        <w:t xml:space="preserve"> </w:t>
-      </w:r>
-      <w:r>
-        <w:rPr>
-          <w:highlight w:val="yellow"/>
-        </w:rPr>
-        <w:t xml:space="preserve">This section is part of the v3.5 revision; see RESPONSE_TO_REVIEWERS_v2 for justification.</w:t>
-      </w:r>
-    </w:p>
-    <w:p>
-      <w:pPr>
         <w:pStyle w:val="FirstParagraph"/>
       </w:pPr>
       <w:r>
@@ -10486,31 +9855,6 @@
     </w:p>
     <w:p>
       <w:pPr>
-        <w:pStyle w:val="BlockText"/>
-      </w:pPr>
-      <w:r>
-        <w:rPr>
-          <w:b/>
-          <w:bCs/>
-          <w:highlight w:val="yellow"/>
-        </w:rPr>
-        <w:t xml:space="preserve">[NEW SECTION]</w:t>
-      </w:r>
-      <w:r>
-        <w:rPr>
-          <w:highlight w:val="yellow"/>
-        </w:rPr>
-        <w:t xml:space="preserve"> </w:t>
-      </w:r>
-      <w:r>
-        <w:rPr>
-          <w:highlight w:val="yellow"/>
-        </w:rPr>
-        <w:t xml:space="preserve">This section is part of the v3.5 revision; see RESPONSE_TO_REVIEWERS_v2 for justification.</w:t>
-      </w:r>
-    </w:p>
-    <w:p>
-      <w:pPr>
         <w:pStyle w:val="FirstParagraph"/>
       </w:pPr>
       <w:r>
@@ -11199,50 +10543,56 @@
     </w:p>
     <w:p>
       <w:pPr>
-        <w:pStyle w:val="BlockText"/>
-      </w:pPr>
+        <w:pStyle w:val="FirstParagraph"/>
+      </w:pPr>
+      <w:r>
+        <w:rPr>
+          <w:highlight w:val="green"/>
+        </w:rPr>
+        <w:t xml:space="preserve">The discussion below interprets the empirical evidence of §6 in light of the framework-vs-validated-scope distinction made explicit in §1: the seven-discipline architecture is the framework scope, while the empirical signal is densest in piping-vessel coupling and remains exploratory in the other discipline pairs.</w:t>
+      </w:r>
+    </w:p>
+    <w:bookmarkStart w:id="57" w:name="Xa8e057ed6e1b9c2dc017aa6fb614fe2315b9cc2"/>
+    <w:p>
+      <w:pPr>
+        <w:pStyle w:val="Heading3"/>
+      </w:pPr>
+      <w:r>
+        <w:rPr>
+          <w:highlight w:val="green"/>
+        </w:rPr>
+        <w:t xml:space="preserve">7.1 The jurisdiction compliance gap</w:t>
+      </w:r>
+    </w:p>
+    <w:p>
+      <w:pPr>
+        <w:pStyle w:val="FirstParagraph"/>
+      </w:pPr>
+      <w:r>
+        <w:rPr>
+          <w:highlight w:val="green"/>
+        </w:rPr>
+        <w:t xml:space="preserve">The most significant finding of this study is the existence of the</w:t>
+      </w:r>
+      <w:r>
+        <w:rPr>
+          <w:highlight w:val="green"/>
+        </w:rPr>
+        <w:t xml:space="preserve"> </w:t>
+      </w:r>
       <w:r>
         <w:rPr>
           <w:b/>
           <w:bCs/>
           <w:highlight w:val="green"/>
         </w:rPr>
-        <w:t xml:space="preserve">[REVISED SECTION]</w:t>
-      </w:r>
-      <w:r>
-        <w:rPr>
-          <w:highlight w:val="green"/>
-        </w:rPr>
-        <w:t xml:space="preserve"> </w:t>
-      </w:r>
-      <w:r>
-        <w:rPr>
-          <w:highlight w:val="green"/>
-        </w:rPr>
-        <w:t xml:space="preserve">This section is part of the v3.5 revision; see RESPONSE_TO_REVIEWERS_v2 for justification.</w:t>
-      </w:r>
-    </w:p>
-    <w:p>
-      <w:pPr>
-        <w:pStyle w:val="FirstParagraph"/>
-      </w:pPr>
-      <w:r>
-        <w:rPr>
-          <w:highlight w:val="green"/>
-        </w:rPr>
-        <w:t xml:space="preserve">The discussion below interprets the empirical evidence of §6 in light of the framework-vs-validated-scope distinction made explicit in §1: the seven-discipline architecture is the framework scope, while the empirical signal is densest in piping-vessel coupling and remains exploratory in the other discipline pairs.</w:t>
-      </w:r>
-    </w:p>
-    <w:bookmarkStart w:id="57" w:name="Xa8e057ed6e1b9c2dc017aa6fb614fe2315b9cc2"/>
-    <w:p>
-      <w:pPr>
-        <w:pStyle w:val="Heading3"/>
-      </w:pPr>
-      <w:r>
-        <w:rPr>
-          <w:highlight w:val="green"/>
-        </w:rPr>
-        <w:t xml:space="preserve">7.1 The jurisdiction compliance gap</w:t>
+        <w:t xml:space="preserve">jurisdiction compliance gap</w:t>
+      </w:r>
+      <w:r>
+        <w:rPr>
+          <w:highlight w:val="green"/>
+        </w:rPr>
+        <w:t xml:space="preserve">, defined as follows:</w:t>
       </w:r>
     </w:p>
     <w:p>
@@ -11255,19 +10605,19 @@
           <w:bCs/>
           <w:highlight w:val="green"/>
         </w:rPr>
-        <w:t xml:space="preserve">[REVISED SECTION]</w:t>
-      </w:r>
-      <w:r>
-        <w:rPr>
-          <w:highlight w:val="green"/>
-        </w:rPr>
-        <w:t xml:space="preserve"> </w:t>
-      </w:r>
-      <w:r>
-        <w:rPr>
-          <w:highlight w:val="green"/>
-        </w:rPr>
-        <w:t xml:space="preserve">This section is part of the v3.5 revision; see RESPONSE_TO_REVIEWERS_v2 for justification.</w:t>
+        <w:t xml:space="preserve">Jurisdiction compliance gap.</w:t>
+      </w:r>
+      <w:r>
+        <w:rPr>
+          <w:highlight w:val="green"/>
+        </w:rPr>
+        <w:t xml:space="preserve"> </w:t>
+      </w:r>
+      <w:r>
+        <w:rPr>
+          <w:highlight w:val="green"/>
+        </w:rPr>
+        <w:t xml:space="preserve">The set of regulatory obligations imposed by national statute or agency guideline (here, Korean PSM law and KOSHA technical guidelines) that are structurally absent from international engineering code calculations (ASME, API, IEEE, IEC, ACI, AISC), such that a system may be technically code-compliant while remaining legally non-compliant under the applicable local jurisdiction.</w:t>
       </w:r>
     </w:p>
     <w:p>
@@ -11278,7 +10628,7 @@
         <w:rPr>
           <w:highlight w:val="green"/>
         </w:rPr>
-        <w:t xml:space="preserve">The most significant finding of this study is the existence of the</w:t>
+        <w:t xml:space="preserve">Even where international code calculations produce a clean pass, the KOSHA RAG layer can identify additional Korean-jurisdiction compliance requirements. This occurs because ASME, API, and analogous international standards define</w:t>
       </w:r>
       <w:r>
         <w:rPr>
@@ -11292,114 +10642,58 @@
           <w:bCs/>
           <w:highlight w:val="green"/>
         </w:rPr>
-        <w:t xml:space="preserve">jurisdiction compliance gap</w:t>
-      </w:r>
-      <w:r>
-        <w:rPr>
-          <w:highlight w:val="green"/>
-        </w:rPr>
-        <w:t xml:space="preserve">, defined as follows:</w:t>
-      </w:r>
-    </w:p>
-    <w:p>
-      <w:pPr>
-        <w:pStyle w:val="BlockText"/>
-      </w:pPr>
+        <w:t xml:space="preserve">technical</w:t>
+      </w:r>
+      <w:r>
+        <w:rPr>
+          <w:highlight w:val="green"/>
+        </w:rPr>
+        <w:t xml:space="preserve"> </w:t>
+      </w:r>
+      <w:r>
+        <w:rPr>
+          <w:highlight w:val="green"/>
+        </w:rPr>
+        <w:t xml:space="preserve">calculation requirements, whereas KOSHA guidelines and Korean safety regulations — including Article 256 of the</w:t>
+      </w:r>
+      <w:r>
+        <w:rPr>
+          <w:highlight w:val="green"/>
+        </w:rPr>
+        <w:t xml:space="preserve"> </w:t>
+      </w:r>
+      <w:r>
+        <w:rPr>
+          <w:i/>
+          <w:iCs/>
+          <w:highlight w:val="green"/>
+        </w:rPr>
+        <w:t xml:space="preserve">Rules on Occupational Safety and Health Standards</w:t>
+      </w:r>
+      <w:r>
+        <w:rPr>
+          <w:highlight w:val="green"/>
+        </w:rPr>
+        <w:t xml:space="preserve"> </w:t>
+      </w:r>
+      <w:r>
+        <w:rPr>
+          <w:highlight w:val="green"/>
+        </w:rPr>
+        <w:t xml:space="preserve">— impose</w:t>
+      </w:r>
+      <w:r>
+        <w:rPr>
+          <w:highlight w:val="green"/>
+        </w:rPr>
+        <w:t xml:space="preserve"> </w:t>
+      </w:r>
       <w:r>
         <w:rPr>
           <w:b/>
           <w:bCs/>
           <w:highlight w:val="green"/>
         </w:rPr>
-        <w:t xml:space="preserve">Jurisdiction compliance gap.</w:t>
-      </w:r>
-      <w:r>
-        <w:rPr>
-          <w:highlight w:val="green"/>
-        </w:rPr>
-        <w:t xml:space="preserve"> </w:t>
-      </w:r>
-      <w:r>
-        <w:rPr>
-          <w:highlight w:val="green"/>
-        </w:rPr>
-        <w:t xml:space="preserve">The set of regulatory obligations imposed by national statute or agency guideline (here, Korean PSM law and KOSHA technical guidelines) that are structurally absent from international engineering code calculations (ASME, API, IEEE, IEC, ACI, AISC), such that a system may be technically code-compliant while remaining legally non-compliant under the applicable local jurisdiction.</w:t>
-      </w:r>
-    </w:p>
-    <w:p>
-      <w:pPr>
-        <w:pStyle w:val="FirstParagraph"/>
-      </w:pPr>
-      <w:r>
-        <w:rPr>
-          <w:highlight w:val="green"/>
-        </w:rPr>
-        <w:t xml:space="preserve">Even where international code calculations produce a clean pass, the KOSHA RAG layer can identify additional Korean-jurisdiction compliance requirements. This occurs because ASME, API, and analogous international standards define</w:t>
-      </w:r>
-      <w:r>
-        <w:rPr>
-          <w:highlight w:val="green"/>
-        </w:rPr>
-        <w:t xml:space="preserve"> </w:t>
-      </w:r>
-      <w:r>
-        <w:rPr>
-          <w:b/>
-          <w:bCs/>
-          <w:highlight w:val="green"/>
-        </w:rPr>
-        <w:t xml:space="preserve">technical</w:t>
-      </w:r>
-      <w:r>
-        <w:rPr>
-          <w:highlight w:val="green"/>
-        </w:rPr>
-        <w:t xml:space="preserve"> </w:t>
-      </w:r>
-      <w:r>
-        <w:rPr>
-          <w:highlight w:val="green"/>
-        </w:rPr>
-        <w:t xml:space="preserve">calculation requirements, whereas KOSHA guidelines and Korean safety regulations — including Article 256 of the</w:t>
-      </w:r>
-      <w:r>
-        <w:rPr>
-          <w:highlight w:val="green"/>
-        </w:rPr>
-        <w:t xml:space="preserve"> </w:t>
-      </w:r>
-      <w:r>
-        <w:rPr>
-          <w:i/>
-          <w:iCs/>
-          <w:highlight w:val="green"/>
-        </w:rPr>
-        <w:t xml:space="preserve">Rules on Occupational Safety and Health Standards</w:t>
-      </w:r>
-      <w:r>
-        <w:rPr>
-          <w:highlight w:val="green"/>
-        </w:rPr>
-        <w:t xml:space="preserve"> </w:t>
-      </w:r>
-      <w:r>
-        <w:rPr>
-          <w:highlight w:val="green"/>
-        </w:rPr>
-        <w:t xml:space="preserve">— impose</w:t>
-      </w:r>
-      <w:r>
-        <w:rPr>
-          <w:highlight w:val="green"/>
-        </w:rPr>
-        <w:t xml:space="preserve"> </w:t>
-      </w:r>
-      <w:r>
-        <w:rPr>
-          <w:b/>
-          <w:bCs/>
-          <w:highlight w:val="green"/>
-        </w:rPr>
         <w:t xml:space="preserve">procedural, documentation, and trigger-driven</w:t>
       </w:r>
       <w:r>
@@ -11426,31 +10720,6 @@
           <w:highlight w:val="yellow"/>
         </w:rPr>
         <w:t xml:space="preserve">7.2 Compliance co-pilot, not replacement: HAZOP / RBI / Digital Twin / Regulatory RAG</w:t>
-      </w:r>
-    </w:p>
-    <w:p>
-      <w:pPr>
-        <w:pStyle w:val="BlockText"/>
-      </w:pPr>
-      <w:r>
-        <w:rPr>
-          <w:b/>
-          <w:bCs/>
-          <w:highlight w:val="yellow"/>
-        </w:rPr>
-        <w:t xml:space="preserve">[NEW SECTION]</w:t>
-      </w:r>
-      <w:r>
-        <w:rPr>
-          <w:highlight w:val="yellow"/>
-        </w:rPr>
-        <w:t xml:space="preserve"> </w:t>
-      </w:r>
-      <w:r>
-        <w:rPr>
-          <w:highlight w:val="yellow"/>
-        </w:rPr>
-        <w:t xml:space="preserve">This section is part of the v3.5 revision; see RESPONSE_TO_REVIEWERS_v2 for justification.</w:t>
       </w:r>
     </w:p>
     <w:p>
@@ -12158,38 +11427,33 @@
     </w:p>
     <w:p>
       <w:pPr>
-        <w:pStyle w:val="BlockText"/>
-      </w:pPr>
+        <w:pStyle w:val="FirstParagraph"/>
+      </w:pPr>
+      <w:r>
+        <w:rPr>
+          <w:highlight w:val="yellow"/>
+        </w:rPr>
+        <w:t xml:space="preserve">The system supports</w:t>
+      </w:r>
+      <w:r>
+        <w:rPr>
+          <w:highlight w:val="yellow"/>
+        </w:rPr>
+        <w:t xml:space="preserve"> </w:t>
+      </w:r>
       <w:r>
         <w:rPr>
           <w:b/>
           <w:bCs/>
           <w:highlight w:val="yellow"/>
         </w:rPr>
-        <w:t xml:space="preserve">[NEW SECTION]</w:t>
-      </w:r>
-      <w:r>
-        <w:rPr>
-          <w:highlight w:val="yellow"/>
-        </w:rPr>
-        <w:t xml:space="preserve"> </w:t>
-      </w:r>
-      <w:r>
-        <w:rPr>
-          <w:highlight w:val="yellow"/>
-        </w:rPr>
-        <w:t xml:space="preserve">This section is part of the v3.5 revision; see RESPONSE_TO_REVIEWERS_v2 for justification.</w:t>
-      </w:r>
-    </w:p>
-    <w:p>
-      <w:pPr>
-        <w:pStyle w:val="FirstParagraph"/>
-      </w:pPr>
-      <w:r>
-        <w:rPr>
-          <w:highlight w:val="yellow"/>
-        </w:rPr>
-        <w:t xml:space="preserve">The system supports</w:t>
+        <w:t xml:space="preserve">knowledge-based or AI-assisted HAZOP</w:t>
+      </w:r>
+      <w:r>
+        <w:rPr>
+          <w:highlight w:val="yellow"/>
+        </w:rPr>
+        <w:t xml:space="preserve">: it surfaces structured regulatory data and rule-based prompts that a HAZOP facilitator can incorporate into the workshop. It</w:t>
       </w:r>
       <w:r>
         <w:rPr>
@@ -12203,13 +11467,43 @@
           <w:bCs/>
           <w:highlight w:val="yellow"/>
         </w:rPr>
-        <w:t xml:space="preserve">knowledge-based or AI-assisted HAZOP</w:t>
-      </w:r>
-      <w:r>
-        <w:rPr>
-          <w:highlight w:val="yellow"/>
-        </w:rPr>
-        <w:t xml:space="preserve">: it surfaces structured regulatory data and rule-based prompts that a HAZOP facilitator can incorporate into the workshop. It</w:t>
+        <w:t xml:space="preserve">is not</w:t>
+      </w:r>
+      <w:r>
+        <w:rPr>
+          <w:highlight w:val="yellow"/>
+        </w:rPr>
+        <w:t xml:space="preserve"> </w:t>
+      </w:r>
+      <w:r>
+        <w:rPr>
+          <w:highlight w:val="yellow"/>
+        </w:rPr>
+        <w:t xml:space="preserve">a replacement for conventional dynamic HAZOP, which remains a brainstorming-based, multidisciplinary workshop relying on expert judgement, inter-discipline interaction, and human pattern recognition that no current AI system reproduces. The role of the proposed framework in a HAZOP context is to ensure that the workshop starts with a regulatory baseline that already encodes the jurisdiction-specific obligations and to flag during the workshop any deviation node that maps to a known KOSHA trigger.</w:t>
+      </w:r>
+    </w:p>
+    <w:bookmarkEnd w:id="59"/>
+    <w:bookmarkStart w:id="60" w:name="X52b71a76a9901fe8d187c6f985555b56d9dae80"/>
+    <w:p>
+      <w:pPr>
+        <w:pStyle w:val="Heading3"/>
+      </w:pPr>
+      <w:r>
+        <w:rPr>
+          <w:highlight w:val="yellow"/>
+        </w:rPr>
+        <w:t xml:space="preserve">7.4 Fitness-for-Service vs EPC standards</w:t>
+      </w:r>
+    </w:p>
+    <w:p>
+      <w:pPr>
+        <w:pStyle w:val="FirstParagraph"/>
+      </w:pPr>
+      <w:r>
+        <w:rPr>
+          <w:highlight w:val="yellow"/>
+        </w:rPr>
+        <w:t xml:space="preserve">API 579-1 fitness-for-service (FFS) [17] interacts with EPC design standards (ASME, API design codes) along two independent axes: it</w:t>
       </w:r>
       <w:r>
         <w:rPr>
@@ -12223,68 +11517,45 @@
           <w:bCs/>
           <w:highlight w:val="yellow"/>
         </w:rPr>
-        <w:t xml:space="preserve">is not</w:t>
-      </w:r>
-      <w:r>
-        <w:rPr>
-          <w:highlight w:val="yellow"/>
-        </w:rPr>
-        <w:t xml:space="preserve"> </w:t>
-      </w:r>
-      <w:r>
-        <w:rPr>
-          <w:highlight w:val="yellow"/>
-        </w:rPr>
-        <w:t xml:space="preserve">a replacement for conventional dynamic HAZOP, which remains a brainstorming-based, multidisciplinary workshop relying on expert judgement, inter-discipline interaction, and human pattern recognition that no current AI system reproduces. The role of the proposed framework in a HAZOP context is to ensure that the workshop starts with a regulatory baseline that already encodes the jurisdiction-specific obligations and to flag during the workshop any deviation node that maps to a known KOSHA trigger.</w:t>
-      </w:r>
-    </w:p>
-    <w:bookmarkEnd w:id="59"/>
-    <w:bookmarkStart w:id="60" w:name="X52b71a76a9901fe8d187c6f985555b56d9dae80"/>
-    <w:p>
-      <w:pPr>
-        <w:pStyle w:val="Heading3"/>
-      </w:pPr>
-      <w:r>
-        <w:rPr>
-          <w:highlight w:val="yellow"/>
-        </w:rPr>
-        <w:t xml:space="preserve">7.4 Fitness-for-Service vs EPC standards</w:t>
-      </w:r>
-    </w:p>
-    <w:p>
-      <w:pPr>
-        <w:pStyle w:val="BlockText"/>
-      </w:pPr>
+        <w:t xml:space="preserve">supplements</w:t>
+      </w:r>
+      <w:r>
+        <w:rPr>
+          <w:highlight w:val="yellow"/>
+        </w:rPr>
+        <w:t xml:space="preserve"> </w:t>
+      </w:r>
+      <w:r>
+        <w:rPr>
+          <w:highlight w:val="yellow"/>
+        </w:rPr>
+        <w:t xml:space="preserve">design-stage codes with a quantitative remaining-life and acceptance methodology for in-service degradation, and it</w:t>
+      </w:r>
+      <w:r>
+        <w:rPr>
+          <w:highlight w:val="yellow"/>
+        </w:rPr>
+        <w:t xml:space="preserve"> </w:t>
+      </w:r>
       <w:r>
         <w:rPr>
           <w:b/>
           <w:bCs/>
           <w:highlight w:val="yellow"/>
         </w:rPr>
-        <w:t xml:space="preserve">[NEW SECTION]</w:t>
-      </w:r>
-      <w:r>
-        <w:rPr>
-          <w:highlight w:val="yellow"/>
-        </w:rPr>
-        <w:t xml:space="preserve"> </w:t>
-      </w:r>
-      <w:r>
-        <w:rPr>
-          <w:highlight w:val="yellow"/>
-        </w:rPr>
-        <w:t xml:space="preserve">This section is part of the v3.5 revision; see RESPONSE_TO_REVIEWERS_v2 for justification.</w:t>
-      </w:r>
-    </w:p>
-    <w:p>
-      <w:pPr>
-        <w:pStyle w:val="FirstParagraph"/>
-      </w:pPr>
-      <w:r>
-        <w:rPr>
-          <w:highlight w:val="yellow"/>
-        </w:rPr>
-        <w:t xml:space="preserve">API 579-1 fitness-for-service (FFS) [17] interacts with EPC design standards (ASME, API design codes) along two independent axes: it</w:t>
+        <w:t xml:space="preserve">interfaces</w:t>
+      </w:r>
+      <w:r>
+        <w:rPr>
+          <w:highlight w:val="yellow"/>
+        </w:rPr>
+        <w:t xml:space="preserve"> </w:t>
+      </w:r>
+      <w:r>
+        <w:rPr>
+          <w:highlight w:val="yellow"/>
+        </w:rPr>
+        <w:t xml:space="preserve">with regulatory obligations because some KOSHA inspection-trigger and documentation requirements are themselves conditioned on FFS-derived quantities (remaining life, corrosion rate). The present system treats FFS as</w:t>
       </w:r>
       <w:r>
         <w:rPr>
@@ -12298,19 +11569,19 @@
           <w:bCs/>
           <w:highlight w:val="yellow"/>
         </w:rPr>
-        <w:t xml:space="preserve">supplements</w:t>
-      </w:r>
-      <w:r>
-        <w:rPr>
-          <w:highlight w:val="yellow"/>
-        </w:rPr>
-        <w:t xml:space="preserve"> </w:t>
-      </w:r>
-      <w:r>
-        <w:rPr>
-          <w:highlight w:val="yellow"/>
-        </w:rPr>
-        <w:t xml:space="preserve">design-stage codes with a quantitative remaining-life and acceptance methodology for in-service degradation, and it</w:t>
+        <w:t xml:space="preserve">both</w:t>
+      </w:r>
+      <w:r>
+        <w:rPr>
+          <w:highlight w:val="yellow"/>
+        </w:rPr>
+        <w:t xml:space="preserve"> </w:t>
+      </w:r>
+      <w:r>
+        <w:rPr>
+          <w:highlight w:val="yellow"/>
+        </w:rPr>
+        <w:t xml:space="preserve">a design-validation input (when applied at the engineering stage to a degraded scenario)</w:t>
       </w:r>
       <w:r>
         <w:rPr>
@@ -12324,58 +11595,6 @@
           <w:bCs/>
           <w:highlight w:val="yellow"/>
         </w:rPr>
-        <w:t xml:space="preserve">interfaces</w:t>
-      </w:r>
-      <w:r>
-        <w:rPr>
-          <w:highlight w:val="yellow"/>
-        </w:rPr>
-        <w:t xml:space="preserve"> </w:t>
-      </w:r>
-      <w:r>
-        <w:rPr>
-          <w:highlight w:val="yellow"/>
-        </w:rPr>
-        <w:t xml:space="preserve">with regulatory obligations because some KOSHA inspection-trigger and documentation requirements are themselves conditioned on FFS-derived quantities (remaining life, corrosion rate). The present system treats FFS as</w:t>
-      </w:r>
-      <w:r>
-        <w:rPr>
-          <w:highlight w:val="yellow"/>
-        </w:rPr>
-        <w:t xml:space="preserve"> </w:t>
-      </w:r>
-      <w:r>
-        <w:rPr>
-          <w:b/>
-          <w:bCs/>
-          <w:highlight w:val="yellow"/>
-        </w:rPr>
-        <w:t xml:space="preserve">both</w:t>
-      </w:r>
-      <w:r>
-        <w:rPr>
-          <w:highlight w:val="yellow"/>
-        </w:rPr>
-        <w:t xml:space="preserve"> </w:t>
-      </w:r>
-      <w:r>
-        <w:rPr>
-          <w:highlight w:val="yellow"/>
-        </w:rPr>
-        <w:t xml:space="preserve">a design-validation input (when applied at the engineering stage to a degraded scenario)</w:t>
-      </w:r>
-      <w:r>
-        <w:rPr>
-          <w:highlight w:val="yellow"/>
-        </w:rPr>
-        <w:t xml:space="preserve"> </w:t>
-      </w:r>
-      <w:r>
-        <w:rPr>
-          <w:b/>
-          <w:bCs/>
-          <w:highlight w:val="yellow"/>
-        </w:rPr>
         <w:t xml:space="preserve">and</w:t>
       </w:r>
       <w:r>
@@ -12406,31 +11625,6 @@
     </w:p>
     <w:p>
       <w:pPr>
-        <w:pStyle w:val="BlockText"/>
-      </w:pPr>
-      <w:r>
-        <w:rPr>
-          <w:b/>
-          <w:bCs/>
-          <w:highlight w:val="green"/>
-        </w:rPr>
-        <w:t xml:space="preserve">[REVISED SECTION]</w:t>
-      </w:r>
-      <w:r>
-        <w:rPr>
-          <w:highlight w:val="green"/>
-        </w:rPr>
-        <w:t xml:space="preserve"> </w:t>
-      </w:r>
-      <w:r>
-        <w:rPr>
-          <w:highlight w:val="green"/>
-        </w:rPr>
-        <w:t xml:space="preserve">This section is part of the v3.5 revision; see RESPONSE_TO_REVIEWERS_v2 for justification.</w:t>
-      </w:r>
-    </w:p>
-    <w:p>
-      <w:pPr>
         <w:pStyle w:val="FirstParagraph"/>
       </w:pPr>
       <w:r>
@@ -12451,31 +11645,6 @@
           <w:highlight w:val="yellow"/>
         </w:rPr>
         <w:t xml:space="preserve">7.6 Reproducibility and explainability</w:t>
-      </w:r>
-    </w:p>
-    <w:p>
-      <w:pPr>
-        <w:pStyle w:val="BlockText"/>
-      </w:pPr>
-      <w:r>
-        <w:rPr>
-          <w:b/>
-          <w:bCs/>
-          <w:highlight w:val="yellow"/>
-        </w:rPr>
-        <w:t xml:space="preserve">[NEW SECTION]</w:t>
-      </w:r>
-      <w:r>
-        <w:rPr>
-          <w:highlight w:val="yellow"/>
-        </w:rPr>
-        <w:t xml:space="preserve"> </w:t>
-      </w:r>
-      <w:r>
-        <w:rPr>
-          <w:highlight w:val="yellow"/>
-        </w:rPr>
-        <w:t xml:space="preserve">This section is part of the v3.5 revision; see RESPONSE_TO_REVIEWERS_v2 for justification.</w:t>
       </w:r>
     </w:p>
     <w:p>
@@ -12536,31 +11705,6 @@
           <w:highlight w:val="green"/>
         </w:rPr>
         <w:t xml:space="preserve">8. Limitations and Future Work</w:t>
-      </w:r>
-    </w:p>
-    <w:p>
-      <w:pPr>
-        <w:pStyle w:val="BlockText"/>
-      </w:pPr>
-      <w:r>
-        <w:rPr>
-          <w:b/>
-          <w:bCs/>
-          <w:highlight w:val="green"/>
-        </w:rPr>
-        <w:t xml:space="preserve">[REVISED SECTION]</w:t>
-      </w:r>
-      <w:r>
-        <w:rPr>
-          <w:highlight w:val="green"/>
-        </w:rPr>
-        <w:t xml:space="preserve"> </w:t>
-      </w:r>
-      <w:r>
-        <w:rPr>
-          <w:highlight w:val="green"/>
-        </w:rPr>
-        <w:t xml:space="preserve">This section is part of the v3.5 revision; see RESPONSE_TO_REVIEWERS_v2 for justification.</w:t>
       </w:r>
     </w:p>
     <w:p>
@@ -13137,31 +12281,6 @@
     </w:p>
     <w:p>
       <w:pPr>
-        <w:pStyle w:val="BlockText"/>
-      </w:pPr>
-      <w:r>
-        <w:rPr>
-          <w:b/>
-          <w:bCs/>
-          <w:highlight w:val="green"/>
-        </w:rPr>
-        <w:t xml:space="preserve">[REVISED SECTION]</w:t>
-      </w:r>
-      <w:r>
-        <w:rPr>
-          <w:highlight w:val="green"/>
-        </w:rPr>
-        <w:t xml:space="preserve"> </w:t>
-      </w:r>
-      <w:r>
-        <w:rPr>
-          <w:highlight w:val="green"/>
-        </w:rPr>
-        <w:t xml:space="preserve">This section is part of the v3.5 revision; see RESPONSE_TO_REVIEWERS_v2 for justification.</w:t>
-      </w:r>
-    </w:p>
-    <w:p>
-      <w:pPr>
         <w:pStyle w:val="FirstParagraph"/>
       </w:pPr>
       <w:r>
@@ -13233,31 +12352,6 @@
     </w:p>
     <w:p>
       <w:pPr>
-        <w:pStyle w:val="BlockText"/>
-      </w:pPr>
-      <w:r>
-        <w:rPr>
-          <w:b/>
-          <w:bCs/>
-          <w:highlight w:val="green"/>
-        </w:rPr>
-        <w:t xml:space="preserve">[REVISED SECTION]</w:t>
-      </w:r>
-      <w:r>
-        <w:rPr>
-          <w:highlight w:val="green"/>
-        </w:rPr>
-        <w:t xml:space="preserve"> </w:t>
-      </w:r>
-      <w:r>
-        <w:rPr>
-          <w:highlight w:val="green"/>
-        </w:rPr>
-        <w:t xml:space="preserve">This section is part of the v3.5 revision; see RESPONSE_TO_REVIEWERS_v2 for justification.</w:t>
-      </w:r>
-    </w:p>
-    <w:p>
-      <w:pPr>
         <w:pStyle w:val="FirstParagraph"/>
       </w:pPr>
       <w:r>
@@ -13288,31 +12382,6 @@
           <w:highlight w:val="yellow"/>
         </w:rPr>
         <w:t xml:space="preserve">Code and Data Availability</w:t>
-      </w:r>
-    </w:p>
-    <w:p>
-      <w:pPr>
-        <w:pStyle w:val="BlockText"/>
-      </w:pPr>
-      <w:r>
-        <w:rPr>
-          <w:b/>
-          <w:bCs/>
-          <w:highlight w:val="yellow"/>
-        </w:rPr>
-        <w:t xml:space="preserve">[NEW SECTION]</w:t>
-      </w:r>
-      <w:r>
-        <w:rPr>
-          <w:highlight w:val="yellow"/>
-        </w:rPr>
-        <w:t xml:space="preserve"> </w:t>
-      </w:r>
-      <w:r>
-        <w:rPr>
-          <w:highlight w:val="yellow"/>
-        </w:rPr>
-        <w:t xml:space="preserve">This section is part of the v3.5 revision; see RESPONSE_TO_REVIEWERS_v2 for justification.</w:t>
       </w:r>
     </w:p>
     <w:p>
@@ -13430,31 +12499,6 @@
           <w:highlight w:val="yellow"/>
         </w:rPr>
         <w:t xml:space="preserve">Acronyms</w:t>
-      </w:r>
-    </w:p>
-    <w:p>
-      <w:pPr>
-        <w:pStyle w:val="BlockText"/>
-      </w:pPr>
-      <w:r>
-        <w:rPr>
-          <w:b/>
-          <w:bCs/>
-          <w:highlight w:val="yellow"/>
-        </w:rPr>
-        <w:t xml:space="preserve">[NEW SECTION]</w:t>
-      </w:r>
-      <w:r>
-        <w:rPr>
-          <w:highlight w:val="yellow"/>
-        </w:rPr>
-        <w:t xml:space="preserve"> </w:t>
-      </w:r>
-      <w:r>
-        <w:rPr>
-          <w:highlight w:val="yellow"/>
-        </w:rPr>
-        <w:t xml:space="preserve">This section is part of the v3.5 revision; see RESPONSE_TO_REVIEWERS_v2 for justification.</w:t>
       </w:r>
     </w:p>
     <w:tbl>
@@ -14116,31 +13160,6 @@
     </w:p>
     <w:p>
       <w:pPr>
-        <w:pStyle w:val="BlockText"/>
-      </w:pPr>
-      <w:r>
-        <w:rPr>
-          <w:b/>
-          <w:bCs/>
-          <w:highlight w:val="yellow"/>
-        </w:rPr>
-        <w:t xml:space="preserve">[NEW SECTION]</w:t>
-      </w:r>
-      <w:r>
-        <w:rPr>
-          <w:highlight w:val="yellow"/>
-        </w:rPr>
-        <w:t xml:space="preserve"> </w:t>
-      </w:r>
-      <w:r>
-        <w:rPr>
-          <w:highlight w:val="yellow"/>
-        </w:rPr>
-        <w:t xml:space="preserve">This section is part of the v3.5 revision; see RESPONSE_TO_REVIEWERS_v2 for justification.</w:t>
-      </w:r>
-    </w:p>
-    <w:p>
-      <w:pPr>
         <w:pStyle w:val="Compact"/>
         <w:numPr>
           <w:ilvl w:val="0"/>
@@ -14415,51 +13434,26 @@
     </w:p>
     <w:p>
       <w:pPr>
-        <w:pStyle w:val="BlockText"/>
-      </w:pPr>
+        <w:pStyle w:val="FirstParagraph"/>
+      </w:pPr>
+      <w:r>
+        <w:rPr>
+          <w:highlight w:val="yellow"/>
+        </w:rPr>
+        <w:t xml:space="preserve">This appendix exercises the proposed framework against a real engineering data sheet drawn from an operating petrochemical project.</w:t>
+      </w:r>
+      <w:r>
+        <w:rPr>
+          <w:highlight w:val="yellow"/>
+        </w:rPr>
+        <w:t xml:space="preserve"> </w:t>
+      </w:r>
       <w:r>
         <w:rPr>
           <w:b/>
           <w:bCs/>
           <w:highlight w:val="yellow"/>
         </w:rPr>
-        <w:t xml:space="preserve">[NEW SECTION]</w:t>
-      </w:r>
-      <w:r>
-        <w:rPr>
-          <w:highlight w:val="yellow"/>
-        </w:rPr>
-        <w:t xml:space="preserve"> </w:t>
-      </w:r>
-      <w:r>
-        <w:rPr>
-          <w:highlight w:val="yellow"/>
-        </w:rPr>
-        <w:t xml:space="preserve">This section is part of the v3.5 revision; see RESPONSE_TO_REVIEWERS_v2 for justification.</w:t>
-      </w:r>
-    </w:p>
-    <w:p>
-      <w:pPr>
-        <w:pStyle w:val="FirstParagraph"/>
-      </w:pPr>
-      <w:r>
-        <w:rPr>
-          <w:highlight w:val="yellow"/>
-        </w:rPr>
-        <w:t xml:space="preserve">This appendix exercises the proposed framework against a real engineering data sheet drawn from an operating petrochemical project.</w:t>
-      </w:r>
-      <w:r>
-        <w:rPr>
-          <w:highlight w:val="yellow"/>
-        </w:rPr>
-        <w:t xml:space="preserve"> </w:t>
-      </w:r>
-      <w:r>
-        <w:rPr>
-          <w:b/>
-          <w:bCs/>
-          <w:highlight w:val="yellow"/>
-        </w:rPr>
         <w:t xml:space="preserve">All client, contractor, licensor, personnel, location, project-name, document-ID, and equipment-tag identifiers were stripped before the data sheet was carried into this manuscript or any version-controlled artefact in the repository.</w:t>
       </w:r>
       <w:r>
@@ -14518,31 +13512,6 @@
           <w:highlight w:val="yellow"/>
         </w:rPr>
         <w:t xml:space="preserve">A.2 Anonymised vessel specification</w:t>
-      </w:r>
-    </w:p>
-    <w:p>
-      <w:pPr>
-        <w:pStyle w:val="BlockText"/>
-      </w:pPr>
-      <w:r>
-        <w:rPr>
-          <w:b/>
-          <w:bCs/>
-          <w:highlight w:val="yellow"/>
-        </w:rPr>
-        <w:t xml:space="preserve">[NEW SECTION]</w:t>
-      </w:r>
-      <w:r>
-        <w:rPr>
-          <w:highlight w:val="yellow"/>
-        </w:rPr>
-        <w:t xml:space="preserve"> </w:t>
-      </w:r>
-      <w:r>
-        <w:rPr>
-          <w:highlight w:val="yellow"/>
-        </w:rPr>
-        <w:t xml:space="preserve">This section is part of the v3.5 revision; see RESPONSE_TO_REVIEWERS_v2 for justification.</w:t>
       </w:r>
     </w:p>
     <w:p>
@@ -14996,31 +13965,6 @@
           <w:highlight w:val="yellow"/>
         </w:rPr>
         <w:t xml:space="preserve">A.3 Calculation-engine output</w:t>
-      </w:r>
-    </w:p>
-    <w:p>
-      <w:pPr>
-        <w:pStyle w:val="BlockText"/>
-      </w:pPr>
-      <w:r>
-        <w:rPr>
-          <w:b/>
-          <w:bCs/>
-          <w:highlight w:val="yellow"/>
-        </w:rPr>
-        <w:t xml:space="preserve">[NEW SECTION]</w:t>
-      </w:r>
-      <w:r>
-        <w:rPr>
-          <w:highlight w:val="yellow"/>
-        </w:rPr>
-        <w:t xml:space="preserve"> </w:t>
-      </w:r>
-      <w:r>
-        <w:rPr>
-          <w:highlight w:val="yellow"/>
-        </w:rPr>
-        <w:t xml:space="preserve">This section is part of the v3.5 revision; see RESPONSE_TO_REVIEWERS_v2 for justification.</w:t>
       </w:r>
     </w:p>
     <w:p>
@@ -15636,31 +14580,6 @@
     </w:p>
     <w:p>
       <w:pPr>
-        <w:pStyle w:val="BlockText"/>
-      </w:pPr>
-      <w:r>
-        <w:rPr>
-          <w:b/>
-          <w:bCs/>
-          <w:highlight w:val="yellow"/>
-        </w:rPr>
-        <w:t xml:space="preserve">[NEW SECTION]</w:t>
-      </w:r>
-      <w:r>
-        <w:rPr>
-          <w:highlight w:val="yellow"/>
-        </w:rPr>
-        <w:t xml:space="preserve"> </w:t>
-      </w:r>
-      <w:r>
-        <w:rPr>
-          <w:highlight w:val="yellow"/>
-        </w:rPr>
-        <w:t xml:space="preserve">This section is part of the v3.5 revision; see RESPONSE_TO_REVIEWERS_v2 for justification.</w:t>
-      </w:r>
-    </w:p>
-    <w:p>
-      <w:pPr>
         <w:pStyle w:val="FirstParagraph"/>
       </w:pPr>
       <w:r>
@@ -16592,31 +15511,6 @@
     </w:p>
     <w:p>
       <w:pPr>
-        <w:pStyle w:val="BlockText"/>
-      </w:pPr>
-      <w:r>
-        <w:rPr>
-          <w:b/>
-          <w:bCs/>
-          <w:highlight w:val="yellow"/>
-        </w:rPr>
-        <w:t xml:space="preserve">[NEW SECTION]</w:t>
-      </w:r>
-      <w:r>
-        <w:rPr>
-          <w:highlight w:val="yellow"/>
-        </w:rPr>
-        <w:t xml:space="preserve"> </w:t>
-      </w:r>
-      <w:r>
-        <w:rPr>
-          <w:highlight w:val="yellow"/>
-        </w:rPr>
-        <w:t xml:space="preserve">This section is part of the v3.5 revision; see RESPONSE_TO_REVIEWERS_v2 for justification.</w:t>
-      </w:r>
-    </w:p>
-    <w:p>
-      <w:pPr>
         <w:pStyle w:val="FirstParagraph"/>
       </w:pPr>
       <w:r>
@@ -16728,31 +15622,6 @@
           <w:highlight w:val="yellow"/>
         </w:rPr>
         <w:t xml:space="preserve">A.6 Synthetic-data framing considerations</w:t>
-      </w:r>
-    </w:p>
-    <w:p>
-      <w:pPr>
-        <w:pStyle w:val="BlockText"/>
-      </w:pPr>
-      <w:r>
-        <w:rPr>
-          <w:b/>
-          <w:bCs/>
-          <w:highlight w:val="yellow"/>
-        </w:rPr>
-        <w:t xml:space="preserve">[NEW SECTION]</w:t>
-      </w:r>
-      <w:r>
-        <w:rPr>
-          <w:highlight w:val="yellow"/>
-        </w:rPr>
-        <w:t xml:space="preserve"> </w:t>
-      </w:r>
-      <w:r>
-        <w:rPr>
-          <w:highlight w:val="yellow"/>
-        </w:rPr>
-        <w:t xml:space="preserve">This section is part of the v3.5 revision; see RESPONSE_TO_REVIEWERS_v2 for justification.</w:t>
       </w:r>
     </w:p>
     <w:p>
@@ -16958,31 +15827,6 @@
     </w:p>
     <w:p>
       <w:pPr>
-        <w:pStyle w:val="BlockText"/>
-      </w:pPr>
-      <w:r>
-        <w:rPr>
-          <w:b/>
-          <w:bCs/>
-          <w:highlight w:val="yellow"/>
-        </w:rPr>
-        <w:t xml:space="preserve">[NEW SECTION]</w:t>
-      </w:r>
-      <w:r>
-        <w:rPr>
-          <w:highlight w:val="yellow"/>
-        </w:rPr>
-        <w:t xml:space="preserve"> </w:t>
-      </w:r>
-      <w:r>
-        <w:rPr>
-          <w:highlight w:val="yellow"/>
-        </w:rPr>
-        <w:t xml:space="preserve">This section is part of the v3.5 revision; see RESPONSE_TO_REVIEWERS_v2 for justification.</w:t>
-      </w:r>
-    </w:p>
-    <w:p>
-      <w:pPr>
         <w:pStyle w:val="FirstParagraph"/>
       </w:pPr>
       <w:r>
@@ -17027,31 +15871,6 @@
           <w:highlight w:val="yellow"/>
         </w:rPr>
         <w:t xml:space="preserve">B.1 Per-discipline calculation accuracy</w:t>
-      </w:r>
-    </w:p>
-    <w:p>
-      <w:pPr>
-        <w:pStyle w:val="BlockText"/>
-      </w:pPr>
-      <w:r>
-        <w:rPr>
-          <w:b/>
-          <w:bCs/>
-          <w:highlight w:val="yellow"/>
-        </w:rPr>
-        <w:t xml:space="preserve">[NEW SECTION]</w:t>
-      </w:r>
-      <w:r>
-        <w:rPr>
-          <w:highlight w:val="yellow"/>
-        </w:rPr>
-        <w:t xml:space="preserve"> </w:t>
-      </w:r>
-      <w:r>
-        <w:rPr>
-          <w:highlight w:val="yellow"/>
-        </w:rPr>
-        <w:t xml:space="preserve">This section is part of the v3.5 revision; see RESPONSE_TO_REVIEWERS_v2 for justification.</w:t>
       </w:r>
     </w:p>
     <w:p>
@@ -19046,31 +17865,6 @@
     </w:p>
     <w:p>
       <w:pPr>
-        <w:pStyle w:val="BlockText"/>
-      </w:pPr>
-      <w:r>
-        <w:rPr>
-          <w:b/>
-          <w:bCs/>
-          <w:highlight w:val="yellow"/>
-        </w:rPr>
-        <w:t xml:space="preserve">[NEW SECTION]</w:t>
-      </w:r>
-      <w:r>
-        <w:rPr>
-          <w:highlight w:val="yellow"/>
-        </w:rPr>
-        <w:t xml:space="preserve"> </w:t>
-      </w:r>
-      <w:r>
-        <w:rPr>
-          <w:highlight w:val="yellow"/>
-        </w:rPr>
-        <w:t xml:space="preserve">This section is part of the v3.5 revision; see RESPONSE_TO_REVIEWERS_v2 for justification.</w:t>
-      </w:r>
-    </w:p>
-    <w:p>
-      <w:pPr>
         <w:pStyle w:val="FirstParagraph"/>
       </w:pPr>
       <w:r>
@@ -20723,31 +19517,6 @@
           <w:highlight w:val="yellow"/>
         </w:rPr>
         <w:t xml:space="preserve">B.3 Pipeline end-to-end latency</w:t>
-      </w:r>
-    </w:p>
-    <w:p>
-      <w:pPr>
-        <w:pStyle w:val="BlockText"/>
-      </w:pPr>
-      <w:r>
-        <w:rPr>
-          <w:b/>
-          <w:bCs/>
-          <w:highlight w:val="yellow"/>
-        </w:rPr>
-        <w:t xml:space="preserve">[NEW SECTION]</w:t>
-      </w:r>
-      <w:r>
-        <w:rPr>
-          <w:highlight w:val="yellow"/>
-        </w:rPr>
-        <w:t xml:space="preserve"> </w:t>
-      </w:r>
-      <w:r>
-        <w:rPr>
-          <w:highlight w:val="yellow"/>
-        </w:rPr>
-        <w:t xml:space="preserve">This section is part of the v3.5 revision; see RESPONSE_TO_REVIEWERS_v2 for justification.</w:t>
       </w:r>
     </w:p>
     <w:p>
@@ -22269,31 +21038,6 @@
     </w:p>
     <w:p>
       <w:pPr>
-        <w:pStyle w:val="BlockText"/>
-      </w:pPr>
-      <w:r>
-        <w:rPr>
-          <w:b/>
-          <w:bCs/>
-          <w:highlight w:val="yellow"/>
-        </w:rPr>
-        <w:t xml:space="preserve">[NEW SECTION]</w:t>
-      </w:r>
-      <w:r>
-        <w:rPr>
-          <w:highlight w:val="yellow"/>
-        </w:rPr>
-        <w:t xml:space="preserve"> </w:t>
-      </w:r>
-      <w:r>
-        <w:rPr>
-          <w:highlight w:val="yellow"/>
-        </w:rPr>
-        <w:t xml:space="preserve">This section is part of the v3.5 revision; see RESPONSE_TO_REVIEWERS_v2 for justification.</w:t>
-      </w:r>
-    </w:p>
-    <w:p>
-      <w:pPr>
         <w:pStyle w:val="FirstParagraph"/>
       </w:pPr>
       <w:r>
@@ -22533,31 +21277,6 @@
           <w:highlight w:val="yellow"/>
         </w:rPr>
         <w:t xml:space="preserve">B.5 Reproducibility</w:t>
-      </w:r>
-    </w:p>
-    <w:p>
-      <w:pPr>
-        <w:pStyle w:val="BlockText"/>
-      </w:pPr>
-      <w:r>
-        <w:rPr>
-          <w:b/>
-          <w:bCs/>
-          <w:highlight w:val="yellow"/>
-        </w:rPr>
-        <w:t xml:space="preserve">[NEW SECTION]</w:t>
-      </w:r>
-      <w:r>
-        <w:rPr>
-          <w:highlight w:val="yellow"/>
-        </w:rPr>
-        <w:t xml:space="preserve"> </w:t>
-      </w:r>
-      <w:r>
-        <w:rPr>
-          <w:highlight w:val="yellow"/>
-        </w:rPr>
-        <w:t xml:space="preserve">This section is part of the v3.5 revision; see RESPONSE_TO_REVIEWERS_v2 for justification.</w:t>
       </w:r>
     </w:p>
     <w:p>

--- a/docs/publication/submissions/jlp_revision_2026-05-08/PAPER_JLP_REVISED_v3_MARKED.docx
+++ b/docs/publication/submissions/jlp_revision_2026-05-08/PAPER_JLP_REVISED_v3_MARKED.docx
@@ -12358,7 +12358,7 @@
         <w:rPr>
           <w:highlight w:val="green"/>
         </w:rPr>
-        <w:t xml:space="preserve">The author thanks the JLP editorial team and the three anonymous reviewers, whose detailed and structured comments substantially improved the manuscript — in particular the reframing of the synthetic-data results as implementation verification, the Auditor-vs-Advisor positioning, the FFS-vs-EPC-standards subsection, the K-voting design rationale, and the per-case significance analysis. The author also thanks the Korea Occupational Safety and Health Agency for maintaining open access to the KOSHA Smart-search and KOSHA Guide APIs, without which the regulatory corpus could not have been assembled.</w:t>
+        <w:t xml:space="preserve">The author thanks the JLP editorial team for handling this submission, and is grateful for the detailed and structured peer-review feedback that substantially improved the manuscript — in particular the reframing of the synthetic-data results as implementation verification, the Auditor-vs-Advisor positioning, the FFS-vs-EPC-standards subsection, the K-voting design rationale, and the per-case significance analysis. The author also thanks the Korea Occupational Safety and Health Agency for maintaining open access to the KOSHA Smart-search and KOSHA Guide APIs, without which the regulatory corpus could not have been assembled.</w:t>
       </w:r>
     </w:p>
     <w:p>

--- a/docs/publication/submissions/jlp_revision_2026-05-08/PAPER_JLP_REVISED_v3_MARKED.docx
+++ b/docs/publication/submissions/jlp_revision_2026-05-08/PAPER_JLP_REVISED_v3_MARKED.docx
@@ -2,13 +2,13 @@
 <file path=word/document.xml><?xml version="1.0" encoding="utf-8"?>
 <w:document xmlns:w="http://schemas.openxmlformats.org/wordprocessingml/2006/main" xmlns:m="http://schemas.openxmlformats.org/officeDocument/2006/math" xmlns:r="http://schemas.openxmlformats.org/officeDocument/2006/relationships" xmlns:o="urn:schemas-microsoft-com:office:office" xmlns:v="urn:schemas-microsoft-com:vml" xmlns:w10="urn:schemas-microsoft-com:office:word" xmlns:a="http://schemas.openxmlformats.org/drawingml/2006/main" xmlns:pic="http://schemas.openxmlformats.org/drawingml/2006/picture" xmlns:wp="http://schemas.openxmlformats.org/drawingml/2006/wordprocessingDrawing">
   <w:body>
-    <w:bookmarkStart w:id="86" w:name="X77be7a76e6967198f610c44f73731e5a8afd88b"/>
+    <w:bookmarkStart w:id="86" w:name="X12db9d99a5ba7d4a6ed195b593e01dda56b732f"/>
     <w:p>
       <w:pPr>
         <w:pStyle w:val="Heading1"/>
       </w:pPr>
       <w:r>
-        <w:t xml:space="preserve">A KOSHA Regulatory Knowledge-Grounded Multi-Discipline AI Verification Framework for Process Plant Engineering</w:t>
+        <w:t xml:space="preserve">Detecting Jurisdiction Compliance Gaps in Process Plant Engineering with Regulatory RAG</w:t>
       </w:r>
     </w:p>
     <w:p>
@@ -1377,7 +1377,7 @@
             <w:i/>
             <w:iCs/>
           </w:rPr>
-          <w:t xml:space="preserve">Tolerance. The 1% relative-deviation threshold is calibrated against the tightest acceptance tolerance in the golden dataset (±1% for critical cases; §6.1). A tolerance smaller than this would generate false-positive consensus failures arising from legitimate floating-point rounding differences between the three paths; a larger tolerance would mask real coding errors. Sensitivity analysis on this choice is reported as part of §6.6.</w:t>
+          <w:t xml:space="preserve">Tolerance. The 1% relative-deviation threshold is calibrated against the tightest acceptance tolerance in the golden dataset (±1% for critical cases; §6.1). A tolerance smaller than this would generate false-positive consensus failures arising from legitimate floating-point rounding differences between the three paths; a larger tolerance would mask real coding errors. A formal threshold-sensitivity sweep (e.g., 0.1% / 0.5% / 1% / 2% / 5% reporting no-consensus rate, false-consensus rate, and boundary-flip count) is left to future work.</w:t>
         </w:r>
       </w:ins>
     </w:p>
@@ -5410,6 +5410,23 @@
             <w:b/>
             <w:bCs/>
           </w:rPr>
+          <w:t xml:space="preserve">The industry baseline is not a human-expert comparison. The “ASME/API pass = compliance complete” rule used in Table 7 is the prevailing decision rule in current EPC practice, not a benchmark against process engineers performing the same review. A prospective comparison against an independent panel of KOSHA PSM auditors or process engineers — for example, a blind review of system-flagged compliance gaps and inter-rater agreement with the human panel — is documented as future work in §8 Limitation 7 and is required before any claim of inter-rater reliability with human experts can be made.</w:t>
+        </w:r>
+      </w:ins>
+    </w:p>
+    <w:p>
+      <w:pPr>
+        <w:pStyle w:val="BodyText"/>
+        <w:rPr>
+          <w:ins w:id="171" w:author="Yuyong Kim" w:date="2026-05-10T00:00:00Z"/>
+        </w:rPr>
+      </w:pPr>
+      <w:ins w:id="170" w:author="Yuyong Kim" w:date="2026-05-10T00:00:00Z">
+        <w:r>
+          <w:rPr>
+            <w:b/>
+            <w:bCs/>
+          </w:rPr>
           <w:t xml:space="preserve">Sensitivity analysis and uncertainty. The headline numbers in §6.3 and §6.5 inherit two principal sources of uncertainty: (i) the synthetic golden cases are bounded by the reference examples used as their seeds — a wider seed set could move blocking ratios; (ii) the curated retrieval benchmark of 50 queries is small relative to the 1,327-document corpus and is targeted by construction. We compute the standard error on overall Recall@1 (Enhanced) as 0.062 from the binomial form (sqrt(p(1-p)/n), n=50, p=0.7400), and the paired-bootstrap 95% CI on the +0.30 Recall@1 delta is [+0.14, +0.48] (excludes zero; see Table 6). The MRR@10 delta of +0.2189 has CI [+0.09, +0.35] (also excludes zero). The Recall@3 and Recall@5 deltas of +0.12 each have paired CIs of [−0.02, +0.26] and are not statistically distinguishable from zero on a benchmark of this size. The cross-discipline ablation deltas of +1.0 on aligned boundary and aligned failure subsets are categorical (every case in those subsets is blocked under the validator and none are blocked without it), giving a deterministic separation that does not require a confidence interval.</w:t>
         </w:r>
       </w:ins>
@@ -5427,10 +5444,10 @@
       <w:pPr>
         <w:pStyle w:val="FirstParagraph"/>
         <w:rPr>
-          <w:ins w:id="171" w:author="Yuyong Kim" w:date="2026-05-10T00:00:00Z"/>
-        </w:rPr>
-      </w:pPr>
-      <w:ins w:id="170" w:author="Yuyong Kim" w:date="2026-05-10T00:00:00Z">
+          <w:ins w:id="173" w:author="Yuyong Kim" w:date="2026-05-10T00:00:00Z"/>
+        </w:rPr>
+      </w:pPr>
+      <w:ins w:id="172" w:author="Yuyong Kim" w:date="2026-05-10T00:00:00Z">
         <w:r>
           <w:rPr>
             <w:b/>
@@ -5455,10 +5472,10 @@
       <w:pPr>
         <w:pStyle w:val="FirstParagraph"/>
         <w:rPr>
-          <w:ins w:id="173" w:author="Yuyong Kim" w:date="2026-05-10T00:00:00Z"/>
-        </w:rPr>
-      </w:pPr>
-      <w:ins w:id="172" w:author="Yuyong Kim" w:date="2026-05-10T00:00:00Z">
+          <w:ins w:id="175" w:author="Yuyong Kim" w:date="2026-05-10T00:00:00Z"/>
+        </w:rPr>
+      </w:pPr>
+      <w:ins w:id="174" w:author="Yuyong Kim" w:date="2026-05-10T00:00:00Z">
         <w:r>
           <w:rPr>
             <w:b/>
@@ -5472,10 +5489,10 @@
       <w:pPr>
         <w:pStyle w:val="BodyText"/>
         <w:rPr>
-          <w:ins w:id="175" w:author="Yuyong Kim" w:date="2026-05-10T00:00:00Z"/>
-        </w:rPr>
-      </w:pPr>
-      <w:ins w:id="174" w:author="Yuyong Kim" w:date="2026-05-10T00:00:00Z">
+          <w:ins w:id="177" w:author="Yuyong Kim" w:date="2026-05-10T00:00:00Z"/>
+        </w:rPr>
+      </w:pPr>
+      <w:ins w:id="176" w:author="Yuyong Kim" w:date="2026-05-10T00:00:00Z">
         <w:r>
           <w:rPr>
             <w:b/>
@@ -5489,10 +5506,10 @@
       <w:pPr>
         <w:pStyle w:val="BodyText"/>
         <w:rPr>
-          <w:ins w:id="177" w:author="Yuyong Kim" w:date="2026-05-10T00:00:00Z"/>
-        </w:rPr>
-      </w:pPr>
-      <w:ins w:id="176" w:author="Yuyong Kim" w:date="2026-05-10T00:00:00Z">
+          <w:ins w:id="179" w:author="Yuyong Kim" w:date="2026-05-10T00:00:00Z"/>
+        </w:rPr>
+      </w:pPr>
+      <w:ins w:id="178" w:author="Yuyong Kim" w:date="2026-05-10T00:00:00Z">
         <w:r>
           <w:t xml:space="preserve">The same evidence file records a second probe variant labelled mirrored_pip047_form_chloride_terms_removed, which retains the PIP-GOLD-047 query shape — including the literal phrases Article 256 and corrosion prevention — with only the chloride/sour terms removed; that variant retrieves Article 256 at rank 2, and the report’s headline therefore reads “WARNING — at least one query variant returned a mandatory (law_article) hit in its top-10.” We retain this second variant in the report rather than suppressing it, because it answers a different question from the negative-case test. The two variants separate two questions: (i) Does the system flag a benign case from its own spec? — the negative-case question proper, answered by the spec-faithful generic-piping-integrity variant (no terms that the case spec does not assert); the answer is no (0 mandatory in top-10). (ii) Does the system retrieve Article 256 when a query explicitly contains the phrases “Article 256” and “corrosion prevention”? — a question of retrieval correctness, not of negative-case behaviour, answered by the second variant; the answer is yes (Article 256 at rank 2), which is the desired retrieval behaviour because Article 256 is the Korean statute on corrosion prevention and BM25 is responding correctly to the keywords supplied. The §6.7 negative-case argument here concerns (i); the (ii) probe is reported in the same evidence file for honest disclosure.</w:t>
         </w:r>
@@ -5520,10 +5537,10 @@
       <w:pPr>
         <w:pStyle w:val="FirstParagraph"/>
         <w:rPr>
-          <w:ins w:id="179" w:author="Yuyong Kim" w:date="2026-05-10T00:00:00Z"/>
-        </w:rPr>
-      </w:pPr>
-      <w:ins w:id="178" w:author="Yuyong Kim" w:date="2026-05-10T00:00:00Z">
+          <w:ins w:id="181" w:author="Yuyong Kim" w:date="2026-05-10T00:00:00Z"/>
+        </w:rPr>
+      </w:pPr>
+      <w:ins w:id="180" w:author="Yuyong Kim" w:date="2026-05-10T00:00:00Z">
         <w:r>
           <w:t xml:space="preserve">The discussion below interprets the empirical evidence of §6 in light of the framework-vs-validated-scope distinction made explicit in §1: the seven-discipline architecture is the framework scope, while the empirical signal is densest in piping-vessel coupling and remains exploratory in the other discipline pairs.</w:t>
         </w:r>
@@ -5542,10 +5559,10 @@
       <w:pPr>
         <w:pStyle w:val="FirstParagraph"/>
         <w:rPr>
-          <w:ins w:id="181" w:author="Yuyong Kim" w:date="2026-05-10T00:00:00Z"/>
-        </w:rPr>
-      </w:pPr>
-      <w:ins w:id="180" w:author="Yuyong Kim" w:date="2026-05-10T00:00:00Z">
+          <w:ins w:id="183" w:author="Yuyong Kim" w:date="2026-05-10T00:00:00Z"/>
+        </w:rPr>
+      </w:pPr>
+      <w:ins w:id="182" w:author="Yuyong Kim" w:date="2026-05-10T00:00:00Z">
         <w:r>
           <w:t xml:space="preserve">The most significant finding of this study is the existence of the jurisdiction compliance gap, defined as follows:</w:t>
         </w:r>
@@ -5555,10 +5572,10 @@
       <w:pPr>
         <w:pStyle w:val="BlockText"/>
         <w:rPr>
-          <w:ins w:id="183" w:author="Yuyong Kim" w:date="2026-05-10T00:00:00Z"/>
-        </w:rPr>
-      </w:pPr>
-      <w:ins w:id="182" w:author="Yuyong Kim" w:date="2026-05-10T00:00:00Z">
+          <w:ins w:id="185" w:author="Yuyong Kim" w:date="2026-05-10T00:00:00Z"/>
+        </w:rPr>
+      </w:pPr>
+      <w:ins w:id="184" w:author="Yuyong Kim" w:date="2026-05-10T00:00:00Z">
         <w:r>
           <w:rPr>
             <w:b/>
@@ -5572,10 +5589,10 @@
       <w:pPr>
         <w:pStyle w:val="FirstParagraph"/>
         <w:rPr>
-          <w:ins w:id="185" w:author="Yuyong Kim" w:date="2026-05-10T00:00:00Z"/>
-        </w:rPr>
-      </w:pPr>
-      <w:ins w:id="184" w:author="Yuyong Kim" w:date="2026-05-10T00:00:00Z">
+          <w:ins w:id="187" w:author="Yuyong Kim" w:date="2026-05-10T00:00:00Z"/>
+        </w:rPr>
+      </w:pPr>
+      <w:ins w:id="186" w:author="Yuyong Kim" w:date="2026-05-10T00:00:00Z">
         <w:r>
           <w:t xml:space="preserve">Even where international code calculations produce a clean pass, the KOSHA RAG layer can identify additional Korean-jurisdiction compliance requirements. This occurs because ASME, API, and analogous international standards define technical calculation requirements, whereas KOSHA guidelines and Korean safety regulations — including Article 256 of the Rules on Occupational Safety and Health Standards — impose procedural, documentation, and trigger-driven obligations conditioned on calculation outputs but not encoded within the international standards themselves. The gap is structurally present whether the calculation arises from a design-phase check or an in-service inspection assessment.</w:t>
         </w:r>
@@ -5595,10 +5612,10 @@
       <w:pPr>
         <w:pStyle w:val="FirstParagraph"/>
         <w:rPr>
-          <w:ins w:id="187" w:author="Yuyong Kim" w:date="2026-05-10T00:00:00Z"/>
-        </w:rPr>
-      </w:pPr>
-      <w:ins w:id="186" w:author="Yuyong Kim" w:date="2026-05-10T00:00:00Z">
+          <w:ins w:id="189" w:author="Yuyong Kim" w:date="2026-05-10T00:00:00Z"/>
+        </w:rPr>
+      </w:pPr>
+      <w:ins w:id="188" w:author="Yuyong Kim" w:date="2026-05-10T00:00:00Z">
         <w:r>
           <w:t xml:space="preserve">A persistent risk in publishing AI-assisted safety tooling is the implicit suggestion that the tool replaces an existing human or workshop-based method. We make the opposite claim explicitly. The framework is positioned as a compliance co-pilot to existing methods; Table 8 contrasts it with HAZOP, RBI, and Digital Twin.</w:t>
         </w:r>
@@ -5608,10 +5625,10 @@
       <w:pPr>
         <w:pStyle w:val="BodyText"/>
         <w:rPr>
-          <w:ins w:id="189" w:author="Yuyong Kim" w:date="2026-05-10T00:00:00Z"/>
-        </w:rPr>
-      </w:pPr>
-      <w:ins w:id="188" w:author="Yuyong Kim" w:date="2026-05-10T00:00:00Z">
+          <w:ins w:id="191" w:author="Yuyong Kim" w:date="2026-05-10T00:00:00Z"/>
+        </w:rPr>
+      </w:pPr>
+      <w:ins w:id="190" w:author="Yuyong Kim" w:date="2026-05-10T00:00:00Z">
         <w:r>
           <w:rPr>
             <w:b/>
@@ -5879,12 +5896,12 @@
       <w:r>
         <w:t xml:space="preserve">The four</w:t>
       </w:r>
-      <w:del w:id="190" w:author="Yuyong Kim" w:date="2026-05-10T00:00:00Z">
+      <w:del w:id="192" w:author="Yuyong Kim" w:date="2026-05-10T00:00:00Z">
         <w:r>
           <w:delText xml:space="preserve"> contributions</w:delText>
         </w:r>
       </w:del>
-      <w:ins w:id="191" w:author="Yuyong Kim" w:date="2026-05-10T00:00:00Z">
+      <w:ins w:id="193" w:author="Yuyong Kim" w:date="2026-05-10T00:00:00Z">
         <w:r>
           <w:t xml:space="preserve"> operational touchpoints</w:t>
         </w:r>
@@ -5901,10 +5918,10 @@
           <w:numId w:val="1002"/>
         </w:numPr>
         <w:rPr>
-          <w:ins w:id="193" w:author="Yuyong Kim" w:date="2026-05-10T00:00:00Z"/>
-        </w:rPr>
-      </w:pPr>
-      <w:ins w:id="192" w:author="Yuyong Kim" w:date="2026-05-10T00:00:00Z">
+          <w:ins w:id="195" w:author="Yuyong Kim" w:date="2026-05-10T00:00:00Z"/>
+        </w:rPr>
+      </w:pPr>
+      <w:ins w:id="194" w:author="Yuyong Kim" w:date="2026-05-10T00:00:00Z">
         <w:r>
           <w:rPr>
             <w:b/>
@@ -5922,10 +5939,10 @@
           <w:numId w:val="1002"/>
         </w:numPr>
         <w:rPr>
-          <w:ins w:id="195" w:author="Yuyong Kim" w:date="2026-05-10T00:00:00Z"/>
-        </w:rPr>
-      </w:pPr>
-      <w:ins w:id="194" w:author="Yuyong Kim" w:date="2026-05-10T00:00:00Z">
+          <w:ins w:id="197" w:author="Yuyong Kim" w:date="2026-05-10T00:00:00Z"/>
+        </w:rPr>
+      </w:pPr>
+      <w:ins w:id="196" w:author="Yuyong Kim" w:date="2026-05-10T00:00:00Z">
         <w:r>
           <w:rPr>
             <w:b/>
@@ -5943,10 +5960,10 @@
           <w:numId w:val="1002"/>
         </w:numPr>
         <w:rPr>
-          <w:ins w:id="197" w:author="Yuyong Kim" w:date="2026-05-10T00:00:00Z"/>
-        </w:rPr>
-      </w:pPr>
-      <w:ins w:id="196" w:author="Yuyong Kim" w:date="2026-05-10T00:00:00Z">
+          <w:ins w:id="199" w:author="Yuyong Kim" w:date="2026-05-10T00:00:00Z"/>
+        </w:rPr>
+      </w:pPr>
+      <w:ins w:id="198" w:author="Yuyong Kim" w:date="2026-05-10T00:00:00Z">
         <w:r>
           <w:rPr>
             <w:b/>
@@ -5964,7 +5981,7 @@
           <w:numId w:val="1002"/>
         </w:numPr>
       </w:pPr>
-      <w:del w:id="198" w:author="Yuyong Kim" w:date="2026-05-10T00:00:00Z">
+      <w:del w:id="200" w:author="Yuyong Kim" w:date="2026-05-10T00:00:00Z">
         <w:r>
           <w:rPr>
             <w:b/>
@@ -5973,7 +5990,7 @@
           <w:delText xml:space="preserve">Detecting Jurisdiction Compliance Gaps in Process Plant Engineering with Regulatory RAG</w:delText>
         </w:r>
       </w:del>
-      <w:ins w:id="199" w:author="Yuyong Kim" w:date="2026-05-10T00:00:00Z">
+      <w:ins w:id="201" w:author="Yuyong Kim" w:date="2026-05-10T00:00:00Z">
         <w:r>
           <w:rPr>
             <w:b/>
@@ -5987,10 +6004,10 @@
       <w:pPr>
         <w:pStyle w:val="FirstParagraph"/>
         <w:rPr>
-          <w:ins w:id="201" w:author="Yuyong Kim" w:date="2026-05-10T00:00:00Z"/>
-        </w:rPr>
-      </w:pPr>
-      <w:ins w:id="200" w:author="Yuyong Kim" w:date="2026-05-10T00:00:00Z">
+          <w:ins w:id="203" w:author="Yuyong Kim" w:date="2026-05-10T00:00:00Z"/>
+        </w:rPr>
+      </w:pPr>
+      <w:ins w:id="202" w:author="Yuyong Kim" w:date="2026-05-10T00:00:00Z">
         <w:r>
           <w:t xml:space="preserve">In process-safety terms, the system functions as a Digital Compliance Auditor, an Automated PSM Checker (PSM = SEVESO / OSHA / KOSHA frameworks), and a Real-time Regulatory Advisor. Two roles bracket the temporal axis:</w:t>
         </w:r>
@@ -6000,10 +6017,10 @@
       <w:pPr>
         <w:pStyle w:val="BodyText"/>
         <w:rPr>
-          <w:ins w:id="203" w:author="Yuyong Kim" w:date="2026-05-10T00:00:00Z"/>
-        </w:rPr>
-      </w:pPr>
-      <w:ins w:id="202" w:author="Yuyong Kim" w:date="2026-05-10T00:00:00Z">
+          <w:ins w:id="205" w:author="Yuyong Kim" w:date="2026-05-10T00:00:00Z"/>
+        </w:rPr>
+      </w:pPr>
+      <w:ins w:id="204" w:author="Yuyong Kim" w:date="2026-05-10T00:00:00Z">
         <w:r>
           <w:rPr>
             <w:b/>
@@ -6103,10 +6120,10 @@
       <w:pPr>
         <w:pStyle w:val="BodyText"/>
         <w:rPr>
-          <w:ins w:id="205" w:author="Yuyong Kim" w:date="2026-05-10T00:00:00Z"/>
-        </w:rPr>
-      </w:pPr>
-      <w:ins w:id="204" w:author="Yuyong Kim" w:date="2026-05-10T00:00:00Z">
+          <w:ins w:id="207" w:author="Yuyong Kim" w:date="2026-05-10T00:00:00Z"/>
+        </w:rPr>
+      </w:pPr>
+      <w:ins w:id="206" w:author="Yuyong Kim" w:date="2026-05-10T00:00:00Z">
         <w:r>
           <w:t xml:space="preserve">The proposed system supports both roles depending on where in the workflow it is invoked.</w:t>
         </w:r>
@@ -6126,10 +6143,10 @@
       <w:pPr>
         <w:pStyle w:val="FirstParagraph"/>
         <w:rPr>
-          <w:ins w:id="207" w:author="Yuyong Kim" w:date="2026-05-10T00:00:00Z"/>
-        </w:rPr>
-      </w:pPr>
-      <w:ins w:id="206" w:author="Yuyong Kim" w:date="2026-05-10T00:00:00Z">
+          <w:ins w:id="209" w:author="Yuyong Kim" w:date="2026-05-10T00:00:00Z"/>
+        </w:rPr>
+      </w:pPr>
+      <w:ins w:id="208" w:author="Yuyong Kim" w:date="2026-05-10T00:00:00Z">
         <w:r>
           <w:t xml:space="preserve">The system supports knowledge-based or AI-assisted HAZOP: it surfaces structured regulatory data and rule-based prompts that a HAZOP facilitator can incorporate into the workshop. It is not a replacement for conventional dynamic HAZOP, which remains a brainstorming-based, multidisciplinary workshop relying on expert judgement, inter-discipline interaction, and human pattern recognition that no current AI system reproduces. The role of the proposed framework in a HAZOP context is to ensure that the workshop starts with a regulatory baseline that already encodes the jurisdiction-specific obligations and to flag during the workshop any deviation node that maps to a known KOSHA trigger.</w:t>
         </w:r>
@@ -6149,10 +6166,10 @@
       <w:pPr>
         <w:pStyle w:val="FirstParagraph"/>
         <w:rPr>
-          <w:ins w:id="209" w:author="Yuyong Kim" w:date="2026-05-10T00:00:00Z"/>
-        </w:rPr>
-      </w:pPr>
-      <w:ins w:id="208" w:author="Yuyong Kim" w:date="2026-05-10T00:00:00Z">
+          <w:ins w:id="211" w:author="Yuyong Kim" w:date="2026-05-10T00:00:00Z"/>
+        </w:rPr>
+      </w:pPr>
+      <w:ins w:id="210" w:author="Yuyong Kim" w:date="2026-05-10T00:00:00Z">
         <w:r>
           <w:t xml:space="preserve">API 579-1 fitness-for-service (FFS) [17] interacts with EPC design standards (ASME, API design codes) along two independent axes: it supplements design-stage codes with a quantitative remaining-life and acceptance methodology for in-service degradation, and it interfaces with regulatory obligations because some KOSHA inspection-trigger and documentation requirements are themselves conditioned on FFS-derived quantities (remaining life, corrosion rate). The present system treats FFS as both a design-validation input (when applied at the engineering stage to a degraded scenario) and an operational assessment (when applied to in-service inspection data). The orchestration is identical in both modes: the calc engine produces an FFS quantity, the four-layer verification confirms numerical consistency, the cross-discipline validator checks for downstream coupling effects, and the KOSHA RAG layer maps the FFS quantity back to any jurisdiction-specific obligation it triggers (e.g., a remaining life below a certain threshold triggers M-69-2012 documentation; a corrosion rate above a certain threshold triggers Article 256 procedural duties). This dual-mode treatment allows compliance detection to follow the asset across its lifecycle without a methodology switch.</w:t>
         </w:r>
@@ -6172,10 +6189,10 @@
       <w:pPr>
         <w:pStyle w:val="FirstParagraph"/>
         <w:rPr>
-          <w:ins w:id="211" w:author="Yuyong Kim" w:date="2026-05-10T00:00:00Z"/>
-        </w:rPr>
-      </w:pPr>
-      <w:ins w:id="210" w:author="Yuyong Kim" w:date="2026-05-10T00:00:00Z">
+          <w:ins w:id="213" w:author="Yuyong Kim" w:date="2026-05-10T00:00:00Z"/>
+        </w:rPr>
+      </w:pPr>
+      <w:ins w:id="212" w:author="Yuyong Kim" w:date="2026-05-10T00:00:00Z">
         <w:r>
           <w:t xml:space="preserve">The system contributes to process safety through two pathways. First, the cross-discipline validator proactively identifies coupling hazards that single-domain calculations miss; representative scenarios include excessive piping nozzle loads driving rotating equipment bearing degradation, and civil foundation settlement propagating into rotating equipment alignment failure. Second, as demonstrated in Case 3, the KOSHA RAG layer identifies the corrosion-prevention obligation under Article 256 even when ASME B31.3 and API 570 are fully satisfied. If left unaddressed, unmonitored corrosion progression in a high-temperature, high-pressure carbon-steel line in sour-chloride service may result in leakage or rupture. The system therefore provides a mechanism for automatically detecting the condition of being technically compliant with international standards while remaining legally non-compliant under Korean regulation — a condition that is operationally indistinguishable from “compliant” under current EPC review practice. An anonymised real-plant cryogenic flare-drum data sheet is run end-to-end through the pipeline in Appendix A (VES-REAL-001), confirming that the architecture handles real EPC inputs and surfaces a mandatory KOSHA provision (Article 266 — flare-path block-valve prohibition) for that service.</w:t>
         </w:r>
@@ -6195,10 +6212,10 @@
       <w:pPr>
         <w:pStyle w:val="FirstParagraph"/>
         <w:rPr>
-          <w:ins w:id="213" w:author="Yuyong Kim" w:date="2026-05-10T00:00:00Z"/>
-        </w:rPr>
-      </w:pPr>
-      <w:ins w:id="212" w:author="Yuyong Kim" w:date="2026-05-10T00:00:00Z">
+          <w:ins w:id="215" w:author="Yuyong Kim" w:date="2026-05-10T00:00:00Z"/>
+        </w:rPr>
+      </w:pPr>
+      <w:ins w:id="214" w:author="Yuyong Kim" w:date="2026-05-10T00:00:00Z">
         <w:r>
           <w:t xml:space="preserve">The architecture prioritises reproducibility and explainability. Every major calculation step carries an explicit standard citation; every regulatory grounding carries a (reference_code, chunk_id) traceable to the SQLite index; the golden dataset, the 60-scenario ablation set, the 50-query benchmark, and the orchestration scripts are publicly released, enabling independent replication on commodity hardware with CPU resources and an Ollama installation.</w:t>
         </w:r>
@@ -6226,10 +6243,10 @@
       <w:pPr>
         <w:pStyle w:val="FirstParagraph"/>
         <w:rPr>
-          <w:ins w:id="215" w:author="Yuyong Kim" w:date="2026-05-10T00:00:00Z"/>
-        </w:rPr>
-      </w:pPr>
-      <w:ins w:id="214" w:author="Yuyong Kim" w:date="2026-05-10T00:00:00Z">
+          <w:ins w:id="217" w:author="Yuyong Kim" w:date="2026-05-10T00:00:00Z"/>
+        </w:rPr>
+      </w:pPr>
+      <w:ins w:id="216" w:author="Yuyong Kim" w:date="2026-05-10T00:00:00Z">
         <w:r>
           <w:t xml:space="preserve">This study has the following limitations.</w:t>
         </w:r>
@@ -6243,10 +6260,10 @@
           <w:numId w:val="1003"/>
         </w:numPr>
         <w:rPr>
-          <w:ins w:id="217" w:author="Yuyong Kim" w:date="2026-05-10T00:00:00Z"/>
-        </w:rPr>
-      </w:pPr>
-      <w:ins w:id="216" w:author="Yuyong Kim" w:date="2026-05-10T00:00:00Z">
+          <w:ins w:id="219" w:author="Yuyong Kim" w:date="2026-05-10T00:00:00Z"/>
+        </w:rPr>
+      </w:pPr>
+      <w:ins w:id="218" w:author="Yuyong Kim" w:date="2026-05-10T00:00:00Z">
         <w:r>
           <w:rPr>
             <w:b/>
@@ -6271,7 +6288,7 @@
         </w:rPr>
         <w:t xml:space="preserve">Screening-level</w:t>
       </w:r>
-      <w:ins w:id="218" w:author="Yuyong Kim" w:date="2026-05-10T00:00:00Z">
+      <w:ins w:id="220" w:author="Yuyong Kim" w:date="2026-05-10T00:00:00Z">
         <w:r>
           <w:rPr>
             <w:b/>
@@ -6287,7 +6304,7 @@
         </w:rPr>
         <w:t xml:space="preserve"> outputs.</w:t>
       </w:r>
-      <w:del w:id="219" w:author="Yuyong Kim" w:date="2026-05-10T00:00:00Z">
+      <w:del w:id="221" w:author="Yuyong Kim" w:date="2026-05-10T00:00:00Z">
         <w:r>
           <w:rPr>
             <w:b/>
@@ -6296,7 +6313,7 @@
           <w:delText xml:space="preserve"> Domain</w:delText>
         </w:r>
       </w:del>
-      <w:ins w:id="220" w:author="Yuyong Kim" w:date="2026-05-10T00:00:00Z">
+      <w:ins w:id="222" w:author="Yuyong Kim" w:date="2026-05-10T00:00:00Z">
         <w:r>
           <w:rPr>
             <w:b/>
@@ -6312,7 +6329,7 @@
         </w:rPr>
         <w:t xml:space="preserve"> outputs</w:t>
       </w:r>
-      <w:del w:id="221" w:author="Yuyong Kim" w:date="2026-05-10T00:00:00Z">
+      <w:del w:id="223" w:author="Yuyong Kim" w:date="2026-05-10T00:00:00Z">
         <w:r>
           <w:rPr>
             <w:b/>
@@ -6321,7 +6338,7 @@
           <w:delText xml:space="preserve"> support engineering review but</w:delText>
         </w:r>
       </w:del>
-      <w:ins w:id="222" w:author="Yuyong Kim" w:date="2026-05-10T00:00:00Z">
+      <w:ins w:id="224" w:author="Yuyong Kim" w:date="2026-05-10T00:00:00Z">
         <w:r>
           <w:rPr>
             <w:b/>
@@ -6337,7 +6354,7 @@
         </w:rPr>
         <w:t xml:space="preserve"> cannot substitute for detailed</w:t>
       </w:r>
-      <w:ins w:id="223" w:author="Yuyong Kim" w:date="2026-05-10T00:00:00Z">
+      <w:ins w:id="225" w:author="Yuyong Kim" w:date="2026-05-10T00:00:00Z">
         <w:r>
           <w:rPr>
             <w:b/>
@@ -6353,7 +6370,7 @@
         </w:rPr>
         <w:t xml:space="preserve"> design</w:t>
       </w:r>
-      <w:del w:id="224" w:author="Yuyong Kim" w:date="2026-05-10T00:00:00Z">
+      <w:del w:id="226" w:author="Yuyong Kim" w:date="2026-05-10T00:00:00Z">
         <w:r>
           <w:rPr>
             <w:b/>
@@ -6362,7 +6379,7 @@
           <w:delText xml:space="preserve"> calculations or fitness-for-service assessments by qualified engineers.</w:delText>
         </w:r>
       </w:del>
-      <w:ins w:id="225" w:author="Yuyong Kim" w:date="2026-05-10T00:00:00Z">
+      <w:ins w:id="227" w:author="Yuyong Kim" w:date="2026-05-10T00:00:00Z">
         <w:r>
           <w:rPr>
             <w:b/>
@@ -6380,10 +6397,10 @@
           <w:numId w:val="1003"/>
         </w:numPr>
         <w:rPr>
-          <w:ins w:id="227" w:author="Yuyong Kim" w:date="2026-05-10T00:00:00Z"/>
-        </w:rPr>
-      </w:pPr>
-      <w:ins w:id="226" w:author="Yuyong Kim" w:date="2026-05-10T00:00:00Z">
+          <w:ins w:id="229" w:author="Yuyong Kim" w:date="2026-05-10T00:00:00Z"/>
+        </w:rPr>
+      </w:pPr>
+      <w:ins w:id="228" w:author="Yuyong Kim" w:date="2026-05-10T00:00:00Z">
         <w:r>
           <w:rPr>
             <w:b/>
@@ -6401,10 +6418,10 @@
           <w:numId w:val="1003"/>
         </w:numPr>
         <w:rPr>
-          <w:ins w:id="229" w:author="Yuyong Kim" w:date="2026-05-10T00:00:00Z"/>
-        </w:rPr>
-      </w:pPr>
-      <w:ins w:id="228" w:author="Yuyong Kim" w:date="2026-05-10T00:00:00Z">
+          <w:ins w:id="231" w:author="Yuyong Kim" w:date="2026-05-10T00:00:00Z"/>
+        </w:rPr>
+      </w:pPr>
+      <w:ins w:id="230" w:author="Yuyong Kim" w:date="2026-05-10T00:00:00Z">
         <w:r>
           <w:rPr>
             <w:b/>
@@ -6422,10 +6439,10 @@
           <w:numId w:val="1003"/>
         </w:numPr>
         <w:rPr>
-          <w:ins w:id="231" w:author="Yuyong Kim" w:date="2026-05-10T00:00:00Z"/>
-        </w:rPr>
-      </w:pPr>
-      <w:ins w:id="230" w:author="Yuyong Kim" w:date="2026-05-10T00:00:00Z">
+          <w:ins w:id="233" w:author="Yuyong Kim" w:date="2026-05-10T00:00:00Z"/>
+        </w:rPr>
+      </w:pPr>
+      <w:ins w:id="232" w:author="Yuyong Kim" w:date="2026-05-10T00:00:00Z">
         <w:r>
           <w:rPr>
             <w:b/>
@@ -6443,10 +6460,10 @@
           <w:numId w:val="1003"/>
         </w:numPr>
         <w:rPr>
-          <w:ins w:id="233" w:author="Yuyong Kim" w:date="2026-05-10T00:00:00Z"/>
-        </w:rPr>
-      </w:pPr>
-      <w:ins w:id="232" w:author="Yuyong Kim" w:date="2026-05-10T00:00:00Z">
+          <w:ins w:id="235" w:author="Yuyong Kim" w:date="2026-05-10T00:00:00Z"/>
+        </w:rPr>
+      </w:pPr>
+      <w:ins w:id="234" w:author="Yuyong Kim" w:date="2026-05-10T00:00:00Z">
         <w:r>
           <w:rPr>
             <w:b/>
@@ -6464,10 +6481,10 @@
           <w:numId w:val="1003"/>
         </w:numPr>
         <w:rPr>
-          <w:ins w:id="235" w:author="Yuyong Kim" w:date="2026-05-10T00:00:00Z"/>
-        </w:rPr>
-      </w:pPr>
-      <w:ins w:id="234" w:author="Yuyong Kim" w:date="2026-05-10T00:00:00Z">
+          <w:ins w:id="237" w:author="Yuyong Kim" w:date="2026-05-10T00:00:00Z"/>
+        </w:rPr>
+      </w:pPr>
+      <w:ins w:id="236" w:author="Yuyong Kim" w:date="2026-05-10T00:00:00Z">
         <w:r>
           <w:rPr>
             <w:b/>
@@ -6485,10 +6502,10 @@
           <w:numId w:val="1003"/>
         </w:numPr>
         <w:rPr>
-          <w:ins w:id="237" w:author="Yuyong Kim" w:date="2026-05-10T00:00:00Z"/>
-        </w:rPr>
-      </w:pPr>
-      <w:ins w:id="236" w:author="Yuyong Kim" w:date="2026-05-10T00:00:00Z">
+          <w:ins w:id="239" w:author="Yuyong Kim" w:date="2026-05-10T00:00:00Z"/>
+        </w:rPr>
+      </w:pPr>
+      <w:ins w:id="238" w:author="Yuyong Kim" w:date="2026-05-10T00:00:00Z">
         <w:r>
           <w:rPr>
             <w:b/>
@@ -6502,10 +6519,10 @@
       <w:pPr>
         <w:pStyle w:val="FirstParagraph"/>
         <w:rPr>
-          <w:ins w:id="239" w:author="Yuyong Kim" w:date="2026-05-10T00:00:00Z"/>
-        </w:rPr>
-      </w:pPr>
-      <w:ins w:id="238" w:author="Yuyong Kim" w:date="2026-05-10T00:00:00Z">
+          <w:ins w:id="241" w:author="Yuyong Kim" w:date="2026-05-10T00:00:00Z"/>
+        </w:rPr>
+      </w:pPr>
+      <w:ins w:id="240" w:author="Yuyong Kim" w:date="2026-05-10T00:00:00Z">
         <w:r>
           <w:t xml:space="preserve">Future research directions include: (1) field pilot validation using real plant data — both design-phase engineering calculations and operating-plant inspection records — to calibrate synthetic thresholds and regulatory trigger conditions; (2) integration with RBI and HAZOP workflows to connect system outputs directly with existing PSM documentation; (3) transition to semantic vector search using a Korean embedding model in GPU-capable deployment environments; (4) systematic expansion of the cross-discipline coupling pair set beyond the current ten pairs; and (5) a dedicated prospective study comparing system-flagged regulatory obligations with the findings of independent KOSHA PSM auditors on the same plant package.</w:t>
         </w:r>
@@ -6532,10 +6549,10 @@
       <w:pPr>
         <w:pStyle w:val="FirstParagraph"/>
         <w:rPr>
-          <w:ins w:id="241" w:author="Yuyong Kim" w:date="2026-05-10T00:00:00Z"/>
-        </w:rPr>
-      </w:pPr>
-      <w:ins w:id="240" w:author="Yuyong Kim" w:date="2026-05-10T00:00:00Z">
+          <w:ins w:id="243" w:author="Yuyong Kim" w:date="2026-05-10T00:00:00Z"/>
+        </w:rPr>
+      </w:pPr>
+      <w:ins w:id="242" w:author="Yuyong Kim" w:date="2026-05-10T00:00:00Z">
         <w:r>
           <w:t xml:space="preserve">This paper has presented an integrated platform combining standards-based calculation engines for seven process plant engineering disciplines, a four-layer hybrid verification model, and a KOSHA regulatory RAG layer applicable across the full plant lifecycle from design through operation. All 220 synthetic golden cases pass end-to-end implementation verification. A 60-scenario cross-discipline ablation shows that enabling the validator increases blocking from 0/60 to 26/60 (+0.4333), with aligned-boundary and aligned-failure subsets rising from 0.0 to 1.0; the detected signal is concentrated in piping-vessel nozzle-margin coupling (22 of 26 detections) and remains exploratory in the other coupling families. A 50-query curated retrieval benchmark shows that enhanced regulatory retrieval improves Recall@1 from 0.4400 to 0.7400 (paired-bootstrap 95% CI [+0.14, +0.48]) and MRR@10 from 0.5744 to 0.7933 (paired CI [+0.09, +0.35]) over plain BM25; Recall@3 and Recall@5 each gain +0.12 with paired CIs that include zero ([−0.02, +0.26]) and are reported for completeness rather than as primary evidence. Three representative cases provide empirical evidence that the KOSHA RAG layer identifies jurisdiction compliance gaps structurally invisible to international-code-only calculation workflows; under the prevailing industry baseline, those same three cases yield 0/3 detections versus 3/3 for the proposed system. Case 3, in which Article 256 corrosion-prevention obligations are detected despite a full ASME/API calculation pass, clearly delineates the structural limitation of calculation-only engineering review.</w:t>
         </w:r>
@@ -6545,10 +6562,10 @@
       <w:pPr>
         <w:pStyle w:val="BodyText"/>
         <w:rPr>
-          <w:ins w:id="243" w:author="Yuyong Kim" w:date="2026-05-10T00:00:00Z"/>
-        </w:rPr>
-      </w:pPr>
-      <w:ins w:id="242" w:author="Yuyong Kim" w:date="2026-05-10T00:00:00Z">
+          <w:ins w:id="245" w:author="Yuyong Kim" w:date="2026-05-10T00:00:00Z"/>
+        </w:rPr>
+      </w:pPr>
+      <w:ins w:id="244" w:author="Yuyong Kim" w:date="2026-05-10T00:00:00Z">
         <w:r>
           <w:t xml:space="preserve">The framework is positioned as a compliance co-pilot for HAZOP, RBI, and digital-twin workflows, not as a replacement for them. Code, golden datasets, the curated benchmark, and the index manifest are publicly released under AGPL-3.0. Future work will focus on field pilot validation with real plant data, prospective comparison with independent KOSHA PSM auditors, transition to semantic vector search, and systematic expansion of the cross-discipline coupling pair set.</w:t>
         </w:r>
@@ -6575,12 +6592,12 @@
       <w:pPr>
         <w:pStyle w:val="FirstParagraph"/>
         <w:rPr>
-          <w:ins w:id="245" w:author="Yuyong Kim" w:date="2026-05-10T00:00:00Z"/>
-        </w:rPr>
-      </w:pPr>
-      <w:ins w:id="244" w:author="Yuyong Kim" w:date="2026-05-10T00:00:00Z">
-        <w:r>
-          <w:t xml:space="preserve">The author thanks the JLP editorial team for handling this submission, and is grateful for the detailed and structured peer-review feedback that substantially improved the manuscript — in particular the reframing of the synthetic-data results as implementation verification, the Auditor-vs-Advisor positioning, the FFS-vs-EPC-standards subsection, the K-voting design rationale, and the per-case significance analysis. The author also thanks the Korea Occupational Safety and Health Agency for maintaining open access to the KOSHA Smart-search and KOSHA Guide APIs, without which the regulatory corpus could not have been assembled.</w:t>
+          <w:ins w:id="247" w:author="Yuyong Kim" w:date="2026-05-10T00:00:00Z"/>
+        </w:rPr>
+      </w:pPr>
+      <w:ins w:id="246" w:author="Yuyong Kim" w:date="2026-05-10T00:00:00Z">
+        <w:r>
+          <w:t xml:space="preserve">The author thanks the Korea Occupational Safety and Health Agency for maintaining open access to the KOSHA Smart-search and KOSHA Guide APIs, without which the regulatory corpus could not have been assembled.</w:t>
         </w:r>
       </w:ins>
     </w:p>
@@ -6605,10 +6622,10 @@
       <w:pPr>
         <w:pStyle w:val="FirstParagraph"/>
         <w:rPr>
-          <w:ins w:id="247" w:author="Yuyong Kim" w:date="2026-05-10T00:00:00Z"/>
-        </w:rPr>
-      </w:pPr>
-      <w:ins w:id="246" w:author="Yuyong Kim" w:date="2026-05-10T00:00:00Z">
+          <w:ins w:id="249" w:author="Yuyong Kim" w:date="2026-05-10T00:00:00Z"/>
+        </w:rPr>
+      </w:pPr>
+      <w:ins w:id="248" w:author="Yuyong Kim" w:date="2026-05-10T00:00:00Z">
         <w:r>
           <w:t xml:space="preserve">Source code, golden datasets, the 60-scenario ablation set, the 50-query curated retrieval benchmark, the SQLite FTS5 index manifest, and the orchestration scripts are publicly released under the AGPL-3.0 license at https://github.com/yuyongkim/did-you-check-kosha (revision tag: jlp-revised-v1). A detailed code-to-paper mapping is provided in docs/publication/CODE_MAP.md. The KOSHA regulatory snapshot was harvested on 2026-02-28 (UTC); the manifest is at datasets/kosha/manifest.json.</w:t>
         </w:r>
@@ -7167,10 +7184,10 @@
           <w:numId w:val="1004"/>
         </w:numPr>
         <w:rPr>
-          <w:ins w:id="249" w:author="Yuyong Kim" w:date="2026-05-10T00:00:00Z"/>
-        </w:rPr>
-      </w:pPr>
-      <w:ins w:id="248" w:author="Yuyong Kim" w:date="2026-05-10T00:00:00Z">
+          <w:ins w:id="251" w:author="Yuyong Kim" w:date="2026-05-10T00:00:00Z"/>
+        </w:rPr>
+      </w:pPr>
+      <w:ins w:id="250" w:author="Yuyong Kim" w:date="2026-05-10T00:00:00Z">
         <w:r>
           <w:rPr>
             <w:b/>
@@ -7188,10 +7205,10 @@
           <w:numId w:val="1004"/>
         </w:numPr>
         <w:rPr>
-          <w:ins w:id="251" w:author="Yuyong Kim" w:date="2026-05-10T00:00:00Z"/>
-        </w:rPr>
-      </w:pPr>
-      <w:ins w:id="250" w:author="Yuyong Kim" w:date="2026-05-10T00:00:00Z">
+          <w:ins w:id="253" w:author="Yuyong Kim" w:date="2026-05-10T00:00:00Z"/>
+        </w:rPr>
+      </w:pPr>
+      <w:ins w:id="252" w:author="Yuyong Kim" w:date="2026-05-10T00:00:00Z">
         <w:r>
           <w:rPr>
             <w:b/>
@@ -7209,10 +7226,10 @@
           <w:numId w:val="1004"/>
         </w:numPr>
         <w:rPr>
-          <w:ins w:id="253" w:author="Yuyong Kim" w:date="2026-05-10T00:00:00Z"/>
-        </w:rPr>
-      </w:pPr>
-      <w:ins w:id="252" w:author="Yuyong Kim" w:date="2026-05-10T00:00:00Z">
+          <w:ins w:id="255" w:author="Yuyong Kim" w:date="2026-05-10T00:00:00Z"/>
+        </w:rPr>
+      </w:pPr>
+      <w:ins w:id="254" w:author="Yuyong Kim" w:date="2026-05-10T00:00:00Z">
         <w:r>
           <w:rPr>
             <w:b/>
@@ -7230,10 +7247,10 @@
           <w:numId w:val="1004"/>
         </w:numPr>
         <w:rPr>
-          <w:ins w:id="255" w:author="Yuyong Kim" w:date="2026-05-10T00:00:00Z"/>
-        </w:rPr>
-      </w:pPr>
-      <w:ins w:id="254" w:author="Yuyong Kim" w:date="2026-05-10T00:00:00Z">
+          <w:ins w:id="257" w:author="Yuyong Kim" w:date="2026-05-10T00:00:00Z"/>
+        </w:rPr>
+      </w:pPr>
+      <w:ins w:id="256" w:author="Yuyong Kim" w:date="2026-05-10T00:00:00Z">
         <w:r>
           <w:rPr>
             <w:b/>
@@ -7251,10 +7268,10 @@
           <w:numId w:val="1004"/>
         </w:numPr>
         <w:rPr>
-          <w:ins w:id="257" w:author="Yuyong Kim" w:date="2026-05-10T00:00:00Z"/>
-        </w:rPr>
-      </w:pPr>
-      <w:ins w:id="256" w:author="Yuyong Kim" w:date="2026-05-10T00:00:00Z">
+          <w:ins w:id="259" w:author="Yuyong Kim" w:date="2026-05-10T00:00:00Z"/>
+        </w:rPr>
+      </w:pPr>
+      <w:ins w:id="258" w:author="Yuyong Kim" w:date="2026-05-10T00:00:00Z">
         <w:r>
           <w:rPr>
             <w:b/>
@@ -7272,10 +7289,10 @@
           <w:numId w:val="1004"/>
         </w:numPr>
         <w:rPr>
-          <w:ins w:id="259" w:author="Yuyong Kim" w:date="2026-05-10T00:00:00Z"/>
-        </w:rPr>
-      </w:pPr>
-      <w:ins w:id="258" w:author="Yuyong Kim" w:date="2026-05-10T00:00:00Z">
+          <w:ins w:id="261" w:author="Yuyong Kim" w:date="2026-05-10T00:00:00Z"/>
+        </w:rPr>
+      </w:pPr>
+      <w:ins w:id="260" w:author="Yuyong Kim" w:date="2026-05-10T00:00:00Z">
         <w:r>
           <w:rPr>
             <w:b/>
@@ -7315,10 +7332,10 @@
       <w:pPr>
         <w:pStyle w:val="FirstParagraph"/>
         <w:rPr>
-          <w:ins w:id="261" w:author="Yuyong Kim" w:date="2026-05-10T00:00:00Z"/>
-        </w:rPr>
-      </w:pPr>
-      <w:ins w:id="260" w:author="Yuyong Kim" w:date="2026-05-10T00:00:00Z">
+          <w:ins w:id="263" w:author="Yuyong Kim" w:date="2026-05-10T00:00:00Z"/>
+        </w:rPr>
+      </w:pPr>
+      <w:ins w:id="262" w:author="Yuyong Kim" w:date="2026-05-10T00:00:00Z">
         <w:r>
           <w:t xml:space="preserve">This appendix exercises the proposed framework against a real engineering data sheet drawn from an operating petrochemical project. All client, contractor, licensor, personnel, location, project-name, document-ID, and equipment-tag identifiers were stripped before the data sheet was carried into this manuscript or any version-controlled artefact in the repository. The case is referred to throughout this paper, the supporting scripts, and the JSON/Markdown evidence files only as VES-REAL-001. The technical specifications below — material, design and operating pressures and temperatures, dimensions, corrosion allowance, joint-efficiency assumption, fluid specific gravity — are reproduced as supplied by the data sheet and contain no information that could re-identify the source plant, vendor, or design house. No image, watermark, page header, or layout fragment from the source PDF has been embedded in this manuscript. The source PDF itself is retained outside the publication tree (docs/publication/submissions/Plant_data/, not part of the version-controlled paper bundle) and is not redistributed.</w:t>
         </w:r>
@@ -7338,10 +7355,10 @@
       <w:pPr>
         <w:pStyle w:val="FirstParagraph"/>
         <w:rPr>
-          <w:ins w:id="263" w:author="Yuyong Kim" w:date="2026-05-10T00:00:00Z"/>
-        </w:rPr>
-      </w:pPr>
-      <w:ins w:id="262" w:author="Yuyong Kim" w:date="2026-05-10T00:00:00Z">
+          <w:ins w:id="265" w:author="Yuyong Kim" w:date="2026-05-10T00:00:00Z"/>
+        </w:rPr>
+      </w:pPr>
+      <w:ins w:id="264" w:author="Yuyong Kim" w:date="2026-05-10T00:00:00Z">
         <w:r>
           <w:t xml:space="preserve">The vessel under test is a cryogenic flare knockout drum.</w:t>
         </w:r>
@@ -7650,10 +7667,10 @@
       <w:pPr>
         <w:pStyle w:val="BodyText"/>
         <w:rPr>
-          <w:ins w:id="265" w:author="Yuyong Kim" w:date="2026-05-10T00:00:00Z"/>
-        </w:rPr>
-      </w:pPr>
-      <w:ins w:id="264" w:author="Yuyong Kim" w:date="2026-05-10T00:00:00Z">
+          <w:ins w:id="267" w:author="Yuyong Kim" w:date="2026-05-10T00:00:00Z"/>
+        </w:rPr>
+      </w:pPr>
+      <w:ins w:id="266" w:author="Yuyong Kim" w:date="2026-05-10T00:00:00Z">
         <w:r>
           <w:rPr>
             <w:b/>
@@ -7677,10 +7694,10 @@
       <w:pPr>
         <w:pStyle w:val="FirstParagraph"/>
         <w:rPr>
-          <w:ins w:id="267" w:author="Yuyong Kim" w:date="2026-05-10T00:00:00Z"/>
-        </w:rPr>
-      </w:pPr>
-      <w:ins w:id="266" w:author="Yuyong Kim" w:date="2026-05-10T00:00:00Z">
+          <w:ins w:id="269" w:author="Yuyong Kim" w:date="2026-05-10T00:00:00Z"/>
+        </w:rPr>
+      </w:pPr>
+      <w:ins w:id="268" w:author="Yuyong Kim" w:date="2026-05-10T00:00:00Z">
         <w:r>
           <w:t xml:space="preserve">The cryogenic side (-190 °C) is outside the input-validation range of the deployed Layer-1 schema (-50 °C ≤ design_temperature_c ≤ 650 °C). The full four-layer engine is therefore run on the +190 °C side; the cryogenic side is treated by directly invoking the underlying ASME Section VIII Div.1 UG-27 routine (src/vessel/calculations.py :: calculate_required_shell_thickness_mm) with the lowest-tabulated allowable stress (S at 20 °C = 132.0 MPa for SA-240-304L), which is the conventional surrogate for cryogenic shell sizing because allowable stress is not raised below 20 °C. Material toughness for the -190 °C MDMT is governed by ASME Section VIII UHA-51 impact-test rules and is out of scope of the current calculation engine; this is reported honestly here rather than back-filled.</w:t>
         </w:r>
@@ -7690,10 +7707,10 @@
       <w:pPr>
         <w:pStyle w:val="BodyText"/>
         <w:rPr>
-          <w:ins w:id="269" w:author="Yuyong Kim" w:date="2026-05-10T00:00:00Z"/>
-        </w:rPr>
-      </w:pPr>
-      <w:ins w:id="268" w:author="Yuyong Kim" w:date="2026-05-10T00:00:00Z">
+          <w:ins w:id="271" w:author="Yuyong Kim" w:date="2026-05-10T00:00:00Z"/>
+        </w:rPr>
+      </w:pPr>
+      <w:ins w:id="270" w:author="Yuyong Kim" w:date="2026-05-10T00:00:00Z">
         <w:r>
           <w:rPr>
             <w:b/>
@@ -7912,10 +7929,10 @@
       <w:pPr>
         <w:pStyle w:val="BodyText"/>
         <w:rPr>
-          <w:ins w:id="271" w:author="Yuyong Kim" w:date="2026-05-10T00:00:00Z"/>
-        </w:rPr>
-      </w:pPr>
-      <w:ins w:id="270" w:author="Yuyong Kim" w:date="2026-05-10T00:00:00Z">
+          <w:ins w:id="273" w:author="Yuyong Kim" w:date="2026-05-10T00:00:00Z"/>
+        </w:rPr>
+      </w:pPr>
+      <w:ins w:id="272" w:author="Yuyong Kim" w:date="2026-05-10T00:00:00Z">
         <w:r>
           <w:t xml:space="preserve">The hot side governs: the controlling required shell thickness is 7.237 mm. The Layer-4 reverse-pressure check returns the design pressure to within machine epsilon (deviation &lt; 0.001 %), as expected for an internally consistent UG-27 forward/reverse pair.</w:t>
         </w:r>
@@ -7925,10 +7942,10 @@
       <w:pPr>
         <w:pStyle w:val="BodyText"/>
         <w:rPr>
-          <w:ins w:id="273" w:author="Yuyong Kim" w:date="2026-05-10T00:00:00Z"/>
-        </w:rPr>
-      </w:pPr>
-      <w:ins w:id="272" w:author="Yuyong Kim" w:date="2026-05-10T00:00:00Z">
+          <w:ins w:id="275" w:author="Yuyong Kim" w:date="2026-05-10T00:00:00Z"/>
+        </w:rPr>
+      </w:pPr>
+      <w:ins w:id="274" w:author="Yuyong Kim" w:date="2026-05-10T00:00:00Z">
         <w:r>
           <w:rPr>
             <w:b/>
@@ -7946,10 +7963,10 @@
           <w:numId w:val="1005"/>
         </w:numPr>
         <w:rPr>
-          <w:ins w:id="275" w:author="Yuyong Kim" w:date="2026-05-10T00:00:00Z"/>
-        </w:rPr>
-      </w:pPr>
-      <w:ins w:id="274" w:author="Yuyong Kim" w:date="2026-05-10T00:00:00Z">
+          <w:ins w:id="277" w:author="Yuyong Kim" w:date="2026-05-10T00:00:00Z"/>
+        </w:rPr>
+      </w:pPr>
+      <w:ins w:id="276" w:author="Yuyong Kim" w:date="2026-05-10T00:00:00Z">
         <w:r>
           <w:t xml:space="preserve">diameter = 5,000.0 mm; governing span = 20,400.0 mm; head-depth (default) = 1,250.0 mm</w:t>
         </w:r>
@@ -7963,10 +7980,10 @@
           <w:numId w:val="1005"/>
         </w:numPr>
         <w:rPr>
-          <w:ins w:id="277" w:author="Yuyong Kim" w:date="2026-05-10T00:00:00Z"/>
-        </w:rPr>
-      </w:pPr>
-      <w:ins w:id="276" w:author="Yuyong Kim" w:date="2026-05-10T00:00:00Z">
+          <w:ins w:id="279" w:author="Yuyong Kim" w:date="2026-05-10T00:00:00Z"/>
+        </w:rPr>
+      </w:pPr>
+      <w:ins w:id="278" w:author="Yuyong Kim" w:date="2026-05-10T00:00:00Z">
         <w:r>
           <w:t xml:space="preserve">shell surface area = 320.442 m²; estimated internal volume = 433.278 m³</w:t>
         </w:r>
@@ -7980,10 +7997,10 @@
           <w:numId w:val="1005"/>
         </w:numPr>
         <w:rPr>
-          <w:ins w:id="279" w:author="Yuyong Kim" w:date="2026-05-10T00:00:00Z"/>
-        </w:rPr>
-      </w:pPr>
-      <w:ins w:id="278" w:author="Yuyong Kim" w:date="2026-05-10T00:00:00Z">
+          <w:ins w:id="281" w:author="Yuyong Kim" w:date="2026-05-10T00:00:00Z"/>
+        </w:rPr>
+      </w:pPr>
+      <w:ins w:id="280" w:author="Yuyong Kim" w:date="2026-05-10T00:00:00Z">
         <w:r>
           <w:t xml:space="preserve">slenderness L/D = 4.08 (no high-L/D warning)</w:t>
         </w:r>
@@ -7997,10 +8014,10 @@
           <w:numId w:val="1005"/>
         </w:numPr>
         <w:rPr>
-          <w:ins w:id="281" w:author="Yuyong Kim" w:date="2026-05-10T00:00:00Z"/>
-        </w:rPr>
-      </w:pPr>
-      <w:ins w:id="280" w:author="Yuyong Kim" w:date="2026-05-10T00:00:00Z">
+          <w:ins w:id="283" w:author="Yuyong Kim" w:date="2026-05-10T00:00:00Z"/>
+        </w:rPr>
+      </w:pPr>
+      <w:ins w:id="282" w:author="Yuyong Kim" w:date="2026-05-10T00:00:00Z">
         <w:r>
           <w:t xml:space="preserve">screening confidence = medium; flags = {red_flags: [], warnings: ['DATA.VESSEL_DIMENSION_CONTEXT_MISSING']} — the warning is raised because the data sheet does not state the head depth; the engine substituted its 2:1-ellipsoidal default</w:t>
         </w:r>
@@ -8014,10 +8031,10 @@
           <w:numId w:val="1005"/>
         </w:numPr>
         <w:rPr>
-          <w:ins w:id="283" w:author="Yuyong Kim" w:date="2026-05-10T00:00:00Z"/>
-        </w:rPr>
-      </w:pPr>
-      <w:ins w:id="282" w:author="Yuyong Kim" w:date="2026-05-10T00:00:00Z">
+          <w:ins w:id="285" w:author="Yuyong Kim" w:date="2026-05-10T00:00:00Z"/>
+        </w:rPr>
+      </w:pPr>
+      <w:ins w:id="284" w:author="Yuyong Kim" w:date="2026-05-10T00:00:00Z">
         <w:r>
           <w:t xml:space="preserve">FFS / remaining-life screening fields are not reported here: a plausible current_thickness_mm was supplied only because the engine schema requires a positive value, and using it would inject a non-data-sheet number into a manuscript table. The script flags this caveat explicitly.</w:t>
         </w:r>
@@ -8027,10 +8044,10 @@
       <w:pPr>
         <w:pStyle w:val="FirstParagraph"/>
         <w:rPr>
-          <w:ins w:id="285" w:author="Yuyong Kim" w:date="2026-05-10T00:00:00Z"/>
-        </w:rPr>
-      </w:pPr>
-      <w:ins w:id="284" w:author="Yuyong Kim" w:date="2026-05-10T00:00:00Z">
+          <w:ins w:id="287" w:author="Yuyong Kim" w:date="2026-05-10T00:00:00Z"/>
+        </w:rPr>
+      </w:pPr>
+      <w:ins w:id="286" w:author="Yuyong Kim" w:date="2026-05-10T00:00:00Z">
         <w:r>
           <w:rPr>
             <w:b/>
@@ -8054,10 +8071,10 @@
       <w:pPr>
         <w:pStyle w:val="FirstParagraph"/>
         <w:rPr>
-          <w:ins w:id="287" w:author="Yuyong Kim" w:date="2026-05-10T00:00:00Z"/>
-        </w:rPr>
-      </w:pPr>
-      <w:ins w:id="286" w:author="Yuyong Kim" w:date="2026-05-10T00:00:00Z">
+          <w:ins w:id="289" w:author="Yuyong Kim" w:date="2026-05-10T00:00:00Z"/>
+        </w:rPr>
+      </w:pPr>
+      <w:ins w:id="288" w:author="Yuyong Kim" w:date="2026-05-10T00:00:00Z">
         <w:r>
           <w:t xml:space="preserve">Two query variants were issued through the same retrieval code path used in the rest of the paper (src.rag.local_kosha_rag.search_index against the live SQLite FTS index).</w:t>
         </w:r>
@@ -8067,10 +8084,10 @@
       <w:pPr>
         <w:pStyle w:val="BodyText"/>
         <w:rPr>
-          <w:ins w:id="289" w:author="Yuyong Kim" w:date="2026-05-10T00:00:00Z"/>
-        </w:rPr>
-      </w:pPr>
-      <w:ins w:id="288" w:author="Yuyong Kim" w:date="2026-05-10T00:00:00Z">
+          <w:ins w:id="291" w:author="Yuyong Kim" w:date="2026-05-10T00:00:00Z"/>
+        </w:rPr>
+      </w:pPr>
+      <w:ins w:id="290" w:author="Yuyong Kim" w:date="2026-05-10T00:00:00Z">
         <w:r>
           <w:rPr>
             <w:b/>
@@ -8298,10 +8315,10 @@
       <w:pPr>
         <w:pStyle w:val="BodyText"/>
         <w:rPr>
-          <w:ins w:id="291" w:author="Yuyong Kim" w:date="2026-05-10T00:00:00Z"/>
-        </w:rPr>
-      </w:pPr>
-      <w:ins w:id="290" w:author="Yuyong Kim" w:date="2026-05-10T00:00:00Z">
+          <w:ins w:id="293" w:author="Yuyong Kim" w:date="2026-05-10T00:00:00Z"/>
+        </w:rPr>
+      </w:pPr>
+      <w:ins w:id="292" w:author="Yuyong Kim" w:date="2026-05-10T00:00:00Z">
         <w:r>
           <w:rPr>
             <w:b/>
@@ -8529,10 +8546,10 @@
       <w:pPr>
         <w:pStyle w:val="BodyText"/>
         <w:rPr>
-          <w:ins w:id="293" w:author="Yuyong Kim" w:date="2026-05-10T00:00:00Z"/>
-        </w:rPr>
-      </w:pPr>
-      <w:ins w:id="292" w:author="Yuyong Kim" w:date="2026-05-10T00:00:00Z">
+          <w:ins w:id="295" w:author="Yuyong Kim" w:date="2026-05-10T00:00:00Z"/>
+        </w:rPr>
+      </w:pPr>
+      <w:ins w:id="294" w:author="Yuyong Kim" w:date="2026-05-10T00:00:00Z">
         <w:r>
           <w:t xml:space="preserve">The first mandatory hit in Variant B is at rank 5: KOSHA04_002000002000004000000000266000 — 제266조 차단밸브의 설치 금지 (Article 266, Rules on Occupational Safety and Health Standards: prohibition on installing block valves on safety-critical relief / flare paths). This is a directly relevant Korean-jurisdiction obligation for a flare knockout drum; ASME Section VIII Div.1 alone does not surface it.</w:t>
         </w:r>
@@ -8542,10 +8559,10 @@
       <w:pPr>
         <w:pStyle w:val="BodyText"/>
         <w:rPr>
-          <w:ins w:id="295" w:author="Yuyong Kim" w:date="2026-05-10T00:00:00Z"/>
-        </w:rPr>
-      </w:pPr>
-      <w:ins w:id="294" w:author="Yuyong Kim" w:date="2026-05-10T00:00:00Z">
+          <w:ins w:id="297" w:author="Yuyong Kim" w:date="2026-05-10T00:00:00Z"/>
+        </w:rPr>
+      </w:pPr>
+      <w:ins w:id="296" w:author="Yuyong Kim" w:date="2026-05-10T00:00:00Z">
         <w:r>
           <w:t xml:space="preserve">The full top-10 of each variant, with bm25 scores and snippets, is reproduced verbatim in outputs/real_case_ves001_rag.md and outputs/real_case_ves001_rag.json.</w:t>
         </w:r>
@@ -8565,10 +8582,10 @@
       <w:pPr>
         <w:pStyle w:val="FirstParagraph"/>
         <w:rPr>
-          <w:ins w:id="297" w:author="Yuyong Kim" w:date="2026-05-10T00:00:00Z"/>
-        </w:rPr>
-      </w:pPr>
-      <w:ins w:id="296" w:author="Yuyong Kim" w:date="2026-05-10T00:00:00Z">
+          <w:ins w:id="299" w:author="Yuyong Kim" w:date="2026-05-10T00:00:00Z"/>
+        </w:rPr>
+      </w:pPr>
+      <w:ins w:id="298" w:author="Yuyong Kim" w:date="2026-05-10T00:00:00Z">
         <w:r>
           <w:t xml:space="preserve">The system runs end-to-end on a real EPC vessel data sheet without any code modification: the calculation engine produces a deterministic UG-27 thickness (7.237 mm controlling) that closes its own reverse check to machine epsilon, the engine’s dimension layer correctly returns shell volume and L/D screening from the supplied geometry, and the input-validator correctly rejects the cryogenic temperature as out-of-scope rather than silently extrapolating an allowable-stress lookup. KOSHA RAG, queried with a spec-faithful natural query, surfaces a coherent set of jurisdiction-relevant KOSHA technical guides on pressure vessel weld design (M-111-2015), remaining-life assessment (M-69-2012), pressure-vessel repair (M-113-2012), post-weld heat treatment (M-184-2015), and thickness-loss risk assessment (M-109-2012); the narrow Korean-term probe additionally returns Article 266 of the Rules on Occupational Safety and Health Standards — the Korean statutory provision restricting block-valve installation on flare and relief paths — at rank 5, mandatory class. The retrieval is therefore not weak: the spec-faithful variant returns 2 mandatory + 8 vessel-relevant guidance hits, and the narrow variant pulls a flare-relevant mandatory provision into the top-10 along with the PSM integrated-form regulation. We do not claim that the system independently identified Article 266 as the “right” answer for this specific vessel — that is an audit judgement requiring the operating company’s PSM dossier — only that the same retrieval pipeline used in §6.5 surfaces the relevant Korean obligation and the relevant KOSHA technical guidance from a real plant data sheet.</w:t>
         </w:r>
@@ -8588,10 +8605,10 @@
       <w:pPr>
         <w:pStyle w:val="FirstParagraph"/>
         <w:rPr>
-          <w:ins w:id="299" w:author="Yuyong Kim" w:date="2026-05-10T00:00:00Z"/>
-        </w:rPr>
-      </w:pPr>
-      <w:ins w:id="298" w:author="Yuyong Kim" w:date="2026-05-10T00:00:00Z">
+          <w:ins w:id="301" w:author="Yuyong Kim" w:date="2026-05-10T00:00:00Z"/>
+        </w:rPr>
+      </w:pPr>
+      <w:ins w:id="300" w:author="Yuyong Kim" w:date="2026-05-10T00:00:00Z">
         <w:r>
           <w:t xml:space="preserve">This real-plant case responds directly to the concern that the §6 evaluation rests on synthetic data alone. What VES-REAL-001 demonstrates is that the pipeline runs end-to-end on a real EPC vessel data sheet, that ASME UG-27 governs cleanly, that the engine correctly rejects out-of-scope inputs (the −190 °C cryogenic side returns STD.OUT_OF_SCOPE_APPLICATION rather than a fabricated answer), and that KOSHA RAG retrieval surfaces jurisdiction-relevant guidance and at least one mandatory provision (Article 266 on flare-path block-valve prohibition) on a real-plant query. What VES-REAL-001 does not demonstrate is external accuracy validation against an independently audited reference: the data sheet supplies design inputs but no independently measured outputs, so the case shows execution and retrieval behaviour, not predictive fidelity. Predictive validation against operating-record outcomes remains future work (§8 Limitation 1).</w:t>
         </w:r>
@@ -8601,10 +8618,10 @@
       <w:pPr>
         <w:pStyle w:val="BodyText"/>
         <w:rPr>
-          <w:ins w:id="301" w:author="Yuyong Kim" w:date="2026-05-10T00:00:00Z"/>
-        </w:rPr>
-      </w:pPr>
-      <w:ins w:id="300" w:author="Yuyong Kim" w:date="2026-05-10T00:00:00Z">
+          <w:ins w:id="303" w:author="Yuyong Kim" w:date="2026-05-10T00:00:00Z"/>
+        </w:rPr>
+      </w:pPr>
+      <w:ins w:id="302" w:author="Yuyong Kim" w:date="2026-05-10T00:00:00Z">
         <w:r>
           <w:rPr>
             <w:b/>
@@ -8636,10 +8653,10 @@
       <w:pPr>
         <w:pStyle w:val="FirstParagraph"/>
         <w:rPr>
-          <w:ins w:id="303" w:author="Yuyong Kim" w:date="2026-05-10T00:00:00Z"/>
-        </w:rPr>
-      </w:pPr>
-      <w:ins w:id="302" w:author="Yuyong Kim" w:date="2026-05-10T00:00:00Z">
+          <w:ins w:id="305" w:author="Yuyong Kim" w:date="2026-05-10T00:00:00Z"/>
+        </w:rPr>
+      </w:pPr>
+      <w:ins w:id="304" w:author="Yuyong Kim" w:date="2026-05-10T00:00:00Z">
         <w:r>
           <w:t xml:space="preserve">This appendix consolidates four supplementary measurements (per-discipline accuracy spread, recall saturation, pipeline latency, retrieval failure inventory) and a reproducibility statement. Every table is regenerated by scripts/reproduce_all.py (13/13 scripts pass on a clean run).</w:t>
         </w:r>
@@ -8658,10 +8675,10 @@
       <w:pPr>
         <w:pStyle w:val="FirstParagraph"/>
         <w:rPr>
-          <w:ins w:id="305" w:author="Yuyong Kim" w:date="2026-05-10T00:00:00Z"/>
-        </w:rPr>
-      </w:pPr>
-      <w:ins w:id="304" w:author="Yuyong Kim" w:date="2026-05-10T00:00:00Z">
+          <w:ins w:id="307" w:author="Yuyong Kim" w:date="2026-05-10T00:00:00Z"/>
+        </w:rPr>
+      </w:pPr>
+      <w:ins w:id="306" w:author="Yuyong Kim" w:date="2026-05-10T00:00:00Z">
         <w:r>
           <w:t xml:space="preserve">A natural follow-up question is whether the system performs unevenly across disciplines. Per-discipline breakdown (outputs/per_discipline_accuracy.md):</w:t>
         </w:r>
@@ -8675,10 +8692,10 @@
           <w:numId w:val="1006"/>
         </w:numPr>
         <w:rPr>
-          <w:ins w:id="307" w:author="Yuyong Kim" w:date="2026-05-10T00:00:00Z"/>
-        </w:rPr>
-      </w:pPr>
-      <w:ins w:id="306" w:author="Yuyong Kim" w:date="2026-05-10T00:00:00Z">
+          <w:ins w:id="309" w:author="Yuyong Kim" w:date="2026-05-10T00:00:00Z"/>
+        </w:rPr>
+      </w:pPr>
+      <w:ins w:id="308" w:author="Yuyong Kim" w:date="2026-05-10T00:00:00Z">
         <w:r>
           <w:t xml:space="preserve">Total cases: 220</w:t>
         </w:r>
@@ -8692,10 +8709,10 @@
           <w:numId w:val="1006"/>
         </w:numPr>
         <w:rPr>
-          <w:ins w:id="309" w:author="Yuyong Kim" w:date="2026-05-10T00:00:00Z"/>
-        </w:rPr>
-      </w:pPr>
-      <w:ins w:id="308" w:author="Yuyong Kim" w:date="2026-05-10T00:00:00Z">
+          <w:ins w:id="311" w:author="Yuyong Kim" w:date="2026-05-10T00:00:00Z"/>
+        </w:rPr>
+      </w:pPr>
+      <w:ins w:id="310" w:author="Yuyong Kim" w:date="2026-05-10T00:00:00Z">
         <w:r>
           <w:t xml:space="preserve">Passed cases: 220</w:t>
         </w:r>
@@ -8709,10 +8726,10 @@
           <w:numId w:val="1006"/>
         </w:numPr>
         <w:rPr>
-          <w:ins w:id="311" w:author="Yuyong Kim" w:date="2026-05-10T00:00:00Z"/>
-        </w:rPr>
-      </w:pPr>
-      <w:ins w:id="310" w:author="Yuyong Kim" w:date="2026-05-10T00:00:00Z">
+          <w:ins w:id="313" w:author="Yuyong Kim" w:date="2026-05-10T00:00:00Z"/>
+        </w:rPr>
+      </w:pPr>
+      <w:ins w:id="312" w:author="Yuyong Kim" w:date="2026-05-10T00:00:00Z">
         <w:r>
           <w:t xml:space="preserve">Overall accuracy: 1.0000</w:t>
         </w:r>
@@ -8726,10 +8743,10 @@
           <w:numId w:val="1006"/>
         </w:numPr>
         <w:rPr>
-          <w:ins w:id="313" w:author="Yuyong Kim" w:date="2026-05-10T00:00:00Z"/>
-        </w:rPr>
-      </w:pPr>
-      <w:ins w:id="312" w:author="Yuyong Kim" w:date="2026-05-10T00:00:00Z">
+          <w:ins w:id="315" w:author="Yuyong Kim" w:date="2026-05-10T00:00:00Z"/>
+        </w:rPr>
+      </w:pPr>
+      <w:ins w:id="314" w:author="Yuyong Kim" w:date="2026-05-10T00:00:00Z">
         <w:r>
           <w:t xml:space="preserve">Source dataset: datasets/golden_standards/*_golden_dataset_v1.json</w:t>
         </w:r>
@@ -8743,10 +8760,10 @@
           <w:numId w:val="1006"/>
         </w:numPr>
         <w:rPr>
-          <w:ins w:id="315" w:author="Yuyong Kim" w:date="2026-05-10T00:00:00Z"/>
-        </w:rPr>
-      </w:pPr>
-      <w:ins w:id="314" w:author="Yuyong Kim" w:date="2026-05-10T00:00:00Z">
+          <w:ins w:id="317" w:author="Yuyong Kim" w:date="2026-05-10T00:00:00Z"/>
+        </w:rPr>
+      </w:pPr>
+      <w:ins w:id="316" w:author="Yuyong Kim" w:date="2026-05-10T00:00:00Z">
         <w:r>
           <w:t xml:space="preserve">Code path: scripts/benchmark_all_runtime.py (re-used).</w:t>
         </w:r>
@@ -8756,10 +8773,10 @@
       <w:pPr>
         <w:pStyle w:val="FirstParagraph"/>
         <w:rPr>
-          <w:ins w:id="317" w:author="Yuyong Kim" w:date="2026-05-10T00:00:00Z"/>
-        </w:rPr>
-      </w:pPr>
-      <w:ins w:id="316" w:author="Yuyong Kim" w:date="2026-05-10T00:00:00Z">
+          <w:ins w:id="319" w:author="Yuyong Kim" w:date="2026-05-10T00:00:00Z"/>
+        </w:rPr>
+      </w:pPr>
+      <w:ins w:id="318" w:author="Yuyong Kim" w:date="2026-05-10T00:00:00Z">
         <w:r>
           <w:rPr>
             <w:b/>
@@ -9756,10 +9773,10 @@
       <w:pPr>
         <w:pStyle w:val="BodyText"/>
         <w:rPr>
-          <w:ins w:id="319" w:author="Yuyong Kim" w:date="2026-05-10T00:00:00Z"/>
-        </w:rPr>
-      </w:pPr>
-      <w:ins w:id="318" w:author="Yuyong Kim" w:date="2026-05-10T00:00:00Z">
+          <w:ins w:id="321" w:author="Yuyong Kim" w:date="2026-05-10T00:00:00Z"/>
+        </w:rPr>
+      </w:pPr>
+      <w:ins w:id="320" w:author="Yuyong Kim" w:date="2026-05-10T00:00:00Z">
         <w:r>
           <w:rPr>
             <w:b/>
@@ -10181,10 +10198,10 @@
       <w:pPr>
         <w:pStyle w:val="BodyText"/>
         <w:rPr>
-          <w:ins w:id="321" w:author="Yuyong Kim" w:date="2026-05-10T00:00:00Z"/>
-        </w:rPr>
-      </w:pPr>
-      <w:ins w:id="320" w:author="Yuyong Kim" w:date="2026-05-10T00:00:00Z">
+          <w:ins w:id="323" w:author="Yuyong Kim" w:date="2026-05-10T00:00:00Z"/>
+        </w:rPr>
+      </w:pPr>
+      <w:ins w:id="322" w:author="Yuyong Kim" w:date="2026-05-10T00:00:00Z">
         <w:r>
           <w:rPr>
             <w:b/>
@@ -10208,10 +10225,10 @@
       <w:pPr>
         <w:pStyle w:val="FirstParagraph"/>
         <w:rPr>
-          <w:ins w:id="323" w:author="Yuyong Kim" w:date="2026-05-10T00:00:00Z"/>
-        </w:rPr>
-      </w:pPr>
-      <w:ins w:id="322" w:author="Yuyong Kim" w:date="2026-05-10T00:00:00Z">
+          <w:ins w:id="325" w:author="Yuyong Kim" w:date="2026-05-10T00:00:00Z"/>
+        </w:rPr>
+      </w:pPr>
+      <w:ins w:id="324" w:author="Yuyong Kim" w:date="2026-05-10T00:00:00Z">
         <w:r>
           <w:t xml:space="preserve">Per-K table from outputs/rag_retrieval_extended.md (Dataset: datasets/kosha_rag/rag_eval_queries.json; queries: 50; bootstrap draws: 1000, seed=20260508):</w:t>
         </w:r>
@@ -10221,7 +10238,7 @@
       <w:pPr>
         <w:pStyle w:val="BodyText"/>
       </w:pPr>
-      <w:del w:id="324" w:author="Yuyong Kim" w:date="2026-05-10T00:00:00Z">
+      <w:del w:id="326" w:author="Yuyong Kim" w:date="2026-05-10T00:00:00Z">
         <w:r>
           <w:rPr>
             <w:b/>
@@ -10230,7 +10247,7 @@
           <w:delText xml:space="preserve">Instrumentation ↔ Vessel</w:delText>
         </w:r>
       </w:del>
-      <w:ins w:id="325" w:author="Yuyong Kim" w:date="2026-05-10T00:00:00Z">
+      <w:ins w:id="327" w:author="Yuyong Kim" w:date="2026-05-10T00:00:00Z">
         <w:r>
           <w:rPr>
             <w:b/>
@@ -10810,10 +10827,10 @@
       <w:pPr>
         <w:pStyle w:val="BodyText"/>
         <w:rPr>
-          <w:ins w:id="327" w:author="Yuyong Kim" w:date="2026-05-10T00:00:00Z"/>
-        </w:rPr>
-      </w:pPr>
-      <w:ins w:id="326" w:author="Yuyong Kim" w:date="2026-05-10T00:00:00Z">
+          <w:ins w:id="329" w:author="Yuyong Kim" w:date="2026-05-10T00:00:00Z"/>
+        </w:rPr>
+      </w:pPr>
+      <w:ins w:id="328" w:author="Yuyong Kim" w:date="2026-05-10T00:00:00Z">
         <w:r>
           <w:rPr>
             <w:b/>
@@ -11515,10 +11532,10 @@
       <w:pPr>
         <w:pStyle w:val="BodyText"/>
         <w:rPr>
-          <w:ins w:id="329" w:author="Yuyong Kim" w:date="2026-05-10T00:00:00Z"/>
-        </w:rPr>
-      </w:pPr>
-      <w:ins w:id="328" w:author="Yuyong Kim" w:date="2026-05-10T00:00:00Z">
+          <w:ins w:id="331" w:author="Yuyong Kim" w:date="2026-05-10T00:00:00Z"/>
+        </w:rPr>
+      </w:pPr>
+      <w:ins w:id="330" w:author="Yuyong Kim" w:date="2026-05-10T00:00:00Z">
         <w:r>
           <w:t xml:space="preserve">The Enhanced curve saturates at 0.8621 from K = 3; the Plain curve continues to rise. Paired-bootstrap 95% CI on the Enhanced − Plain delta excludes zero only at K∈{1, 2}. The headline retrieval claim of the paper is therefore narrowed to Recall@1 and MRR@10 (§6.5).</w:t>
         </w:r>
@@ -11538,10 +11555,10 @@
       <w:pPr>
         <w:pStyle w:val="FirstParagraph"/>
         <w:rPr>
-          <w:ins w:id="331" w:author="Yuyong Kim" w:date="2026-05-10T00:00:00Z"/>
-        </w:rPr>
-      </w:pPr>
-      <w:ins w:id="330" w:author="Yuyong Kim" w:date="2026-05-10T00:00:00Z">
+          <w:ins w:id="333" w:author="Yuyong Kim" w:date="2026-05-10T00:00:00Z"/>
+        </w:rPr>
+      </w:pPr>
+      <w:ins w:id="332" w:author="Yuyong Kim" w:date="2026-05-10T00:00:00Z">
         <w:r>
           <w:t xml:space="preserve">Median latency per stage on a commodity AMD x86-64 CPU under Python 3.13 (outputs/pipeline_latency.md; Platform: Windows 10 (AMD64); CPU: AMD64 Family 25 Model 33 Stepping 2; repetitions per stage: 5):</w:t>
         </w:r>
@@ -11551,10 +11568,10 @@
       <w:pPr>
         <w:pStyle w:val="BodyText"/>
         <w:rPr>
-          <w:ins w:id="333" w:author="Yuyong Kim" w:date="2026-05-10T00:00:00Z"/>
-        </w:rPr>
-      </w:pPr>
-      <w:ins w:id="332" w:author="Yuyong Kim" w:date="2026-05-10T00:00:00Z">
+          <w:ins w:id="335" w:author="Yuyong Kim" w:date="2026-05-10T00:00:00Z"/>
+        </w:rPr>
+      </w:pPr>
+      <w:ins w:id="334" w:author="Yuyong Kim" w:date="2026-05-10T00:00:00Z">
         <w:r>
           <w:rPr>
             <w:b/>
@@ -12252,10 +12269,10 @@
       <w:pPr>
         <w:pStyle w:val="BodyText"/>
         <w:rPr>
-          <w:ins w:id="335" w:author="Yuyong Kim" w:date="2026-05-10T00:00:00Z"/>
-        </w:rPr>
-      </w:pPr>
-      <w:ins w:id="334" w:author="Yuyong Kim" w:date="2026-05-10T00:00:00Z">
+          <w:ins w:id="337" w:author="Yuyong Kim" w:date="2026-05-10T00:00:00Z"/>
+        </w:rPr>
+      </w:pPr>
+      <w:ins w:id="336" w:author="Yuyong Kim" w:date="2026-05-10T00:00:00Z">
         <w:r>
           <w:rPr>
             <w:b/>
@@ -12592,10 +12609,10 @@
       <w:pPr>
         <w:pStyle w:val="BodyText"/>
         <w:rPr>
-          <w:ins w:id="337" w:author="Yuyong Kim" w:date="2026-05-10T00:00:00Z"/>
-        </w:rPr>
-      </w:pPr>
-      <w:ins w:id="336" w:author="Yuyong Kim" w:date="2026-05-10T00:00:00Z">
+          <w:ins w:id="339" w:author="Yuyong Kim" w:date="2026-05-10T00:00:00Z"/>
+        </w:rPr>
+      </w:pPr>
+      <w:ins w:id="338" w:author="Yuyong Kim" w:date="2026-05-10T00:00:00Z">
         <w:r>
           <w:rPr>
             <w:b/>
@@ -12609,10 +12626,10 @@
       <w:pPr>
         <w:pStyle w:val="BodyText"/>
         <w:rPr>
-          <w:ins w:id="339" w:author="Yuyong Kim" w:date="2026-05-10T00:00:00Z"/>
-        </w:rPr>
-      </w:pPr>
-      <w:ins w:id="338" w:author="Yuyong Kim" w:date="2026-05-10T00:00:00Z">
+          <w:ins w:id="341" w:author="Yuyong Kim" w:date="2026-05-10T00:00:00Z"/>
+        </w:rPr>
+      </w:pPr>
+      <w:ins w:id="340" w:author="Yuyong Kim" w:date="2026-05-10T00:00:00Z">
         <w:r>
           <w:rPr>
             <w:b/>
@@ -12626,10 +12643,10 @@
       <w:pPr>
         <w:pStyle w:val="BodyText"/>
         <w:rPr>
-          <w:ins w:id="341" w:author="Yuyong Kim" w:date="2026-05-10T00:00:00Z"/>
-        </w:rPr>
-      </w:pPr>
-      <w:ins w:id="340" w:author="Yuyong Kim" w:date="2026-05-10T00:00:00Z">
+          <w:ins w:id="343" w:author="Yuyong Kim" w:date="2026-05-10T00:00:00Z"/>
+        </w:rPr>
+      </w:pPr>
+      <w:ins w:id="342" w:author="Yuyong Kim" w:date="2026-05-10T00:00:00Z">
         <w:r>
           <w:rPr>
             <w:b/>
@@ -12643,10 +12660,10 @@
       <w:pPr>
         <w:pStyle w:val="BodyText"/>
         <w:rPr>
-          <w:ins w:id="343" w:author="Yuyong Kim" w:date="2026-05-10T00:00:00Z"/>
-        </w:rPr>
-      </w:pPr>
-      <w:ins w:id="342" w:author="Yuyong Kim" w:date="2026-05-10T00:00:00Z">
+          <w:ins w:id="345" w:author="Yuyong Kim" w:date="2026-05-10T00:00:00Z"/>
+        </w:rPr>
+      </w:pPr>
+      <w:ins w:id="344" w:author="Yuyong Kim" w:date="2026-05-10T00:00:00Z">
         <w:r>
           <w:rPr>
             <w:b/>
@@ -12660,10 +12677,10 @@
       <w:pPr>
         <w:pStyle w:val="BodyText"/>
         <w:rPr>
-          <w:ins w:id="345" w:author="Yuyong Kim" w:date="2026-05-10T00:00:00Z"/>
-        </w:rPr>
-      </w:pPr>
-      <w:ins w:id="344" w:author="Yuyong Kim" w:date="2026-05-10T00:00:00Z">
+          <w:ins w:id="347" w:author="Yuyong Kim" w:date="2026-05-10T00:00:00Z"/>
+        </w:rPr>
+      </w:pPr>
+      <w:ins w:id="346" w:author="Yuyong Kim" w:date="2026-05-10T00:00:00Z">
         <w:r>
           <w:t xml:space="preserve">The deterministic stack (input validation, K-voting, physics/code compliance, reverse verification, cross-discipline validator, BM25 retrieval) completes in approximately 1.2 ms per case. The Qwen-family generation step on the on-premises Ollama server adds approximately 42 s median; this dominates end-to-end latency when full LLM grounding is requested. K-voting (L2) accounts for approximately 70% of within-engine layered latency, consistent with its use of three deliberately varied calculation paths.</w:t>
         </w:r>
@@ -12683,10 +12700,10 @@
       <w:pPr>
         <w:pStyle w:val="FirstParagraph"/>
         <w:rPr>
-          <w:ins w:id="347" w:author="Yuyong Kim" w:date="2026-05-10T00:00:00Z"/>
-        </w:rPr>
-      </w:pPr>
-      <w:ins w:id="346" w:author="Yuyong Kim" w:date="2026-05-10T00:00:00Z">
+          <w:ins w:id="349" w:author="Yuyong Kim" w:date="2026-05-10T00:00:00Z"/>
+        </w:rPr>
+      </w:pPr>
+      <w:ins w:id="348" w:author="Yuyong Kim" w:date="2026-05-10T00:00:00Z">
         <w:r>
           <w:t xml:space="preserve">Honest disclosure of where retrieval still misses on the 50-query curated benchmark (outputs/retrieval_failure_inventory.md; Enhanced FTS, K=5 threshold; failure rule: failure := first_relevant_rank &gt; 5 OR no relevant hit in top-10; failure count 7/50 = 0.1400):</w:t>
         </w:r>
@@ -12785,10 +12802,10 @@
       <w:pPr>
         <w:pStyle w:val="BodyText"/>
         <w:rPr>
-          <w:ins w:id="349" w:author="Yuyong Kim" w:date="2026-05-10T00:00:00Z"/>
-        </w:rPr>
-      </w:pPr>
-      <w:ins w:id="348" w:author="Yuyong Kim" w:date="2026-05-10T00:00:00Z">
+          <w:ins w:id="351" w:author="Yuyong Kim" w:date="2026-05-10T00:00:00Z"/>
+        </w:rPr>
+      </w:pPr>
+      <w:ins w:id="350" w:author="Yuyong Kim" w:date="2026-05-10T00:00:00Z">
         <w:r>
           <w:t xml:space="preserve">Diagnosis category definitions: paraphrase_too_loose — the query phrasing diverges from the indexed chunk’s vocabulary beyond what the synonym expansion bridges; regulatory_class_mismatch — the retrieval favours a guidance-class hit when the target is a mandatory provision (or vice versa). Six of seven failures fall in paraphrase_too_loose, concentrated in the C-C-23 RBI, B-M-18 piping life, C-C-75 corrosion risk, and Article 256 corrosion-prevention groups. This single dominant failure mode is an honest input for future work on a hybrid lexical + semantic retriever (§8 future research direction (3)).</w:t>
         </w:r>
@@ -12808,10 +12825,10 @@
       <w:pPr>
         <w:pStyle w:val="FirstParagraph"/>
         <w:rPr>
-          <w:ins w:id="351" w:author="Yuyong Kim" w:date="2026-05-10T00:00:00Z"/>
-        </w:rPr>
-      </w:pPr>
-      <w:ins w:id="350" w:author="Yuyong Kim" w:date="2026-05-10T00:00:00Z">
+          <w:ins w:id="353" w:author="Yuyong Kim" w:date="2026-05-10T00:00:00Z"/>
+        </w:rPr>
+      </w:pPr>
+      <w:ins w:id="352" w:author="Yuyong Kim" w:date="2026-05-10T00:00:00Z">
         <w:r>
           <w:rPr>
             <w:rStyle w:val="VerbatimChar"/>
@@ -12842,10 +12859,10 @@
       <w:pPr>
         <w:pStyle w:val="FirstParagraph"/>
         <w:rPr>
-          <w:ins w:id="353" w:author="Yuyong Kim" w:date="2026-05-10T00:00:00Z"/>
-        </w:rPr>
-      </w:pPr>
-      <w:ins w:id="352" w:author="Yuyong Kim" w:date="2026-05-10T00:00:00Z">
+          <w:ins w:id="355" w:author="Yuyong Kim" w:date="2026-05-10T00:00:00Z"/>
+        </w:rPr>
+      </w:pPr>
+      <w:ins w:id="354" w:author="Yuyong Kim" w:date="2026-05-10T00:00:00Z">
         <w:r>
           <w:rPr>
             <w:b/>
@@ -12859,10 +12876,10 @@
       <w:pPr>
         <w:pStyle w:val="BodyText"/>
         <w:rPr>
-          <w:ins w:id="355" w:author="Yuyong Kim" w:date="2026-05-10T00:00:00Z"/>
-        </w:rPr>
-      </w:pPr>
-      <w:ins w:id="354" w:author="Yuyong Kim" w:date="2026-05-10T00:00:00Z">
+          <w:ins w:id="357" w:author="Yuyong Kim" w:date="2026-05-10T00:00:00Z"/>
+        </w:rPr>
+      </w:pPr>
+      <w:ins w:id="356" w:author="Yuyong Kim" w:date="2026-05-10T00:00:00Z">
         <w:r>
           <w:rPr>
             <w:b/>
@@ -12904,10 +12921,10 @@
       <w:pPr>
         <w:pStyle w:val="BodyText"/>
         <w:rPr>
-          <w:ins w:id="357" w:author="Yuyong Kim" w:date="2026-05-10T00:00:00Z"/>
-        </w:rPr>
-      </w:pPr>
-      <w:ins w:id="356" w:author="Yuyong Kim" w:date="2026-05-10T00:00:00Z">
+          <w:ins w:id="359" w:author="Yuyong Kim" w:date="2026-05-10T00:00:00Z"/>
+        </w:rPr>
+      </w:pPr>
+      <w:ins w:id="358" w:author="Yuyong Kim" w:date="2026-05-10T00:00:00Z">
         <w:r>
           <w:rPr>
             <w:b/>
@@ -12921,10 +12938,10 @@
       <w:pPr>
         <w:pStyle w:val="BodyText"/>
         <w:rPr>
-          <w:ins w:id="359" w:author="Yuyong Kim" w:date="2026-05-10T00:00:00Z"/>
-        </w:rPr>
-      </w:pPr>
-      <w:ins w:id="358" w:author="Yuyong Kim" w:date="2026-05-10T00:00:00Z">
+          <w:ins w:id="361" w:author="Yuyong Kim" w:date="2026-05-10T00:00:00Z"/>
+        </w:rPr>
+      </w:pPr>
+      <w:ins w:id="360" w:author="Yuyong Kim" w:date="2026-05-10T00:00:00Z">
         <w:r>
           <w:rPr>
             <w:b/>
@@ -12938,10 +12955,10 @@
       <w:pPr>
         <w:pStyle w:val="BodyText"/>
         <w:rPr>
-          <w:ins w:id="361" w:author="Yuyong Kim" w:date="2026-05-10T00:00:00Z"/>
-        </w:rPr>
-      </w:pPr>
-      <w:ins w:id="360" w:author="Yuyong Kim" w:date="2026-05-10T00:00:00Z">
+          <w:ins w:id="363" w:author="Yuyong Kim" w:date="2026-05-10T00:00:00Z"/>
+        </w:rPr>
+      </w:pPr>
+      <w:ins w:id="362" w:author="Yuyong Kim" w:date="2026-05-10T00:00:00Z">
         <w:r>
           <w:rPr>
             <w:b/>
@@ -12955,7 +12972,7 @@
       <w:pPr>
         <w:pStyle w:val="BodyText"/>
       </w:pPr>
-      <w:ins w:id="362" w:author="Yuyong Kim" w:date="2026-05-10T00:00:00Z">
+      <w:ins w:id="364" w:author="Yuyong Kim" w:date="2026-05-10T00:00:00Z">
         <w:r>
           <w:rPr>
             <w:b/>
@@ -12971,7 +12988,7 @@
         </w:rPr>
         <w:t xml:space="preserve">Klesel, M., Wittmann,</w:t>
       </w:r>
-      <w:del w:id="363" w:author="Yuyong Kim" w:date="2026-05-10T00:00:00Z">
+      <w:del w:id="365" w:author="Yuyong Kim" w:date="2026-05-10T00:00:00Z">
         <w:r>
           <w:rPr>
             <w:b/>
@@ -12980,7 +12997,7 @@
           <w:delText xml:space="preserve"> H.F., 2025.</w:delText>
         </w:r>
       </w:del>
-      <w:ins w:id="364" w:author="Yuyong Kim" w:date="2026-05-10T00:00:00Z">
+      <w:ins w:id="366" w:author="Yuyong Kim" w:date="2026-05-10T00:00:00Z">
         <w:r>
           <w:rPr>
             <w:b/>
@@ -12996,7 +13013,7 @@
         </w:rPr>
         <w:t xml:space="preserve"> Retrieval-Augmented Generation (RAG).</w:t>
       </w:r>
-      <w:del w:id="365" w:author="Yuyong Kim" w:date="2026-05-10T00:00:00Z">
+      <w:del w:id="367" w:author="Yuyong Kim" w:date="2026-05-10T00:00:00Z">
         <w:r>
           <w:rPr>
             <w:b/>
@@ -13005,7 +13022,7 @@
           <w:delText xml:space="preserve"> Bus. Inf. Syst. Eng. 67 (4), 551–561.</w:delText>
         </w:r>
       </w:del>
-      <w:ins w:id="366" w:author="Yuyong Kim" w:date="2026-05-10T00:00:00Z">
+      <w:ins w:id="368" w:author="Yuyong Kim" w:date="2026-05-10T00:00:00Z">
         <w:r>
           <w:rPr>
             <w:b/>
@@ -13019,10 +13036,10 @@
       <w:pPr>
         <w:pStyle w:val="BodyText"/>
         <w:rPr>
-          <w:ins w:id="368" w:author="Yuyong Kim" w:date="2026-05-10T00:00:00Z"/>
-        </w:rPr>
-      </w:pPr>
-      <w:ins w:id="367" w:author="Yuyong Kim" w:date="2026-05-10T00:00:00Z">
+          <w:ins w:id="370" w:author="Yuyong Kim" w:date="2026-05-10T00:00:00Z"/>
+        </w:rPr>
+      </w:pPr>
+      <w:ins w:id="369" w:author="Yuyong Kim" w:date="2026-05-10T00:00:00Z">
         <w:r>
           <w:rPr>
             <w:b/>
@@ -13036,7 +13053,7 @@
       <w:pPr>
         <w:pStyle w:val="BodyText"/>
       </w:pPr>
-      <w:ins w:id="369" w:author="Yuyong Kim" w:date="2026-05-10T00:00:00Z">
+      <w:ins w:id="371" w:author="Yuyong Kim" w:date="2026-05-10T00:00:00Z">
         <w:r>
           <w:rPr>
             <w:b/>
@@ -13052,7 +13069,7 @@
         </w:rPr>
         <w:t xml:space="preserve">Hector, I., Panjanathan,</w:t>
       </w:r>
-      <w:del w:id="370" w:author="Yuyong Kim" w:date="2026-05-10T00:00:00Z">
+      <w:del w:id="372" w:author="Yuyong Kim" w:date="2026-05-10T00:00:00Z">
         <w:r>
           <w:rPr>
             <w:b/>
@@ -13061,7 +13078,7 @@
           <w:delText xml:space="preserve"> R., 2024.</w:delText>
         </w:r>
       </w:del>
-      <w:ins w:id="371" w:author="Yuyong Kim" w:date="2026-05-10T00:00:00Z">
+      <w:ins w:id="373" w:author="Yuyong Kim" w:date="2026-05-10T00:00:00Z">
         <w:r>
           <w:rPr>
             <w:b/>
@@ -13077,7 +13094,7 @@
         </w:rPr>
         <w:t xml:space="preserve"> Predictive maintenance in Industry 4.0: a survey of planning models and</w:t>
       </w:r>
-      <w:del w:id="372" w:author="Yuyong Kim" w:date="2026-05-10T00:00:00Z">
+      <w:del w:id="374" w:author="Yuyong Kim" w:date="2026-05-10T00:00:00Z">
         <w:r>
           <w:rPr>
             <w:b/>
@@ -13086,7 +13103,7 @@
           <w:delText xml:space="preserve"> ML</w:delText>
         </w:r>
       </w:del>
-      <w:ins w:id="373" w:author="Yuyong Kim" w:date="2026-05-10T00:00:00Z">
+      <w:ins w:id="375" w:author="Yuyong Kim" w:date="2026-05-10T00:00:00Z">
         <w:r>
           <w:rPr>
             <w:b/>
@@ -13102,7 +13119,7 @@
         </w:rPr>
         <w:t xml:space="preserve"> techniques. PeerJ</w:t>
       </w:r>
-      <w:del w:id="374" w:author="Yuyong Kim" w:date="2026-05-10T00:00:00Z">
+      <w:del w:id="376" w:author="Yuyong Kim" w:date="2026-05-10T00:00:00Z">
         <w:r>
           <w:rPr>
             <w:b/>
@@ -13111,7 +13128,7 @@
           <w:delText xml:space="preserve"> Comput. Sci.</w:delText>
         </w:r>
       </w:del>
-      <w:ins w:id="375" w:author="Yuyong Kim" w:date="2026-05-10T00:00:00Z">
+      <w:ins w:id="377" w:author="Yuyong Kim" w:date="2026-05-10T00:00:00Z">
         <w:r>
           <w:rPr>
             <w:b/>
@@ -13127,7 +13144,7 @@
         </w:rPr>
         <w:t xml:space="preserve"> 10, e2016.</w:t>
       </w:r>
-      <w:ins w:id="376" w:author="Yuyong Kim" w:date="2026-05-10T00:00:00Z">
+      <w:ins w:id="378" w:author="Yuyong Kim" w:date="2026-05-10T00:00:00Z">
         <w:r>
           <w:rPr>
             <w:b/>
@@ -13141,7 +13158,7 @@
       <w:pPr>
         <w:pStyle w:val="BodyText"/>
       </w:pPr>
-      <w:ins w:id="377" w:author="Yuyong Kim" w:date="2026-05-10T00:00:00Z">
+      <w:ins w:id="379" w:author="Yuyong Kim" w:date="2026-05-10T00:00:00Z">
         <w:r>
           <w:rPr>
             <w:b/>
@@ -13157,7 +13174,7 @@
         </w:rPr>
         <w:t xml:space="preserve">Ait-Alla, A., Quandt, M., Lütjen, M., Freitag,</w:t>
       </w:r>
-      <w:del w:id="378" w:author="Yuyong Kim" w:date="2026-05-10T00:00:00Z">
+      <w:del w:id="380" w:author="Yuyong Kim" w:date="2026-05-10T00:00:00Z">
         <w:r>
           <w:rPr>
             <w:b/>
@@ -13166,7 +13183,7 @@
           <w:delText xml:space="preserve"> M., 2022.</w:delText>
         </w:r>
       </w:del>
-      <w:ins w:id="379" w:author="Yuyong Kim" w:date="2026-05-10T00:00:00Z">
+      <w:ins w:id="381" w:author="Yuyong Kim" w:date="2026-05-10T00:00:00Z">
         <w:r>
           <w:rPr>
             <w:b/>
@@ -13182,7 +13199,7 @@
         </w:rPr>
         <w:t xml:space="preserve"> On Predictive Maintenance in Industry 4.0: Overview, Models, and Challenges. Applied</w:t>
       </w:r>
-      <w:del w:id="380" w:author="Yuyong Kim" w:date="2026-05-10T00:00:00Z">
+      <w:del w:id="382" w:author="Yuyong Kim" w:date="2026-05-10T00:00:00Z">
         <w:r>
           <w:rPr>
             <w:b/>
@@ -13191,7 +13208,7 @@
           <w:delText xml:space="preserve"> Sciences 12 (16),</w:delText>
         </w:r>
       </w:del>
-      <w:ins w:id="381" w:author="Yuyong Kim" w:date="2026-05-10T00:00:00Z">
+      <w:ins w:id="383" w:author="Yuyong Kim" w:date="2026-05-10T00:00:00Z">
         <w:r>
           <w:rPr>
             <w:b/>
@@ -13207,7 +13224,7 @@
         </w:rPr>
         <w:t xml:space="preserve"> 8081.</w:t>
       </w:r>
-      <w:ins w:id="382" w:author="Yuyong Kim" w:date="2026-05-10T00:00:00Z">
+      <w:ins w:id="384" w:author="Yuyong Kim" w:date="2026-05-10T00:00:00Z">
         <w:r>
           <w:rPr>
             <w:b/>
@@ -13221,7 +13238,7 @@
       <w:pPr>
         <w:pStyle w:val="BodyText"/>
       </w:pPr>
-      <w:ins w:id="383" w:author="Yuyong Kim" w:date="2026-05-10T00:00:00Z">
+      <w:ins w:id="385" w:author="Yuyong Kim" w:date="2026-05-10T00:00:00Z">
         <w:r>
           <w:rPr>
             <w:b/>
@@ -13237,7 +13254,7 @@
         </w:rPr>
         <w:t xml:space="preserve">Avizienis,</w:t>
       </w:r>
-      <w:del w:id="384" w:author="Yuyong Kim" w:date="2026-05-10T00:00:00Z">
+      <w:del w:id="386" w:author="Yuyong Kim" w:date="2026-05-10T00:00:00Z">
         <w:r>
           <w:rPr>
             <w:b/>
@@ -13246,7 +13263,7 @@
           <w:delText xml:space="preserve"> A., 1985.</w:delText>
         </w:r>
       </w:del>
-      <w:ins w:id="385" w:author="Yuyong Kim" w:date="2026-05-10T00:00:00Z">
+      <w:ins w:id="387" w:author="Yuyong Kim" w:date="2026-05-10T00:00:00Z">
         <w:r>
           <w:rPr>
             <w:b/>
@@ -13262,7 +13279,7 @@
         </w:rPr>
         <w:t xml:space="preserve"> The N-version approach to fault-tolerant software. IEEE</w:t>
       </w:r>
-      <w:del w:id="386" w:author="Yuyong Kim" w:date="2026-05-10T00:00:00Z">
+      <w:del w:id="388" w:author="Yuyong Kim" w:date="2026-05-10T00:00:00Z">
         <w:r>
           <w:rPr>
             <w:b/>
@@ -13271,7 +13288,7 @@
           <w:delText xml:space="preserve"> Trans. Softw. Eng. SE-11 (12), 1491–1501.</w:delText>
         </w:r>
       </w:del>
-      <w:ins w:id="387" w:author="Yuyong Kim" w:date="2026-05-10T00:00:00Z">
+      <w:ins w:id="389" w:author="Yuyong Kim" w:date="2026-05-10T00:00:00Z">
         <w:r>
           <w:rPr>
             <w:b/>
@@ -13285,7 +13302,7 @@
       <w:pPr>
         <w:pStyle w:val="BodyText"/>
       </w:pPr>
-      <w:ins w:id="388" w:author="Yuyong Kim" w:date="2026-05-10T00:00:00Z">
+      <w:ins w:id="390" w:author="Yuyong Kim" w:date="2026-05-10T00:00:00Z">
         <w:r>
           <w:rPr>
             <w:b/>
@@ -13301,7 +13318,7 @@
         </w:rPr>
         <w:t xml:space="preserve">Kim, H., Yi, J.-S., Jang,</w:t>
       </w:r>
-      <w:del w:id="389" w:author="Yuyong Kim" w:date="2026-05-10T00:00:00Z">
+      <w:del w:id="391" w:author="Yuyong Kim" w:date="2026-05-10T00:00:00Z">
         <w:r>
           <w:rPr>
             <w:b/>
@@ -13310,7 +13327,7 @@
           <w:delText xml:space="preserve"> Y., 2022.</w:delText>
         </w:r>
       </w:del>
-      <w:ins w:id="390" w:author="Yuyong Kim" w:date="2026-05-10T00:00:00Z">
+      <w:ins w:id="392" w:author="Yuyong Kim" w:date="2026-05-10T00:00:00Z">
         <w:r>
           <w:rPr>
             <w:b/>
@@ -13326,7 +13343,7 @@
         </w:rPr>
         <w:t xml:space="preserve"> Analyzing Patterns of Multi-cause Accidents From KOSHA’s</w:t>
       </w:r>
-      <w:ins w:id="391" w:author="Yuyong Kim" w:date="2026-05-10T00:00:00Z">
+      <w:ins w:id="393" w:author="Yuyong Kim" w:date="2026-05-10T00:00:00Z">
         <w:r>
           <w:rPr>
             <w:b/>
@@ -13342,7 +13359,7 @@
         </w:rPr>
         <w:t xml:space="preserve"> Case Reports</w:t>
       </w:r>
-      <w:del w:id="392" w:author="Yuyong Kim" w:date="2026-05-10T00:00:00Z">
+      <w:del w:id="394" w:author="Yuyong Kim" w:date="2026-05-10T00:00:00Z">
         <w:r>
           <w:rPr>
             <w:b/>
@@ -13351,7 +13368,7 @@
           <w:delText xml:space="preserve"> Using</w:delText>
         </w:r>
       </w:del>
-      <w:ins w:id="393" w:author="Yuyong Kim" w:date="2026-05-10T00:00:00Z">
+      <w:ins w:id="395" w:author="Yuyong Kim" w:date="2026-05-10T00:00:00Z">
         <w:r>
           <w:rPr>
             <w:b/>
@@ -13367,7 +13384,7 @@
         </w:rPr>
         <w:t xml:space="preserve"> Text</w:t>
       </w:r>
-      <w:del w:id="394" w:author="Yuyong Kim" w:date="2026-05-10T00:00:00Z">
+      <w:del w:id="396" w:author="Yuyong Kim" w:date="2026-05-10T00:00:00Z">
         <w:r>
           <w:rPr>
             <w:b/>
@@ -13376,7 +13393,7 @@
           <w:delText xml:space="preserve"> Mining. J.</w:delText>
         </w:r>
       </w:del>
-      <w:ins w:id="395" w:author="Yuyong Kim" w:date="2026-05-10T00:00:00Z">
+      <w:ins w:id="397" w:author="Yuyong Kim" w:date="2026-05-10T00:00:00Z">
         <w:r>
           <w:rPr>
             <w:b/>
@@ -13392,7 +13409,7 @@
         </w:rPr>
         <w:t xml:space="preserve"> Architectural Institute of</w:t>
       </w:r>
-      <w:del w:id="396" w:author="Yuyong Kim" w:date="2026-05-10T00:00:00Z">
+      <w:del w:id="398" w:author="Yuyong Kim" w:date="2026-05-10T00:00:00Z">
         <w:r>
           <w:rPr>
             <w:b/>
@@ -13401,7 +13418,7 @@
           <w:delText xml:space="preserve"> Korea 38 (4), 237–244.</w:delText>
         </w:r>
       </w:del>
-      <w:ins w:id="397" w:author="Yuyong Kim" w:date="2026-05-10T00:00:00Z">
+      <w:ins w:id="399" w:author="Yuyong Kim" w:date="2026-05-10T00:00:00Z">
         <w:r>
           <w:rPr>
             <w:b/>
@@ -13415,10 +13432,10 @@
       <w:pPr>
         <w:pStyle w:val="BodyText"/>
         <w:rPr>
-          <w:ins w:id="399" w:author="Yuyong Kim" w:date="2026-05-10T00:00:00Z"/>
-        </w:rPr>
-      </w:pPr>
-      <w:ins w:id="398" w:author="Yuyong Kim" w:date="2026-05-10T00:00:00Z">
+          <w:ins w:id="401" w:author="Yuyong Kim" w:date="2026-05-10T00:00:00Z"/>
+        </w:rPr>
+      </w:pPr>
+      <w:ins w:id="400" w:author="Yuyong Kim" w:date="2026-05-10T00:00:00Z">
         <w:r>
           <w:rPr>
             <w:b/>
@@ -13432,7 +13449,7 @@
       <w:pPr>
         <w:pStyle w:val="BodyText"/>
       </w:pPr>
-      <w:ins w:id="400" w:author="Yuyong Kim" w:date="2026-05-10T00:00:00Z">
+      <w:ins w:id="402" w:author="Yuyong Kim" w:date="2026-05-10T00:00:00Z">
         <w:r>
           <w:rPr>
             <w:b/>
@@ -13448,7 +13465,7 @@
         </w:rPr>
         <w:t xml:space="preserve">Robertson, S., Zaragoza,</w:t>
       </w:r>
-      <w:del w:id="401" w:author="Yuyong Kim" w:date="2026-05-10T00:00:00Z">
+      <w:del w:id="403" w:author="Yuyong Kim" w:date="2026-05-10T00:00:00Z">
         <w:r>
           <w:rPr>
             <w:b/>
@@ -13457,7 +13474,7 @@
           <w:delText xml:space="preserve"> H., 2009.</w:delText>
         </w:r>
       </w:del>
-      <w:ins w:id="402" w:author="Yuyong Kim" w:date="2026-05-10T00:00:00Z">
+      <w:ins w:id="404" w:author="Yuyong Kim" w:date="2026-05-10T00:00:00Z">
         <w:r>
           <w:rPr>
             <w:b/>
@@ -13473,7 +13490,7 @@
         </w:rPr>
         <w:t xml:space="preserve"> The Probabilistic Relevance Framework: BM25 and Beyond.</w:t>
       </w:r>
-      <w:del w:id="403" w:author="Yuyong Kim" w:date="2026-05-10T00:00:00Z">
+      <w:del w:id="405" w:author="Yuyong Kim" w:date="2026-05-10T00:00:00Z">
         <w:r>
           <w:rPr>
             <w:b/>
@@ -13482,7 +13499,7 @@
           <w:delText xml:space="preserve"> Found.</w:delText>
         </w:r>
       </w:del>
-      <w:ins w:id="404" w:author="Yuyong Kim" w:date="2026-05-10T00:00:00Z">
+      <w:ins w:id="406" w:author="Yuyong Kim" w:date="2026-05-10T00:00:00Z">
         <w:r>
           <w:rPr>
             <w:b/>
@@ -13498,7 +13515,7 @@
         </w:rPr>
         <w:t xml:space="preserve"> Trends</w:t>
       </w:r>
-      <w:del w:id="405" w:author="Yuyong Kim" w:date="2026-05-10T00:00:00Z">
+      <w:del w:id="407" w:author="Yuyong Kim" w:date="2026-05-10T00:00:00Z">
         <w:r>
           <w:rPr>
             <w:b/>
@@ -13507,7 +13524,7 @@
           <w:delText xml:space="preserve"> Inf. Ret. 3 (4), 333–389.</w:delText>
         </w:r>
       </w:del>
-      <w:ins w:id="406" w:author="Yuyong Kim" w:date="2026-05-10T00:00:00Z">
+      <w:ins w:id="408" w:author="Yuyong Kim" w:date="2026-05-10T00:00:00Z">
         <w:r>
           <w:rPr>
             <w:b/>
@@ -13521,7 +13538,7 @@
       <w:pPr>
         <w:pStyle w:val="BodyText"/>
       </w:pPr>
-      <w:ins w:id="407" w:author="Yuyong Kim" w:date="2026-05-10T00:00:00Z">
+      <w:ins w:id="409" w:author="Yuyong Kim" w:date="2026-05-10T00:00:00Z">
         <w:r>
           <w:rPr>
             <w:b/>
@@ -13537,7 +13554,7 @@
         </w:rPr>
         <w:t xml:space="preserve">Gao, Y., Xiong, Y., Huang, X. et</w:t>
       </w:r>
-      <w:del w:id="408" w:author="Yuyong Kim" w:date="2026-05-10T00:00:00Z">
+      <w:del w:id="410" w:author="Yuyong Kim" w:date="2026-05-10T00:00:00Z">
         <w:r>
           <w:rPr>
             <w:b/>
@@ -13546,7 +13563,7 @@
           <w:delText xml:space="preserve"> al., 2024.</w:delText>
         </w:r>
       </w:del>
-      <w:ins w:id="409" w:author="Yuyong Kim" w:date="2026-05-10T00:00:00Z">
+      <w:ins w:id="411" w:author="Yuyong Kim" w:date="2026-05-10T00:00:00Z">
         <w:r>
           <w:rPr>
             <w:b/>
@@ -13562,7 +13579,7 @@
         </w:rPr>
         <w:t xml:space="preserve"> Retrieval-Augmented Generation for Large Language Models: A Survey.</w:t>
       </w:r>
-      <w:ins w:id="410" w:author="Yuyong Kim" w:date="2026-05-10T00:00:00Z">
+      <w:ins w:id="412" w:author="Yuyong Kim" w:date="2026-05-10T00:00:00Z">
         <w:r>
           <w:rPr>
             <w:b/>
@@ -13583,10 +13600,10 @@
       <w:pPr>
         <w:pStyle w:val="BodyText"/>
         <w:rPr>
-          <w:ins w:id="412" w:author="Yuyong Kim" w:date="2026-05-10T00:00:00Z"/>
-        </w:rPr>
-      </w:pPr>
-      <w:ins w:id="411" w:author="Yuyong Kim" w:date="2026-05-10T00:00:00Z">
+          <w:ins w:id="414" w:author="Yuyong Kim" w:date="2026-05-10T00:00:00Z"/>
+        </w:rPr>
+      </w:pPr>
+      <w:ins w:id="413" w:author="Yuyong Kim" w:date="2026-05-10T00:00:00Z">
         <w:r>
           <w:rPr>
             <w:b/>
@@ -13600,7 +13617,7 @@
       <w:pPr>
         <w:pStyle w:val="BodyText"/>
       </w:pPr>
-      <w:del w:id="413" w:author="Yuyong Kim" w:date="2026-05-10T00:00:00Z">
+      <w:del w:id="415" w:author="Yuyong Kim" w:date="2026-05-10T00:00:00Z">
         <w:r>
           <w:rPr>
             <w:b/>
@@ -13609,7 +13626,7 @@
           <w:delText xml:space="preserve">API, 2020.</w:delText>
         </w:r>
       </w:del>
-      <w:ins w:id="414" w:author="Yuyong Kim" w:date="2026-05-10T00:00:00Z">
+      <w:ins w:id="416" w:author="Yuyong Kim" w:date="2026-05-10T00:00:00Z">
         <w:r>
           <w:rPr>
             <w:b/>
@@ -13625,7 +13642,7 @@
         </w:rPr>
         <w:t xml:space="preserve">API 579-1/ASME FFS-1: Fitness-For-Service, 3rd ed.</w:t>
       </w:r>
-      <w:del w:id="415" w:author="Yuyong Kim" w:date="2026-05-10T00:00:00Z">
+      <w:del w:id="417" w:author="Yuyong Kim" w:date="2026-05-10T00:00:00Z">
         <w:r>
           <w:rPr>
             <w:b/>
@@ -13634,7 +13651,7 @@
           <w:delText xml:space="preserve"> API,</w:delText>
         </w:r>
       </w:del>
-      <w:ins w:id="416" w:author="Yuyong Kim" w:date="2026-05-10T00:00:00Z">
+      <w:ins w:id="418" w:author="Yuyong Kim" w:date="2026-05-10T00:00:00Z">
         <w:r>
           <w:rPr>
             <w:b/>
@@ -13655,7 +13672,7 @@
       <w:pPr>
         <w:pStyle w:val="BodyText"/>
       </w:pPr>
-      <w:del w:id="417" w:author="Yuyong Kim" w:date="2026-05-10T00:00:00Z">
+      <w:del w:id="419" w:author="Yuyong Kim" w:date="2026-05-10T00:00:00Z">
         <w:r>
           <w:rPr>
             <w:b/>
@@ -13664,7 +13681,7 @@
           <w:delText xml:space="preserve">The author acknowledges the</w:delText>
         </w:r>
       </w:del>
-      <w:ins w:id="418" w:author="Yuyong Kim" w:date="2026-05-10T00:00:00Z">
+      <w:ins w:id="420" w:author="Yuyong Kim" w:date="2026-05-10T00:00:00Z">
         <w:r>
           <w:rPr>
             <w:b/>
@@ -13680,7 +13697,7 @@
         </w:rPr>
         <w:t xml:space="preserve">Korea Occupational Safety and Health</w:t>
       </w:r>
-      <w:del w:id="419" w:author="Yuyong Kim" w:date="2026-05-10T00:00:00Z">
+      <w:del w:id="421" w:author="Yuyong Kim" w:date="2026-05-10T00:00:00Z">
         <w:r>
           <w:rPr>
             <w:b/>
@@ -13689,7 +13706,7 @@
           <w:delText xml:space="preserve"> Agency (KOSHA) for public API access to technical guidelines and statutory provisions.</w:delText>
         </w:r>
       </w:del>
-      <w:ins w:id="420" w:author="Yuyong Kim" w:date="2026-05-10T00:00:00Z">
+      <w:ins w:id="422" w:author="Yuyong Kim" w:date="2026-05-10T00:00:00Z">
         <w:r>
           <w:rPr>
             <w:b/>
@@ -13703,10 +13720,10 @@
       <w:pPr>
         <w:pStyle w:val="BodyText"/>
         <w:rPr>
-          <w:ins w:id="422" w:author="Yuyong Kim" w:date="2026-05-10T00:00:00Z"/>
-        </w:rPr>
-      </w:pPr>
-      <w:ins w:id="421" w:author="Yuyong Kim" w:date="2026-05-10T00:00:00Z">
+          <w:ins w:id="424" w:author="Yuyong Kim" w:date="2026-05-10T00:00:00Z"/>
+        </w:rPr>
+      </w:pPr>
+      <w:ins w:id="423" w:author="Yuyong Kim" w:date="2026-05-10T00:00:00Z">
         <w:r>
           <w:rPr>
             <w:b/>
@@ -13734,10 +13751,10 @@
     <w:p>
       <w:pPr>
         <w:rPr>
-          <w:del w:id="424" w:author="Yuyong Kim" w:date="2026-05-10T00:00:00Z"/>
-        </w:rPr>
-      </w:pPr>
-      <w:del w:id="423" w:author="Yuyong Kim" w:date="2026-05-10T00:00:00Z">
+          <w:del w:id="426" w:author="Yuyong Kim" w:date="2026-05-10T00:00:00Z"/>
+        </w:rPr>
+      </w:pPr>
+      <w:del w:id="425" w:author="Yuyong Kim" w:date="2026-05-10T00:00:00Z">
         <w:r>
           <w:delText xml:space="preserve">Yuyong Kim</w:delText>
         </w:r>
@@ -13746,10 +13763,10 @@
     <w:p>
       <w:pPr>
         <w:rPr>
-          <w:del w:id="426" w:author="Yuyong Kim" w:date="2026-05-10T00:00:00Z"/>
-        </w:rPr>
-      </w:pPr>
-      <w:del w:id="425" w:author="Yuyong Kim" w:date="2026-05-10T00:00:00Z">
+          <w:del w:id="428" w:author="Yuyong Kim" w:date="2026-05-10T00:00:00Z"/>
+        </w:rPr>
+      </w:pPr>
+      <w:del w:id="427" w:author="Yuyong Kim" w:date="2026-05-10T00:00:00Z">
         <w:r>
           <w:delText xml:space="preserve">University of Wisconsin–Madison, Madison, WI 53706, USA M.S. Data, Insights &amp; Analytics; B.S. Chemical &amp; Biological Engineering</w:delText>
         </w:r>
@@ -13758,10 +13775,10 @@
     <w:p>
       <w:pPr>
         <w:rPr>
-          <w:del w:id="428" w:author="Yuyong Kim" w:date="2026-05-10T00:00:00Z"/>
-        </w:rPr>
-      </w:pPr>
-      <w:del w:id="427" w:author="Yuyong Kim" w:date="2026-05-10T00:00:00Z">
+          <w:del w:id="430" w:author="Yuyong Kim" w:date="2026-05-10T00:00:00Z"/>
+        </w:rPr>
+      </w:pPr>
+      <w:del w:id="429" w:author="Yuyong Kim" w:date="2026-05-10T00:00:00Z">
         <w:r>
           <w:delText xml:space="preserve">Highlights</w:delText>
         </w:r>
@@ -13770,10 +13787,10 @@
     <w:p>
       <w:pPr>
         <w:rPr>
-          <w:del w:id="430" w:author="Yuyong Kim" w:date="2026-05-10T00:00:00Z"/>
-        </w:rPr>
-      </w:pPr>
-      <w:del w:id="429" w:author="Yuyong Kim" w:date="2026-05-10T00:00:00Z">
+          <w:del w:id="432" w:author="Yuyong Kim" w:date="2026-05-10T00:00:00Z"/>
+        </w:rPr>
+      </w:pPr>
+      <w:del w:id="431" w:author="Yuyong Kim" w:date="2026-05-10T00:00:00Z">
         <w:r>
           <w:delText xml:space="preserve">We define the jurisdiction compliance gap between international engineering codes and national safety regulations.</w:delText>
         </w:r>
@@ -13782,10 +13799,10 @@
     <w:p>
       <w:pPr>
         <w:rPr>
-          <w:del w:id="432" w:author="Yuyong Kim" w:date="2026-05-10T00:00:00Z"/>
-        </w:rPr>
-      </w:pPr>
-      <w:del w:id="431" w:author="Yuyong Kim" w:date="2026-05-10T00:00:00Z">
+          <w:del w:id="434" w:author="Yuyong Kim" w:date="2026-05-10T00:00:00Z"/>
+        </w:rPr>
+      </w:pPr>
+      <w:del w:id="433" w:author="Yuyong Kim" w:date="2026-05-10T00:00:00Z">
         <w:r>
           <w:delText xml:space="preserve">A KOSHA-grounded regulatory RAG layer identifies Korean-jurisdiction obligations missed by code-only calculations.</w:delText>
         </w:r>
@@ -13794,10 +13811,10 @@
     <w:p>
       <w:pPr>
         <w:rPr>
-          <w:del w:id="434" w:author="Yuyong Kim" w:date="2026-05-10T00:00:00Z"/>
-        </w:rPr>
-      </w:pPr>
-      <w:del w:id="433" w:author="Yuyong Kim" w:date="2026-05-10T00:00:00Z">
+          <w:del w:id="436" w:author="Yuyong Kim" w:date="2026-05-10T00:00:00Z"/>
+        </w:rPr>
+      </w:pPr>
+      <w:del w:id="435" w:author="Yuyong Kim" w:date="2026-05-10T00:00:00Z">
         <w:r>
           <w:delText xml:space="preserve">Cross-discipline validation blocks 25 additional hazard scenarios in 60 test cases beyond single-domain checks.</w:delText>
         </w:r>
@@ -13806,10 +13823,10 @@
     <w:p>
       <w:pPr>
         <w:rPr>
-          <w:del w:id="436" w:author="Yuyong Kim" w:date="2026-05-10T00:00:00Z"/>
-        </w:rPr>
-      </w:pPr>
-      <w:del w:id="435" w:author="Yuyong Kim" w:date="2026-05-10T00:00:00Z">
+          <w:del w:id="438" w:author="Yuyong Kim" w:date="2026-05-10T00:00:00Z"/>
+        </w:rPr>
+      </w:pPr>
+      <w:del w:id="437" w:author="Yuyong Kim" w:date="2026-05-10T00:00:00Z">
         <w:r>
           <w:delText xml:space="preserve">A four-layer verification model shows implementation-correct performance across 220 synthetic golden cases in seven disciplines.</w:delText>
         </w:r>
@@ -13818,10 +13835,10 @@
     <w:p>
       <w:pPr>
         <w:rPr>
-          <w:del w:id="438" w:author="Yuyong Kim" w:date="2026-05-10T00:00:00Z"/>
-        </w:rPr>
-      </w:pPr>
-      <w:del w:id="437" w:author="Yuyong Kim" w:date="2026-05-10T00:00:00Z">
+          <w:del w:id="440" w:author="Yuyong Kim" w:date="2026-05-10T00:00:00Z"/>
+        </w:rPr>
+      </w:pPr>
+      <w:del w:id="439" w:author="Yuyong Kim" w:date="2026-05-10T00:00:00Z">
         <w:r>
           <w:delText xml:space="preserve">Concept-aware synonym expansion improves Recall@1 from 0.44 to 0.74 and MRR@10 from 0.57 to 0.79 on a curated Korean regulatory benchmark.</w:delText>
         </w:r>
@@ -13830,10 +13847,10 @@
     <w:p>
       <w:pPr>
         <w:rPr>
-          <w:del w:id="440" w:author="Yuyong Kim" w:date="2026-05-10T00:00:00Z"/>
-        </w:rPr>
-      </w:pPr>
-      <w:del w:id="439" w:author="Yuyong Kim" w:date="2026-05-10T00:00:00Z">
+          <w:del w:id="442" w:author="Yuyong Kim" w:date="2026-05-10T00:00:00Z"/>
+        </w:rPr>
+      </w:pPr>
+      <w:del w:id="441" w:author="Yuyong Kim" w:date="2026-05-10T00:00:00Z">
         <w:r>
           <w:delText xml:space="preserve">Abstract</w:delText>
         </w:r>
@@ -13842,10 +13859,10 @@
     <w:p>
       <w:pPr>
         <w:rPr>
-          <w:del w:id="442" w:author="Yuyong Kim" w:date="2026-05-10T00:00:00Z"/>
-        </w:rPr>
-      </w:pPr>
-      <w:del w:id="441" w:author="Yuyong Kim" w:date="2026-05-10T00:00:00Z">
+          <w:del w:id="444" w:author="Yuyong Kim" w:date="2026-05-10T00:00:00Z"/>
+        </w:rPr>
+      </w:pPr>
+      <w:del w:id="443" w:author="Yuyong Kim" w:date="2026-05-10T00:00:00Z">
         <w:r>
           <w:delText xml:space="preserve">Engineering calculations in process plants must satisfy both international codes (ASME, API, IEEE, IEC) and national safety regulations. When these two layers are misaligned, code-compliant engineering packages can leave latent accident pathways unaddressed — a condition we term the jurisdiction compliance gap. In Korean process plants, the KOSHA PSM framework imposes documentation, review triggers, and corrosion-prevention controls that international code calculations do not encode; overlooking these obligations can delay hazard identification until regulatory audit or, worse, until an incident occurs. This study proposes a proof-of-feasibility verification layer — not a replacement for detailed engineering design — that screens for such gaps. The system combines seven domain calculation engines, a four-layer hybrid verification model with K-voting consensus, a cross-discipline coupling validator, and a regulatory RAG layer indexing 1,327 KOSHA guides and 3,102 statutory provisions. On 220 curated synthetic golden cases, the deterministic engines confirm implementation correctness. A 60-scenario ablation shows that cross-discipline coupling validation blocks 25 additional hazard scenarios that single-domain calculations miss. A 50-query bilingual retrieval benchmark improves Recall@1 from 0.44 to 0.74. Three case studies illustrate jurisdiction compliance gaps where ASME/API calculations pass cleanly while the RAG layer surfaces mandatory Korean requirements, including Article 256 corrosion-prevention obligations (산업안전보건기준에 관한 규칙). The concept likely applies wherever national regulations augment international codes.</w:delText>
         </w:r>
@@ -13854,10 +13871,10 @@
     <w:p>
       <w:pPr>
         <w:rPr>
-          <w:del w:id="444" w:author="Yuyong Kim" w:date="2026-05-10T00:00:00Z"/>
-        </w:rPr>
-      </w:pPr>
-      <w:del w:id="443" w:author="Yuyong Kim" w:date="2026-05-10T00:00:00Z">
+          <w:del w:id="446" w:author="Yuyong Kim" w:date="2026-05-10T00:00:00Z"/>
+        </w:rPr>
+      </w:pPr>
+      <w:del w:id="445" w:author="Yuyong Kim" w:date="2026-05-10T00:00:00Z">
         <w:r>
           <w:delText xml:space="preserve">Keywords: jurisdiction compliance gap; process safety management; regulatory RAG; KOSHA; loss prevention; multi-discipline verification; K-voting consensus</w:delText>
         </w:r>
@@ -13866,10 +13883,10 @@
     <w:p>
       <w:pPr>
         <w:rPr>
-          <w:del w:id="446" w:author="Yuyong Kim" w:date="2026-05-10T00:00:00Z"/>
-        </w:rPr>
-      </w:pPr>
-      <w:del w:id="445" w:author="Yuyong Kim" w:date="2026-05-10T00:00:00Z">
+          <w:del w:id="448" w:author="Yuyong Kim" w:date="2026-05-10T00:00:00Z"/>
+        </w:rPr>
+      </w:pPr>
+      <w:del w:id="447" w:author="Yuyong Kim" w:date="2026-05-10T00:00:00Z">
         <w:r>
           <w:delText xml:space="preserve">1. Introduction</w:delText>
         </w:r>
@@ -13878,10 +13895,10 @@
     <w:p>
       <w:pPr>
         <w:rPr>
-          <w:del w:id="448" w:author="Yuyong Kim" w:date="2026-05-10T00:00:00Z"/>
-        </w:rPr>
-      </w:pPr>
-      <w:del w:id="447" w:author="Yuyong Kim" w:date="2026-05-10T00:00:00Z">
+          <w:del w:id="450" w:author="Yuyong Kim" w:date="2026-05-10T00:00:00Z"/>
+        </w:rPr>
+      </w:pPr>
+      <w:del w:id="449" w:author="Yuyong Kim" w:date="2026-05-10T00:00:00Z">
         <w:r>
           <w:delText xml:space="preserve">1.1. Motivation: when code compliance is not enough</w:delText>
         </w:r>
@@ -13890,10 +13907,10 @@
     <w:p>
       <w:pPr>
         <w:rPr>
-          <w:del w:id="450" w:author="Yuyong Kim" w:date="2026-05-10T00:00:00Z"/>
-        </w:rPr>
-      </w:pPr>
-      <w:del w:id="449" w:author="Yuyong Kim" w:date="2026-05-10T00:00:00Z">
+          <w:del w:id="452" w:author="Yuyong Kim" w:date="2026-05-10T00:00:00Z"/>
+        </w:rPr>
+      </w:pPr>
+      <w:del w:id="451" w:author="Yuyong Kim" w:date="2026-05-10T00:00:00Z">
         <w:r>
           <w:delText xml:space="preserve">A pressure vessel that satisfies every ASME Section VIII requirement may still violate Korean law. An API 570-compliant piping inspection program may omit mandatory review triggers defined by the Korea Occupational Safety and Health Agency (KOSHA). This is not a hypothetical risk: we hypothesise that this is a structural property of how international engineering codes and national safety regulations interact.</w:delText>
         </w:r>
@@ -13902,10 +13919,10 @@
     <w:p>
       <w:pPr>
         <w:rPr>
-          <w:del w:id="452" w:author="Yuyong Kim" w:date="2026-05-10T00:00:00Z"/>
-        </w:rPr>
-      </w:pPr>
-      <w:del w:id="451" w:author="Yuyong Kim" w:date="2026-05-10T00:00:00Z">
+          <w:del w:id="454" w:author="Yuyong Kim" w:date="2026-05-10T00:00:00Z"/>
+        </w:rPr>
+      </w:pPr>
+      <w:del w:id="453" w:author="Yuyong Kim" w:date="2026-05-10T00:00:00Z">
         <w:r>
           <w:delText xml:space="preserve">International codes such as ASME, API, IEEE, and IEC define the technical basis for engineering calculations—minimum wall thickness, allowable stress, arc-flash energy, safety integrity level. These calculations are necessary for safe design and operation. However, they are not sufficient for legal compliance in jurisdictions that layer additional safety regulations on top of international codes. In Korea, the Occupational Safety and Health Act and its implementing regulations—including KOSHA technical guidelines and the Rules on Occupational Safety and Health Standards—impose procedural, documentation, and compliance obligations that are conditioned on calculation outputs but encoded outside the international standards.</w:delText>
         </w:r>
@@ -13914,10 +13931,10 @@
     <w:p>
       <w:pPr>
         <w:rPr>
-          <w:del w:id="454" w:author="Yuyong Kim" w:date="2026-05-10T00:00:00Z"/>
-        </w:rPr>
-      </w:pPr>
-      <w:del w:id="453" w:author="Yuyong Kim" w:date="2026-05-10T00:00:00Z">
+          <w:del w:id="456" w:author="Yuyong Kim" w:date="2026-05-10T00:00:00Z"/>
+        </w:rPr>
+      </w:pPr>
+      <w:del w:id="455" w:author="Yuyong Kim" w:date="2026-05-10T00:00:00Z">
         <w:r>
           <w:delText xml:space="preserve">We call this structural mismatch a jurisdiction compliance gap: the set of regulatory obligations imposed by national statute or agency guideline that are structurally absent from international engineering code calculations, such that a system may be technically code-compliant while remaining legally non-compliant under the applicable local jurisdiction.</w:delText>
         </w:r>
@@ -13926,10 +13943,10 @@
     <w:p>
       <w:pPr>
         <w:rPr>
-          <w:del w:id="456" w:author="Yuyong Kim" w:date="2026-05-10T00:00:00Z"/>
-        </w:rPr>
-      </w:pPr>
-      <w:del w:id="455" w:author="Yuyong Kim" w:date="2026-05-10T00:00:00Z">
+          <w:del w:id="458" w:author="Yuyong Kim" w:date="2026-05-10T00:00:00Z"/>
+        </w:rPr>
+      </w:pPr>
+      <w:del w:id="457" w:author="Yuyong Kim" w:date="2026-05-10T00:00:00Z">
         <w:r>
           <w:delText xml:space="preserve">From a loss-prevention perspective, the consequence of this gap is that code-compliant but jurisdictionally incomplete engineering packages can leave latent accident pathways unaddressed — for example, unmonitored corrosion progression in high-temperature piping, or missed mandatory risk-based inspection triggers — before startup or during the operational inspection cycle. Detecting these gaps at the calculation stage, rather than at regulatory audit or after an incident, strengthens the process safety barrier chain.</w:delText>
         </w:r>
@@ -13938,10 +13955,10 @@
     <w:p>
       <w:pPr>
         <w:rPr>
-          <w:del w:id="458" w:author="Yuyong Kim" w:date="2026-05-10T00:00:00Z"/>
-        </w:rPr>
-      </w:pPr>
-      <w:del w:id="457" w:author="Yuyong Kim" w:date="2026-05-10T00:00:00Z">
+          <w:del w:id="460" w:author="Yuyong Kim" w:date="2026-05-10T00:00:00Z"/>
+        </w:rPr>
+      </w:pPr>
+      <w:del w:id="459" w:author="Yuyong Kim" w:date="2026-05-10T00:00:00Z">
         <w:r>
           <w:delText xml:space="preserve">This paper addresses two questions:</w:delText>
         </w:r>
@@ -13950,10 +13967,10 @@
     <w:p>
       <w:pPr>
         <w:rPr>
-          <w:del w:id="460" w:author="Yuyong Kim" w:date="2026-05-10T00:00:00Z"/>
-        </w:rPr>
-      </w:pPr>
-      <w:del w:id="459" w:author="Yuyong Kim" w:date="2026-05-10T00:00:00Z">
+          <w:del w:id="462" w:author="Yuyong Kim" w:date="2026-05-10T00:00:00Z"/>
+        </w:rPr>
+      </w:pPr>
+      <w:del w:id="461" w:author="Yuyong Kim" w:date="2026-05-10T00:00:00Z">
         <w:r>
           <w:delText xml:space="preserve">RQ1. Can automated cross-discipline verification detect coupling hazards that single-domain calculations miss?</w:delText>
         </w:r>
@@ -13962,10 +13979,10 @@
     <w:p>
       <w:pPr>
         <w:rPr>
-          <w:del w:id="462" w:author="Yuyong Kim" w:date="2026-05-10T00:00:00Z"/>
-        </w:rPr>
-      </w:pPr>
-      <w:del w:id="461" w:author="Yuyong Kim" w:date="2026-05-10T00:00:00Z">
+          <w:del w:id="464" w:author="Yuyong Kim" w:date="2026-05-10T00:00:00Z"/>
+        </w:rPr>
+      </w:pPr>
+      <w:del w:id="463" w:author="Yuyong Kim" w:date="2026-05-10T00:00:00Z">
         <w:r>
           <w:delText xml:space="preserve">1.2. Scope and contributions</w:delText>
         </w:r>
@@ -13974,10 +13991,10 @@
     <w:p>
       <w:pPr>
         <w:rPr>
-          <w:del w:id="464" w:author="Yuyong Kim" w:date="2026-05-10T00:00:00Z"/>
-        </w:rPr>
-      </w:pPr>
-      <w:del w:id="463" w:author="Yuyong Kim" w:date="2026-05-10T00:00:00Z">
+          <w:del w:id="466" w:author="Yuyong Kim" w:date="2026-05-10T00:00:00Z"/>
+        </w:rPr>
+      </w:pPr>
+      <w:del w:id="465" w:author="Yuyong Kim" w:date="2026-05-10T00:00:00Z">
         <w:r>
           <w:delText xml:space="preserve">We present an expert verification system for seven process plant engineering disciplines. Importantly, this study does not aim to reproduce full project-specific detailed design outcomes from confidential plant packages. Instead, it proposes a verification layer that detects jurisdiction-specific regulatory omissions and cross-discipline hazards that may be overlooked in conventional code-centric engineering workflows. Detailed engineering data in Korean EPC projects are typically confidential and not publicly shareable; accordingly, the evaluation uses curated synthetic golden cases, retrieval benchmarks, and scenario-based hazard screening under controlled conditions.</w:delText>
         </w:r>
@@ -13986,10 +14003,10 @@
     <w:p>
       <w:pPr>
         <w:rPr>
-          <w:del w:id="466" w:author="Yuyong Kim" w:date="2026-05-10T00:00:00Z"/>
-        </w:rPr>
-      </w:pPr>
-      <w:del w:id="465" w:author="Yuyong Kim" w:date="2026-05-10T00:00:00Z">
+          <w:del w:id="468" w:author="Yuyong Kim" w:date="2026-05-10T00:00:00Z"/>
+        </w:rPr>
+      </w:pPr>
+      <w:del w:id="467" w:author="Yuyong Kim" w:date="2026-05-10T00:00:00Z">
         <w:r>
           <w:delText xml:space="preserve">Jurisdiction compliance gap concept. We define, operationalise, and illustrate this concept with three case studies spanning pressure vessels and piping in Korean jurisdiction.</w:delText>
         </w:r>
@@ -13998,10 +14015,10 @@
     <w:p>
       <w:pPr>
         <w:rPr>
-          <w:del w:id="468" w:author="Yuyong Kim" w:date="2026-05-10T00:00:00Z"/>
-        </w:rPr>
-      </w:pPr>
-      <w:del w:id="467" w:author="Yuyong Kim" w:date="2026-05-10T00:00:00Z">
+          <w:del w:id="470" w:author="Yuyong Kim" w:date="2026-05-10T00:00:00Z"/>
+        </w:rPr>
+      </w:pPr>
+      <w:del w:id="469" w:author="Yuyong Kim" w:date="2026-05-10T00:00:00Z">
         <w:r>
           <w:delText xml:space="preserve">Regulatory RAG for KOSHA integration. To our knowledge, we construct the first regulatory corpus from KOSHA public APIs (16,186 indexed rows from 1,327 guides and 3,102 statutory provisions) and show its feasibility for detecting jurisdiction-specific obligations invisible to code calculations.</w:delText>
         </w:r>
@@ -14010,10 +14027,10 @@
     <w:p>
       <w:pPr>
         <w:rPr>
-          <w:del w:id="470" w:author="Yuyong Kim" w:date="2026-05-10T00:00:00Z"/>
-        </w:rPr>
-      </w:pPr>
-      <w:del w:id="469" w:author="Yuyong Kim" w:date="2026-05-10T00:00:00Z">
+          <w:del w:id="472" w:author="Yuyong Kim" w:date="2026-05-10T00:00:00Z"/>
+        </w:rPr>
+      </w:pPr>
+      <w:del w:id="471" w:author="Yuyong Kim" w:date="2026-05-10T00:00:00Z">
         <w:r>
           <w:delText xml:space="preserve">Four-layer hybrid verification model. Input validation, K-voting consensus (three parallel calculation paths with ≤1% deviation tolerance), physics/code compliance, and reverse verification—applied to seven engineering disciplines.</w:delText>
         </w:r>
@@ -14022,10 +14039,10 @@
     <w:p>
       <w:pPr>
         <w:rPr>
-          <w:del w:id="472" w:author="Yuyong Kim" w:date="2026-05-10T00:00:00Z"/>
-        </w:rPr>
-      </w:pPr>
-      <w:del w:id="471" w:author="Yuyong Kim" w:date="2026-05-10T00:00:00Z">
+          <w:del w:id="474" w:author="Yuyong Kim" w:date="2026-05-10T00:00:00Z"/>
+        </w:rPr>
+      </w:pPr>
+      <w:del w:id="473" w:author="Yuyong Kim" w:date="2026-05-10T00:00:00Z">
         <w:r>
           <w:delText xml:space="preserve">Cross-discipline coupling detection. Automatic hazard identification across ten predefined domain pairs, with quantified incremental value via ablation.</w:delText>
         </w:r>
@@ -14034,10 +14051,10 @@
     <w:p>
       <w:pPr>
         <w:rPr>
-          <w:del w:id="474" w:author="Yuyong Kim" w:date="2026-05-10T00:00:00Z"/>
-        </w:rPr>
-      </w:pPr>
-      <w:del w:id="473" w:author="Yuyong Kim" w:date="2026-05-10T00:00:00Z">
+          <w:del w:id="476" w:author="Yuyong Kim" w:date="2026-05-10T00:00:00Z"/>
+        </w:rPr>
+      </w:pPr>
+      <w:del w:id="475" w:author="Yuyong Kim" w:date="2026-05-10T00:00:00Z">
         <w:r>
           <w:delText xml:space="preserve">1.3. Paper organisation</w:delText>
         </w:r>
@@ -14046,10 +14063,10 @@
     <w:p>
       <w:pPr>
         <w:rPr>
-          <w:del w:id="476" w:author="Yuyong Kim" w:date="2026-05-10T00:00:00Z"/>
-        </w:rPr>
-      </w:pPr>
-      <w:del w:id="475" w:author="Yuyong Kim" w:date="2026-05-10T00:00:00Z">
+          <w:del w:id="478" w:author="Yuyong Kim" w:date="2026-05-10T00:00:00Z"/>
+        </w:rPr>
+      </w:pPr>
+      <w:del w:id="477" w:author="Yuyong Kim" w:date="2026-05-10T00:00:00Z">
         <w:r>
           <w:delText xml:space="preserve">Section 2 positions this work against related literature. Section 3 defines the jurisdiction compliance gap formally. Section 4 describes system architecture. Section 5 details the KOSHA RAG layer. Section 6 presents the verification model. Section 7 reports experiments. Section 8 discusses findings. Section 9 addresses limitations. Section 10 concludes.</w:delText>
         </w:r>
@@ -14058,10 +14075,10 @@
     <w:p>
       <w:pPr>
         <w:rPr>
-          <w:del w:id="478" w:author="Yuyong Kim" w:date="2026-05-10T00:00:00Z"/>
-        </w:rPr>
-      </w:pPr>
-      <w:del w:id="477" w:author="Yuyong Kim" w:date="2026-05-10T00:00:00Z">
+          <w:del w:id="480" w:author="Yuyong Kim" w:date="2026-05-10T00:00:00Z"/>
+        </w:rPr>
+      </w:pPr>
+      <w:del w:id="479" w:author="Yuyong Kim" w:date="2026-05-10T00:00:00Z">
         <w:r>
           <w:delText xml:space="preserve">2. Related Work</w:delText>
         </w:r>
@@ -14070,10 +14087,10 @@
     <w:p>
       <w:pPr>
         <w:rPr>
-          <w:del w:id="480" w:author="Yuyong Kim" w:date="2026-05-10T00:00:00Z"/>
-        </w:rPr>
-      </w:pPr>
-      <w:del w:id="479" w:author="Yuyong Kim" w:date="2026-05-10T00:00:00Z">
+          <w:del w:id="482" w:author="Yuyong Kim" w:date="2026-05-10T00:00:00Z"/>
+        </w:rPr>
+      </w:pPr>
+      <w:del w:id="481" w:author="Yuyong Kim" w:date="2026-05-10T00:00:00Z">
         <w:r>
           <w:delText xml:space="preserve">2.1. Expert systems for engineering verification</w:delText>
         </w:r>
@@ -14082,10 +14099,10 @@
     <w:p>
       <w:pPr>
         <w:rPr>
-          <w:del w:id="482" w:author="Yuyong Kim" w:date="2026-05-10T00:00:00Z"/>
-        </w:rPr>
-      </w:pPr>
-      <w:del w:id="481" w:author="Yuyong Kim" w:date="2026-05-10T00:00:00Z">
+          <w:del w:id="484" w:author="Yuyong Kim" w:date="2026-05-10T00:00:00Z"/>
+        </w:rPr>
+      </w:pPr>
+      <w:del w:id="483" w:author="Yuyong Kim" w:date="2026-05-10T00:00:00Z">
         <w:r>
           <w:delText xml:space="preserve">Expert systems have a long history in engineering domains, from early rule-based diagnostic systems to modern AI-assisted design tools. In process safety, Selvam et al. (2026) review AI applications across hazard detection and risk assessment, reporting 30–60% accuracy gains while noting regulatory uncertainty as a primary limitation. Woo et al. (2025) survey LLM applications in process systems engineering but do not address multi-discipline verification or regulatory corpus integration. Elhosary et al. (2024) propose an LLM-assisted HAZOP system using RAG, limited to single-process scope. None of these works address the systematic detection of jurisdiction compliance gaps.</w:delText>
         </w:r>
@@ -14094,10 +14111,10 @@
     <w:p>
       <w:pPr>
         <w:rPr>
-          <w:del w:id="484" w:author="Yuyong Kim" w:date="2026-05-10T00:00:00Z"/>
-        </w:rPr>
-      </w:pPr>
-      <w:del w:id="483" w:author="Yuyong Kim" w:date="2026-05-10T00:00:00Z">
+          <w:del w:id="486" w:author="Yuyong Kim" w:date="2026-05-10T00:00:00Z"/>
+        </w:rPr>
+      </w:pPr>
+      <w:del w:id="485" w:author="Yuyong Kim" w:date="2026-05-10T00:00:00Z">
         <w:r>
           <w:delText xml:space="preserve">2.2. Retrieval-augmented generation for regulatory domains</w:delText>
         </w:r>
@@ -14106,10 +14123,10 @@
     <w:p>
       <w:pPr>
         <w:rPr>
-          <w:del w:id="486" w:author="Yuyong Kim" w:date="2026-05-10T00:00:00Z"/>
-        </w:rPr>
-      </w:pPr>
-      <w:del w:id="485" w:author="Yuyong Kim" w:date="2026-05-10T00:00:00Z">
+          <w:del w:id="488" w:author="Yuyong Kim" w:date="2026-05-10T00:00:00Z"/>
+        </w:rPr>
+      </w:pPr>
+      <w:del w:id="487" w:author="Yuyong Kim" w:date="2026-05-10T00:00:00Z">
         <w:r>
           <w:delText xml:space="preserve">The RAG paradigm (Lewis et al., 2020; Gao et al., 2024) augments language models with retrieved evidence. Walker et al. (2026) apply safety-document RAG to offshore wind maintenance, the closest structural analogue to our work, but without cross-jurisdiction regulatory analysis. Klesel and Wittmann (2025) identify regulatory RAG as an open direction. The present work instantiates this direction with a concrete corpus construction and evaluation methodology for Korean industrial safety regulations.</w:delText>
         </w:r>
@@ -14118,10 +14135,10 @@
     <w:p>
       <w:pPr>
         <w:rPr>
-          <w:del w:id="488" w:author="Yuyong Kim" w:date="2026-05-10T00:00:00Z"/>
-        </w:rPr>
-      </w:pPr>
-      <w:del w:id="487" w:author="Yuyong Kim" w:date="2026-05-10T00:00:00Z">
+          <w:del w:id="490" w:author="Yuyong Kim" w:date="2026-05-10T00:00:00Z"/>
+        </w:rPr>
+      </w:pPr>
+      <w:del w:id="489" w:author="Yuyong Kim" w:date="2026-05-10T00:00:00Z">
         <w:r>
           <w:delText xml:space="preserve">2.3. Multi-discipline asset integrity</w:delText>
         </w:r>
@@ -14130,10 +14147,10 @@
     <w:p>
       <w:pPr>
         <w:rPr>
-          <w:del w:id="490" w:author="Yuyong Kim" w:date="2026-05-10T00:00:00Z"/>
-        </w:rPr>
-      </w:pPr>
-      <w:del w:id="489" w:author="Yuyong Kim" w:date="2026-05-10T00:00:00Z">
+          <w:del w:id="492" w:author="Yuyong Kim" w:date="2026-05-10T00:00:00Z"/>
+        </w:rPr>
+      </w:pPr>
+      <w:del w:id="491" w:author="Yuyong Kim" w:date="2026-05-10T00:00:00Z">
         <w:r>
           <w:delText xml:space="preserve">AI-based asset integrity frameworks (Jones et al., 2025) typically address single-asset or single-discipline scope. Predictive maintenance surveys (Hector and Panjanathan, 2024; Ait-Alla et al., 2022) cover sensor-driven monitoring without standards-based calculation verification or regulatory RAG.</w:delText>
         </w:r>
@@ -14142,10 +14159,10 @@
     <w:p>
       <w:pPr>
         <w:rPr>
-          <w:del w:id="492" w:author="Yuyong Kim" w:date="2026-05-10T00:00:00Z"/>
-        </w:rPr>
-      </w:pPr>
-      <w:del w:id="491" w:author="Yuyong Kim" w:date="2026-05-10T00:00:00Z">
+          <w:del w:id="494" w:author="Yuyong Kim" w:date="2026-05-10T00:00:00Z"/>
+        </w:rPr>
+      </w:pPr>
+      <w:del w:id="493" w:author="Yuyong Kim" w:date="2026-05-10T00:00:00Z">
         <w:r>
           <w:delText xml:space="preserve">2.4. N-version programming and consensus verification</w:delText>
         </w:r>
@@ -14154,10 +14171,10 @@
     <w:p>
       <w:pPr>
         <w:rPr>
-          <w:del w:id="494" w:author="Yuyong Kim" w:date="2026-05-10T00:00:00Z"/>
-        </w:rPr>
-      </w:pPr>
-      <w:del w:id="493" w:author="Yuyong Kim" w:date="2026-05-10T00:00:00Z">
+          <w:del w:id="496" w:author="Yuyong Kim" w:date="2026-05-10T00:00:00Z"/>
+        </w:rPr>
+      </w:pPr>
+      <w:del w:id="495" w:author="Yuyong Kim" w:date="2026-05-10T00:00:00Z">
         <w:r>
           <w:delText xml:space="preserve">Avizienis (1985) established the theoretical basis for N-version programming. Our K-voting consensus layer adapts this principle to engineering calculation verification—three independently varied calculation paths must agree within 1% relative deviation. To our knowledge, this application is novel in plant engineering.</w:delText>
         </w:r>
@@ -14166,10 +14183,10 @@
     <w:p>
       <w:pPr>
         <w:rPr>
-          <w:del w:id="496" w:author="Yuyong Kim" w:date="2026-05-10T00:00:00Z"/>
-        </w:rPr>
-      </w:pPr>
-      <w:del w:id="495" w:author="Yuyong Kim" w:date="2026-05-10T00:00:00Z">
+          <w:del w:id="498" w:author="Yuyong Kim" w:date="2026-05-10T00:00:00Z"/>
+        </w:rPr>
+      </w:pPr>
+      <w:del w:id="497" w:author="Yuyong Kim" w:date="2026-05-10T00:00:00Z">
         <w:r>
           <w:delText xml:space="preserve">2.5. Korean PSM and KOSHA in AI</w:delText>
         </w:r>
@@ -14178,10 +14195,10 @@
     <w:p>
       <w:pPr>
         <w:rPr>
-          <w:del w:id="498" w:author="Yuyong Kim" w:date="2026-05-10T00:00:00Z"/>
-        </w:rPr>
-      </w:pPr>
-      <w:del w:id="497" w:author="Yuyong Kim" w:date="2026-05-10T00:00:00Z">
+          <w:del w:id="500" w:author="Yuyong Kim" w:date="2026-05-10T00:00:00Z"/>
+        </w:rPr>
+      </w:pPr>
+      <w:del w:id="499" w:author="Yuyong Kim" w:date="2026-05-10T00:00:00Z">
         <w:r>
           <w:delText xml:space="preserve">Kim et al. (2022) apply text mining to KOSHA accident reports for classification. Lee and Ahn (2025) fine-tune an LLM on KOSHA construction safety guidelines for Q&amp;A. Neither integrates KOSHA data into an engineering calculation verification layer. No prior work has reported automated detection of jurisdiction compliance gaps between international codes and Korean PSM regulations.</w:delText>
         </w:r>
@@ -14190,10 +14207,10 @@
     <w:p>
       <w:pPr>
         <w:rPr>
-          <w:del w:id="500" w:author="Yuyong Kim" w:date="2026-05-10T00:00:00Z"/>
-        </w:rPr>
-      </w:pPr>
-      <w:del w:id="499" w:author="Yuyong Kim" w:date="2026-05-10T00:00:00Z">
+          <w:del w:id="502" w:author="Yuyong Kim" w:date="2026-05-10T00:00:00Z"/>
+        </w:rPr>
+      </w:pPr>
+      <w:del w:id="501" w:author="Yuyong Kim" w:date="2026-05-10T00:00:00Z">
         <w:r>
           <w:delText xml:space="preserve">3. The Jurisdiction Compliance Gap</w:delText>
         </w:r>
@@ -14202,10 +14219,10 @@
     <w:p>
       <w:pPr>
         <w:rPr>
-          <w:del w:id="502" w:author="Yuyong Kim" w:date="2026-05-10T00:00:00Z"/>
-        </w:rPr>
-      </w:pPr>
-      <w:del w:id="501" w:author="Yuyong Kim" w:date="2026-05-10T00:00:00Z">
+          <w:del w:id="504" w:author="Yuyong Kim" w:date="2026-05-10T00:00:00Z"/>
+        </w:rPr>
+      </w:pPr>
+      <w:del w:id="503" w:author="Yuyong Kim" w:date="2026-05-10T00:00:00Z">
         <w:r>
           <w:delText xml:space="preserve">3.1. Definition</w:delText>
         </w:r>
@@ -14214,10 +14231,10 @@
     <w:p>
       <w:pPr>
         <w:rPr>
-          <w:del w:id="504" w:author="Yuyong Kim" w:date="2026-05-10T00:00:00Z"/>
-        </w:rPr>
-      </w:pPr>
-      <w:del w:id="503" w:author="Yuyong Kim" w:date="2026-05-10T00:00:00Z">
+          <w:del w:id="506" w:author="Yuyong Kim" w:date="2026-05-10T00:00:00Z"/>
+        </w:rPr>
+      </w:pPr>
+      <w:del w:id="505" w:author="Yuyong Kim" w:date="2026-05-10T00:00:00Z">
         <w:r>
           <w:delText xml:space="preserve">Jurisdiction compliance gap. The set of regulatory obligations imposed by national statute or agency guideline that are structurally absent from international engineering code calculations, such that a system may be technically code-compliant while remaining legally non-compliant under the applicable local jurisdiction.</w:delText>
         </w:r>
@@ -14226,10 +14243,10 @@
     <w:p>
       <w:pPr>
         <w:rPr>
-          <w:del w:id="506" w:author="Yuyong Kim" w:date="2026-05-10T00:00:00Z"/>
-        </w:rPr>
-      </w:pPr>
-      <w:del w:id="505" w:author="Yuyong Kim" w:date="2026-05-10T00:00:00Z">
+          <w:del w:id="508" w:author="Yuyong Kim" w:date="2026-05-10T00:00:00Z"/>
+        </w:rPr>
+      </w:pPr>
+      <w:del w:id="507" w:author="Yuyong Kim" w:date="2026-05-10T00:00:00Z">
         <w:r>
           <w:delText xml:space="preserve">3.2. Structural origin</w:delText>
         </w:r>
@@ -14238,10 +14255,10 @@
     <w:p>
       <w:pPr>
         <w:rPr>
-          <w:del w:id="508" w:author="Yuyong Kim" w:date="2026-05-10T00:00:00Z"/>
-        </w:rPr>
-      </w:pPr>
-      <w:del w:id="507" w:author="Yuyong Kim" w:date="2026-05-10T00:00:00Z">
+          <w:del w:id="510" w:author="Yuyong Kim" w:date="2026-05-10T00:00:00Z"/>
+        </w:rPr>
+      </w:pPr>
+      <w:del w:id="509" w:author="Yuyong Kim" w:date="2026-05-10T00:00:00Z">
         <w:r>
           <w:delText xml:space="preserve">International engineering codes define what to calculate and what thresholds to apply. National safety regulations define what to do about the results—documentation requirements, mandatory review triggers, additional control measures. These two regulatory layers address different questions:</w:delText>
         </w:r>
@@ -14250,10 +14267,10 @@
     <w:p>
       <w:pPr>
         <w:rPr>
-          <w:del w:id="510" w:author="Yuyong Kim" w:date="2026-05-10T00:00:00Z"/>
-        </w:rPr>
-      </w:pPr>
-      <w:del w:id="509" w:author="Yuyong Kim" w:date="2026-05-10T00:00:00Z">
+          <w:del w:id="512" w:author="Yuyong Kim" w:date="2026-05-10T00:00:00Z"/>
+        </w:rPr>
+      </w:pPr>
+      <w:del w:id="511" w:author="Yuyong Kim" w:date="2026-05-10T00:00:00Z">
         <w:r>
           <w:delText xml:space="preserve">The gap arises because calculation tools implement only the first layer. The second layer requires access to jurisdiction-specific regulatory knowledge that is external to the calculation engine.</w:delText>
         </w:r>
@@ -14262,10 +14279,10 @@
     <w:p>
       <w:pPr>
         <w:rPr>
-          <w:del w:id="512" w:author="Yuyong Kim" w:date="2026-05-10T00:00:00Z"/>
-        </w:rPr>
-      </w:pPr>
-      <w:del w:id="511" w:author="Yuyong Kim" w:date="2026-05-10T00:00:00Z">
+          <w:del w:id="514" w:author="Yuyong Kim" w:date="2026-05-10T00:00:00Z"/>
+        </w:rPr>
+      </w:pPr>
+      <w:del w:id="513" w:author="Yuyong Kim" w:date="2026-05-10T00:00:00Z">
         <w:r>
           <w:delText xml:space="preserve">3.3. Generalisability</w:delText>
         </w:r>
@@ -14274,10 +14291,10 @@
     <w:p>
       <w:pPr>
         <w:rPr>
-          <w:del w:id="514" w:author="Yuyong Kim" w:date="2026-05-10T00:00:00Z"/>
-        </w:rPr>
-      </w:pPr>
-      <w:del w:id="513" w:author="Yuyong Kim" w:date="2026-05-10T00:00:00Z">
+          <w:del w:id="516" w:author="Yuyong Kim" w:date="2026-05-10T00:00:00Z"/>
+        </w:rPr>
+      </w:pPr>
+      <w:del w:id="515" w:author="Yuyong Kim" w:date="2026-05-10T00:00:00Z">
         <w:r>
           <w:delText xml:space="preserve">While we illustrate this gap in Korean jurisdiction, the concept likely applies wherever national regulations augment international codes: EU Pressure Equipment Directive layered on ASME; Saudi GACA requirements layered on FAA; Chinese GB standards layered on ISO. Any jurisdiction with a regulatory layer beyond international code calculations may exhibit analogous gaps.</w:delText>
         </w:r>
@@ -14286,10 +14303,10 @@
     <w:p>
       <w:pPr>
         <w:rPr>
-          <w:del w:id="516" w:author="Yuyong Kim" w:date="2026-05-10T00:00:00Z"/>
-        </w:rPr>
-      </w:pPr>
-      <w:del w:id="515" w:author="Yuyong Kim" w:date="2026-05-10T00:00:00Z">
+          <w:del w:id="518" w:author="Yuyong Kim" w:date="2026-05-10T00:00:00Z"/>
+        </w:rPr>
+      </w:pPr>
+      <w:del w:id="517" w:author="Yuyong Kim" w:date="2026-05-10T00:00:00Z">
         <w:r>
           <w:delText xml:space="preserve">4. System Architecture</w:delText>
         </w:r>
@@ -14298,10 +14315,10 @@
     <w:p>
       <w:pPr>
         <w:rPr>
-          <w:del w:id="518" w:author="Yuyong Kim" w:date="2026-05-10T00:00:00Z"/>
-        </w:rPr>
-      </w:pPr>
-      <w:del w:id="517" w:author="Yuyong Kim" w:date="2026-05-10T00:00:00Z">
+          <w:del w:id="520" w:author="Yuyong Kim" w:date="2026-05-10T00:00:00Z"/>
+        </w:rPr>
+      </w:pPr>
+      <w:del w:id="519" w:author="Yuyong Kim" w:date="2026-05-10T00:00:00Z">
         <w:r>
           <w:delText xml:space="preserve">4.1. Overview</w:delText>
         </w:r>
@@ -14310,10 +14327,10 @@
     <w:p>
       <w:pPr>
         <w:rPr>
-          <w:del w:id="520" w:author="Yuyong Kim" w:date="2026-05-10T00:00:00Z"/>
-        </w:rPr>
-      </w:pPr>
-      <w:del w:id="519" w:author="Yuyong Kim" w:date="2026-05-10T00:00:00Z">
+          <w:del w:id="522" w:author="Yuyong Kim" w:date="2026-05-10T00:00:00Z"/>
+        </w:rPr>
+      </w:pPr>
+      <w:del w:id="521" w:author="Yuyong Kim" w:date="2026-05-10T00:00:00Z">
         <w:r>
           <w:delText xml:space="preserve">The system comprises an orchestrator, seven domain calculation services, a cross-discipline validator, a KOSHA RAG layer, and an API layer. User requests from any lifecycle phase—design, construction, or in-service inspection—are classified and routed by the orchestrator. Each domain service executes standards-based calculations through the four-layer verification model. Cross-discipline coupling is checked across ten domain pairs. The KOSHA RAG layer provides regulatory grounding. The output integrates calculation numerics, verification status, regulatory citations, and audit trail.</w:delText>
         </w:r>
@@ -14322,10 +14339,10 @@
     <w:p>
       <w:pPr>
         <w:rPr>
-          <w:del w:id="522" w:author="Yuyong Kim" w:date="2026-05-10T00:00:00Z"/>
-        </w:rPr>
-      </w:pPr>
-      <w:del w:id="521" w:author="Yuyong Kim" w:date="2026-05-10T00:00:00Z">
+          <w:del w:id="524" w:author="Yuyong Kim" w:date="2026-05-10T00:00:00Z"/>
+        </w:rPr>
+      </w:pPr>
+      <w:del w:id="523" w:author="Yuyong Kim" w:date="2026-05-10T00:00:00Z">
         <w:r>
           <w:delText xml:space="preserve">4.2. Domain engines</w:delText>
         </w:r>
@@ -14334,10 +14351,10 @@
     <w:p>
       <w:pPr>
         <w:rPr>
-          <w:del w:id="524" w:author="Yuyong Kim" w:date="2026-05-10T00:00:00Z"/>
-        </w:rPr>
-      </w:pPr>
-      <w:del w:id="523" w:author="Yuyong Kim" w:date="2026-05-10T00:00:00Z">
+          <w:del w:id="526" w:author="Yuyong Kim" w:date="2026-05-10T00:00:00Z"/>
+        </w:rPr>
+      </w:pPr>
+      <w:del w:id="525" w:author="Yuyong Kim" w:date="2026-05-10T00:00:00Z">
         <w:r>
           <w:delText xml:space="preserve">4.3. Technology constraints</w:delText>
         </w:r>
@@ -14346,10 +14363,10 @@
     <w:p>
       <w:pPr>
         <w:rPr>
-          <w:del w:id="526" w:author="Yuyong Kim" w:date="2026-05-10T00:00:00Z"/>
-        </w:rPr>
-      </w:pPr>
-      <w:del w:id="525" w:author="Yuyong Kim" w:date="2026-05-10T00:00:00Z">
+          <w:del w:id="528" w:author="Yuyong Kim" w:date="2026-05-10T00:00:00Z"/>
+        </w:rPr>
+      </w:pPr>
+      <w:del w:id="527" w:author="Yuyong Kim" w:date="2026-05-10T00:00:00Z">
         <w:r>
           <w:delText xml:space="preserve">All inference runs on-premises using Ollama with Qwen 2.5 7B Instruct (4-bit quantisation, 32,768-token context). No external data transmission occurs. The RAG index uses SQLite FTS5. This design satisfies industrial data-sovereignty requirements.</w:delText>
         </w:r>
@@ -14358,10 +14375,10 @@
     <w:p>
       <w:pPr>
         <w:rPr>
-          <w:del w:id="528" w:author="Yuyong Kim" w:date="2026-05-10T00:00:00Z"/>
-        </w:rPr>
-      </w:pPr>
-      <w:del w:id="527" w:author="Yuyong Kim" w:date="2026-05-10T00:00:00Z">
+          <w:del w:id="530" w:author="Yuyong Kim" w:date="2026-05-10T00:00:00Z"/>
+        </w:rPr>
+      </w:pPr>
+      <w:del w:id="529" w:author="Yuyong Kim" w:date="2026-05-10T00:00:00Z">
         <w:r>
           <w:delText xml:space="preserve">5. KOSHA Regulatory RAG Layer</w:delText>
         </w:r>
@@ -14370,10 +14387,10 @@
     <w:p>
       <w:pPr>
         <w:rPr>
-          <w:del w:id="530" w:author="Yuyong Kim" w:date="2026-05-10T00:00:00Z"/>
-        </w:rPr>
-      </w:pPr>
-      <w:del w:id="529" w:author="Yuyong Kim" w:date="2026-05-10T00:00:00Z">
+          <w:del w:id="532" w:author="Yuyong Kim" w:date="2026-05-10T00:00:00Z"/>
+        </w:rPr>
+      </w:pPr>
+      <w:del w:id="531" w:author="Yuyong Kim" w:date="2026-05-10T00:00:00Z">
         <w:r>
           <w:delText xml:space="preserve">5.1. Corpus construction</w:delText>
         </w:r>
@@ -14382,10 +14399,10 @@
     <w:p>
       <w:pPr>
         <w:rPr>
-          <w:del w:id="532" w:author="Yuyong Kim" w:date="2026-05-10T00:00:00Z"/>
-        </w:rPr>
-      </w:pPr>
-      <w:del w:id="531" w:author="Yuyong Kim" w:date="2026-05-10T00:00:00Z">
+          <w:del w:id="534" w:author="Yuyong Kim" w:date="2026-05-10T00:00:00Z"/>
+        </w:rPr>
+      </w:pPr>
+      <w:del w:id="533" w:author="Yuyong Kim" w:date="2026-05-10T00:00:00Z">
         <w:r>
           <w:delText xml:space="preserve">Two KOSHA public APIs were used:</w:delText>
         </w:r>
@@ -14394,10 +14411,10 @@
     <w:p>
       <w:pPr>
         <w:rPr>
-          <w:del w:id="534" w:author="Yuyong Kim" w:date="2026-05-10T00:00:00Z"/>
-        </w:rPr>
-      </w:pPr>
-      <w:del w:id="533" w:author="Yuyong Kim" w:date="2026-05-10T00:00:00Z">
+          <w:del w:id="536" w:author="Yuyong Kim" w:date="2026-05-10T00:00:00Z"/>
+        </w:rPr>
+      </w:pPr>
+      <w:del w:id="535" w:author="Yuyong Kim" w:date="2026-05-10T00:00:00Z">
         <w:r>
           <w:delText xml:space="preserve">Smart-search API: 18,576 rows of guide-section and statutory-provision metadata across categories 1–11, covering 1,327 guide documents (9,069 sections) and 3,102 statutory provisions.</w:delText>
         </w:r>
@@ -14406,10 +14423,10 @@
     <w:p>
       <w:pPr>
         <w:rPr>
-          <w:del w:id="536" w:author="Yuyong Kim" w:date="2026-05-10T00:00:00Z"/>
-        </w:rPr>
-      </w:pPr>
-      <w:del w:id="535" w:author="Yuyong Kim" w:date="2026-05-10T00:00:00Z">
+          <w:del w:id="538" w:author="Yuyong Kim" w:date="2026-05-10T00:00:00Z"/>
+        </w:rPr>
+      </w:pPr>
+      <w:del w:id="537" w:author="Yuyong Kim" w:date="2026-05-10T00:00:00Z">
         <w:r>
           <w:delText xml:space="preserve">Guide API: 1,039 of the 1,327 guide documents were available as downloadable PDFs; these were parsed page-by-page and segmented into 13,084 retrieval-optimised chunks. The remaining 288 guides are metadata-only entries without downloadable PDF content in the KOSHA system.</w:delText>
         </w:r>
@@ -14418,10 +14435,10 @@
     <w:p>
       <w:pPr>
         <w:rPr>
-          <w:del w:id="538" w:author="Yuyong Kim" w:date="2026-05-10T00:00:00Z"/>
-        </w:rPr>
-      </w:pPr>
-      <w:del w:id="537" w:author="Yuyong Kim" w:date="2026-05-10T00:00:00Z">
+          <w:del w:id="540" w:author="Yuyong Kim" w:date="2026-05-10T00:00:00Z"/>
+        </w:rPr>
+      </w:pPr>
+      <w:del w:id="539" w:author="Yuyong Kim" w:date="2026-05-10T00:00:00Z">
         <w:r>
           <w:delText xml:space="preserve">After deduplication and normalisation, the SQLite FTS5 index contains 16,186 searchable rows (13,084 guide chunks from parsed PDFs + 3,102 law-article entries from the smart-search API; 200 MB total).</w:delText>
         </w:r>
@@ -14430,10 +14447,10 @@
     <w:p>
       <w:pPr>
         <w:rPr>
-          <w:del w:id="540" w:author="Yuyong Kim" w:date="2026-05-10T00:00:00Z"/>
-        </w:rPr>
-      </w:pPr>
-      <w:del w:id="539" w:author="Yuyong Kim" w:date="2026-05-10T00:00:00Z">
+          <w:del w:id="542" w:author="Yuyong Kim" w:date="2026-05-10T00:00:00Z"/>
+        </w:rPr>
+      </w:pPr>
+      <w:del w:id="541" w:author="Yuyong Kim" w:date="2026-05-10T00:00:00Z">
         <w:r>
           <w:delText xml:space="preserve">5.2. Retrieval pipeline</w:delText>
         </w:r>
@@ -14442,10 +14459,10 @@
     <w:p>
       <w:pPr>
         <w:rPr>
-          <w:del w:id="542" w:author="Yuyong Kim" w:date="2026-05-10T00:00:00Z"/>
-        </w:rPr>
-      </w:pPr>
-      <w:del w:id="541" w:author="Yuyong Kim" w:date="2026-05-10T00:00:00Z">
+          <w:del w:id="544" w:author="Yuyong Kim" w:date="2026-05-10T00:00:00Z"/>
+        </w:rPr>
+      </w:pPr>
+      <w:del w:id="543" w:author="Yuyong Kim" w:date="2026-05-10T00:00:00Z">
         <w:r>
           <w:delText xml:space="preserve">Domain calculation outputs are converted to Korean natural-language queries. A concept-aware query builder joins concepts with AND and expands synonyms within each concept using OR. When strict AND matching yields no results, a loose OR fallback is used. This design addresses the bilingual and abbreviation-heavy nature of Korean engineering terminology (e.g., “잔여수명” / “remaining life” / “RL”).</w:delText>
         </w:r>
@@ -14454,10 +14471,10 @@
     <w:p>
       <w:pPr>
         <w:rPr>
-          <w:del w:id="544" w:author="Yuyong Kim" w:date="2026-05-10T00:00:00Z"/>
-        </w:rPr>
-      </w:pPr>
-      <w:del w:id="543" w:author="Yuyong Kim" w:date="2026-05-10T00:00:00Z">
+          <w:del w:id="546" w:author="Yuyong Kim" w:date="2026-05-10T00:00:00Z"/>
+        </w:rPr>
+      </w:pPr>
+      <w:del w:id="545" w:author="Yuyong Kim" w:date="2026-05-10T00:00:00Z">
         <w:r>
           <w:delText xml:space="preserve">5.3. Generation pipeline</w:delText>
         </w:r>
@@ -14466,10 +14483,10 @@
     <w:p>
       <w:pPr>
         <w:rPr>
-          <w:del w:id="546" w:author="Yuyong Kim" w:date="2026-05-10T00:00:00Z"/>
-        </w:rPr>
-      </w:pPr>
-      <w:del w:id="545" w:author="Yuyong Kim" w:date="2026-05-10T00:00:00Z">
+          <w:del w:id="548" w:author="Yuyong Kim" w:date="2026-05-10T00:00:00Z"/>
+        </w:rPr>
+      </w:pPr>
+      <w:del w:id="547" w:author="Yuyong Kim" w:date="2026-05-10T00:00:00Z">
         <w:r>
           <w:delText xml:space="preserve">Retrieved passages provide context for Qwen 2.5 7B Instruct, which generates structured Korean regulatory grounding: (1) key conclusion, (2) regulatory justification summary with guide/article citations, and (3) practical advisories. BM25 retrieval supports CPU-only deployment; semantic vector search is deferred to GPU-capable environments.</w:delText>
         </w:r>
@@ -14478,10 +14495,10 @@
     <w:p>
       <w:pPr>
         <w:rPr>
-          <w:del w:id="548" w:author="Yuyong Kim" w:date="2026-05-10T00:00:00Z"/>
-        </w:rPr>
-      </w:pPr>
-      <w:del w:id="547" w:author="Yuyong Kim" w:date="2026-05-10T00:00:00Z">
+          <w:del w:id="550" w:author="Yuyong Kim" w:date="2026-05-10T00:00:00Z"/>
+        </w:rPr>
+      </w:pPr>
+      <w:del w:id="549" w:author="Yuyong Kim" w:date="2026-05-10T00:00:00Z">
         <w:r>
           <w:delText xml:space="preserve">6. Four-Layer Hybrid Verification Model</w:delText>
         </w:r>
@@ -14490,10 +14507,10 @@
     <w:p>
       <w:pPr>
         <w:rPr>
-          <w:del w:id="550" w:author="Yuyong Kim" w:date="2026-05-10T00:00:00Z"/>
-        </w:rPr>
-      </w:pPr>
-      <w:del w:id="549" w:author="Yuyong Kim" w:date="2026-05-10T00:00:00Z">
+          <w:del w:id="552" w:author="Yuyong Kim" w:date="2026-05-10T00:00:00Z"/>
+        </w:rPr>
+      </w:pPr>
+      <w:del w:id="551" w:author="Yuyong Kim" w:date="2026-05-10T00:00:00Z">
         <w:r>
           <w:delText xml:space="preserve">6.1. Layer 1 — Input validation</w:delText>
         </w:r>
@@ -14502,10 +14519,10 @@
     <w:p>
       <w:pPr>
         <w:rPr>
-          <w:del w:id="552" w:author="Yuyong Kim" w:date="2026-05-10T00:00:00Z"/>
-        </w:rPr>
-      </w:pPr>
-      <w:del w:id="551" w:author="Yuyong Kim" w:date="2026-05-10T00:00:00Z">
+          <w:del w:id="554" w:author="Yuyong Kim" w:date="2026-05-10T00:00:00Z"/>
+        </w:rPr>
+      </w:pPr>
+      <w:del w:id="553" w:author="Yuyong Kim" w:date="2026-05-10T00:00:00Z">
         <w:r>
           <w:delText xml:space="preserve">Mandatory field presence, unit contract compliance, and domain-specific range constraints. Missing critical fields or unit violations trigger a blocking error that prevents downstream calculation. This layer gates all subsequent processing.</w:delText>
         </w:r>
@@ -14514,10 +14531,10 @@
     <w:p>
       <w:pPr>
         <w:rPr>
-          <w:del w:id="554" w:author="Yuyong Kim" w:date="2026-05-10T00:00:00Z"/>
-        </w:rPr>
-      </w:pPr>
-      <w:del w:id="553" w:author="Yuyong Kim" w:date="2026-05-10T00:00:00Z">
+          <w:del w:id="556" w:author="Yuyong Kim" w:date="2026-05-10T00:00:00Z"/>
+        </w:rPr>
+      </w:pPr>
+      <w:del w:id="555" w:author="Yuyong Kim" w:date="2026-05-10T00:00:00Z">
         <w:r>
           <w:delText xml:space="preserve">6.2. Layer 2 — K-voting consensus</w:delText>
         </w:r>
@@ -14526,10 +14543,10 @@
     <w:p>
       <w:pPr>
         <w:rPr>
-          <w:del w:id="556" w:author="Yuyong Kim" w:date="2026-05-10T00:00:00Z"/>
-        </w:rPr>
-      </w:pPr>
-      <w:del w:id="555" w:author="Yuyong Kim" w:date="2026-05-10T00:00:00Z">
+          <w:del w:id="558" w:author="Yuyong Kim" w:date="2026-05-10T00:00:00Z"/>
+        </w:rPr>
+      </w:pPr>
+      <w:del w:id="557" w:author="Yuyong Kim" w:date="2026-05-10T00:00:00Z">
         <w:r>
           <w:delText xml:space="preserve">Three calculation paths execute in parallel, each using deliberately varied numerical strategies: - Path A: standard rounding order and linear interpolation. - Path B: reversed rounding order and cubic interpolation. - Path C: extended intermediate precision (double the significant figures).</w:delText>
         </w:r>
@@ -14538,10 +14555,10 @@
     <w:p>
       <w:pPr>
         <w:rPr>
-          <w:del w:id="558" w:author="Yuyong Kim" w:date="2026-05-10T00:00:00Z"/>
-        </w:rPr>
-      </w:pPr>
-      <w:del w:id="557" w:author="Yuyong Kim" w:date="2026-05-10T00:00:00Z">
+          <w:del w:id="560" w:author="Yuyong Kim" w:date="2026-05-10T00:00:00Z"/>
+        </w:rPr>
+      </w:pPr>
+      <w:del w:id="559" w:author="Yuyong Kim" w:date="2026-05-10T00:00:00Z">
         <w:r>
           <w:delText xml:space="preserve">The consensus criterion is defined as:</w:delText>
         </w:r>
@@ -14550,10 +14567,10 @@
     <w:p>
       <w:pPr>
         <w:rPr>
-          <w:del w:id="560" w:author="Yuyong Kim" w:date="2026-05-10T00:00:00Z"/>
-        </w:rPr>
-      </w:pPr>
-      <w:del w:id="559" w:author="Yuyong Kim" w:date="2026-05-10T00:00:00Z">
+          <w:del w:id="562" w:author="Yuyong Kim" w:date="2026-05-10T00:00:00Z"/>
+        </w:rPr>
+      </w:pPr>
+      <w:del w:id="561" w:author="Yuyong Kim" w:date="2026-05-10T00:00:00Z">
         <w:r>
           <w:delText xml:space="preserve">Relative Deviation = |Output_i − Output_mean| / Output_mean × 100%</w:delText>
         </w:r>
@@ -14562,10 +14579,10 @@
     <w:p>
       <w:pPr>
         <w:rPr>
-          <w:del w:id="562" w:author="Yuyong Kim" w:date="2026-05-10T00:00:00Z"/>
-        </w:rPr>
-      </w:pPr>
-      <w:del w:id="561" w:author="Yuyong Kim" w:date="2026-05-10T00:00:00Z">
+          <w:del w:id="564" w:author="Yuyong Kim" w:date="2026-05-10T00:00:00Z"/>
+        </w:rPr>
+      </w:pPr>
+      <w:del w:id="563" w:author="Yuyong Kim" w:date="2026-05-10T00:00:00Z">
         <w:r>
           <w:delText xml:space="preserve">The maximum relative deviation among the three outputs must not exceed 1%. This threshold was selected based on three considerations: (i) engineering calculation workflows are generally tolerant of small intermediate numerical deviations (on the order of 1%) when final pass/fail outcomes remain unchanged; (ii) sensitivity analysis across the 220 golden cases confirmed that deviations below 1% never altered the regulatory status (pass/fail/warning) of any case, whereas deviations above 1% would flip the status in 3.2% of boundary cases; and (iii) the threshold was empirically validated through the 50-round optimisation procedure, which confirmed that 1% provides the best trade-off between false-consensus avoidance and unnecessary tiebreaker invocations. Detailed threshold sensitivity results across the golden case set are available in the released code repository. If the threshold is exceeded, a tiebreaker path is invoked; persistent failure triggers a no-consensus flag requesting human review.</w:delText>
         </w:r>
@@ -14574,10 +14591,10 @@
     <w:p>
       <w:pPr>
         <w:rPr>
-          <w:del w:id="564" w:author="Yuyong Kim" w:date="2026-05-10T00:00:00Z"/>
-        </w:rPr>
-      </w:pPr>
-      <w:del w:id="563" w:author="Yuyong Kim" w:date="2026-05-10T00:00:00Z">
+          <w:del w:id="566" w:author="Yuyong Kim" w:date="2026-05-10T00:00:00Z"/>
+        </w:rPr>
+      </w:pPr>
+      <w:del w:id="565" w:author="Yuyong Kim" w:date="2026-05-10T00:00:00Z">
         <w:r>
           <w:delText xml:space="preserve">This mechanism adapts N-version programming (Avizienis, 1985) to engineering calculation verification, targeting numerical-consistency rather than full implementation independence.</w:delText>
         </w:r>
@@ -14586,10 +14603,10 @@
     <w:p>
       <w:pPr>
         <w:rPr>
-          <w:del w:id="566" w:author="Yuyong Kim" w:date="2026-05-10T00:00:00Z"/>
-        </w:rPr>
-      </w:pPr>
-      <w:del w:id="565" w:author="Yuyong Kim" w:date="2026-05-10T00:00:00Z">
+          <w:del w:id="568" w:author="Yuyong Kim" w:date="2026-05-10T00:00:00Z"/>
+        </w:rPr>
+      </w:pPr>
+      <w:del w:id="567" w:author="Yuyong Kim" w:date="2026-05-10T00:00:00Z">
         <w:r>
           <w:delText xml:space="preserve">6.3. Layer 3 — Physics and code compliance</w:delText>
         </w:r>
@@ -14598,10 +14615,10 @@
     <w:p>
       <w:pPr>
         <w:rPr>
-          <w:del w:id="568" w:author="Yuyong Kim" w:date="2026-05-10T00:00:00Z"/>
-        </w:rPr>
-      </w:pPr>
-      <w:del w:id="567" w:author="Yuyong Kim" w:date="2026-05-10T00:00:00Z">
+          <w:del w:id="570" w:author="Yuyong Kim" w:date="2026-05-10T00:00:00Z"/>
+        </w:rPr>
+      </w:pPr>
+      <w:del w:id="569" w:author="Yuyong Kim" w:date="2026-05-10T00:00:00Z">
         <w:r>
           <w:delText xml:space="preserve">Domain-specific red flags are enforced by rule-based checks. Examples: - Piping: measured thickness &lt; minimum required thickness → critical block. - Vessel: remaining life &lt; 0 → critical block. - Rotating: vibration exceeds API 670 alert level → warning. - Electrical: arc-flash energy &gt; 40 cal/cm² → PPE Category 4 escalation.</w:delText>
         </w:r>
@@ -14610,10 +14627,10 @@
     <w:p>
       <w:pPr>
         <w:rPr>
-          <w:del w:id="570" w:author="Yuyong Kim" w:date="2026-05-10T00:00:00Z"/>
-        </w:rPr>
-      </w:pPr>
-      <w:del w:id="569" w:author="Yuyong Kim" w:date="2026-05-10T00:00:00Z">
+          <w:del w:id="572" w:author="Yuyong Kim" w:date="2026-05-10T00:00:00Z"/>
+        </w:rPr>
+      </w:pPr>
+      <w:del w:id="571" w:author="Yuyong Kim" w:date="2026-05-10T00:00:00Z">
         <w:r>
           <w:delText xml:space="preserve">All major calculation steps carry explicit standard citations (e.g., “ASME B31.3 §304.1.2”).</w:delText>
         </w:r>
@@ -14622,10 +14639,10 @@
     <w:p>
       <w:pPr>
         <w:rPr>
-          <w:del w:id="572" w:author="Yuyong Kim" w:date="2026-05-10T00:00:00Z"/>
-        </w:rPr>
-      </w:pPr>
-      <w:del w:id="571" w:author="Yuyong Kim" w:date="2026-05-10T00:00:00Z">
+          <w:del w:id="574" w:author="Yuyong Kim" w:date="2026-05-10T00:00:00Z"/>
+        </w:rPr>
+      </w:pPr>
+      <w:del w:id="573" w:author="Yuyong Kim" w:date="2026-05-10T00:00:00Z">
         <w:r>
           <w:delText xml:space="preserve">6.4. Layer 4 — Reverse verification</w:delText>
         </w:r>
@@ -14634,10 +14651,10 @@
     <w:p>
       <w:pPr>
         <w:rPr>
-          <w:del w:id="574" w:author="Yuyong Kim" w:date="2026-05-10T00:00:00Z"/>
-        </w:rPr>
-      </w:pPr>
-      <w:del w:id="573" w:author="Yuyong Kim" w:date="2026-05-10T00:00:00Z">
+          <w:del w:id="576" w:author="Yuyong Kim" w:date="2026-05-10T00:00:00Z"/>
+        </w:rPr>
+      </w:pPr>
+      <w:del w:id="575" w:author="Yuyong Kim" w:date="2026-05-10T00:00:00Z">
         <w:r>
           <w:delText xml:space="preserve">Key inputs are back-calculated from outputs and compared against originals: - Deviation &lt; 2%: consistent (pass). - Deviation 2–5%: warning with audit note. - Deviation &gt; 5%: escalation with confidence downgrade.</w:delText>
         </w:r>
@@ -14646,10 +14663,10 @@
     <w:p>
       <w:pPr>
         <w:rPr>
-          <w:del w:id="576" w:author="Yuyong Kim" w:date="2026-05-10T00:00:00Z"/>
-        </w:rPr>
-      </w:pPr>
-      <w:del w:id="575" w:author="Yuyong Kim" w:date="2026-05-10T00:00:00Z">
+          <w:del w:id="578" w:author="Yuyong Kim" w:date="2026-05-10T00:00:00Z"/>
+        </w:rPr>
+      </w:pPr>
+      <w:del w:id="577" w:author="Yuyong Kim" w:date="2026-05-10T00:00:00Z">
         <w:r>
           <w:delText xml:space="preserve">This layer detects internal inconsistencies that may indicate formula errors, unit conversion mistakes, or data corruption.</w:delText>
         </w:r>
@@ -14658,10 +14675,10 @@
     <w:p>
       <w:pPr>
         <w:rPr>
-          <w:del w:id="578" w:author="Yuyong Kim" w:date="2026-05-10T00:00:00Z"/>
-        </w:rPr>
-      </w:pPr>
-      <w:del w:id="577" w:author="Yuyong Kim" w:date="2026-05-10T00:00:00Z">
+          <w:del w:id="580" w:author="Yuyong Kim" w:date="2026-05-10T00:00:00Z"/>
+        </w:rPr>
+      </w:pPr>
+      <w:del w:id="579" w:author="Yuyong Kim" w:date="2026-05-10T00:00:00Z">
         <w:r>
           <w:delText xml:space="preserve">6.5. Cross-discipline coupling validator</w:delText>
         </w:r>
@@ -14670,10 +14687,10 @@
     <w:p>
       <w:pPr>
         <w:rPr>
-          <w:del w:id="580" w:author="Yuyong Kim" w:date="2026-05-10T00:00:00Z"/>
-        </w:rPr>
-      </w:pPr>
-      <w:del w:id="579" w:author="Yuyong Kim" w:date="2026-05-10T00:00:00Z">
+          <w:del w:id="582" w:author="Yuyong Kim" w:date="2026-05-10T00:00:00Z"/>
+        </w:rPr>
+      </w:pPr>
+      <w:del w:id="581" w:author="Yuyong Kim" w:date="2026-05-10T00:00:00Z">
         <w:r>
           <w:delText xml:space="preserve">Ten predefined domain pairs with coupling checks:</w:delText>
         </w:r>
@@ -14682,10 +14699,10 @@
     <w:p>
       <w:pPr>
         <w:rPr>
-          <w:del w:id="582" w:author="Yuyong Kim" w:date="2026-05-10T00:00:00Z"/>
-        </w:rPr>
-      </w:pPr>
-      <w:del w:id="581" w:author="Yuyong Kim" w:date="2026-05-10T00:00:00Z">
+          <w:del w:id="584" w:author="Yuyong Kim" w:date="2026-05-10T00:00:00Z"/>
+        </w:rPr>
+      </w:pPr>
+      <w:del w:id="583" w:author="Yuyong Kim" w:date="2026-05-10T00:00:00Z">
         <w:r>
           <w:delText xml:space="preserve">Threshold tuning over 50 optimisation rounds achieved: standard-case blocking rate 0.0 (no false positives on nominal cases), boundary/failure blocking rate 1.0, weighted accuracy 1.0, and hard-block recall 1.0.</w:delText>
         </w:r>
@@ -14694,10 +14711,10 @@
     <w:p>
       <w:pPr>
         <w:rPr>
-          <w:del w:id="584" w:author="Yuyong Kim" w:date="2026-05-10T00:00:00Z"/>
-        </w:rPr>
-      </w:pPr>
-      <w:del w:id="583" w:author="Yuyong Kim" w:date="2026-05-10T00:00:00Z">
+          <w:del w:id="586" w:author="Yuyong Kim" w:date="2026-05-10T00:00:00Z"/>
+        </w:rPr>
+      </w:pPr>
+      <w:del w:id="585" w:author="Yuyong Kim" w:date="2026-05-10T00:00:00Z">
         <w:r>
           <w:delText xml:space="preserve">7. Experiments and Evaluation</w:delText>
         </w:r>
@@ -14706,10 +14723,10 @@
     <w:p>
       <w:pPr>
         <w:rPr>
-          <w:del w:id="586" w:author="Yuyong Kim" w:date="2026-05-10T00:00:00Z"/>
-        </w:rPr>
-      </w:pPr>
-      <w:del w:id="585" w:author="Yuyong Kim" w:date="2026-05-10T00:00:00Z">
+          <w:del w:id="588" w:author="Yuyong Kim" w:date="2026-05-10T00:00:00Z"/>
+        </w:rPr>
+      </w:pPr>
+      <w:del w:id="587" w:author="Yuyong Kim" w:date="2026-05-10T00:00:00Z">
         <w:r>
           <w:delText xml:space="preserve">7.1. Golden dataset validation</w:delText>
         </w:r>
@@ -14718,10 +14735,10 @@
     <w:p>
       <w:pPr>
         <w:rPr>
-          <w:del w:id="588" w:author="Yuyong Kim" w:date="2026-05-10T00:00:00Z"/>
-        </w:rPr>
-      </w:pPr>
-      <w:del w:id="587" w:author="Yuyong Kim" w:date="2026-05-10T00:00:00Z">
+          <w:del w:id="590" w:author="Yuyong Kim" w:date="2026-05-10T00:00:00Z"/>
+        </w:rPr>
+      </w:pPr>
+      <w:del w:id="589" w:author="Yuyong Kim" w:date="2026-05-10T00:00:00Z">
         <w:r>
           <w:delText xml:space="preserve">220 synthetic golden cases across seven disciplines:</w:delText>
         </w:r>
@@ -14730,10 +14747,10 @@
     <w:p>
       <w:pPr>
         <w:rPr>
-          <w:del w:id="590" w:author="Yuyong Kim" w:date="2026-05-10T00:00:00Z"/>
-        </w:rPr>
-      </w:pPr>
-      <w:del w:id="589" w:author="Yuyong Kim" w:date="2026-05-10T00:00:00Z">
+          <w:del w:id="592" w:author="Yuyong Kim" w:date="2026-05-10T00:00:00Z"/>
+        </w:rPr>
+      </w:pPr>
+      <w:del w:id="591" w:author="Yuyong Kim" w:date="2026-05-10T00:00:00Z">
         <w:r>
           <w:delText xml:space="preserve">Each golden case was constructed through the following procedure:</w:delText>
         </w:r>
@@ -14742,10 +14759,10 @@
     <w:p>
       <w:pPr>
         <w:rPr>
-          <w:del w:id="592" w:author="Yuyong Kim" w:date="2026-05-10T00:00:00Z"/>
-        </w:rPr>
-      </w:pPr>
-      <w:del w:id="591" w:author="Yuyong Kim" w:date="2026-05-10T00:00:00Z">
+          <w:del w:id="594" w:author="Yuyong Kim" w:date="2026-05-10T00:00:00Z"/>
+        </w:rPr>
+      </w:pPr>
+      <w:del w:id="593" w:author="Yuyong Kim" w:date="2026-05-10T00:00:00Z">
         <w:r>
           <w:delText xml:space="preserve">Seed data selection. Reference calculation examples from the applicable standards served as starting points — e.g., ASME B31.3 Appendix H sample calculations for piping, ASME Section VIII UG-27 worked examples for vessels, API 579-1 Level 1/Level 2 assessment examples for fitness-for-service.</w:delText>
         </w:r>
@@ -14754,10 +14771,10 @@
     <w:p>
       <w:pPr>
         <w:rPr>
-          <w:del w:id="594" w:author="Yuyong Kim" w:date="2026-05-10T00:00:00Z"/>
-        </w:rPr>
-      </w:pPr>
-      <w:del w:id="593" w:author="Yuyong Kim" w:date="2026-05-10T00:00:00Z">
+          <w:del w:id="596" w:author="Yuyong Kim" w:date="2026-05-10T00:00:00Z"/>
+        </w:rPr>
+      </w:pPr>
+      <w:del w:id="595" w:author="Yuyong Kim" w:date="2026-05-10T00:00:00Z">
         <w:r>
           <w:delText xml:space="preserve">Systematic parameter perturbation. Operating parameters were varied within realistic engineering ranges: temperature ±15–20%, pressure ±10–15%, corrosion rate 0.05–0.50 mm/yr, wall thickness from well-above-minimum to below-minimum. Material grades were varied across common carbon steel specifications (SA-106 Gr.B, SA-516-70, SA-240-316L).</w:delText>
         </w:r>
@@ -14766,10 +14783,10 @@
     <w:p>
       <w:pPr>
         <w:rPr>
-          <w:del w:id="596" w:author="Yuyong Kim" w:date="2026-05-10T00:00:00Z"/>
-        </w:rPr>
-      </w:pPr>
-      <w:del w:id="595" w:author="Yuyong Kim" w:date="2026-05-10T00:00:00Z">
+          <w:del w:id="598" w:author="Yuyong Kim" w:date="2026-05-10T00:00:00Z"/>
+        </w:rPr>
+      </w:pPr>
+      <w:del w:id="597" w:author="Yuyong Kim" w:date="2026-05-10T00:00:00Z">
         <w:r>
           <w:delText xml:space="preserve">Case classification. Cases were labelled based on their relationship to regulatory thresholds: standard cases fall comfortably within code limits; boundary cases have at least one parameter within 5% of a pass/fail threshold; failure cases have at least one parameter that should trigger a red flag or blocking condition; composite cases combine multiple boundary/failure conditions.</w:delText>
         </w:r>
@@ -14778,10 +14795,10 @@
     <w:p>
       <w:pPr>
         <w:rPr>
-          <w:del w:id="598" w:author="Yuyong Kim" w:date="2026-05-10T00:00:00Z"/>
-        </w:rPr>
-      </w:pPr>
-      <w:del w:id="597" w:author="Yuyong Kim" w:date="2026-05-10T00:00:00Z">
+          <w:del w:id="600" w:author="Yuyong Kim" w:date="2026-05-10T00:00:00Z"/>
+        </w:rPr>
+      </w:pPr>
+      <w:del w:id="599" w:author="Yuyong Kim" w:date="2026-05-10T00:00:00Z">
         <w:r>
           <w:delText xml:space="preserve">Runtime validation recorded 220/220 passes, with accuracy, red-flag detection rate, and standard citation coverage all at 1.0000. It is important to note that these perfect scores are expected and unremarkable for deterministic rule-based engines evaluated against cases derived from the same standards they implement. The golden dataset validates implementation correctness — confirming that the calculation engines faithfully reproduce the reference standard formulas — rather than generalisation capability. Generalisation to real plant conditions, where input data may be noisy, incomplete, or outside standard reference ranges, remains unvalidated and is a primary direction for future work (Section 9).</w:delText>
         </w:r>
@@ -14790,10 +14807,10 @@
     <w:p>
       <w:pPr>
         <w:rPr>
-          <w:del w:id="600" w:author="Yuyong Kim" w:date="2026-05-10T00:00:00Z"/>
-        </w:rPr>
-      </w:pPr>
-      <w:del w:id="599" w:author="Yuyong Kim" w:date="2026-05-10T00:00:00Z">
+          <w:del w:id="602" w:author="Yuyong Kim" w:date="2026-05-10T00:00:00Z"/>
+        </w:rPr>
+      </w:pPr>
+      <w:del w:id="601" w:author="Yuyong Kim" w:date="2026-05-10T00:00:00Z">
         <w:r>
           <w:delText xml:space="preserve">7.2. Seven-discipline pipeline</w:delText>
         </w:r>
@@ -14802,10 +14819,10 @@
     <w:p>
       <w:pPr>
         <w:rPr>
-          <w:del w:id="602" w:author="Yuyong Kim" w:date="2026-05-10T00:00:00Z"/>
-        </w:rPr>
-      </w:pPr>
-      <w:del w:id="601" w:author="Yuyong Kim" w:date="2026-05-10T00:00:00Z">
+          <w:del w:id="604" w:author="Yuyong Kim" w:date="2026-05-10T00:00:00Z"/>
+        </w:rPr>
+      </w:pPr>
+      <w:del w:id="603" w:author="Yuyong Kim" w:date="2026-05-10T00:00:00Z">
         <w:r>
           <w:delText xml:space="preserve">Across 43 pipeline scenarios: completion rate 0.6512, blocking rate 0.3488. Nominal and standard-aligned cases: 1.0000 completion. Boundary and failure cases: 1.0000 blocking. This confirms correct hazard identification without false positives on clean inputs.</w:delText>
         </w:r>
@@ -14814,10 +14831,10 @@
     <w:p>
       <w:pPr>
         <w:rPr>
-          <w:del w:id="604" w:author="Yuyong Kim" w:date="2026-05-10T00:00:00Z"/>
-        </w:rPr>
-      </w:pPr>
-      <w:del w:id="603" w:author="Yuyong Kim" w:date="2026-05-10T00:00:00Z">
+          <w:del w:id="606" w:author="Yuyong Kim" w:date="2026-05-10T00:00:00Z"/>
+        </w:rPr>
+      </w:pPr>
+      <w:del w:id="605" w:author="Yuyong Kim" w:date="2026-05-10T00:00:00Z">
         <w:r>
           <w:delText xml:space="preserve">Finding (RQ1): Cross-discipline validation adds 25 blocked scenarios (+41.7%) that single-domain calculations cannot detect. Boundary and failure subsets achieve perfect blocking (1.0). Zero false positives on standard-aligned cases.</w:delText>
         </w:r>
@@ -14826,10 +14843,10 @@
     <w:p>
       <w:pPr>
         <w:rPr>
-          <w:del w:id="606" w:author="Yuyong Kim" w:date="2026-05-10T00:00:00Z"/>
-        </w:rPr>
-      </w:pPr>
-      <w:del w:id="605" w:author="Yuyong Kim" w:date="2026-05-10T00:00:00Z">
+          <w:del w:id="608" w:author="Yuyong Kim" w:date="2026-05-10T00:00:00Z"/>
+        </w:rPr>
+      </w:pPr>
+      <w:del w:id="607" w:author="Yuyong Kim" w:date="2026-05-10T00:00:00Z">
         <w:r>
           <w:delText xml:space="preserve">The baseline (validator OFF) blocking rate of 0/60 requires explanation. The 60 ablation scenarios were specifically designed to test inter-discipline coupling hazards — e.g., piping nozzle loads exceeding vessel reinforcement margins, or foundation settlement propagating into rotating equipment misalignment. Each individual discipline’s Layer 3 physics checks pass because the inputs are within single-domain tolerances; it is only the combination across domain boundaries that creates a hazardous condition. This is precisely the class of risk that discipline-siloed tools systematically miss in practice. The baseline of zero is therefore not an artefact of weak scenario design but reflects the structural limitation being tested: single-domain calculations are blind to cross-discipline coupling.</w:delText>
         </w:r>
@@ -14838,10 +14855,10 @@
     <w:p>
       <w:pPr>
         <w:rPr>
-          <w:del w:id="608" w:author="Yuyong Kim" w:date="2026-05-10T00:00:00Z"/>
-        </w:rPr>
-      </w:pPr>
-      <w:del w:id="607" w:author="Yuyong Kim" w:date="2026-05-10T00:00:00Z">
+          <w:del w:id="610" w:author="Yuyong Kim" w:date="2026-05-10T00:00:00Z"/>
+        </w:rPr>
+      </w:pPr>
+      <w:del w:id="609" w:author="Yuyong Kim" w:date="2026-05-10T00:00:00Z">
         <w:r>
           <w:delText xml:space="preserve">7.4. KOSHA RAG retrieval benchmark (RQ2)</w:delText>
         </w:r>
@@ -14850,10 +14867,10 @@
     <w:p>
       <w:pPr>
         <w:rPr>
-          <w:del w:id="610" w:author="Yuyong Kim" w:date="2026-05-10T00:00:00Z"/>
-        </w:rPr>
-      </w:pPr>
-      <w:del w:id="609" w:author="Yuyong Kim" w:date="2026-05-10T00:00:00Z">
+          <w:del w:id="612" w:author="Yuyong Kim" w:date="2026-05-10T00:00:00Z"/>
+        </w:rPr>
+      </w:pPr>
+      <w:del w:id="611" w:author="Yuyong Kim" w:date="2026-05-10T00:00:00Z">
         <w:r>
           <w:delText xml:space="preserve">The benchmark comprises 50 queries organised as five regulatory target groups (10 queries each), where each group targets a specific KOSHA guide or statutory provision relevant to the three manuscript case studies: M-69-2012 (remaining life assessment), C-C-23-2026 (RBI regulation), B-M-18-2026 (piping life management), C-C-75-2026 (corrosion risk assessment), and Article 256 (corrosion prevention). Within each group, the 10 queries vary systematically across: Korean full-text phrasing, English translation, mixed Korean–English, abbreviation-heavy variants, and paraphrased formulations. This design measures retrieval robustness across query formulation styles rather than breadth of regulatory coverage. The query set is released for independent inspection.</w:delText>
         </w:r>
@@ -14862,10 +14879,10 @@
     <w:p>
       <w:pPr>
         <w:rPr>
-          <w:del w:id="612" w:author="Yuyong Kim" w:date="2026-05-10T00:00:00Z"/>
-        </w:rPr>
-      </w:pPr>
-      <w:del w:id="611" w:author="Yuyong Kim" w:date="2026-05-10T00:00:00Z">
+          <w:del w:id="614" w:author="Yuyong Kim" w:date="2026-05-10T00:00:00Z"/>
+        </w:rPr>
+      </w:pPr>
+      <w:del w:id="613" w:author="Yuyong Kim" w:date="2026-05-10T00:00:00Z">
         <w:r>
           <w:delText xml:space="preserve">Concept-aware synonym expansion yields +68% relative improvement in Recall@1 and +38% relative improvement in MRR@10.</w:delText>
         </w:r>
@@ -14874,10 +14891,10 @@
     <w:p>
       <w:pPr>
         <w:rPr>
-          <w:del w:id="614" w:author="Yuyong Kim" w:date="2026-05-10T00:00:00Z"/>
-        </w:rPr>
-      </w:pPr>
-      <w:del w:id="613" w:author="Yuyong Kim" w:date="2026-05-10T00:00:00Z">
+          <w:del w:id="616" w:author="Yuyong Kim" w:date="2026-05-10T00:00:00Z"/>
+        </w:rPr>
+      </w:pPr>
+      <w:del w:id="615" w:author="Yuyong Kim" w:date="2026-05-10T00:00:00Z">
         <w:r>
           <w:delText xml:space="preserve">7.5. Jurisdiction compliance gap case studies (RQ2)</w:delText>
         </w:r>
@@ -14886,10 +14903,10 @@
     <w:p>
       <w:pPr>
         <w:rPr>
-          <w:del w:id="616" w:author="Yuyong Kim" w:date="2026-05-10T00:00:00Z"/>
-        </w:rPr>
-      </w:pPr>
-      <w:del w:id="615" w:author="Yuyong Kim" w:date="2026-05-10T00:00:00Z">
+          <w:del w:id="618" w:author="Yuyong Kim" w:date="2026-05-10T00:00:00Z"/>
+        </w:rPr>
+      </w:pPr>
+      <w:del w:id="617" w:author="Yuyong Kim" w:date="2026-05-10T00:00:00Z">
         <w:r>
           <w:delText xml:space="preserve">Three cases were selected to illustrate distinct gap types that map to documented accident pathways in Korean process plants: (1) a long-remaining-life vessel where KOSHA documentation obligations are triggered but invisible to ASME/API calculations — relevant because undocumented equipment conditions have contributed to delayed inspection failures; (2) a vessel where KOSHA-mandated RBI review triggers apply but API 510 scheduling does not capture them — relevant because missed RBI triggers are a known contributor to inspection programme gaps; and (3) a corrosive-service piping system where Article 256 corrosion-prevention controls apply despite full ASME B31.3/API 570 compliance — relevant because uncontrolled corrosion in sour-chloride service is a well-documented cause of piping leakage and rupture in Korean petrochemical plants.</w:delText>
         </w:r>
@@ -14898,10 +14915,10 @@
     <w:p>
       <w:pPr>
         <w:rPr>
-          <w:del w:id="618" w:author="Yuyong Kim" w:date="2026-05-10T00:00:00Z"/>
-        </w:rPr>
-      </w:pPr>
-      <w:del w:id="617" w:author="Yuyong Kim" w:date="2026-05-10T00:00:00Z">
+          <w:del w:id="620" w:author="Yuyong Kim" w:date="2026-05-10T00:00:00Z"/>
+        </w:rPr>
+      </w:pPr>
+      <w:del w:id="619" w:author="Yuyong Kim" w:date="2026-05-10T00:00:00Z">
         <w:r>
           <w:delText xml:space="preserve">Case 1 — VES-GOLD-001 (Vessel Remaining Life). SA-516-70 vessel, 1.858 MPa, 217.3 °C, current thickness 44.82 mm. Calculation: required thickness 14.99 mm (ASME VIII UG-27), remaining life 136.3 years, inspection interval 10 years (API 510). No red flags. KOSHA RAG retrieves: M-69-2012 (Technical Guideline for Remaining Life Assessment) — documentation requirements triggered when RL exceeds threshold. Gap: ASME/API do not encode this documentation obligation.</w:delText>
         </w:r>
@@ -14910,10 +14927,10 @@
     <w:p>
       <w:pPr>
         <w:rPr>
-          <w:del w:id="620" w:author="Yuyong Kim" w:date="2026-05-10T00:00:00Z"/>
-        </w:rPr>
-      </w:pPr>
-      <w:del w:id="619" w:author="Yuyong Kim" w:date="2026-05-10T00:00:00Z">
+          <w:del w:id="622" w:author="Yuyong Kim" w:date="2026-05-10T00:00:00Z"/>
+        </w:rPr>
+      </w:pPr>
+      <w:del w:id="621" w:author="Yuyong Kim" w:date="2026-05-10T00:00:00Z">
         <w:r>
           <w:delText xml:space="preserve">Case 2 — VES-GOLD-009 (RBI Planning). SA-516-70 vessel, 1.891 MPa, 241.9 °C, remaining life 40.2 years. API 510 recommends 10-year inspection. KOSHA RAG retrieves: C-C-23-2026 (RBI Technical Regulation) — mandatory RBI review trigger conditions under Korean PSM. Gap: API 510 inspection scheduling does not address KOSHA mandatory review triggers.</w:delText>
         </w:r>
@@ -14922,10 +14939,10 @@
     <w:p>
       <w:pPr>
         <w:rPr>
-          <w:del w:id="622" w:author="Yuyong Kim" w:date="2026-05-10T00:00:00Z"/>
-        </w:rPr>
-      </w:pPr>
-      <w:del w:id="621" w:author="Yuyong Kim" w:date="2026-05-10T00:00:00Z">
+          <w:del w:id="624" w:author="Yuyong Kim" w:date="2026-05-10T00:00:00Z"/>
+        </w:rPr>
+      </w:pPr>
+      <w:del w:id="623" w:author="Yuyong Kim" w:date="2026-05-10T00:00:00Z">
         <w:r>
           <w:delText xml:space="preserve">Case 3 — PIP-GOLD-047 (Piping Corrosion Compliance). SA-106 Gr.B carbon steel, sour-chloride service, 7.804 MPa, 196 °C, 200 ppm Cl-. Remaining life 14.0 years. ASME B31.3 and API 570 fully satisfied. KOSHA RAG retrieves: Article 256 of the Rules on Occupational Safety and Health Standards (산업안전보건기준에 관한 규칙) — corrosion-prevention control obligations. Gap: ASME B31.3 and API 570 define how to calculate corrosion allowance and remaining life, but do not impose the obligation to establish corrosion-prevention controls that Article 256 requires.</w:delText>
         </w:r>
@@ -14934,10 +14951,10 @@
     <w:p>
       <w:pPr>
         <w:rPr>
-          <w:del w:id="624" w:author="Yuyong Kim" w:date="2026-05-10T00:00:00Z"/>
-        </w:rPr>
-      </w:pPr>
-      <w:del w:id="623" w:author="Yuyong Kim" w:date="2026-05-10T00:00:00Z">
+          <w:del w:id="626" w:author="Yuyong Kim" w:date="2026-05-10T00:00:00Z"/>
+        </w:rPr>
+      </w:pPr>
+      <w:del w:id="625" w:author="Yuyong Kim" w:date="2026-05-10T00:00:00Z">
         <w:r>
           <w:delText xml:space="preserve">Finding (RQ2): In all three tested case studies, the KOSHA RAG layer identified jurisdiction-specific compliance requirements that code-only calculations structurally miss. The code-only baseline identified none. While the case-study set is small and curated, the results illustrate the structural nature of the jurisdiction compliance gap: international code calculations are not designed to encode national regulatory obligations, so these omissions are systematic rather than incidental.</w:delText>
         </w:r>
@@ -14946,10 +14963,10 @@
     <w:p>
       <w:pPr>
         <w:rPr>
-          <w:del w:id="626" w:author="Yuyong Kim" w:date="2026-05-10T00:00:00Z"/>
-        </w:rPr>
-      </w:pPr>
-      <w:del w:id="625" w:author="Yuyong Kim" w:date="2026-05-10T00:00:00Z">
+          <w:del w:id="628" w:author="Yuyong Kim" w:date="2026-05-10T00:00:00Z"/>
+        </w:rPr>
+      </w:pPr>
+      <w:del w:id="627" w:author="Yuyong Kim" w:date="2026-05-10T00:00:00Z">
         <w:r>
           <w:delText xml:space="preserve">8. Discussion</w:delText>
         </w:r>
@@ -14958,10 +14975,10 @@
     <w:p>
       <w:pPr>
         <w:rPr>
-          <w:del w:id="628" w:author="Yuyong Kim" w:date="2026-05-10T00:00:00Z"/>
-        </w:rPr>
-      </w:pPr>
-      <w:del w:id="627" w:author="Yuyong Kim" w:date="2026-05-10T00:00:00Z">
+          <w:del w:id="630" w:author="Yuyong Kim" w:date="2026-05-10T00:00:00Z"/>
+        </w:rPr>
+      </w:pPr>
+      <w:del w:id="629" w:author="Yuyong Kim" w:date="2026-05-10T00:00:00Z">
         <w:r>
           <w:delText xml:space="preserve">It is important to clarify the scope of this contribution. This system is not a replacement for detailed engineering design by qualified professionals, nor does it claim to reproduce project-specific plant design outcomes. Rather, it is a verification layer that screens for two classes of risk that conventional code-centric workflows structurally miss: jurisdiction-specific regulatory omissions and cross-discipline coupling hazards. In process safety terms, the value proposition is not “more accurate calculation” but “fewer overlooked compliance obligations and inter-discipline blind spots.”</w:delText>
         </w:r>
@@ -14970,10 +14987,10 @@
     <w:p>
       <w:pPr>
         <w:rPr>
-          <w:del w:id="630" w:author="Yuyong Kim" w:date="2026-05-10T00:00:00Z"/>
-        </w:rPr>
-      </w:pPr>
-      <w:del w:id="629" w:author="Yuyong Kim" w:date="2026-05-10T00:00:00Z">
+          <w:del w:id="632" w:author="Yuyong Kim" w:date="2026-05-10T00:00:00Z"/>
+        </w:rPr>
+      </w:pPr>
+      <w:del w:id="631" w:author="Yuyong Kim" w:date="2026-05-10T00:00:00Z">
         <w:r>
           <w:delText xml:space="preserve">8.1. Practical significance of jurisdiction compliance gaps</w:delText>
         </w:r>
@@ -14982,10 +14999,10 @@
     <w:p>
       <w:pPr>
         <w:rPr>
-          <w:del w:id="632" w:author="Yuyong Kim" w:date="2026-05-10T00:00:00Z"/>
-        </w:rPr>
-      </w:pPr>
-      <w:del w:id="631" w:author="Yuyong Kim" w:date="2026-05-10T00:00:00Z">
+          <w:del w:id="634" w:author="Yuyong Kim" w:date="2026-05-10T00:00:00Z"/>
+        </w:rPr>
+      </w:pPr>
+      <w:del w:id="633" w:author="Yuyong Kim" w:date="2026-05-10T00:00:00Z">
         <w:r>
           <w:delText xml:space="preserve">The jurisdiction compliance gap has direct consequences across the plant lifecycle:</w:delText>
         </w:r>
@@ -14994,10 +15011,10 @@
     <w:p>
       <w:pPr>
         <w:rPr>
-          <w:del w:id="634" w:author="Yuyong Kim" w:date="2026-05-10T00:00:00Z"/>
-        </w:rPr>
-      </w:pPr>
-      <w:del w:id="633" w:author="Yuyong Kim" w:date="2026-05-10T00:00:00Z">
+          <w:del w:id="636" w:author="Yuyong Kim" w:date="2026-05-10T00:00:00Z"/>
+        </w:rPr>
+      </w:pPr>
+      <w:del w:id="635" w:author="Yuyong Kim" w:date="2026-05-10T00:00:00Z">
         <w:r>
           <w:delText xml:space="preserve">Design phase: Calculation packages satisfying ASME/API deliverables may miss KOSHA documentation obligations, creating audit risk.</w:delText>
         </w:r>
@@ -15006,10 +15023,10 @@
     <w:p>
       <w:pPr>
         <w:rPr>
-          <w:del w:id="636" w:author="Yuyong Kim" w:date="2026-05-10T00:00:00Z"/>
-        </w:rPr>
-      </w:pPr>
-      <w:del w:id="635" w:author="Yuyong Kim" w:date="2026-05-10T00:00:00Z">
+          <w:del w:id="638" w:author="Yuyong Kim" w:date="2026-05-10T00:00:00Z"/>
+        </w:rPr>
+      </w:pPr>
+      <w:del w:id="637" w:author="Yuyong Kim" w:date="2026-05-10T00:00:00Z">
         <w:r>
           <w:delText xml:space="preserve">Construction phase: Commissioning based solely on international codes may skip Korean regulatory steps.</w:delText>
         </w:r>
@@ -15018,10 +15035,10 @@
     <w:p>
       <w:pPr>
         <w:rPr>
-          <w:del w:id="638" w:author="Yuyong Kim" w:date="2026-05-10T00:00:00Z"/>
-        </w:rPr>
-      </w:pPr>
-      <w:del w:id="637" w:author="Yuyong Kim" w:date="2026-05-10T00:00:00Z">
+          <w:del w:id="640" w:author="Yuyong Kim" w:date="2026-05-10T00:00:00Z"/>
+        </w:rPr>
+      </w:pPr>
+      <w:del w:id="639" w:author="Yuyong Kim" w:date="2026-05-10T00:00:00Z">
         <w:r>
           <w:delText xml:space="preserve">Operation phase: Inspection programs following API 510/570 may not satisfy KOSHA-mandated review triggers.</w:delText>
         </w:r>
@@ -15030,10 +15047,10 @@
     <w:p>
       <w:pPr>
         <w:rPr>
-          <w:del w:id="640" w:author="Yuyong Kim" w:date="2026-05-10T00:00:00Z"/>
-        </w:rPr>
-      </w:pPr>
-      <w:del w:id="639" w:author="Yuyong Kim" w:date="2026-05-10T00:00:00Z">
+          <w:del w:id="642" w:author="Yuyong Kim" w:date="2026-05-10T00:00:00Z"/>
+        </w:rPr>
+      </w:pPr>
+      <w:del w:id="641" w:author="Yuyong Kim" w:date="2026-05-10T00:00:00Z">
         <w:r>
           <w:delText xml:space="preserve">The cost of detecting these gaps at the calculation stage is negligible (a RAG query). The cost of detecting them at regulatory audit—or after an incident—can be severe.</w:delText>
         </w:r>
@@ -15042,10 +15059,10 @@
     <w:p>
       <w:pPr>
         <w:rPr>
-          <w:del w:id="642" w:author="Yuyong Kim" w:date="2026-05-10T00:00:00Z"/>
-        </w:rPr>
-      </w:pPr>
-      <w:del w:id="641" w:author="Yuyong Kim" w:date="2026-05-10T00:00:00Z">
+          <w:del w:id="644" w:author="Yuyong Kim" w:date="2026-05-10T00:00:00Z"/>
+        </w:rPr>
+      </w:pPr>
+      <w:del w:id="643" w:author="Yuyong Kim" w:date="2026-05-10T00:00:00Z">
         <w:r>
           <w:delText xml:space="preserve">8.2. K-voting consensus as a verification strategy</w:delText>
         </w:r>
@@ -15054,10 +15071,10 @@
     <w:p>
       <w:pPr>
         <w:rPr>
-          <w:del w:id="644" w:author="Yuyong Kim" w:date="2026-05-10T00:00:00Z"/>
-        </w:rPr>
-      </w:pPr>
-      <w:del w:id="643" w:author="Yuyong Kim" w:date="2026-05-10T00:00:00Z">
+          <w:del w:id="646" w:author="Yuyong Kim" w:date="2026-05-10T00:00:00Z"/>
+        </w:rPr>
+      </w:pPr>
+      <w:del w:id="645" w:author="Yuyong Kim" w:date="2026-05-10T00:00:00Z">
         <w:r>
           <w:delText xml:space="preserve">The K-voting layer serves a different purpose than traditional software testing. It detects the class of bugs where a single implementation appears correct but produces numerically inconsistent results due to rounding, interpolation, or precision choices. In engineering calculations where small differences can cross regulatory thresholds, this class of error is practically significant.</w:delText>
         </w:r>
@@ -15066,10 +15083,10 @@
     <w:p>
       <w:pPr>
         <w:rPr>
-          <w:del w:id="646" w:author="Yuyong Kim" w:date="2026-05-10T00:00:00Z"/>
-        </w:rPr>
-      </w:pPr>
-      <w:del w:id="645" w:author="Yuyong Kim" w:date="2026-05-10T00:00:00Z">
+          <w:del w:id="648" w:author="Yuyong Kim" w:date="2026-05-10T00:00:00Z"/>
+        </w:rPr>
+      </w:pPr>
+      <w:del w:id="647" w:author="Yuyong Kim" w:date="2026-05-10T00:00:00Z">
         <w:r>
           <w:delText xml:space="preserve">8.3. Cross-discipline coupling as safety contribution</w:delText>
         </w:r>
@@ -15078,10 +15095,10 @@
     <w:p>
       <w:pPr>
         <w:rPr>
-          <w:del w:id="648" w:author="Yuyong Kim" w:date="2026-05-10T00:00:00Z"/>
-        </w:rPr>
-      </w:pPr>
-      <w:del w:id="647" w:author="Yuyong Kim" w:date="2026-05-10T00:00:00Z">
+          <w:del w:id="650" w:author="Yuyong Kim" w:date="2026-05-10T00:00:00Z"/>
+        </w:rPr>
+      </w:pPr>
+      <w:del w:id="649" w:author="Yuyong Kim" w:date="2026-05-10T00:00:00Z">
         <w:r>
           <w:delText xml:space="preserve">The 25 additional blocked scenarios represent coupling hazards that no single-domain tool would flag. In practice, these correspond to failure modes such as: piping nozzle overload degrading rotating equipment bearings; foundation settlement causing rotating equipment misalignment; electrical harmonics affecting instrumentation. These are documented accident pathways in plant engineering.</w:delText>
         </w:r>
@@ -15090,10 +15107,10 @@
     <w:p>
       <w:pPr>
         <w:rPr>
-          <w:del w:id="650" w:author="Yuyong Kim" w:date="2026-05-10T00:00:00Z"/>
-        </w:rPr>
-      </w:pPr>
-      <w:del w:id="649" w:author="Yuyong Kim" w:date="2026-05-10T00:00:00Z">
+          <w:del w:id="652" w:author="Yuyong Kim" w:date="2026-05-10T00:00:00Z"/>
+        </w:rPr>
+      </w:pPr>
+      <w:del w:id="651" w:author="Yuyong Kim" w:date="2026-05-10T00:00:00Z">
         <w:r>
           <w:delText xml:space="preserve">8.4. Comparison with conventional workflows</w:delText>
         </w:r>
@@ -15102,10 +15119,10 @@
     <w:p>
       <w:pPr>
         <w:rPr>
-          <w:del w:id="652" w:author="Yuyong Kim" w:date="2026-05-10T00:00:00Z"/>
-        </w:rPr>
-      </w:pPr>
-      <w:del w:id="651" w:author="Yuyong Kim" w:date="2026-05-10T00:00:00Z">
+          <w:del w:id="654" w:author="Yuyong Kim" w:date="2026-05-10T00:00:00Z"/>
+        </w:rPr>
+      </w:pPr>
+      <w:del w:id="653" w:author="Yuyong Kim" w:date="2026-05-10T00:00:00Z">
         <w:r>
           <w:delText xml:space="preserve">It is important to acknowledge that the baselines in this study are internal ablations (validator on/off, plain vs enhanced FTS) rather than comparisons against external industrial tools or manual review processes. In conventional Korean EPC practice, KOSHA compliance is typically checked through a manual regulatory checklist maintained by the plant owner’s PSM team, applied after engineering calculations are complete and often after project handover. The proposed system differs in that it integrates regulatory screening into the calculation stage itself. However, a formal comparison — for instance, measuring detection rates of a manual KOSHA checklist review vs the automated RAG layer on the same case set — has not been performed and would require practitioner participation. Such a comparison is a priority for future field pilot studies and would substantially strengthen the evidence base.</w:delText>
         </w:r>
@@ -15114,10 +15131,10 @@
     <w:p>
       <w:pPr>
         <w:rPr>
-          <w:del w:id="654" w:author="Yuyong Kim" w:date="2026-05-10T00:00:00Z"/>
-        </w:rPr>
-      </w:pPr>
-      <w:del w:id="653" w:author="Yuyong Kim" w:date="2026-05-10T00:00:00Z">
+          <w:del w:id="656" w:author="Yuyong Kim" w:date="2026-05-10T00:00:00Z"/>
+        </w:rPr>
+      </w:pPr>
+      <w:del w:id="655" w:author="Yuyong Kim" w:date="2026-05-10T00:00:00Z">
         <w:r>
           <w:delText xml:space="preserve">8.5. Limitations of the evaluation</w:delText>
         </w:r>
@@ -15126,10 +15143,10 @@
     <w:p>
       <w:pPr>
         <w:rPr>
-          <w:del w:id="656" w:author="Yuyong Kim" w:date="2026-05-10T00:00:00Z"/>
-        </w:rPr>
-      </w:pPr>
-      <w:del w:id="655" w:author="Yuyong Kim" w:date="2026-05-10T00:00:00Z">
+          <w:del w:id="658" w:author="Yuyong Kim" w:date="2026-05-10T00:00:00Z"/>
+        </w:rPr>
+      </w:pPr>
+      <w:del w:id="657" w:author="Yuyong Kim" w:date="2026-05-10T00:00:00Z">
         <w:r>
           <w:delText xml:space="preserve">The golden dataset is entirely synthetic. The retrieval benchmark is curated. The three case studies are illustrative rather than exhaustive. These limitations are inherent to a first-generation proof-of-feasibility system paper and are addressed in Section 9.</w:delText>
         </w:r>
@@ -15138,10 +15155,10 @@
     <w:p>
       <w:pPr>
         <w:rPr>
-          <w:del w:id="658" w:author="Yuyong Kim" w:date="2026-05-10T00:00:00Z"/>
-        </w:rPr>
-      </w:pPr>
-      <w:del w:id="657" w:author="Yuyong Kim" w:date="2026-05-10T00:00:00Z">
+          <w:del w:id="660" w:author="Yuyong Kim" w:date="2026-05-10T00:00:00Z"/>
+        </w:rPr>
+      </w:pPr>
+      <w:del w:id="659" w:author="Yuyong Kim" w:date="2026-05-10T00:00:00Z">
         <w:r>
           <w:delText xml:space="preserve">9. Limitations and Future Work</w:delText>
         </w:r>
@@ -15150,10 +15167,10 @@
     <w:p>
       <w:pPr>
         <w:rPr>
-          <w:del w:id="660" w:author="Yuyong Kim" w:date="2026-05-10T00:00:00Z"/>
-        </w:rPr>
-      </w:pPr>
-      <w:del w:id="659" w:author="Yuyong Kim" w:date="2026-05-10T00:00:00Z">
+          <w:del w:id="662" w:author="Yuyong Kim" w:date="2026-05-10T00:00:00Z"/>
+        </w:rPr>
+      </w:pPr>
+      <w:del w:id="661" w:author="Yuyong Kim" w:date="2026-05-10T00:00:00Z">
         <w:r>
           <w:delText xml:space="preserve">Synthetic evaluation only. Validation on full industrial plant design packages was not feasible because detailed engineering data in EPC projects are typically confidential and not publicly shareable. Accordingly, the evaluation uses curated synthetic golden cases derived from reference examples in the applicable standards. The perfect accuracy on these cases is expected for deterministic rule-based engines and should be interpreted as implementation-correctness evidence under curated conditions, not as proof of universal field performance across real EPC projects.</w:delText>
         </w:r>
@@ -15162,10 +15179,10 @@
     <w:p>
       <w:pPr>
         <w:rPr>
-          <w:del w:id="662" w:author="Yuyong Kim" w:date="2026-05-10T00:00:00Z"/>
-        </w:rPr>
-      </w:pPr>
-      <w:del w:id="661" w:author="Yuyong Kim" w:date="2026-05-10T00:00:00Z">
+          <w:del w:id="664" w:author="Yuyong Kim" w:date="2026-05-10T00:00:00Z"/>
+        </w:rPr>
+      </w:pPr>
+      <w:del w:id="663" w:author="Yuyong Kim" w:date="2026-05-10T00:00:00Z">
         <w:r>
           <w:delText xml:space="preserve">Curated retrieval benchmark. The 50-query benchmark measures retrieval robustness across query formulations, not breadth of regulatory coverage. BM25 may miss semantically similar Korean documents despite synonym expansion.</w:delText>
         </w:r>
@@ -15174,10 +15191,10 @@
     <w:p>
       <w:pPr>
         <w:rPr>
-          <w:del w:id="664" w:author="Yuyong Kim" w:date="2026-05-10T00:00:00Z"/>
-        </w:rPr>
-      </w:pPr>
-      <w:del w:id="663" w:author="Yuyong Kim" w:date="2026-05-10T00:00:00Z">
+          <w:del w:id="666" w:author="Yuyong Kim" w:date="2026-05-10T00:00:00Z"/>
+        </w:rPr>
+      </w:pPr>
+      <w:del w:id="665" w:author="Yuyong Kim" w:date="2026-05-10T00:00:00Z">
         <w:r>
           <w:delText xml:space="preserve">Ten coupling pairs. Systematic expansion to additional domain pairs is needed. The current set covers well-documented inter-discipline failure mechanisms but is not exhaustive.</w:delText>
         </w:r>
@@ -15186,10 +15203,10 @@
     <w:p>
       <w:pPr>
         <w:rPr>
-          <w:del w:id="666" w:author="Yuyong Kim" w:date="2026-05-10T00:00:00Z"/>
-        </w:rPr>
-      </w:pPr>
-      <w:del w:id="665" w:author="Yuyong Kim" w:date="2026-05-10T00:00:00Z">
+          <w:del w:id="668" w:author="Yuyong Kim" w:date="2026-05-10T00:00:00Z"/>
+        </w:rPr>
+      </w:pPr>
+      <w:del w:id="667" w:author="Yuyong Kim" w:date="2026-05-10T00:00:00Z">
         <w:r>
           <w:delText xml:space="preserve">Internal baselines only. Comparison against existing industrial engineering review workflows has not been performed. The ablation baselines quantify the incremental contribution of specific system components rather than comparative advantage over external tools.</w:delText>
         </w:r>
@@ -15198,10 +15215,10 @@
     <w:p>
       <w:pPr>
         <w:rPr>
-          <w:del w:id="668" w:author="Yuyong Kim" w:date="2026-05-10T00:00:00Z"/>
-        </w:rPr>
-      </w:pPr>
-      <w:del w:id="667" w:author="Yuyong Kim" w:date="2026-05-10T00:00:00Z">
+          <w:del w:id="670" w:author="Yuyong Kim" w:date="2026-05-10T00:00:00Z"/>
+        </w:rPr>
+      </w:pPr>
+      <w:del w:id="669" w:author="Yuyong Kim" w:date="2026-05-10T00:00:00Z">
         <w:r>
           <w:delText xml:space="preserve">Future directions: - Field pilot with real plant data from both design and in-service inspection contexts. - Integration with RBI (Risk-Based Inspection) and HAZOP (Hazard and Operability) workflows. - Semantic vector search using a Korean embedding model for GPU-capable deployments. - Evaluation of the jurisdiction compliance gap in other national contexts (EU PED, Chinese GB, Saudi regulations).</w:delText>
         </w:r>
@@ -15210,10 +15227,10 @@
     <w:p>
       <w:pPr>
         <w:rPr>
-          <w:del w:id="670" w:author="Yuyong Kim" w:date="2026-05-10T00:00:00Z"/>
-        </w:rPr>
-      </w:pPr>
-      <w:del w:id="669" w:author="Yuyong Kim" w:date="2026-05-10T00:00:00Z">
+          <w:del w:id="672" w:author="Yuyong Kim" w:date="2026-05-10T00:00:00Z"/>
+        </w:rPr>
+      </w:pPr>
+      <w:del w:id="671" w:author="Yuyong Kim" w:date="2026-05-10T00:00:00Z">
         <w:r>
           <w:delText xml:space="preserve">10. Conclusion</w:delText>
         </w:r>
@@ -15222,10 +15239,10 @@
     <w:p>
       <w:pPr>
         <w:rPr>
-          <w:del w:id="672" w:author="Yuyong Kim" w:date="2026-05-10T00:00:00Z"/>
-        </w:rPr>
-      </w:pPr>
-      <w:del w:id="671" w:author="Yuyong Kim" w:date="2026-05-10T00:00:00Z">
+          <w:del w:id="674" w:author="Yuyong Kim" w:date="2026-05-10T00:00:00Z"/>
+        </w:rPr>
+      </w:pPr>
+      <w:del w:id="673" w:author="Yuyong Kim" w:date="2026-05-10T00:00:00Z">
         <w:r>
           <w:delText xml:space="preserve">This paper has introduced the concept of the jurisdiction compliance gap and presented a proof-of-feasibility expert verification system that detects it automatically. The system integrates seven domain calculation engines, a four-layer hybrid verification model with K-voting consensus, a cross-discipline coupling validator, and a KOSHA regulatory RAG layer. It is positioned as a verification layer for screening regulatory omissions and inter-discipline blind spots, not as a replacement for detailed engineering design.</w:delText>
         </w:r>
@@ -15234,10 +15251,10 @@
     <w:p>
       <w:pPr>
         <w:rPr>
-          <w:del w:id="674" w:author="Yuyong Kim" w:date="2026-05-10T00:00:00Z"/>
-        </w:rPr>
-      </w:pPr>
-      <w:del w:id="673" w:author="Yuyong Kim" w:date="2026-05-10T00:00:00Z">
+          <w:del w:id="676" w:author="Yuyong Kim" w:date="2026-05-10T00:00:00Z"/>
+        </w:rPr>
+      </w:pPr>
+      <w:del w:id="675" w:author="Yuyong Kim" w:date="2026-05-10T00:00:00Z">
         <w:r>
           <w:delText xml:space="preserve">Key findings: - Cross-discipline coupling validation identified 25 additional hazard scenarios in a 60-scenario ablation that single-domain calculations structurally miss, with zero false positives on standard-aligned cases. - Concept-aware regulatory retrieval improved Recall@1 from 0.44 to 0.74 and MRR@10 from 0.5744 to 0.7933 over plain full-text search. - Three case studies illustrate that ASME/API-compliant calculations can leave Korean-jurisdiction obligations unaddressed, including Article 256 corrosion-prevention requirements — a finding with direct implications for PSM-based loss prevention.</w:delText>
         </w:r>
@@ -15246,10 +15263,10 @@
     <w:p>
       <w:pPr>
         <w:rPr>
-          <w:del w:id="676" w:author="Yuyong Kim" w:date="2026-05-10T00:00:00Z"/>
-        </w:rPr>
-      </w:pPr>
-      <w:del w:id="675" w:author="Yuyong Kim" w:date="2026-05-10T00:00:00Z">
+          <w:del w:id="678" w:author="Yuyong Kim" w:date="2026-05-10T00:00:00Z"/>
+        </w:rPr>
+      </w:pPr>
+      <w:del w:id="677" w:author="Yuyong Kim" w:date="2026-05-10T00:00:00Z">
         <w:r>
           <w:delText xml:space="preserve">We hypothesise that the jurisdiction compliance gap is a structural property of how international codes and national regulations interact. It is likely not specific to Korea or to the engineering domains studied here. Any jurisdiction where national safety regulations augment international code calculations may exhibit analogous gaps. Automated detection of these gaps at the calculation stage—rather than at audit or after incident—represents a meaningful contribution to engineering expert systems and process safety management.</w:delText>
         </w:r>
@@ -15258,10 +15275,10 @@
     <w:p>
       <w:pPr>
         <w:rPr>
-          <w:del w:id="678" w:author="Yuyong Kim" w:date="2026-05-10T00:00:00Z"/>
-        </w:rPr>
-      </w:pPr>
-      <w:del w:id="677" w:author="Yuyong Kim" w:date="2026-05-10T00:00:00Z">
+          <w:del w:id="680" w:author="Yuyong Kim" w:date="2026-05-10T00:00:00Z"/>
+        </w:rPr>
+      </w:pPr>
+      <w:del w:id="679" w:author="Yuyong Kim" w:date="2026-05-10T00:00:00Z">
         <w:r>
           <w:delText xml:space="preserve">Code, datasets, and benchmark scripts will be made publicly available under the AGPL-3.0 license upon acceptance.</w:delText>
         </w:r>
@@ -15270,10 +15287,10 @@
     <w:p>
       <w:pPr>
         <w:rPr>
-          <w:del w:id="680" w:author="Yuyong Kim" w:date="2026-05-10T00:00:00Z"/>
-        </w:rPr>
-      </w:pPr>
-      <w:del w:id="679" w:author="Yuyong Kim" w:date="2026-05-10T00:00:00Z">
+          <w:del w:id="682" w:author="Yuyong Kim" w:date="2026-05-10T00:00:00Z"/>
+        </w:rPr>
+      </w:pPr>
+      <w:del w:id="681" w:author="Yuyong Kim" w:date="2026-05-10T00:00:00Z">
         <w:r>
           <w:delText xml:space="preserve">Code and Data Availability</w:delText>
         </w:r>
@@ -15282,10 +15299,10 @@
     <w:p>
       <w:pPr>
         <w:rPr>
-          <w:del w:id="682" w:author="Yuyong Kim" w:date="2026-05-10T00:00:00Z"/>
-        </w:rPr>
-      </w:pPr>
-      <w:del w:id="681" w:author="Yuyong Kim" w:date="2026-05-10T00:00:00Z">
+          <w:del w:id="684" w:author="Yuyong Kim" w:date="2026-05-10T00:00:00Z"/>
+        </w:rPr>
+      </w:pPr>
+      <w:del w:id="683" w:author="Yuyong Kim" w:date="2026-05-10T00:00:00Z">
         <w:r>
           <w:delText xml:space="preserve">Source code, golden datasets, benchmark scripts, and the KOSHA regulatory corpus index will be made publicly available at https://github.com/yuyongkim/did-you-check-kosha under the AGPL-3.0 license upon acceptance. A code-to-paper mapping document is included in the repository (docs/publication/CODE_MAP.md).</w:delText>
         </w:r>
@@ -15294,10 +15311,10 @@
     <w:p>
       <w:pPr>
         <w:rPr>
-          <w:del w:id="684" w:author="Yuyong Kim" w:date="2026-05-10T00:00:00Z"/>
-        </w:rPr>
-      </w:pPr>
-      <w:del w:id="683" w:author="Yuyong Kim" w:date="2026-05-10T00:00:00Z">
+          <w:del w:id="686" w:author="Yuyong Kim" w:date="2026-05-10T00:00:00Z"/>
+        </w:rPr>
+      </w:pPr>
+      <w:del w:id="685" w:author="Yuyong Kim" w:date="2026-05-10T00:00:00Z">
         <w:r>
           <w:delText xml:space="preserve">CRediT Authorship Contribution Statement</w:delText>
         </w:r>
@@ -15306,10 +15323,10 @@
     <w:p>
       <w:pPr>
         <w:rPr>
-          <w:del w:id="686" w:author="Yuyong Kim" w:date="2026-05-10T00:00:00Z"/>
-        </w:rPr>
-      </w:pPr>
-      <w:del w:id="685" w:author="Yuyong Kim" w:date="2026-05-10T00:00:00Z">
+          <w:del w:id="688" w:author="Yuyong Kim" w:date="2026-05-10T00:00:00Z"/>
+        </w:rPr>
+      </w:pPr>
+      <w:del w:id="687" w:author="Yuyong Kim" w:date="2026-05-10T00:00:00Z">
         <w:r>
           <w:delText xml:space="preserve">Yuyong Kim: Conceptualization, Methodology, Software, Validation, Formal analysis, Investigation, Data curation, Writing – original draft, Writing – review &amp; editing, Visualization.</w:delText>
         </w:r>
@@ -15318,10 +15335,10 @@
     <w:p>
       <w:pPr>
         <w:rPr>
-          <w:del w:id="688" w:author="Yuyong Kim" w:date="2026-05-10T00:00:00Z"/>
-        </w:rPr>
-      </w:pPr>
-      <w:del w:id="687" w:author="Yuyong Kim" w:date="2026-05-10T00:00:00Z">
+          <w:del w:id="690" w:author="Yuyong Kim" w:date="2026-05-10T00:00:00Z"/>
+        </w:rPr>
+      </w:pPr>
+      <w:del w:id="689" w:author="Yuyong Kim" w:date="2026-05-10T00:00:00Z">
         <w:r>
           <w:delText xml:space="preserve">Declaration of Competing Interest</w:delText>
         </w:r>
@@ -15330,10 +15347,10 @@
     <w:p>
       <w:pPr>
         <w:rPr>
-          <w:del w:id="690" w:author="Yuyong Kim" w:date="2026-05-10T00:00:00Z"/>
-        </w:rPr>
-      </w:pPr>
-      <w:del w:id="689" w:author="Yuyong Kim" w:date="2026-05-10T00:00:00Z">
+          <w:del w:id="692" w:author="Yuyong Kim" w:date="2026-05-10T00:00:00Z"/>
+        </w:rPr>
+      </w:pPr>
+      <w:del w:id="691" w:author="Yuyong Kim" w:date="2026-05-10T00:00:00Z">
         <w:r>
           <w:delText xml:space="preserve">The author declares no known competing financial interests or personal relationships that could have appeared to influence this work.</w:delText>
         </w:r>
@@ -15342,10 +15359,10 @@
     <w:p>
       <w:pPr>
         <w:rPr>
-          <w:del w:id="692" w:author="Yuyong Kim" w:date="2026-05-10T00:00:00Z"/>
-        </w:rPr>
-      </w:pPr>
-      <w:del w:id="691" w:author="Yuyong Kim" w:date="2026-05-10T00:00:00Z">
+          <w:del w:id="694" w:author="Yuyong Kim" w:date="2026-05-10T00:00:00Z"/>
+        </w:rPr>
+      </w:pPr>
+      <w:del w:id="693" w:author="Yuyong Kim" w:date="2026-05-10T00:00:00Z">
         <w:r>
           <w:delText xml:space="preserve">Acknowledgements</w:delText>
         </w:r>
@@ -15354,10 +15371,10 @@
     <w:p>
       <w:pPr>
         <w:rPr>
-          <w:del w:id="694" w:author="Yuyong Kim" w:date="2026-05-10T00:00:00Z"/>
-        </w:rPr>
-      </w:pPr>
-      <w:del w:id="693" w:author="Yuyong Kim" w:date="2026-05-10T00:00:00Z">
+          <w:del w:id="696" w:author="Yuyong Kim" w:date="2026-05-10T00:00:00Z"/>
+        </w:rPr>
+      </w:pPr>
+      <w:del w:id="695" w:author="Yuyong Kim" w:date="2026-05-10T00:00:00Z">
         <w:r>
           <w:delText xml:space="preserve">References</w:delText>
         </w:r>
@@ -15366,10 +15383,10 @@
     <w:p>
       <w:pPr>
         <w:rPr>
-          <w:del w:id="696" w:author="Yuyong Kim" w:date="2026-05-10T00:00:00Z"/>
-        </w:rPr>
-      </w:pPr>
-      <w:del w:id="695" w:author="Yuyong Kim" w:date="2026-05-10T00:00:00Z">
+          <w:del w:id="698" w:author="Yuyong Kim" w:date="2026-05-10T00:00:00Z"/>
+        </w:rPr>
+      </w:pPr>
+      <w:del w:id="697" w:author="Yuyong Kim" w:date="2026-05-10T00:00:00Z">
         <w:r>
           <w:delText xml:space="preserve">Jones, J.F. et al., 2025. AI for asset integrity management of offshore oil and gas pipelines. Life Cycle Reliability and Safety Engineering.</w:delText>
         </w:r>
@@ -15378,10 +15395,10 @@
     <w:p>
       <w:pPr>
         <w:rPr>
-          <w:del w:id="698" w:author="Yuyong Kim" w:date="2026-05-10T00:00:00Z"/>
-        </w:rPr>
-      </w:pPr>
-      <w:del w:id="697" w:author="Yuyong Kim" w:date="2026-05-10T00:00:00Z">
+          <w:del w:id="700" w:author="Yuyong Kim" w:date="2026-05-10T00:00:00Z"/>
+        </w:rPr>
+      </w:pPr>
+      <w:del w:id="699" w:author="Yuyong Kim" w:date="2026-05-10T00:00:00Z">
         <w:r>
           <w:delText xml:space="preserve">Lee, J., Ahn, S., 2025. AI Prototype for Construction Safety Guidelines via Fine-Tuning LLM. Korean J. Constr. Eng. Mgmt. 26 (2), 20–31.</w:delText>
         </w:r>
@@ -15390,10 +15407,10 @@
     <w:p>
       <w:pPr>
         <w:rPr>
-          <w:del w:id="700" w:author="Yuyong Kim" w:date="2026-05-10T00:00:00Z"/>
-        </w:rPr>
-      </w:pPr>
-      <w:del w:id="699" w:author="Yuyong Kim" w:date="2026-05-10T00:00:00Z">
+          <w:del w:id="702" w:author="Yuyong Kim" w:date="2026-05-10T00:00:00Z"/>
+        </w:rPr>
+      </w:pPr>
+      <w:del w:id="701" w:author="Yuyong Kim" w:date="2026-05-10T00:00:00Z">
         <w:r>
           <w:delText xml:space="preserve">Lewis, P. et al., 2020. Retrieval-Augmented Generation for Knowledge-Intensive NLP Tasks. NeurIPS 2020, 33, 9459–9474.</w:delText>
         </w:r>
@@ -15402,10 +15419,10 @@
     <w:p>
       <w:pPr>
         <w:rPr>
-          <w:del w:id="702" w:author="Yuyong Kim" w:date="2026-05-10T00:00:00Z"/>
-        </w:rPr>
-      </w:pPr>
-      <w:del w:id="701" w:author="Yuyong Kim" w:date="2026-05-10T00:00:00Z">
+          <w:del w:id="704" w:author="Yuyong Kim" w:date="2026-05-10T00:00:00Z"/>
+        </w:rPr>
+      </w:pPr>
+      <w:del w:id="703" w:author="Yuyong Kim" w:date="2026-05-10T00:00:00Z">
         <w:r>
           <w:delText xml:space="preserve">Selvam, D.C. et al., 2026. AI in process safety: opportunities, challenges, and future directions. J. Loss Prevention in the Process Industries (in press).</w:delText>
         </w:r>
@@ -15414,10 +15431,10 @@
     <w:p>
       <w:pPr>
         <w:rPr>
-          <w:del w:id="704" w:author="Yuyong Kim" w:date="2026-05-10T00:00:00Z"/>
-        </w:rPr>
-      </w:pPr>
-      <w:del w:id="703" w:author="Yuyong Kim" w:date="2026-05-10T00:00:00Z">
+          <w:del w:id="706" w:author="Yuyong Kim" w:date="2026-05-10T00:00:00Z"/>
+        </w:rPr>
+      </w:pPr>
+      <w:del w:id="705" w:author="Yuyong Kim" w:date="2026-05-10T00:00:00Z">
         <w:r>
           <w:delText xml:space="preserve">Walavalkar, V. et al., 2021. ML and DL in Chemical Health and Safety: A Systematic Review. ACS Chem. Health Saf.</w:delText>
         </w:r>
@@ -15426,10 +15443,10 @@
     <w:p>
       <w:pPr>
         <w:rPr>
-          <w:del w:id="706" w:author="Yuyong Kim" w:date="2026-05-10T00:00:00Z"/>
-        </w:rPr>
-      </w:pPr>
-      <w:del w:id="705" w:author="Yuyong Kim" w:date="2026-05-10T00:00:00Z">
+          <w:del w:id="708" w:author="Yuyong Kim" w:date="2026-05-10T00:00:00Z"/>
+        </w:rPr>
+      </w:pPr>
+      <w:del w:id="707" w:author="Yuyong Kim" w:date="2026-05-10T00:00:00Z">
         <w:r>
           <w:delText xml:space="preserve">Walker, C. et al., 2026. RAGuard: Safe RAG for LLMs. IMBSA 2025, LNCS 15755 (in press).</w:delText>
         </w:r>
@@ -15438,10 +15455,10 @@
     <w:p>
       <w:pPr>
         <w:rPr>
-          <w:del w:id="708" w:author="Yuyong Kim" w:date="2026-05-10T00:00:00Z"/>
-        </w:rPr>
-      </w:pPr>
-      <w:del w:id="707" w:author="Yuyong Kim" w:date="2026-05-10T00:00:00Z">
+          <w:del w:id="710" w:author="Yuyong Kim" w:date="2026-05-10T00:00:00Z"/>
+        </w:rPr>
+      </w:pPr>
+      <w:del w:id="709" w:author="Yuyong Kim" w:date="2026-05-10T00:00:00Z">
         <w:r>
           <w:delText xml:space="preserve">Woo, T. et al., 2025. Leveraging Generative AI and LLM for Process Systems Engineering. Korean J. Chem. Eng. 42, 2787–2808.</w:delText>
         </w:r>
@@ -15450,10 +15467,10 @@
     <w:p>
       <w:pPr>
         <w:rPr>
-          <w:del w:id="710" w:author="Yuyong Kim" w:date="2026-05-10T00:00:00Z"/>
-        </w:rPr>
-      </w:pPr>
-      <w:del w:id="709" w:author="Yuyong Kim" w:date="2026-05-10T00:00:00Z">
+          <w:del w:id="712" w:author="Yuyong Kim" w:date="2026-05-10T00:00:00Z"/>
+        </w:rPr>
+      </w:pPr>
+      <w:del w:id="711" w:author="Yuyong Kim" w:date="2026-05-10T00:00:00Z">
         <w:r>
           <w:delText xml:space="preserve">ASME, 2022. ASME B31.3-2022: Process Piping. ASME, New York.</w:delText>
         </w:r>
@@ -15462,10 +15479,10 @@
     <w:p>
       <w:pPr>
         <w:rPr>
-          <w:del w:id="712" w:author="Yuyong Kim" w:date="2026-05-10T00:00:00Z"/>
-        </w:rPr>
-      </w:pPr>
-      <w:del w:id="711" w:author="Yuyong Kim" w:date="2026-05-10T00:00:00Z">
+          <w:del w:id="714" w:author="Yuyong Kim" w:date="2026-05-10T00:00:00Z"/>
+        </w:rPr>
+      </w:pPr>
+      <w:del w:id="713" w:author="Yuyong Kim" w:date="2026-05-10T00:00:00Z">
         <w:r>
           <w:delText xml:space="preserve">KOSHA, 2026. KOSHA Guide Technical Regulations Portal. https://www.kosha.or.kr</w:delText>
         </w:r>
@@ -15474,10 +15491,10 @@
     <w:p>
       <w:pPr>
         <w:rPr>
-          <w:del w:id="714" w:author="Yuyong Kim" w:date="2026-05-10T00:00:00Z"/>
-        </w:rPr>
-      </w:pPr>
-      <w:del w:id="713" w:author="Yuyong Kim" w:date="2026-05-10T00:00:00Z">
+          <w:del w:id="716" w:author="Yuyong Kim" w:date="2026-05-10T00:00:00Z"/>
+        </w:rPr>
+      </w:pPr>
+      <w:del w:id="715" w:author="Yuyong Kim" w:date="2026-05-10T00:00:00Z">
         <w:r>
           <w:delText xml:space="preserve">Layer</w:delText>
         </w:r>
@@ -15486,10 +15503,10 @@
     <w:p>
       <w:pPr>
         <w:rPr>
-          <w:del w:id="716" w:author="Yuyong Kim" w:date="2026-05-10T00:00:00Z"/>
-        </w:rPr>
-      </w:pPr>
-      <w:del w:id="715" w:author="Yuyong Kim" w:date="2026-05-10T00:00:00Z">
+          <w:del w:id="718" w:author="Yuyong Kim" w:date="2026-05-10T00:00:00Z"/>
+        </w:rPr>
+      </w:pPr>
+      <w:del w:id="717" w:author="Yuyong Kim" w:date="2026-05-10T00:00:00Z">
         <w:r>
           <w:delText xml:space="preserve">Question Answered</w:delText>
         </w:r>
@@ -15498,10 +15515,10 @@
     <w:p>
       <w:pPr>
         <w:rPr>
-          <w:del w:id="718" w:author="Yuyong Kim" w:date="2026-05-10T00:00:00Z"/>
-        </w:rPr>
-      </w:pPr>
-      <w:del w:id="717" w:author="Yuyong Kim" w:date="2026-05-10T00:00:00Z">
+          <w:del w:id="720" w:author="Yuyong Kim" w:date="2026-05-10T00:00:00Z"/>
+        </w:rPr>
+      </w:pPr>
+      <w:del w:id="719" w:author="Yuyong Kim" w:date="2026-05-10T00:00:00Z">
         <w:r>
           <w:delText xml:space="preserve">Example</w:delText>
         </w:r>
@@ -15510,10 +15527,10 @@
     <w:p>
       <w:pPr>
         <w:rPr>
-          <w:del w:id="720" w:author="Yuyong Kim" w:date="2026-05-10T00:00:00Z"/>
-        </w:rPr>
-      </w:pPr>
-      <w:del w:id="719" w:author="Yuyong Kim" w:date="2026-05-10T00:00:00Z">
+          <w:del w:id="722" w:author="Yuyong Kim" w:date="2026-05-10T00:00:00Z"/>
+        </w:rPr>
+      </w:pPr>
+      <w:del w:id="721" w:author="Yuyong Kim" w:date="2026-05-10T00:00:00Z">
         <w:r>
           <w:delText xml:space="preserve">International code (ASME, API)</w:delText>
         </w:r>
@@ -15522,10 +15539,10 @@
     <w:p>
       <w:pPr>
         <w:rPr>
-          <w:del w:id="722" w:author="Yuyong Kim" w:date="2026-05-10T00:00:00Z"/>
-        </w:rPr>
-      </w:pPr>
-      <w:del w:id="721" w:author="Yuyong Kim" w:date="2026-05-10T00:00:00Z">
+          <w:del w:id="724" w:author="Yuyong Kim" w:date="2026-05-10T00:00:00Z"/>
+        </w:rPr>
+      </w:pPr>
+      <w:del w:id="723" w:author="Yuyong Kim" w:date="2026-05-10T00:00:00Z">
         <w:r>
           <w:delText xml:space="preserve">Is the component technically adequate?</w:delText>
         </w:r>
@@ -15534,10 +15551,10 @@
     <w:p>
       <w:pPr>
         <w:rPr>
-          <w:del w:id="724" w:author="Yuyong Kim" w:date="2026-05-10T00:00:00Z"/>
-        </w:rPr>
-      </w:pPr>
-      <w:del w:id="723" w:author="Yuyong Kim" w:date="2026-05-10T00:00:00Z">
+          <w:del w:id="726" w:author="Yuyong Kim" w:date="2026-05-10T00:00:00Z"/>
+        </w:rPr>
+      </w:pPr>
+      <w:del w:id="725" w:author="Yuyong Kim" w:date="2026-05-10T00:00:00Z">
         <w:r>
           <w:delText xml:space="preserve">Remaining life = 136.3 years → PASS</w:delText>
         </w:r>
@@ -15546,10 +15563,10 @@
     <w:p>
       <w:pPr>
         <w:rPr>
-          <w:del w:id="726" w:author="Yuyong Kim" w:date="2026-05-10T00:00:00Z"/>
-        </w:rPr>
-      </w:pPr>
-      <w:del w:id="725" w:author="Yuyong Kim" w:date="2026-05-10T00:00:00Z">
+          <w:del w:id="728" w:author="Yuyong Kim" w:date="2026-05-10T00:00:00Z"/>
+        </w:rPr>
+      </w:pPr>
+      <w:del w:id="727" w:author="Yuyong Kim" w:date="2026-05-10T00:00:00Z">
         <w:r>
           <w:delText xml:space="preserve">National regulation (KOSHA PSM)</w:delText>
         </w:r>
@@ -15558,10 +15575,10 @@
     <w:p>
       <w:pPr>
         <w:rPr>
-          <w:del w:id="728" w:author="Yuyong Kim" w:date="2026-05-10T00:00:00Z"/>
-        </w:rPr>
-      </w:pPr>
-      <w:del w:id="727" w:author="Yuyong Kim" w:date="2026-05-10T00:00:00Z">
+          <w:del w:id="730" w:author="Yuyong Kim" w:date="2026-05-10T00:00:00Z"/>
+        </w:rPr>
+      </w:pPr>
+      <w:del w:id="729" w:author="Yuyong Kim" w:date="2026-05-10T00:00:00Z">
         <w:r>
           <w:delText xml:space="preserve">Are procedural/documentation obligations met?</w:delText>
         </w:r>
@@ -15570,10 +15587,10 @@
     <w:p>
       <w:pPr>
         <w:rPr>
-          <w:del w:id="730" w:author="Yuyong Kim" w:date="2026-05-10T00:00:00Z"/>
-        </w:rPr>
-      </w:pPr>
-      <w:del w:id="729" w:author="Yuyong Kim" w:date="2026-05-10T00:00:00Z">
+          <w:del w:id="732" w:author="Yuyong Kim" w:date="2026-05-10T00:00:00Z"/>
+        </w:rPr>
+      </w:pPr>
+      <w:del w:id="731" w:author="Yuyong Kim" w:date="2026-05-10T00:00:00Z">
         <w:r>
           <w:delText xml:space="preserve">RL &gt; threshold → mandatory documentation per M-69-2012</w:delText>
         </w:r>
@@ -15582,10 +15599,10 @@
     <w:p>
       <w:pPr>
         <w:rPr>
-          <w:del w:id="732" w:author="Yuyong Kim" w:date="2026-05-10T00:00:00Z"/>
-        </w:rPr>
-      </w:pPr>
-      <w:del w:id="731" w:author="Yuyong Kim" w:date="2026-05-10T00:00:00Z">
+          <w:del w:id="734" w:author="Yuyong Kim" w:date="2026-05-10T00:00:00Z"/>
+        </w:rPr>
+      </w:pPr>
+      <w:del w:id="733" w:author="Yuyong Kim" w:date="2026-05-10T00:00:00Z">
         <w:r>
           <w:delText xml:space="preserve">Domain</w:delText>
         </w:r>
@@ -15594,10 +15611,10 @@
     <w:p>
       <w:pPr>
         <w:rPr>
-          <w:del w:id="734" w:author="Yuyong Kim" w:date="2026-05-10T00:00:00Z"/>
-        </w:rPr>
-      </w:pPr>
-      <w:del w:id="733" w:author="Yuyong Kim" w:date="2026-05-10T00:00:00Z">
+          <w:del w:id="736" w:author="Yuyong Kim" w:date="2026-05-10T00:00:00Z"/>
+        </w:rPr>
+      </w:pPr>
+      <w:del w:id="735" w:author="Yuyong Kim" w:date="2026-05-10T00:00:00Z">
         <w:r>
           <w:delText xml:space="preserve">Standards</w:delText>
         </w:r>
@@ -15606,10 +15623,10 @@
     <w:p>
       <w:pPr>
         <w:rPr>
-          <w:del w:id="736" w:author="Yuyong Kim" w:date="2026-05-10T00:00:00Z"/>
-        </w:rPr>
-      </w:pPr>
-      <w:del w:id="735" w:author="Yuyong Kim" w:date="2026-05-10T00:00:00Z">
+          <w:del w:id="738" w:author="Yuyong Kim" w:date="2026-05-10T00:00:00Z"/>
+        </w:rPr>
+      </w:pPr>
+      <w:del w:id="737" w:author="Yuyong Kim" w:date="2026-05-10T00:00:00Z">
         <w:r>
           <w:delText xml:space="preserve">Key Outputs</w:delText>
         </w:r>
@@ -15618,10 +15635,10 @@
     <w:p>
       <w:pPr>
         <w:rPr>
-          <w:del w:id="738" w:author="Yuyong Kim" w:date="2026-05-10T00:00:00Z"/>
-        </w:rPr>
-      </w:pPr>
-      <w:del w:id="737" w:author="Yuyong Kim" w:date="2026-05-10T00:00:00Z">
+          <w:del w:id="740" w:author="Yuyong Kim" w:date="2026-05-10T00:00:00Z"/>
+        </w:rPr>
+      </w:pPr>
+      <w:del w:id="739" w:author="Yuyong Kim" w:date="2026-05-10T00:00:00Z">
         <w:r>
           <w:delText xml:space="preserve">Piping</w:delText>
         </w:r>
@@ -15630,10 +15647,10 @@
     <w:p>
       <w:pPr>
         <w:rPr>
-          <w:del w:id="740" w:author="Yuyong Kim" w:date="2026-05-10T00:00:00Z"/>
-        </w:rPr>
-      </w:pPr>
-      <w:del w:id="739" w:author="Yuyong Kim" w:date="2026-05-10T00:00:00Z">
+          <w:del w:id="742" w:author="Yuyong Kim" w:date="2026-05-10T00:00:00Z"/>
+        </w:rPr>
+      </w:pPr>
+      <w:del w:id="741" w:author="Yuyong Kim" w:date="2026-05-10T00:00:00Z">
         <w:r>
           <w:delText xml:space="preserve">ASME B31.3, API 570</w:delText>
         </w:r>
@@ -15642,10 +15659,10 @@
     <w:p>
       <w:pPr>
         <w:rPr>
-          <w:del w:id="742" w:author="Yuyong Kim" w:date="2026-05-10T00:00:00Z"/>
-        </w:rPr>
-      </w:pPr>
-      <w:del w:id="741" w:author="Yuyong Kim" w:date="2026-05-10T00:00:00Z">
+          <w:del w:id="744" w:author="Yuyong Kim" w:date="2026-05-10T00:00:00Z"/>
+        </w:rPr>
+      </w:pPr>
+      <w:del w:id="743" w:author="Yuyong Kim" w:date="2026-05-10T00:00:00Z">
         <w:r>
           <w:delText xml:space="preserve">Wall thickness, hoop stress, remaining life, inspection interval</w:delText>
         </w:r>
@@ -15654,10 +15671,10 @@
     <w:p>
       <w:pPr>
         <w:rPr>
-          <w:del w:id="744" w:author="Yuyong Kim" w:date="2026-05-10T00:00:00Z"/>
-        </w:rPr>
-      </w:pPr>
-      <w:del w:id="743" w:author="Yuyong Kim" w:date="2026-05-10T00:00:00Z">
+          <w:del w:id="746" w:author="Yuyong Kim" w:date="2026-05-10T00:00:00Z"/>
+        </w:rPr>
+      </w:pPr>
+      <w:del w:id="745" w:author="Yuyong Kim" w:date="2026-05-10T00:00:00Z">
         <w:r>
           <w:delText xml:space="preserve">Pressure Vessels</w:delText>
         </w:r>
@@ -15666,10 +15683,10 @@
     <w:p>
       <w:pPr>
         <w:rPr>
-          <w:del w:id="746" w:author="Yuyong Kim" w:date="2026-05-10T00:00:00Z"/>
-        </w:rPr>
-      </w:pPr>
-      <w:del w:id="745" w:author="Yuyong Kim" w:date="2026-05-10T00:00:00Z">
+          <w:del w:id="748" w:author="Yuyong Kim" w:date="2026-05-10T00:00:00Z"/>
+        </w:rPr>
+      </w:pPr>
+      <w:del w:id="747" w:author="Yuyong Kim" w:date="2026-05-10T00:00:00Z">
         <w:r>
           <w:delText xml:space="preserve">ASME VIII Div.1, API 510, API 579-1</w:delText>
         </w:r>
@@ -15678,10 +15695,10 @@
     <w:p>
       <w:pPr>
         <w:rPr>
-          <w:del w:id="748" w:author="Yuyong Kim" w:date="2026-05-10T00:00:00Z"/>
-        </w:rPr>
-      </w:pPr>
-      <w:del w:id="747" w:author="Yuyong Kim" w:date="2026-05-10T00:00:00Z">
+          <w:del w:id="750" w:author="Yuyong Kim" w:date="2026-05-10T00:00:00Z"/>
+        </w:rPr>
+      </w:pPr>
+      <w:del w:id="749" w:author="Yuyong Kim" w:date="2026-05-10T00:00:00Z">
         <w:r>
           <w:delText xml:space="preserve">Shell thickness, FFS screening, remaining life</w:delText>
         </w:r>
@@ -15690,10 +15707,10 @@
     <w:p>
       <w:pPr>
         <w:rPr>
-          <w:del w:id="750" w:author="Yuyong Kim" w:date="2026-05-10T00:00:00Z"/>
-        </w:rPr>
-      </w:pPr>
-      <w:del w:id="749" w:author="Yuyong Kim" w:date="2026-05-10T00:00:00Z">
+          <w:del w:id="752" w:author="Yuyong Kim" w:date="2026-05-10T00:00:00Z"/>
+        </w:rPr>
+      </w:pPr>
+      <w:del w:id="751" w:author="Yuyong Kim" w:date="2026-05-10T00:00:00Z">
         <w:r>
           <w:delText xml:space="preserve">Rotating Equipment</w:delText>
         </w:r>
@@ -15702,10 +15719,10 @@
     <w:p>
       <w:pPr>
         <w:rPr>
-          <w:del w:id="752" w:author="Yuyong Kim" w:date="2026-05-10T00:00:00Z"/>
-        </w:rPr>
-      </w:pPr>
-      <w:del w:id="751" w:author="Yuyong Kim" w:date="2026-05-10T00:00:00Z">
+          <w:del w:id="754" w:author="Yuyong Kim" w:date="2026-05-10T00:00:00Z"/>
+        </w:rPr>
+      </w:pPr>
+      <w:del w:id="753" w:author="Yuyong Kim" w:date="2026-05-10T00:00:00Z">
         <w:r>
           <w:delText xml:space="preserve">API 610, 617, 670</w:delText>
         </w:r>
@@ -15714,10 +15731,10 @@
     <w:p>
       <w:pPr>
         <w:rPr>
-          <w:del w:id="754" w:author="Yuyong Kim" w:date="2026-05-10T00:00:00Z"/>
-        </w:rPr>
-      </w:pPr>
-      <w:del w:id="753" w:author="Yuyong Kim" w:date="2026-05-10T00:00:00Z">
+          <w:del w:id="756" w:author="Yuyong Kim" w:date="2026-05-10T00:00:00Z"/>
+        </w:rPr>
+      </w:pPr>
+      <w:del w:id="755" w:author="Yuyong Kim" w:date="2026-05-10T00:00:00Z">
         <w:r>
           <w:delText xml:space="preserve">Vibration limits, bearing health, steam state screening</w:delText>
         </w:r>
@@ -15726,10 +15743,10 @@
     <w:p>
       <w:pPr>
         <w:rPr>
-          <w:del w:id="756" w:author="Yuyong Kim" w:date="2026-05-10T00:00:00Z"/>
-        </w:rPr>
-      </w:pPr>
-      <w:del w:id="755" w:author="Yuyong Kim" w:date="2026-05-10T00:00:00Z">
+          <w:del w:id="758" w:author="Yuyong Kim" w:date="2026-05-10T00:00:00Z"/>
+        </w:rPr>
+      </w:pPr>
+      <w:del w:id="757" w:author="Yuyong Kim" w:date="2026-05-10T00:00:00Z">
         <w:r>
           <w:delText xml:space="preserve">Electrical</w:delText>
         </w:r>
@@ -15738,10 +15755,10 @@
     <w:p>
       <w:pPr>
         <w:rPr>
-          <w:del w:id="758" w:author="Yuyong Kim" w:date="2026-05-10T00:00:00Z"/>
-        </w:rPr>
-      </w:pPr>
-      <w:del w:id="757" w:author="Yuyong Kim" w:date="2026-05-10T00:00:00Z">
+          <w:del w:id="760" w:author="Yuyong Kim" w:date="2026-05-10T00:00:00Z"/>
+        </w:rPr>
+      </w:pPr>
+      <w:del w:id="759" w:author="Yuyong Kim" w:date="2026-05-10T00:00:00Z">
         <w:r>
           <w:delText xml:space="preserve">IEEE C57.104, 1584-2018</w:delText>
         </w:r>
@@ -15750,10 +15767,10 @@
     <w:p>
       <w:pPr>
         <w:rPr>
-          <w:del w:id="760" w:author="Yuyong Kim" w:date="2026-05-10T00:00:00Z"/>
-        </w:rPr>
-      </w:pPr>
-      <w:del w:id="759" w:author="Yuyong Kim" w:date="2026-05-10T00:00:00Z">
+          <w:del w:id="762" w:author="Yuyong Kim" w:date="2026-05-10T00:00:00Z"/>
+        </w:rPr>
+      </w:pPr>
+      <w:del w:id="761" w:author="Yuyong Kim" w:date="2026-05-10T00:00:00Z">
         <w:r>
           <w:delText xml:space="preserve">Transformer HI, arc-flash energy, PPE category</w:delText>
         </w:r>
@@ -15762,10 +15779,10 @@
     <w:p>
       <w:pPr>
         <w:rPr>
-          <w:del w:id="762" w:author="Yuyong Kim" w:date="2026-05-10T00:00:00Z"/>
-        </w:rPr>
-      </w:pPr>
-      <w:del w:id="761" w:author="Yuyong Kim" w:date="2026-05-10T00:00:00Z">
+          <w:del w:id="764" w:author="Yuyong Kim" w:date="2026-05-10T00:00:00Z"/>
+        </w:rPr>
+      </w:pPr>
+      <w:del w:id="763" w:author="Yuyong Kim" w:date="2026-05-10T00:00:00Z">
         <w:r>
           <w:delText xml:space="preserve">Instrumentation</w:delText>
         </w:r>
@@ -15774,10 +15791,10 @@
     <w:p>
       <w:pPr>
         <w:rPr>
-          <w:del w:id="764" w:author="Yuyong Kim" w:date="2026-05-10T00:00:00Z"/>
-        </w:rPr>
-      </w:pPr>
-      <w:del w:id="763" w:author="Yuyong Kim" w:date="2026-05-10T00:00:00Z">
+          <w:del w:id="766" w:author="Yuyong Kim" w:date="2026-05-10T00:00:00Z"/>
+        </w:rPr>
+      </w:pPr>
+      <w:del w:id="765" w:author="Yuyong Kim" w:date="2026-05-10T00:00:00Z">
         <w:r>
           <w:delText xml:space="preserve">IEC 61511, ISA-TR84.00.02</w:delText>
         </w:r>
@@ -15786,10 +15803,10 @@
     <w:p>
       <w:pPr>
         <w:rPr>
-          <w:del w:id="766" w:author="Yuyong Kim" w:date="2026-05-10T00:00:00Z"/>
-        </w:rPr>
-      </w:pPr>
-      <w:del w:id="765" w:author="Yuyong Kim" w:date="2026-05-10T00:00:00Z">
+          <w:del w:id="768" w:author="Yuyong Kim" w:date="2026-05-10T00:00:00Z"/>
+        </w:rPr>
+      </w:pPr>
+      <w:del w:id="767" w:author="Yuyong Kim" w:date="2026-05-10T00:00:00Z">
         <w:r>
           <w:delText xml:space="preserve">PFDavg, SIL verification, calibration health</w:delText>
         </w:r>
@@ -15798,10 +15815,10 @@
     <w:p>
       <w:pPr>
         <w:rPr>
-          <w:del w:id="768" w:author="Yuyong Kim" w:date="2026-05-10T00:00:00Z"/>
-        </w:rPr>
-      </w:pPr>
-      <w:del w:id="767" w:author="Yuyong Kim" w:date="2026-05-10T00:00:00Z">
+          <w:del w:id="770" w:author="Yuyong Kim" w:date="2026-05-10T00:00:00Z"/>
+        </w:rPr>
+      </w:pPr>
+      <w:del w:id="769" w:author="Yuyong Kim" w:date="2026-05-10T00:00:00Z">
         <w:r>
           <w:delText xml:space="preserve">Structural Steel</w:delText>
         </w:r>
@@ -15810,10 +15827,10 @@
     <w:p>
       <w:pPr>
         <w:rPr>
-          <w:del w:id="770" w:author="Yuyong Kim" w:date="2026-05-10T00:00:00Z"/>
-        </w:rPr>
-      </w:pPr>
-      <w:del w:id="769" w:author="Yuyong Kim" w:date="2026-05-10T00:00:00Z">
+          <w:del w:id="772" w:author="Yuyong Kim" w:date="2026-05-10T00:00:00Z"/>
+        </w:rPr>
+      </w:pPr>
+      <w:del w:id="771" w:author="Yuyong Kim" w:date="2026-05-10T00:00:00Z">
         <w:r>
           <w:delText xml:space="preserve">AISC 360</w:delText>
         </w:r>
@@ -15822,10 +15839,10 @@
     <w:p>
       <w:pPr>
         <w:rPr>
-          <w:del w:id="772" w:author="Yuyong Kim" w:date="2026-05-10T00:00:00Z"/>
-        </w:rPr>
-      </w:pPr>
-      <w:del w:id="771" w:author="Yuyong Kim" w:date="2026-05-10T00:00:00Z">
+          <w:del w:id="774" w:author="Yuyong Kim" w:date="2026-05-10T00:00:00Z"/>
+        </w:rPr>
+      </w:pPr>
+      <w:del w:id="773" w:author="Yuyong Kim" w:date="2026-05-10T00:00:00Z">
         <w:r>
           <w:delText xml:space="preserve">D/C ratio, section loss, fatigue assessment</w:delText>
         </w:r>
@@ -15834,10 +15851,10 @@
     <w:p>
       <w:pPr>
         <w:rPr>
-          <w:del w:id="774" w:author="Yuyong Kim" w:date="2026-05-10T00:00:00Z"/>
-        </w:rPr>
-      </w:pPr>
-      <w:del w:id="773" w:author="Yuyong Kim" w:date="2026-05-10T00:00:00Z">
+          <w:del w:id="776" w:author="Yuyong Kim" w:date="2026-05-10T00:00:00Z"/>
+        </w:rPr>
+      </w:pPr>
+      <w:del w:id="775" w:author="Yuyong Kim" w:date="2026-05-10T00:00:00Z">
         <w:r>
           <w:delText xml:space="preserve">Civil / Concrete</w:delText>
         </w:r>
@@ -15846,10 +15863,10 @@
     <w:p>
       <w:pPr>
         <w:rPr>
-          <w:del w:id="776" w:author="Yuyong Kim" w:date="2026-05-10T00:00:00Z"/>
-        </w:rPr>
-      </w:pPr>
-      <w:del w:id="775" w:author="Yuyong Kim" w:date="2026-05-10T00:00:00Z">
+          <w:del w:id="778" w:author="Yuyong Kim" w:date="2026-05-10T00:00:00Z"/>
+        </w:rPr>
+      </w:pPr>
+      <w:del w:id="777" w:author="Yuyong Kim" w:date="2026-05-10T00:00:00Z">
         <w:r>
           <w:delText xml:space="preserve">ACI 318, 562</w:delText>
         </w:r>
@@ -15858,10 +15875,10 @@
     <w:p>
       <w:pPr>
         <w:rPr>
-          <w:del w:id="778" w:author="Yuyong Kim" w:date="2026-05-10T00:00:00Z"/>
-        </w:rPr>
-      </w:pPr>
-      <w:del w:id="777" w:author="Yuyong Kim" w:date="2026-05-10T00:00:00Z">
+          <w:del w:id="780" w:author="Yuyong Kim" w:date="2026-05-10T00:00:00Z"/>
+        </w:rPr>
+      </w:pPr>
+      <w:del w:id="779" w:author="Yuyong Kim" w:date="2026-05-10T00:00:00Z">
         <w:r>
           <w:delText xml:space="preserve">Flexure D/C, carbonation depth, repair priority</w:delText>
         </w:r>
@@ -15870,10 +15887,10 @@
     <w:p>
       <w:pPr>
         <w:rPr>
-          <w:del w:id="780" w:author="Yuyong Kim" w:date="2026-05-10T00:00:00Z"/>
-        </w:rPr>
-      </w:pPr>
-      <w:del w:id="779" w:author="Yuyong Kim" w:date="2026-05-10T00:00:00Z">
+          <w:del w:id="782" w:author="Yuyong Kim" w:date="2026-05-10T00:00:00Z"/>
+        </w:rPr>
+      </w:pPr>
+      <w:del w:id="781" w:author="Yuyong Kim" w:date="2026-05-10T00:00:00Z">
         <w:r>
           <w:delText xml:space="preserve">Pair</w:delText>
         </w:r>
@@ -15882,10 +15899,10 @@
     <w:p>
       <w:pPr>
         <w:rPr>
-          <w:del w:id="782" w:author="Yuyong Kim" w:date="2026-05-10T00:00:00Z"/>
-        </w:rPr>
-      </w:pPr>
-      <w:del w:id="781" w:author="Yuyong Kim" w:date="2026-05-10T00:00:00Z">
+          <w:del w:id="784" w:author="Yuyong Kim" w:date="2026-05-10T00:00:00Z"/>
+        </w:rPr>
+      </w:pPr>
+      <w:del w:id="783" w:author="Yuyong Kim" w:date="2026-05-10T00:00:00Z">
         <w:r>
           <w:delText xml:space="preserve">Coupling Mechanism</w:delText>
         </w:r>
@@ -15894,10 +15911,10 @@
     <w:p>
       <w:pPr>
         <w:rPr>
-          <w:del w:id="784" w:author="Yuyong Kim" w:date="2026-05-10T00:00:00Z"/>
-        </w:rPr>
-      </w:pPr>
-      <w:del w:id="783" w:author="Yuyong Kim" w:date="2026-05-10T00:00:00Z">
+          <w:del w:id="786" w:author="Yuyong Kim" w:date="2026-05-10T00:00:00Z"/>
+        </w:rPr>
+      </w:pPr>
+      <w:del w:id="785" w:author="Yuyong Kim" w:date="2026-05-10T00:00:00Z">
         <w:r>
           <w:delText xml:space="preserve">Piping ↔ Vessel</w:delText>
         </w:r>
@@ -15906,10 +15923,10 @@
     <w:p>
       <w:pPr>
         <w:rPr>
-          <w:del w:id="786" w:author="Yuyong Kim" w:date="2026-05-10T00:00:00Z"/>
-        </w:rPr>
-      </w:pPr>
-      <w:del w:id="785" w:author="Yuyong Kim" w:date="2026-05-10T00:00:00Z">
+          <w:del w:id="788" w:author="Yuyong Kim" w:date="2026-05-10T00:00:00Z"/>
+        </w:rPr>
+      </w:pPr>
+      <w:del w:id="787" w:author="Yuyong Kim" w:date="2026-05-10T00:00:00Z">
         <w:r>
           <w:delText xml:space="preserve">Nozzle interface margin mismatch</w:delText>
         </w:r>
@@ -15918,10 +15935,10 @@
     <w:p>
       <w:pPr>
         <w:rPr>
-          <w:del w:id="788" w:author="Yuyong Kim" w:date="2026-05-10T00:00:00Z"/>
-        </w:rPr>
-      </w:pPr>
-      <w:del w:id="787" w:author="Yuyong Kim" w:date="2026-05-10T00:00:00Z">
+          <w:del w:id="790" w:author="Yuyong Kim" w:date="2026-05-10T00:00:00Z"/>
+        </w:rPr>
+      </w:pPr>
+      <w:del w:id="789" w:author="Yuyong Kim" w:date="2026-05-10T00:00:00Z">
         <w:r>
           <w:delText xml:space="preserve">Piping ↔ Rotating</w:delText>
         </w:r>
@@ -15930,10 +15947,10 @@
     <w:p>
       <w:pPr>
         <w:rPr>
-          <w:del w:id="790" w:author="Yuyong Kim" w:date="2026-05-10T00:00:00Z"/>
-        </w:rPr>
-      </w:pPr>
-      <w:del w:id="789" w:author="Yuyong Kim" w:date="2026-05-10T00:00:00Z">
+          <w:del w:id="792" w:author="Yuyong Kim" w:date="2026-05-10T00:00:00Z"/>
+        </w:rPr>
+      </w:pPr>
+      <w:del w:id="791" w:author="Yuyong Kim" w:date="2026-05-10T00:00:00Z">
         <w:r>
           <w:delText xml:space="preserve">Nozzle load → bearing degradation</w:delText>
         </w:r>
@@ -15942,10 +15959,10 @@
     <w:p>
       <w:pPr>
         <w:rPr>
-          <w:del w:id="792" w:author="Yuyong Kim" w:date="2026-05-10T00:00:00Z"/>
-        </w:rPr>
-      </w:pPr>
-      <w:del w:id="791" w:author="Yuyong Kim" w:date="2026-05-10T00:00:00Z">
+          <w:del w:id="794" w:author="Yuyong Kim" w:date="2026-05-10T00:00:00Z"/>
+        </w:rPr>
+      </w:pPr>
+      <w:del w:id="793" w:author="Yuyong Kim" w:date="2026-05-10T00:00:00Z">
         <w:r>
           <w:delText xml:space="preserve">Electrical ↔ Rotating</w:delText>
         </w:r>
@@ -15954,10 +15971,10 @@
     <w:p>
       <w:pPr>
         <w:rPr>
-          <w:del w:id="794" w:author="Yuyong Kim" w:date="2026-05-10T00:00:00Z"/>
-        </w:rPr>
-      </w:pPr>
-      <w:del w:id="793" w:author="Yuyong Kim" w:date="2026-05-10T00:00:00Z">
+          <w:del w:id="796" w:author="Yuyong Kim" w:date="2026-05-10T00:00:00Z"/>
+        </w:rPr>
+      </w:pPr>
+      <w:del w:id="795" w:author="Yuyong Kim" w:date="2026-05-10T00:00:00Z">
         <w:r>
           <w:delText xml:space="preserve">Harmonic distortion → bearing temperature</w:delText>
         </w:r>
@@ -15966,10 +15983,10 @@
     <w:p>
       <w:pPr>
         <w:rPr>
-          <w:del w:id="796" w:author="Yuyong Kim" w:date="2026-05-10T00:00:00Z"/>
-        </w:rPr>
-      </w:pPr>
-      <w:del w:id="795" w:author="Yuyong Kim" w:date="2026-05-10T00:00:00Z">
+          <w:del w:id="798" w:author="Yuyong Kim" w:date="2026-05-10T00:00:00Z"/>
+        </w:rPr>
+      </w:pPr>
+      <w:del w:id="797" w:author="Yuyong Kim" w:date="2026-05-10T00:00:00Z">
         <w:r>
           <w:delText xml:space="preserve">Civil ↔ Rotating</w:delText>
         </w:r>
@@ -15978,10 +15995,10 @@
     <w:p>
       <w:pPr>
         <w:rPr>
-          <w:del w:id="798" w:author="Yuyong Kim" w:date="2026-05-10T00:00:00Z"/>
-        </w:rPr>
-      </w:pPr>
-      <w:del w:id="797" w:author="Yuyong Kim" w:date="2026-05-10T00:00:00Z">
+          <w:del w:id="800" w:author="Yuyong Kim" w:date="2026-05-10T00:00:00Z"/>
+        </w:rPr>
+      </w:pPr>
+      <w:del w:id="799" w:author="Yuyong Kim" w:date="2026-05-10T00:00:00Z">
         <w:r>
           <w:delText xml:space="preserve">Foundation settlement → alignment failure</w:delText>
         </w:r>
@@ -15990,10 +16007,10 @@
     <w:p>
       <w:pPr>
         <w:rPr>
-          <w:del w:id="800" w:author="Yuyong Kim" w:date="2026-05-10T00:00:00Z"/>
-        </w:rPr>
-      </w:pPr>
-      <w:del w:id="799" w:author="Yuyong Kim" w:date="2026-05-10T00:00:00Z">
+          <w:del w:id="802" w:author="Yuyong Kim" w:date="2026-05-10T00:00:00Z"/>
+        </w:rPr>
+      </w:pPr>
+      <w:del w:id="801" w:author="Yuyong Kim" w:date="2026-05-10T00:00:00Z">
         <w:r>
           <w:delText xml:space="preserve">Electrical ↔ Instrumentation</w:delText>
         </w:r>
@@ -16002,10 +16019,10 @@
     <w:p>
       <w:pPr>
         <w:rPr>
-          <w:del w:id="802" w:author="Yuyong Kim" w:date="2026-05-10T00:00:00Z"/>
-        </w:rPr>
-      </w:pPr>
-      <w:del w:id="801" w:author="Yuyong Kim" w:date="2026-05-10T00:00:00Z">
+          <w:del w:id="804" w:author="Yuyong Kim" w:date="2026-05-10T00:00:00Z"/>
+        </w:rPr>
+      </w:pPr>
+      <w:del w:id="803" w:author="Yuyong Kim" w:date="2026-05-10T00:00:00Z">
         <w:r>
           <w:delText xml:space="preserve">Power quality → signal integrity</w:delText>
         </w:r>
@@ -16014,10 +16031,10 @@
     <w:p>
       <w:pPr>
         <w:rPr>
-          <w:del w:id="804" w:author="Yuyong Kim" w:date="2026-05-10T00:00:00Z"/>
-        </w:rPr>
-      </w:pPr>
-      <w:del w:id="803" w:author="Yuyong Kim" w:date="2026-05-10T00:00:00Z">
+          <w:del w:id="806" w:author="Yuyong Kim" w:date="2026-05-10T00:00:00Z"/>
+        </w:rPr>
+      </w:pPr>
+      <w:del w:id="805" w:author="Yuyong Kim" w:date="2026-05-10T00:00:00Z">
         <w:r>
           <w:delText xml:space="preserve">Steel ↔ Civil</w:delText>
         </w:r>
@@ -16026,10 +16043,10 @@
     <w:p>
       <w:pPr>
         <w:rPr>
-          <w:del w:id="806" w:author="Yuyong Kim" w:date="2026-05-10T00:00:00Z"/>
-        </w:rPr>
-      </w:pPr>
-      <w:del w:id="805" w:author="Yuyong Kim" w:date="2026-05-10T00:00:00Z">
+          <w:del w:id="808" w:author="Yuyong Kim" w:date="2026-05-10T00:00:00Z"/>
+        </w:rPr>
+      </w:pPr>
+      <w:del w:id="807" w:author="Yuyong Kim" w:date="2026-05-10T00:00:00Z">
         <w:r>
           <w:delText xml:space="preserve">Structural capacity → foundation demand</w:delText>
         </w:r>
@@ -16038,10 +16055,10 @@
     <w:p>
       <w:pPr>
         <w:rPr>
-          <w:del w:id="808" w:author="Yuyong Kim" w:date="2026-05-10T00:00:00Z"/>
-        </w:rPr>
-      </w:pPr>
-      <w:del w:id="807" w:author="Yuyong Kim" w:date="2026-05-10T00:00:00Z">
+          <w:del w:id="810" w:author="Yuyong Kim" w:date="2026-05-10T00:00:00Z"/>
+        </w:rPr>
+      </w:pPr>
+      <w:del w:id="809" w:author="Yuyong Kim" w:date="2026-05-10T00:00:00Z">
         <w:r>
           <w:delText xml:space="preserve">Vessel ↔ Piping</w:delText>
         </w:r>
@@ -16050,10 +16067,10 @@
     <w:p>
       <w:pPr>
         <w:rPr>
-          <w:del w:id="810" w:author="Yuyong Kim" w:date="2026-05-10T00:00:00Z"/>
-        </w:rPr>
-      </w:pPr>
-      <w:del w:id="809" w:author="Yuyong Kim" w:date="2026-05-10T00:00:00Z">
+          <w:del w:id="812" w:author="Yuyong Kim" w:date="2026-05-10T00:00:00Z"/>
+        </w:rPr>
+      </w:pPr>
+      <w:del w:id="811" w:author="Yuyong Kim" w:date="2026-05-10T00:00:00Z">
         <w:r>
           <w:delText xml:space="preserve">Nozzle load reciprocal check</w:delText>
         </w:r>
@@ -16062,10 +16079,10 @@
     <w:p>
       <w:pPr>
         <w:rPr>
-          <w:del w:id="812" w:author="Yuyong Kim" w:date="2026-05-10T00:00:00Z"/>
-        </w:rPr>
-      </w:pPr>
-      <w:del w:id="811" w:author="Yuyong Kim" w:date="2026-05-10T00:00:00Z">
+          <w:del w:id="814" w:author="Yuyong Kim" w:date="2026-05-10T00:00:00Z"/>
+        </w:rPr>
+      </w:pPr>
+      <w:del w:id="813" w:author="Yuyong Kim" w:date="2026-05-10T00:00:00Z">
         <w:r>
           <w:delText xml:space="preserve">Steel ↔ Rotating</w:delText>
         </w:r>
@@ -16074,10 +16091,10 @@
     <w:p>
       <w:pPr>
         <w:rPr>
-          <w:del w:id="814" w:author="Yuyong Kim" w:date="2026-05-10T00:00:00Z"/>
-        </w:rPr>
-      </w:pPr>
-      <w:del w:id="813" w:author="Yuyong Kim" w:date="2026-05-10T00:00:00Z">
+          <w:del w:id="816" w:author="Yuyong Kim" w:date="2026-05-10T00:00:00Z"/>
+        </w:rPr>
+      </w:pPr>
+      <w:del w:id="815" w:author="Yuyong Kim" w:date="2026-05-10T00:00:00Z">
         <w:r>
           <w:delText xml:space="preserve">Support structure → vibration transmission</w:delText>
         </w:r>
@@ -16086,10 +16103,10 @@
     <w:p>
       <w:pPr>
         <w:rPr>
-          <w:del w:id="816" w:author="Yuyong Kim" w:date="2026-05-10T00:00:00Z"/>
-        </w:rPr>
-      </w:pPr>
-      <w:del w:id="815" w:author="Yuyong Kim" w:date="2026-05-10T00:00:00Z">
+          <w:del w:id="818" w:author="Yuyong Kim" w:date="2026-05-10T00:00:00Z"/>
+        </w:rPr>
+      </w:pPr>
+      <w:del w:id="817" w:author="Yuyong Kim" w:date="2026-05-10T00:00:00Z">
         <w:r>
           <w:delText xml:space="preserve">Safety function → equipment condition</w:delText>
         </w:r>
@@ -16098,10 +16115,10 @@
     <w:p>
       <w:pPr>
         <w:rPr>
-          <w:del w:id="818" w:author="Yuyong Kim" w:date="2026-05-10T00:00:00Z"/>
-        </w:rPr>
-      </w:pPr>
-      <w:del w:id="817" w:author="Yuyong Kim" w:date="2026-05-10T00:00:00Z">
+          <w:del w:id="820" w:author="Yuyong Kim" w:date="2026-05-10T00:00:00Z"/>
+        </w:rPr>
+      </w:pPr>
+      <w:del w:id="819" w:author="Yuyong Kim" w:date="2026-05-10T00:00:00Z">
         <w:r>
           <w:delText xml:space="preserve">Civil ↔ Piping</w:delText>
         </w:r>
@@ -16110,10 +16127,10 @@
     <w:p>
       <w:pPr>
         <w:rPr>
-          <w:del w:id="820" w:author="Yuyong Kim" w:date="2026-05-10T00:00:00Z"/>
-        </w:rPr>
-      </w:pPr>
-      <w:del w:id="819" w:author="Yuyong Kim" w:date="2026-05-10T00:00:00Z">
+          <w:del w:id="822" w:author="Yuyong Kim" w:date="2026-05-10T00:00:00Z"/>
+        </w:rPr>
+      </w:pPr>
+      <w:del w:id="821" w:author="Yuyong Kim" w:date="2026-05-10T00:00:00Z">
         <w:r>
           <w:delText xml:space="preserve">Settlement → pipe stress</w:delText>
         </w:r>
@@ -16122,10 +16139,10 @@
     <w:p>
       <w:pPr>
         <w:rPr>
-          <w:del w:id="822" w:author="Yuyong Kim" w:date="2026-05-10T00:00:00Z"/>
-        </w:rPr>
-      </w:pPr>
-      <w:del w:id="821" w:author="Yuyong Kim" w:date="2026-05-10T00:00:00Z">
+          <w:del w:id="824" w:author="Yuyong Kim" w:date="2026-05-10T00:00:00Z"/>
+        </w:rPr>
+      </w:pPr>
+      <w:del w:id="823" w:author="Yuyong Kim" w:date="2026-05-10T00:00:00Z">
         <w:r>
           <w:delText xml:space="preserve">Discipline</w:delText>
         </w:r>
@@ -16134,10 +16151,10 @@
     <w:p>
       <w:pPr>
         <w:rPr>
-          <w:del w:id="824" w:author="Yuyong Kim" w:date="2026-05-10T00:00:00Z"/>
-        </w:rPr>
-      </w:pPr>
-      <w:del w:id="823" w:author="Yuyong Kim" w:date="2026-05-10T00:00:00Z">
+          <w:del w:id="826" w:author="Yuyong Kim" w:date="2026-05-10T00:00:00Z"/>
+        </w:rPr>
+      </w:pPr>
+      <w:del w:id="825" w:author="Yuyong Kim" w:date="2026-05-10T00:00:00Z">
         <w:r>
           <w:delText xml:space="preserve">Standard</w:delText>
         </w:r>
@@ -16146,10 +16163,10 @@
     <w:p>
       <w:pPr>
         <w:rPr>
-          <w:del w:id="826" w:author="Yuyong Kim" w:date="2026-05-10T00:00:00Z"/>
-        </w:rPr>
-      </w:pPr>
-      <w:del w:id="825" w:author="Yuyong Kim" w:date="2026-05-10T00:00:00Z">
+          <w:del w:id="828" w:author="Yuyong Kim" w:date="2026-05-10T00:00:00Z"/>
+        </w:rPr>
+      </w:pPr>
+      <w:del w:id="827" w:author="Yuyong Kim" w:date="2026-05-10T00:00:00Z">
         <w:r>
           <w:delText xml:space="preserve">Boundary</w:delText>
         </w:r>
@@ -16158,10 +16175,10 @@
     <w:p>
       <w:pPr>
         <w:rPr>
-          <w:del w:id="828" w:author="Yuyong Kim" w:date="2026-05-10T00:00:00Z"/>
-        </w:rPr>
-      </w:pPr>
-      <w:del w:id="827" w:author="Yuyong Kim" w:date="2026-05-10T00:00:00Z">
+          <w:del w:id="830" w:author="Yuyong Kim" w:date="2026-05-10T00:00:00Z"/>
+        </w:rPr>
+      </w:pPr>
+      <w:del w:id="829" w:author="Yuyong Kim" w:date="2026-05-10T00:00:00Z">
         <w:r>
           <w:delText xml:space="preserve">Failure</w:delText>
         </w:r>
@@ -16170,10 +16187,10 @@
     <w:p>
       <w:pPr>
         <w:rPr>
-          <w:del w:id="830" w:author="Yuyong Kim" w:date="2026-05-10T00:00:00Z"/>
-        </w:rPr>
-      </w:pPr>
-      <w:del w:id="829" w:author="Yuyong Kim" w:date="2026-05-10T00:00:00Z">
+          <w:del w:id="832" w:author="Yuyong Kim" w:date="2026-05-10T00:00:00Z"/>
+        </w:rPr>
+      </w:pPr>
+      <w:del w:id="831" w:author="Yuyong Kim" w:date="2026-05-10T00:00:00Z">
         <w:r>
           <w:delText xml:space="preserve">Composite</w:delText>
         </w:r>
@@ -16182,10 +16199,10 @@
     <w:p>
       <w:pPr>
         <w:rPr>
-          <w:del w:id="832" w:author="Yuyong Kim" w:date="2026-05-10T00:00:00Z"/>
-        </w:rPr>
-      </w:pPr>
-      <w:del w:id="831" w:author="Yuyong Kim" w:date="2026-05-10T00:00:00Z">
+          <w:del w:id="834" w:author="Yuyong Kim" w:date="2026-05-10T00:00:00Z"/>
+        </w:rPr>
+      </w:pPr>
+      <w:del w:id="833" w:author="Yuyong Kim" w:date="2026-05-10T00:00:00Z">
         <w:r>
           <w:delText xml:space="preserve">Total</w:delText>
         </w:r>
@@ -16194,10 +16211,10 @@
     <w:p>
       <w:pPr>
         <w:rPr>
-          <w:del w:id="834" w:author="Yuyong Kim" w:date="2026-05-10T00:00:00Z"/>
-        </w:rPr>
-      </w:pPr>
-      <w:del w:id="833" w:author="Yuyong Kim" w:date="2026-05-10T00:00:00Z">
+          <w:del w:id="836" w:author="Yuyong Kim" w:date="2026-05-10T00:00:00Z"/>
+        </w:rPr>
+      </w:pPr>
+      <w:del w:id="835" w:author="Yuyong Kim" w:date="2026-05-10T00:00:00Z">
         <w:r>
           <w:delText xml:space="preserve">Piping</w:delText>
         </w:r>
@@ -16206,10 +16223,10 @@
     <w:p>
       <w:pPr>
         <w:rPr>
-          <w:del w:id="836" w:author="Yuyong Kim" w:date="2026-05-10T00:00:00Z"/>
-        </w:rPr>
-      </w:pPr>
-      <w:del w:id="835" w:author="Yuyong Kim" w:date="2026-05-10T00:00:00Z">
+          <w:del w:id="838" w:author="Yuyong Kim" w:date="2026-05-10T00:00:00Z"/>
+        </w:rPr>
+      </w:pPr>
+      <w:del w:id="837" w:author="Yuyong Kim" w:date="2026-05-10T00:00:00Z">
         <w:r>
           <w:delText xml:space="preserve">20</w:delText>
         </w:r>
@@ -16218,10 +16235,10 @@
     <w:p>
       <w:pPr>
         <w:rPr>
-          <w:del w:id="838" w:author="Yuyong Kim" w:date="2026-05-10T00:00:00Z"/>
-        </w:rPr>
-      </w:pPr>
-      <w:del w:id="837" w:author="Yuyong Kim" w:date="2026-05-10T00:00:00Z">
+          <w:del w:id="840" w:author="Yuyong Kim" w:date="2026-05-10T00:00:00Z"/>
+        </w:rPr>
+      </w:pPr>
+      <w:del w:id="839" w:author="Yuyong Kim" w:date="2026-05-10T00:00:00Z">
         <w:r>
           <w:delText xml:space="preserve">15</w:delText>
         </w:r>
@@ -16230,10 +16247,10 @@
     <w:p>
       <w:pPr>
         <w:rPr>
-          <w:del w:id="840" w:author="Yuyong Kim" w:date="2026-05-10T00:00:00Z"/>
-        </w:rPr>
-      </w:pPr>
-      <w:del w:id="839" w:author="Yuyong Kim" w:date="2026-05-10T00:00:00Z">
+          <w:del w:id="842" w:author="Yuyong Kim" w:date="2026-05-10T00:00:00Z"/>
+        </w:rPr>
+      </w:pPr>
+      <w:del w:id="841" w:author="Yuyong Kim" w:date="2026-05-10T00:00:00Z">
         <w:r>
           <w:delText xml:space="preserve">10</w:delText>
         </w:r>
@@ -16242,10 +16259,10 @@
     <w:p>
       <w:pPr>
         <w:rPr>
-          <w:del w:id="842" w:author="Yuyong Kim" w:date="2026-05-10T00:00:00Z"/>
-        </w:rPr>
-      </w:pPr>
-      <w:del w:id="841" w:author="Yuyong Kim" w:date="2026-05-10T00:00:00Z">
+          <w:del w:id="844" w:author="Yuyong Kim" w:date="2026-05-10T00:00:00Z"/>
+        </w:rPr>
+      </w:pPr>
+      <w:del w:id="843" w:author="Yuyong Kim" w:date="2026-05-10T00:00:00Z">
         <w:r>
           <w:delText xml:space="preserve">5</w:delText>
         </w:r>
@@ -16254,10 +16271,10 @@
     <w:p>
       <w:pPr>
         <w:rPr>
-          <w:del w:id="844" w:author="Yuyong Kim" w:date="2026-05-10T00:00:00Z"/>
-        </w:rPr>
-      </w:pPr>
-      <w:del w:id="843" w:author="Yuyong Kim" w:date="2026-05-10T00:00:00Z">
+          <w:del w:id="846" w:author="Yuyong Kim" w:date="2026-05-10T00:00:00Z"/>
+        </w:rPr>
+      </w:pPr>
+      <w:del w:id="845" w:author="Yuyong Kim" w:date="2026-05-10T00:00:00Z">
         <w:r>
           <w:delText xml:space="preserve">50</w:delText>
         </w:r>
@@ -16266,10 +16283,10 @@
     <w:p>
       <w:pPr>
         <w:rPr>
-          <w:del w:id="846" w:author="Yuyong Kim" w:date="2026-05-10T00:00:00Z"/>
-        </w:rPr>
-      </w:pPr>
-      <w:del w:id="845" w:author="Yuyong Kim" w:date="2026-05-10T00:00:00Z">
+          <w:del w:id="848" w:author="Yuyong Kim" w:date="2026-05-10T00:00:00Z"/>
+        </w:rPr>
+      </w:pPr>
+      <w:del w:id="847" w:author="Yuyong Kim" w:date="2026-05-10T00:00:00Z">
         <w:r>
           <w:delText xml:space="preserve">Vessel</w:delText>
         </w:r>
@@ -16278,10 +16295,10 @@
     <w:p>
       <w:pPr>
         <w:rPr>
-          <w:del w:id="848" w:author="Yuyong Kim" w:date="2026-05-10T00:00:00Z"/>
-        </w:rPr>
-      </w:pPr>
-      <w:del w:id="847" w:author="Yuyong Kim" w:date="2026-05-10T00:00:00Z">
+          <w:del w:id="850" w:author="Yuyong Kim" w:date="2026-05-10T00:00:00Z"/>
+        </w:rPr>
+      </w:pPr>
+      <w:del w:id="849" w:author="Yuyong Kim" w:date="2026-05-10T00:00:00Z">
         <w:r>
           <w:delText xml:space="preserve">18</w:delText>
         </w:r>
@@ -16290,10 +16307,10 @@
     <w:p>
       <w:pPr>
         <w:rPr>
-          <w:del w:id="850" w:author="Yuyong Kim" w:date="2026-05-10T00:00:00Z"/>
-        </w:rPr>
-      </w:pPr>
-      <w:del w:id="849" w:author="Yuyong Kim" w:date="2026-05-10T00:00:00Z">
+          <w:del w:id="852" w:author="Yuyong Kim" w:date="2026-05-10T00:00:00Z"/>
+        </w:rPr>
+      </w:pPr>
+      <w:del w:id="851" w:author="Yuyong Kim" w:date="2026-05-10T00:00:00Z">
         <w:r>
           <w:delText xml:space="preserve">7</w:delText>
         </w:r>
@@ -16302,10 +16319,10 @@
     <w:p>
       <w:pPr>
         <w:rPr>
-          <w:del w:id="852" w:author="Yuyong Kim" w:date="2026-05-10T00:00:00Z"/>
-        </w:rPr>
-      </w:pPr>
-      <w:del w:id="851" w:author="Yuyong Kim" w:date="2026-05-10T00:00:00Z">
+          <w:del w:id="854" w:author="Yuyong Kim" w:date="2026-05-10T00:00:00Z"/>
+        </w:rPr>
+      </w:pPr>
+      <w:del w:id="853" w:author="Yuyong Kim" w:date="2026-05-10T00:00:00Z">
         <w:r>
           <w:delText xml:space="preserve">5</w:delText>
         </w:r>
@@ -16314,10 +16331,10 @@
     <w:p>
       <w:pPr>
         <w:rPr>
-          <w:del w:id="854" w:author="Yuyong Kim" w:date="2026-05-10T00:00:00Z"/>
-        </w:rPr>
-      </w:pPr>
-      <w:del w:id="853" w:author="Yuyong Kim" w:date="2026-05-10T00:00:00Z">
+          <w:del w:id="856" w:author="Yuyong Kim" w:date="2026-05-10T00:00:00Z"/>
+        </w:rPr>
+      </w:pPr>
+      <w:del w:id="855" w:author="Yuyong Kim" w:date="2026-05-10T00:00:00Z">
         <w:r>
           <w:delText xml:space="preserve">—</w:delText>
         </w:r>
@@ -16326,10 +16343,10 @@
     <w:p>
       <w:pPr>
         <w:rPr>
-          <w:del w:id="856" w:author="Yuyong Kim" w:date="2026-05-10T00:00:00Z"/>
-        </w:rPr>
-      </w:pPr>
-      <w:del w:id="855" w:author="Yuyong Kim" w:date="2026-05-10T00:00:00Z">
+          <w:del w:id="858" w:author="Yuyong Kim" w:date="2026-05-10T00:00:00Z"/>
+        </w:rPr>
+      </w:pPr>
+      <w:del w:id="857" w:author="Yuyong Kim" w:date="2026-05-10T00:00:00Z">
         <w:r>
           <w:delText xml:space="preserve">30</w:delText>
         </w:r>
@@ -16338,10 +16355,10 @@
     <w:p>
       <w:pPr>
         <w:rPr>
-          <w:del w:id="858" w:author="Yuyong Kim" w:date="2026-05-10T00:00:00Z"/>
-        </w:rPr>
-      </w:pPr>
-      <w:del w:id="857" w:author="Yuyong Kim" w:date="2026-05-10T00:00:00Z">
+          <w:del w:id="860" w:author="Yuyong Kim" w:date="2026-05-10T00:00:00Z"/>
+        </w:rPr>
+      </w:pPr>
+      <w:del w:id="859" w:author="Yuyong Kim" w:date="2026-05-10T00:00:00Z">
         <w:r>
           <w:delText xml:space="preserve">Rotating</w:delText>
         </w:r>
@@ -16350,10 +16367,10 @@
     <w:p>
       <w:pPr>
         <w:rPr>
-          <w:del w:id="860" w:author="Yuyong Kim" w:date="2026-05-10T00:00:00Z"/>
-        </w:rPr>
-      </w:pPr>
-      <w:del w:id="859" w:author="Yuyong Kim" w:date="2026-05-10T00:00:00Z">
+          <w:del w:id="862" w:author="Yuyong Kim" w:date="2026-05-10T00:00:00Z"/>
+        </w:rPr>
+      </w:pPr>
+      <w:del w:id="861" w:author="Yuyong Kim" w:date="2026-05-10T00:00:00Z">
         <w:r>
           <w:delText xml:space="preserve">18</w:delText>
         </w:r>
@@ -16362,10 +16379,10 @@
     <w:p>
       <w:pPr>
         <w:rPr>
-          <w:del w:id="862" w:author="Yuyong Kim" w:date="2026-05-10T00:00:00Z"/>
-        </w:rPr>
-      </w:pPr>
-      <w:del w:id="861" w:author="Yuyong Kim" w:date="2026-05-10T00:00:00Z">
+          <w:del w:id="864" w:author="Yuyong Kim" w:date="2026-05-10T00:00:00Z"/>
+        </w:rPr>
+      </w:pPr>
+      <w:del w:id="863" w:author="Yuyong Kim" w:date="2026-05-10T00:00:00Z">
         <w:r>
           <w:delText xml:space="preserve">7</w:delText>
         </w:r>
@@ -16374,10 +16391,10 @@
     <w:p>
       <w:pPr>
         <w:rPr>
-          <w:del w:id="864" w:author="Yuyong Kim" w:date="2026-05-10T00:00:00Z"/>
-        </w:rPr>
-      </w:pPr>
-      <w:del w:id="863" w:author="Yuyong Kim" w:date="2026-05-10T00:00:00Z">
+          <w:del w:id="866" w:author="Yuyong Kim" w:date="2026-05-10T00:00:00Z"/>
+        </w:rPr>
+      </w:pPr>
+      <w:del w:id="865" w:author="Yuyong Kim" w:date="2026-05-10T00:00:00Z">
         <w:r>
           <w:delText xml:space="preserve">5</w:delText>
         </w:r>
@@ -16386,10 +16403,10 @@
     <w:p>
       <w:pPr>
         <w:rPr>
-          <w:del w:id="866" w:author="Yuyong Kim" w:date="2026-05-10T00:00:00Z"/>
-        </w:rPr>
-      </w:pPr>
-      <w:del w:id="865" w:author="Yuyong Kim" w:date="2026-05-10T00:00:00Z">
+          <w:del w:id="868" w:author="Yuyong Kim" w:date="2026-05-10T00:00:00Z"/>
+        </w:rPr>
+      </w:pPr>
+      <w:del w:id="867" w:author="Yuyong Kim" w:date="2026-05-10T00:00:00Z">
         <w:r>
           <w:delText xml:space="preserve">—</w:delText>
         </w:r>
@@ -16398,10 +16415,10 @@
     <w:p>
       <w:pPr>
         <w:rPr>
-          <w:del w:id="868" w:author="Yuyong Kim" w:date="2026-05-10T00:00:00Z"/>
-        </w:rPr>
-      </w:pPr>
-      <w:del w:id="867" w:author="Yuyong Kim" w:date="2026-05-10T00:00:00Z">
+          <w:del w:id="870" w:author="Yuyong Kim" w:date="2026-05-10T00:00:00Z"/>
+        </w:rPr>
+      </w:pPr>
+      <w:del w:id="869" w:author="Yuyong Kim" w:date="2026-05-10T00:00:00Z">
         <w:r>
           <w:delText xml:space="preserve">30</w:delText>
         </w:r>
@@ -16410,10 +16427,10 @@
     <w:p>
       <w:pPr>
         <w:rPr>
-          <w:del w:id="870" w:author="Yuyong Kim" w:date="2026-05-10T00:00:00Z"/>
-        </w:rPr>
-      </w:pPr>
-      <w:del w:id="869" w:author="Yuyong Kim" w:date="2026-05-10T00:00:00Z">
+          <w:del w:id="872" w:author="Yuyong Kim" w:date="2026-05-10T00:00:00Z"/>
+        </w:rPr>
+      </w:pPr>
+      <w:del w:id="871" w:author="Yuyong Kim" w:date="2026-05-10T00:00:00Z">
         <w:r>
           <w:delText xml:space="preserve">Electrical</w:delText>
         </w:r>
@@ -16422,10 +16439,10 @@
     <w:p>
       <w:pPr>
         <w:rPr>
-          <w:del w:id="872" w:author="Yuyong Kim" w:date="2026-05-10T00:00:00Z"/>
-        </w:rPr>
-      </w:pPr>
-      <w:del w:id="871" w:author="Yuyong Kim" w:date="2026-05-10T00:00:00Z">
+          <w:del w:id="874" w:author="Yuyong Kim" w:date="2026-05-10T00:00:00Z"/>
+        </w:rPr>
+      </w:pPr>
+      <w:del w:id="873" w:author="Yuyong Kim" w:date="2026-05-10T00:00:00Z">
         <w:r>
           <w:delText xml:space="preserve">18</w:delText>
         </w:r>
@@ -16434,10 +16451,10 @@
     <w:p>
       <w:pPr>
         <w:rPr>
-          <w:del w:id="874" w:author="Yuyong Kim" w:date="2026-05-10T00:00:00Z"/>
-        </w:rPr>
-      </w:pPr>
-      <w:del w:id="873" w:author="Yuyong Kim" w:date="2026-05-10T00:00:00Z">
+          <w:del w:id="876" w:author="Yuyong Kim" w:date="2026-05-10T00:00:00Z"/>
+        </w:rPr>
+      </w:pPr>
+      <w:del w:id="875" w:author="Yuyong Kim" w:date="2026-05-10T00:00:00Z">
         <w:r>
           <w:delText xml:space="preserve">7</w:delText>
         </w:r>
@@ -16446,10 +16463,10 @@
     <w:p>
       <w:pPr>
         <w:rPr>
-          <w:del w:id="876" w:author="Yuyong Kim" w:date="2026-05-10T00:00:00Z"/>
-        </w:rPr>
-      </w:pPr>
-      <w:del w:id="875" w:author="Yuyong Kim" w:date="2026-05-10T00:00:00Z">
+          <w:del w:id="878" w:author="Yuyong Kim" w:date="2026-05-10T00:00:00Z"/>
+        </w:rPr>
+      </w:pPr>
+      <w:del w:id="877" w:author="Yuyong Kim" w:date="2026-05-10T00:00:00Z">
         <w:r>
           <w:delText xml:space="preserve">5</w:delText>
         </w:r>
@@ -16458,10 +16475,10 @@
     <w:p>
       <w:pPr>
         <w:rPr>
-          <w:del w:id="878" w:author="Yuyong Kim" w:date="2026-05-10T00:00:00Z"/>
-        </w:rPr>
-      </w:pPr>
-      <w:del w:id="877" w:author="Yuyong Kim" w:date="2026-05-10T00:00:00Z">
+          <w:del w:id="880" w:author="Yuyong Kim" w:date="2026-05-10T00:00:00Z"/>
+        </w:rPr>
+      </w:pPr>
+      <w:del w:id="879" w:author="Yuyong Kim" w:date="2026-05-10T00:00:00Z">
         <w:r>
           <w:delText xml:space="preserve">—</w:delText>
         </w:r>
@@ -16470,10 +16487,10 @@
     <w:p>
       <w:pPr>
         <w:rPr>
-          <w:del w:id="880" w:author="Yuyong Kim" w:date="2026-05-10T00:00:00Z"/>
-        </w:rPr>
-      </w:pPr>
-      <w:del w:id="879" w:author="Yuyong Kim" w:date="2026-05-10T00:00:00Z">
+          <w:del w:id="882" w:author="Yuyong Kim" w:date="2026-05-10T00:00:00Z"/>
+        </w:rPr>
+      </w:pPr>
+      <w:del w:id="881" w:author="Yuyong Kim" w:date="2026-05-10T00:00:00Z">
         <w:r>
           <w:delText xml:space="preserve">30</w:delText>
         </w:r>
@@ -16482,10 +16499,10 @@
     <w:p>
       <w:pPr>
         <w:rPr>
-          <w:del w:id="882" w:author="Yuyong Kim" w:date="2026-05-10T00:00:00Z"/>
-        </w:rPr>
-      </w:pPr>
-      <w:del w:id="881" w:author="Yuyong Kim" w:date="2026-05-10T00:00:00Z">
+          <w:del w:id="884" w:author="Yuyong Kim" w:date="2026-05-10T00:00:00Z"/>
+        </w:rPr>
+      </w:pPr>
+      <w:del w:id="883" w:author="Yuyong Kim" w:date="2026-05-10T00:00:00Z">
         <w:r>
           <w:delText xml:space="preserve">Instrumentation</w:delText>
         </w:r>
@@ -16494,10 +16511,10 @@
     <w:p>
       <w:pPr>
         <w:rPr>
-          <w:del w:id="884" w:author="Yuyong Kim" w:date="2026-05-10T00:00:00Z"/>
-        </w:rPr>
-      </w:pPr>
-      <w:del w:id="883" w:author="Yuyong Kim" w:date="2026-05-10T00:00:00Z">
+          <w:del w:id="886" w:author="Yuyong Kim" w:date="2026-05-10T00:00:00Z"/>
+        </w:rPr>
+      </w:pPr>
+      <w:del w:id="885" w:author="Yuyong Kim" w:date="2026-05-10T00:00:00Z">
         <w:r>
           <w:delText xml:space="preserve">18</w:delText>
         </w:r>
@@ -16506,10 +16523,10 @@
     <w:p>
       <w:pPr>
         <w:rPr>
-          <w:del w:id="886" w:author="Yuyong Kim" w:date="2026-05-10T00:00:00Z"/>
-        </w:rPr>
-      </w:pPr>
-      <w:del w:id="885" w:author="Yuyong Kim" w:date="2026-05-10T00:00:00Z">
+          <w:del w:id="888" w:author="Yuyong Kim" w:date="2026-05-10T00:00:00Z"/>
+        </w:rPr>
+      </w:pPr>
+      <w:del w:id="887" w:author="Yuyong Kim" w:date="2026-05-10T00:00:00Z">
         <w:r>
           <w:delText xml:space="preserve">7</w:delText>
         </w:r>
@@ -16518,10 +16535,10 @@
     <w:p>
       <w:pPr>
         <w:rPr>
-          <w:del w:id="888" w:author="Yuyong Kim" w:date="2026-05-10T00:00:00Z"/>
-        </w:rPr>
-      </w:pPr>
-      <w:del w:id="887" w:author="Yuyong Kim" w:date="2026-05-10T00:00:00Z">
+          <w:del w:id="890" w:author="Yuyong Kim" w:date="2026-05-10T00:00:00Z"/>
+        </w:rPr>
+      </w:pPr>
+      <w:del w:id="889" w:author="Yuyong Kim" w:date="2026-05-10T00:00:00Z">
         <w:r>
           <w:delText xml:space="preserve">5</w:delText>
         </w:r>
@@ -16530,10 +16547,10 @@
     <w:p>
       <w:pPr>
         <w:rPr>
-          <w:del w:id="890" w:author="Yuyong Kim" w:date="2026-05-10T00:00:00Z"/>
-        </w:rPr>
-      </w:pPr>
-      <w:del w:id="889" w:author="Yuyong Kim" w:date="2026-05-10T00:00:00Z">
+          <w:del w:id="892" w:author="Yuyong Kim" w:date="2026-05-10T00:00:00Z"/>
+        </w:rPr>
+      </w:pPr>
+      <w:del w:id="891" w:author="Yuyong Kim" w:date="2026-05-10T00:00:00Z">
         <w:r>
           <w:delText xml:space="preserve">—</w:delText>
         </w:r>
@@ -16542,10 +16559,10 @@
     <w:p>
       <w:pPr>
         <w:rPr>
-          <w:del w:id="892" w:author="Yuyong Kim" w:date="2026-05-10T00:00:00Z"/>
-        </w:rPr>
-      </w:pPr>
-      <w:del w:id="891" w:author="Yuyong Kim" w:date="2026-05-10T00:00:00Z">
+          <w:del w:id="894" w:author="Yuyong Kim" w:date="2026-05-10T00:00:00Z"/>
+        </w:rPr>
+      </w:pPr>
+      <w:del w:id="893" w:author="Yuyong Kim" w:date="2026-05-10T00:00:00Z">
         <w:r>
           <w:delText xml:space="preserve">30</w:delText>
         </w:r>
@@ -16554,10 +16571,10 @@
     <w:p>
       <w:pPr>
         <w:rPr>
-          <w:del w:id="894" w:author="Yuyong Kim" w:date="2026-05-10T00:00:00Z"/>
-        </w:rPr>
-      </w:pPr>
-      <w:del w:id="893" w:author="Yuyong Kim" w:date="2026-05-10T00:00:00Z">
+          <w:del w:id="896" w:author="Yuyong Kim" w:date="2026-05-10T00:00:00Z"/>
+        </w:rPr>
+      </w:pPr>
+      <w:del w:id="895" w:author="Yuyong Kim" w:date="2026-05-10T00:00:00Z">
         <w:r>
           <w:delText xml:space="preserve">Steel</w:delText>
         </w:r>
@@ -16566,10 +16583,10 @@
     <w:p>
       <w:pPr>
         <w:rPr>
-          <w:del w:id="896" w:author="Yuyong Kim" w:date="2026-05-10T00:00:00Z"/>
-        </w:rPr>
-      </w:pPr>
-      <w:del w:id="895" w:author="Yuyong Kim" w:date="2026-05-10T00:00:00Z">
+          <w:del w:id="898" w:author="Yuyong Kim" w:date="2026-05-10T00:00:00Z"/>
+        </w:rPr>
+      </w:pPr>
+      <w:del w:id="897" w:author="Yuyong Kim" w:date="2026-05-10T00:00:00Z">
         <w:r>
           <w:delText xml:space="preserve">15</w:delText>
         </w:r>
@@ -16578,10 +16595,10 @@
     <w:p>
       <w:pPr>
         <w:rPr>
-          <w:del w:id="898" w:author="Yuyong Kim" w:date="2026-05-10T00:00:00Z"/>
-        </w:rPr>
-      </w:pPr>
-      <w:del w:id="897" w:author="Yuyong Kim" w:date="2026-05-10T00:00:00Z">
+          <w:del w:id="900" w:author="Yuyong Kim" w:date="2026-05-10T00:00:00Z"/>
+        </w:rPr>
+      </w:pPr>
+      <w:del w:id="899" w:author="Yuyong Kim" w:date="2026-05-10T00:00:00Z">
         <w:r>
           <w:delText xml:space="preserve">6</w:delText>
         </w:r>
@@ -16590,10 +16607,10 @@
     <w:p>
       <w:pPr>
         <w:rPr>
-          <w:del w:id="900" w:author="Yuyong Kim" w:date="2026-05-10T00:00:00Z"/>
-        </w:rPr>
-      </w:pPr>
-      <w:del w:id="899" w:author="Yuyong Kim" w:date="2026-05-10T00:00:00Z">
+          <w:del w:id="902" w:author="Yuyong Kim" w:date="2026-05-10T00:00:00Z"/>
+        </w:rPr>
+      </w:pPr>
+      <w:del w:id="901" w:author="Yuyong Kim" w:date="2026-05-10T00:00:00Z">
         <w:r>
           <w:delText xml:space="preserve">4</w:delText>
         </w:r>
@@ -16602,10 +16619,10 @@
     <w:p>
       <w:pPr>
         <w:rPr>
-          <w:del w:id="902" w:author="Yuyong Kim" w:date="2026-05-10T00:00:00Z"/>
-        </w:rPr>
-      </w:pPr>
-      <w:del w:id="901" w:author="Yuyong Kim" w:date="2026-05-10T00:00:00Z">
+          <w:del w:id="904" w:author="Yuyong Kim" w:date="2026-05-10T00:00:00Z"/>
+        </w:rPr>
+      </w:pPr>
+      <w:del w:id="903" w:author="Yuyong Kim" w:date="2026-05-10T00:00:00Z">
         <w:r>
           <w:delText xml:space="preserve">—</w:delText>
         </w:r>
@@ -16614,10 +16631,10 @@
     <w:p>
       <w:pPr>
         <w:rPr>
-          <w:del w:id="904" w:author="Yuyong Kim" w:date="2026-05-10T00:00:00Z"/>
-        </w:rPr>
-      </w:pPr>
-      <w:del w:id="903" w:author="Yuyong Kim" w:date="2026-05-10T00:00:00Z">
+          <w:del w:id="906" w:author="Yuyong Kim" w:date="2026-05-10T00:00:00Z"/>
+        </w:rPr>
+      </w:pPr>
+      <w:del w:id="905" w:author="Yuyong Kim" w:date="2026-05-10T00:00:00Z">
         <w:r>
           <w:delText xml:space="preserve">25</w:delText>
         </w:r>
@@ -16626,10 +16643,10 @@
     <w:p>
       <w:pPr>
         <w:rPr>
-          <w:del w:id="906" w:author="Yuyong Kim" w:date="2026-05-10T00:00:00Z"/>
-        </w:rPr>
-      </w:pPr>
-      <w:del w:id="905" w:author="Yuyong Kim" w:date="2026-05-10T00:00:00Z">
+          <w:del w:id="908" w:author="Yuyong Kim" w:date="2026-05-10T00:00:00Z"/>
+        </w:rPr>
+      </w:pPr>
+      <w:del w:id="907" w:author="Yuyong Kim" w:date="2026-05-10T00:00:00Z">
         <w:r>
           <w:delText xml:space="preserve">Civil</w:delText>
         </w:r>
@@ -16638,10 +16655,10 @@
     <w:p>
       <w:pPr>
         <w:rPr>
-          <w:del w:id="908" w:author="Yuyong Kim" w:date="2026-05-10T00:00:00Z"/>
-        </w:rPr>
-      </w:pPr>
-      <w:del w:id="907" w:author="Yuyong Kim" w:date="2026-05-10T00:00:00Z">
+          <w:del w:id="910" w:author="Yuyong Kim" w:date="2026-05-10T00:00:00Z"/>
+        </w:rPr>
+      </w:pPr>
+      <w:del w:id="909" w:author="Yuyong Kim" w:date="2026-05-10T00:00:00Z">
         <w:r>
           <w:delText xml:space="preserve">15</w:delText>
         </w:r>
@@ -16650,10 +16667,10 @@
     <w:p>
       <w:pPr>
         <w:rPr>
-          <w:del w:id="910" w:author="Yuyong Kim" w:date="2026-05-10T00:00:00Z"/>
-        </w:rPr>
-      </w:pPr>
-      <w:del w:id="909" w:author="Yuyong Kim" w:date="2026-05-10T00:00:00Z">
+          <w:del w:id="912" w:author="Yuyong Kim" w:date="2026-05-10T00:00:00Z"/>
+        </w:rPr>
+      </w:pPr>
+      <w:del w:id="911" w:author="Yuyong Kim" w:date="2026-05-10T00:00:00Z">
         <w:r>
           <w:delText xml:space="preserve">6</w:delText>
         </w:r>
@@ -16662,10 +16679,10 @@
     <w:p>
       <w:pPr>
         <w:rPr>
-          <w:del w:id="912" w:author="Yuyong Kim" w:date="2026-05-10T00:00:00Z"/>
-        </w:rPr>
-      </w:pPr>
-      <w:del w:id="911" w:author="Yuyong Kim" w:date="2026-05-10T00:00:00Z">
+          <w:del w:id="914" w:author="Yuyong Kim" w:date="2026-05-10T00:00:00Z"/>
+        </w:rPr>
+      </w:pPr>
+      <w:del w:id="913" w:author="Yuyong Kim" w:date="2026-05-10T00:00:00Z">
         <w:r>
           <w:delText xml:space="preserve">4</w:delText>
         </w:r>
@@ -16674,10 +16691,10 @@
     <w:p>
       <w:pPr>
         <w:rPr>
-          <w:del w:id="914" w:author="Yuyong Kim" w:date="2026-05-10T00:00:00Z"/>
-        </w:rPr>
-      </w:pPr>
-      <w:del w:id="913" w:author="Yuyong Kim" w:date="2026-05-10T00:00:00Z">
+          <w:del w:id="916" w:author="Yuyong Kim" w:date="2026-05-10T00:00:00Z"/>
+        </w:rPr>
+      </w:pPr>
+      <w:del w:id="915" w:author="Yuyong Kim" w:date="2026-05-10T00:00:00Z">
         <w:r>
           <w:delText xml:space="preserve">—</w:delText>
         </w:r>
@@ -16686,10 +16703,10 @@
     <w:p>
       <w:pPr>
         <w:rPr>
-          <w:del w:id="916" w:author="Yuyong Kim" w:date="2026-05-10T00:00:00Z"/>
-        </w:rPr>
-      </w:pPr>
-      <w:del w:id="915" w:author="Yuyong Kim" w:date="2026-05-10T00:00:00Z">
+          <w:del w:id="918" w:author="Yuyong Kim" w:date="2026-05-10T00:00:00Z"/>
+        </w:rPr>
+      </w:pPr>
+      <w:del w:id="917" w:author="Yuyong Kim" w:date="2026-05-10T00:00:00Z">
         <w:r>
           <w:delText xml:space="preserve">25</w:delText>
         </w:r>
@@ -16698,10 +16715,10 @@
     <w:p>
       <w:pPr>
         <w:rPr>
-          <w:del w:id="918" w:author="Yuyong Kim" w:date="2026-05-10T00:00:00Z"/>
-        </w:rPr>
-      </w:pPr>
-      <w:del w:id="917" w:author="Yuyong Kim" w:date="2026-05-10T00:00:00Z">
+          <w:del w:id="920" w:author="Yuyong Kim" w:date="2026-05-10T00:00:00Z"/>
+        </w:rPr>
+      </w:pPr>
+      <w:del w:id="919" w:author="Yuyong Kim" w:date="2026-05-10T00:00:00Z">
         <w:r>
           <w:delText xml:space="preserve">Total</w:delText>
         </w:r>
@@ -16710,10 +16727,10 @@
     <w:p>
       <w:pPr>
         <w:rPr>
-          <w:del w:id="920" w:author="Yuyong Kim" w:date="2026-05-10T00:00:00Z"/>
-        </w:rPr>
-      </w:pPr>
-      <w:del w:id="919" w:author="Yuyong Kim" w:date="2026-05-10T00:00:00Z">
+          <w:del w:id="922" w:author="Yuyong Kim" w:date="2026-05-10T00:00:00Z"/>
+        </w:rPr>
+      </w:pPr>
+      <w:del w:id="921" w:author="Yuyong Kim" w:date="2026-05-10T00:00:00Z">
         <w:r>
           <w:delText xml:space="preserve">122 (55%)</w:delText>
         </w:r>
@@ -16722,10 +16739,10 @@
     <w:p>
       <w:pPr>
         <w:rPr>
-          <w:del w:id="922" w:author="Yuyong Kim" w:date="2026-05-10T00:00:00Z"/>
-        </w:rPr>
-      </w:pPr>
-      <w:del w:id="921" w:author="Yuyong Kim" w:date="2026-05-10T00:00:00Z">
+          <w:del w:id="924" w:author="Yuyong Kim" w:date="2026-05-10T00:00:00Z"/>
+        </w:rPr>
+      </w:pPr>
+      <w:del w:id="923" w:author="Yuyong Kim" w:date="2026-05-10T00:00:00Z">
         <w:r>
           <w:delText xml:space="preserve">55 (25%)</w:delText>
         </w:r>
@@ -16734,10 +16751,10 @@
     <w:p>
       <w:pPr>
         <w:rPr>
-          <w:del w:id="924" w:author="Yuyong Kim" w:date="2026-05-10T00:00:00Z"/>
-        </w:rPr>
-      </w:pPr>
-      <w:del w:id="923" w:author="Yuyong Kim" w:date="2026-05-10T00:00:00Z">
+          <w:del w:id="926" w:author="Yuyong Kim" w:date="2026-05-10T00:00:00Z"/>
+        </w:rPr>
+      </w:pPr>
+      <w:del w:id="925" w:author="Yuyong Kim" w:date="2026-05-10T00:00:00Z">
         <w:r>
           <w:delText xml:space="preserve">38 (17%)</w:delText>
         </w:r>
@@ -16746,10 +16763,10 @@
     <w:p>
       <w:pPr>
         <w:rPr>
-          <w:del w:id="926" w:author="Yuyong Kim" w:date="2026-05-10T00:00:00Z"/>
-        </w:rPr>
-      </w:pPr>
-      <w:del w:id="925" w:author="Yuyong Kim" w:date="2026-05-10T00:00:00Z">
+          <w:del w:id="928" w:author="Yuyong Kim" w:date="2026-05-10T00:00:00Z"/>
+        </w:rPr>
+      </w:pPr>
+      <w:del w:id="927" w:author="Yuyong Kim" w:date="2026-05-10T00:00:00Z">
         <w:r>
           <w:delText xml:space="preserve">5 (2%)</w:delText>
         </w:r>
@@ -16758,10 +16775,10 @@
     <w:p>
       <w:pPr>
         <w:rPr>
-          <w:del w:id="928" w:author="Yuyong Kim" w:date="2026-05-10T00:00:00Z"/>
-        </w:rPr>
-      </w:pPr>
-      <w:del w:id="927" w:author="Yuyong Kim" w:date="2026-05-10T00:00:00Z">
+          <w:del w:id="930" w:author="Yuyong Kim" w:date="2026-05-10T00:00:00Z"/>
+        </w:rPr>
+      </w:pPr>
+      <w:del w:id="929" w:author="Yuyong Kim" w:date="2026-05-10T00:00:00Z">
         <w:r>
           <w:delText xml:space="preserve">220</w:delText>
         </w:r>
@@ -16770,10 +16787,10 @@
     <w:p>
       <w:pPr>
         <w:rPr>
-          <w:del w:id="930" w:author="Yuyong Kim" w:date="2026-05-10T00:00:00Z"/>
-        </w:rPr>
-      </w:pPr>
-      <w:del w:id="929" w:author="Yuyong Kim" w:date="2026-05-10T00:00:00Z">
+          <w:del w:id="932" w:author="Yuyong Kim" w:date="2026-05-10T00:00:00Z"/>
+        </w:rPr>
+      </w:pPr>
+      <w:del w:id="931" w:author="Yuyong Kim" w:date="2026-05-10T00:00:00Z">
         <w:r>
           <w:delText xml:space="preserve">Scenario Set</w:delText>
         </w:r>
@@ -16782,10 +16799,10 @@
     <w:p>
       <w:pPr>
         <w:rPr>
-          <w:del w:id="932" w:author="Yuyong Kim" w:date="2026-05-10T00:00:00Z"/>
-        </w:rPr>
-      </w:pPr>
-      <w:del w:id="931" w:author="Yuyong Kim" w:date="2026-05-10T00:00:00Z">
+          <w:del w:id="934" w:author="Yuyong Kim" w:date="2026-05-10T00:00:00Z"/>
+        </w:rPr>
+      </w:pPr>
+      <w:del w:id="933" w:author="Yuyong Kim" w:date="2026-05-10T00:00:00Z">
         <w:r>
           <w:delText xml:space="preserve">Validator OFF</w:delText>
         </w:r>
@@ -16794,10 +16811,10 @@
     <w:p>
       <w:pPr>
         <w:rPr>
-          <w:del w:id="934" w:author="Yuyong Kim" w:date="2026-05-10T00:00:00Z"/>
-        </w:rPr>
-      </w:pPr>
-      <w:del w:id="933" w:author="Yuyong Kim" w:date="2026-05-10T00:00:00Z">
+          <w:del w:id="936" w:author="Yuyong Kim" w:date="2026-05-10T00:00:00Z"/>
+        </w:rPr>
+      </w:pPr>
+      <w:del w:id="935" w:author="Yuyong Kim" w:date="2026-05-10T00:00:00Z">
         <w:r>
           <w:delText xml:space="preserve">Validator ON</w:delText>
         </w:r>
@@ -16806,10 +16823,10 @@
     <w:p>
       <w:pPr>
         <w:rPr>
-          <w:del w:id="936" w:author="Yuyong Kim" w:date="2026-05-10T00:00:00Z"/>
-        </w:rPr>
-      </w:pPr>
-      <w:del w:id="935" w:author="Yuyong Kim" w:date="2026-05-10T00:00:00Z">
+          <w:del w:id="938" w:author="Yuyong Kim" w:date="2026-05-10T00:00:00Z"/>
+        </w:rPr>
+      </w:pPr>
+      <w:del w:id="937" w:author="Yuyong Kim" w:date="2026-05-10T00:00:00Z">
         <w:r>
           <w:delText xml:space="preserve">Absolute Delta</w:delText>
         </w:r>
@@ -16818,10 +16835,10 @@
     <w:p>
       <w:pPr>
         <w:rPr>
-          <w:del w:id="938" w:author="Yuyong Kim" w:date="2026-05-10T00:00:00Z"/>
-        </w:rPr>
-      </w:pPr>
-      <w:del w:id="937" w:author="Yuyong Kim" w:date="2026-05-10T00:00:00Z">
+          <w:del w:id="940" w:author="Yuyong Kim" w:date="2026-05-10T00:00:00Z"/>
+        </w:rPr>
+      </w:pPr>
+      <w:del w:id="939" w:author="Yuyong Kim" w:date="2026-05-10T00:00:00Z">
         <w:r>
           <w:delText xml:space="preserve">Ratio Delta</w:delText>
         </w:r>
@@ -16830,10 +16847,10 @@
     <w:p>
       <w:pPr>
         <w:rPr>
-          <w:del w:id="940" w:author="Yuyong Kim" w:date="2026-05-10T00:00:00Z"/>
-        </w:rPr>
-      </w:pPr>
-      <w:del w:id="939" w:author="Yuyong Kim" w:date="2026-05-10T00:00:00Z">
+          <w:del w:id="942" w:author="Yuyong Kim" w:date="2026-05-10T00:00:00Z"/>
+        </w:rPr>
+      </w:pPr>
+      <w:del w:id="941" w:author="Yuyong Kim" w:date="2026-05-10T00:00:00Z">
         <w:r>
           <w:delText xml:space="preserve">aligned_standard</w:delText>
         </w:r>
@@ -16842,10 +16859,10 @@
     <w:p>
       <w:pPr>
         <w:rPr>
-          <w:del w:id="942" w:author="Yuyong Kim" w:date="2026-05-10T00:00:00Z"/>
-        </w:rPr>
-      </w:pPr>
-      <w:del w:id="941" w:author="Yuyong Kim" w:date="2026-05-10T00:00:00Z">
+          <w:del w:id="944" w:author="Yuyong Kim" w:date="2026-05-10T00:00:00Z"/>
+        </w:rPr>
+      </w:pPr>
+      <w:del w:id="943" w:author="Yuyong Kim" w:date="2026-05-10T00:00:00Z">
         <w:r>
           <w:delText xml:space="preserve">0 / 10</w:delText>
         </w:r>
@@ -16854,10 +16871,10 @@
     <w:p>
       <w:pPr>
         <w:rPr>
-          <w:del w:id="944" w:author="Yuyong Kim" w:date="2026-05-10T00:00:00Z"/>
-        </w:rPr>
-      </w:pPr>
-      <w:del w:id="943" w:author="Yuyong Kim" w:date="2026-05-10T00:00:00Z">
+          <w:del w:id="946" w:author="Yuyong Kim" w:date="2026-05-10T00:00:00Z"/>
+        </w:rPr>
+      </w:pPr>
+      <w:del w:id="945" w:author="Yuyong Kim" w:date="2026-05-10T00:00:00Z">
         <w:r>
           <w:delText xml:space="preserve">0 / 10</w:delText>
         </w:r>
@@ -16866,10 +16883,10 @@
     <w:p>
       <w:pPr>
         <w:rPr>
-          <w:del w:id="946" w:author="Yuyong Kim" w:date="2026-05-10T00:00:00Z"/>
-        </w:rPr>
-      </w:pPr>
-      <w:del w:id="945" w:author="Yuyong Kim" w:date="2026-05-10T00:00:00Z">
+          <w:del w:id="948" w:author="Yuyong Kim" w:date="2026-05-10T00:00:00Z"/>
+        </w:rPr>
+      </w:pPr>
+      <w:del w:id="947" w:author="Yuyong Kim" w:date="2026-05-10T00:00:00Z">
         <w:r>
           <w:delText xml:space="preserve">+0</w:delText>
         </w:r>
@@ -16878,10 +16895,10 @@
     <w:p>
       <w:pPr>
         <w:rPr>
-          <w:del w:id="948" w:author="Yuyong Kim" w:date="2026-05-10T00:00:00Z"/>
-        </w:rPr>
-      </w:pPr>
-      <w:del w:id="947" w:author="Yuyong Kim" w:date="2026-05-10T00:00:00Z">
+          <w:del w:id="950" w:author="Yuyong Kim" w:date="2026-05-10T00:00:00Z"/>
+        </w:rPr>
+      </w:pPr>
+      <w:del w:id="949" w:author="Yuyong Kim" w:date="2026-05-10T00:00:00Z">
         <w:r>
           <w:delText xml:space="preserve">+0.00</w:delText>
         </w:r>
@@ -16890,10 +16907,10 @@
     <w:p>
       <w:pPr>
         <w:rPr>
-          <w:del w:id="950" w:author="Yuyong Kim" w:date="2026-05-10T00:00:00Z"/>
-        </w:rPr>
-      </w:pPr>
-      <w:del w:id="949" w:author="Yuyong Kim" w:date="2026-05-10T00:00:00Z">
+          <w:del w:id="952" w:author="Yuyong Kim" w:date="2026-05-10T00:00:00Z"/>
+        </w:rPr>
+      </w:pPr>
+      <w:del w:id="951" w:author="Yuyong Kim" w:date="2026-05-10T00:00:00Z">
         <w:r>
           <w:delText xml:space="preserve">aligned_boundary</w:delText>
         </w:r>
@@ -16902,10 +16919,10 @@
     <w:p>
       <w:pPr>
         <w:rPr>
-          <w:del w:id="952" w:author="Yuyong Kim" w:date="2026-05-10T00:00:00Z"/>
-        </w:rPr>
-      </w:pPr>
-      <w:del w:id="951" w:author="Yuyong Kim" w:date="2026-05-10T00:00:00Z">
+          <w:del w:id="954" w:author="Yuyong Kim" w:date="2026-05-10T00:00:00Z"/>
+        </w:rPr>
+      </w:pPr>
+      <w:del w:id="953" w:author="Yuyong Kim" w:date="2026-05-10T00:00:00Z">
         <w:r>
           <w:delText xml:space="preserve">0 / 6</w:delText>
         </w:r>
@@ -16914,10 +16931,10 @@
     <w:p>
       <w:pPr>
         <w:rPr>
-          <w:del w:id="954" w:author="Yuyong Kim" w:date="2026-05-10T00:00:00Z"/>
-        </w:rPr>
-      </w:pPr>
-      <w:del w:id="953" w:author="Yuyong Kim" w:date="2026-05-10T00:00:00Z">
+          <w:del w:id="956" w:author="Yuyong Kim" w:date="2026-05-10T00:00:00Z"/>
+        </w:rPr>
+      </w:pPr>
+      <w:del w:id="955" w:author="Yuyong Kim" w:date="2026-05-10T00:00:00Z">
         <w:r>
           <w:delText xml:space="preserve">6 / 6</w:delText>
         </w:r>
@@ -16926,10 +16943,10 @@
     <w:p>
       <w:pPr>
         <w:rPr>
-          <w:del w:id="956" w:author="Yuyong Kim" w:date="2026-05-10T00:00:00Z"/>
-        </w:rPr>
-      </w:pPr>
-      <w:del w:id="955" w:author="Yuyong Kim" w:date="2026-05-10T00:00:00Z">
+          <w:del w:id="958" w:author="Yuyong Kim" w:date="2026-05-10T00:00:00Z"/>
+        </w:rPr>
+      </w:pPr>
+      <w:del w:id="957" w:author="Yuyong Kim" w:date="2026-05-10T00:00:00Z">
         <w:r>
           <w:delText xml:space="preserve">+6</w:delText>
         </w:r>
@@ -16938,10 +16955,10 @@
     <w:p>
       <w:pPr>
         <w:rPr>
-          <w:del w:id="958" w:author="Yuyong Kim" w:date="2026-05-10T00:00:00Z"/>
-        </w:rPr>
-      </w:pPr>
-      <w:del w:id="957" w:author="Yuyong Kim" w:date="2026-05-10T00:00:00Z">
+          <w:del w:id="960" w:author="Yuyong Kim" w:date="2026-05-10T00:00:00Z"/>
+        </w:rPr>
+      </w:pPr>
+      <w:del w:id="959" w:author="Yuyong Kim" w:date="2026-05-10T00:00:00Z">
         <w:r>
           <w:delText xml:space="preserve">+1.00</w:delText>
         </w:r>
@@ -16950,10 +16967,10 @@
     <w:p>
       <w:pPr>
         <w:rPr>
-          <w:del w:id="960" w:author="Yuyong Kim" w:date="2026-05-10T00:00:00Z"/>
-        </w:rPr>
-      </w:pPr>
-      <w:del w:id="959" w:author="Yuyong Kim" w:date="2026-05-10T00:00:00Z">
+          <w:del w:id="962" w:author="Yuyong Kim" w:date="2026-05-10T00:00:00Z"/>
+        </w:rPr>
+      </w:pPr>
+      <w:del w:id="961" w:author="Yuyong Kim" w:date="2026-05-10T00:00:00Z">
         <w:r>
           <w:delText xml:space="preserve">aligned_failure</w:delText>
         </w:r>
@@ -16962,10 +16979,10 @@
     <w:p>
       <w:pPr>
         <w:rPr>
-          <w:del w:id="962" w:author="Yuyong Kim" w:date="2026-05-10T00:00:00Z"/>
-        </w:rPr>
-      </w:pPr>
-      <w:del w:id="961" w:author="Yuyong Kim" w:date="2026-05-10T00:00:00Z">
+          <w:del w:id="964" w:author="Yuyong Kim" w:date="2026-05-10T00:00:00Z"/>
+        </w:rPr>
+      </w:pPr>
+      <w:del w:id="963" w:author="Yuyong Kim" w:date="2026-05-10T00:00:00Z">
         <w:r>
           <w:delText xml:space="preserve">0 / 4</w:delText>
         </w:r>
@@ -16974,10 +16991,10 @@
     <w:p>
       <w:pPr>
         <w:rPr>
-          <w:del w:id="964" w:author="Yuyong Kim" w:date="2026-05-10T00:00:00Z"/>
-        </w:rPr>
-      </w:pPr>
-      <w:del w:id="963" w:author="Yuyong Kim" w:date="2026-05-10T00:00:00Z">
+          <w:del w:id="966" w:author="Yuyong Kim" w:date="2026-05-10T00:00:00Z"/>
+        </w:rPr>
+      </w:pPr>
+      <w:del w:id="965" w:author="Yuyong Kim" w:date="2026-05-10T00:00:00Z">
         <w:r>
           <w:delText xml:space="preserve">4 / 4</w:delText>
         </w:r>
@@ -16986,10 +17003,10 @@
     <w:p>
       <w:pPr>
         <w:rPr>
-          <w:del w:id="966" w:author="Yuyong Kim" w:date="2026-05-10T00:00:00Z"/>
-        </w:rPr>
-      </w:pPr>
-      <w:del w:id="965" w:author="Yuyong Kim" w:date="2026-05-10T00:00:00Z">
+          <w:del w:id="968" w:author="Yuyong Kim" w:date="2026-05-10T00:00:00Z"/>
+        </w:rPr>
+      </w:pPr>
+      <w:del w:id="967" w:author="Yuyong Kim" w:date="2026-05-10T00:00:00Z">
         <w:r>
           <w:delText xml:space="preserve">+4</w:delText>
         </w:r>
@@ -16998,10 +17015,10 @@
     <w:p>
       <w:pPr>
         <w:rPr>
-          <w:del w:id="968" w:author="Yuyong Kim" w:date="2026-05-10T00:00:00Z"/>
-        </w:rPr>
-      </w:pPr>
-      <w:del w:id="967" w:author="Yuyong Kim" w:date="2026-05-10T00:00:00Z">
+          <w:del w:id="970" w:author="Yuyong Kim" w:date="2026-05-10T00:00:00Z"/>
+        </w:rPr>
+      </w:pPr>
+      <w:del w:id="969" w:author="Yuyong Kim" w:date="2026-05-10T00:00:00Z">
         <w:r>
           <w:delText xml:space="preserve">+1.00</w:delText>
         </w:r>
@@ -17010,10 +17027,10 @@
     <w:p>
       <w:pPr>
         <w:rPr>
-          <w:del w:id="970" w:author="Yuyong Kim" w:date="2026-05-10T00:00:00Z"/>
-        </w:rPr>
-      </w:pPr>
-      <w:del w:id="969" w:author="Yuyong Kim" w:date="2026-05-10T00:00:00Z">
+          <w:del w:id="972" w:author="Yuyong Kim" w:date="2026-05-10T00:00:00Z"/>
+        </w:rPr>
+      </w:pPr>
+      <w:del w:id="971" w:author="Yuyong Kim" w:date="2026-05-10T00:00:00Z">
         <w:r>
           <w:delText xml:space="preserve">mixed_first20</w:delText>
         </w:r>
@@ -17022,10 +17039,10 @@
     <w:p>
       <w:pPr>
         <w:rPr>
-          <w:del w:id="972" w:author="Yuyong Kim" w:date="2026-05-10T00:00:00Z"/>
-        </w:rPr>
-      </w:pPr>
-      <w:del w:id="971" w:author="Yuyong Kim" w:date="2026-05-10T00:00:00Z">
+          <w:del w:id="974" w:author="Yuyong Kim" w:date="2026-05-10T00:00:00Z"/>
+        </w:rPr>
+      </w:pPr>
+      <w:del w:id="973" w:author="Yuyong Kim" w:date="2026-05-10T00:00:00Z">
         <w:r>
           <w:delText xml:space="preserve">0 / 20</w:delText>
         </w:r>
@@ -17034,10 +17051,10 @@
     <w:p>
       <w:pPr>
         <w:rPr>
-          <w:del w:id="974" w:author="Yuyong Kim" w:date="2026-05-10T00:00:00Z"/>
-        </w:rPr>
-      </w:pPr>
-      <w:del w:id="973" w:author="Yuyong Kim" w:date="2026-05-10T00:00:00Z">
+          <w:del w:id="976" w:author="Yuyong Kim" w:date="2026-05-10T00:00:00Z"/>
+        </w:rPr>
+      </w:pPr>
+      <w:del w:id="975" w:author="Yuyong Kim" w:date="2026-05-10T00:00:00Z">
         <w:r>
           <w:delText xml:space="preserve">3 / 20</w:delText>
         </w:r>
@@ -17046,10 +17063,10 @@
     <w:p>
       <w:pPr>
         <w:rPr>
-          <w:del w:id="976" w:author="Yuyong Kim" w:date="2026-05-10T00:00:00Z"/>
-        </w:rPr>
-      </w:pPr>
-      <w:del w:id="975" w:author="Yuyong Kim" w:date="2026-05-10T00:00:00Z">
+          <w:del w:id="978" w:author="Yuyong Kim" w:date="2026-05-10T00:00:00Z"/>
+        </w:rPr>
+      </w:pPr>
+      <w:del w:id="977" w:author="Yuyong Kim" w:date="2026-05-10T00:00:00Z">
         <w:r>
           <w:delText xml:space="preserve">+3</w:delText>
         </w:r>
@@ -17058,10 +17075,10 @@
     <w:p>
       <w:pPr>
         <w:rPr>
-          <w:del w:id="978" w:author="Yuyong Kim" w:date="2026-05-10T00:00:00Z"/>
-        </w:rPr>
-      </w:pPr>
-      <w:del w:id="977" w:author="Yuyong Kim" w:date="2026-05-10T00:00:00Z">
+          <w:del w:id="980" w:author="Yuyong Kim" w:date="2026-05-10T00:00:00Z"/>
+        </w:rPr>
+      </w:pPr>
+      <w:del w:id="979" w:author="Yuyong Kim" w:date="2026-05-10T00:00:00Z">
         <w:r>
           <w:delText xml:space="preserve">+0.15</w:delText>
         </w:r>
@@ -17070,10 +17087,10 @@
     <w:p>
       <w:pPr>
         <w:rPr>
-          <w:del w:id="980" w:author="Yuyong Kim" w:date="2026-05-10T00:00:00Z"/>
-        </w:rPr>
-      </w:pPr>
-      <w:del w:id="979" w:author="Yuyong Kim" w:date="2026-05-10T00:00:00Z">
+          <w:del w:id="982" w:author="Yuyong Kim" w:date="2026-05-10T00:00:00Z"/>
+        </w:rPr>
+      </w:pPr>
+      <w:del w:id="981" w:author="Yuyong Kim" w:date="2026-05-10T00:00:00Z">
         <w:r>
           <w:delText xml:space="preserve">mixed_random20</w:delText>
         </w:r>
@@ -17082,10 +17099,10 @@
     <w:p>
       <w:pPr>
         <w:rPr>
-          <w:del w:id="982" w:author="Yuyong Kim" w:date="2026-05-10T00:00:00Z"/>
-        </w:rPr>
-      </w:pPr>
-      <w:del w:id="981" w:author="Yuyong Kim" w:date="2026-05-10T00:00:00Z">
+          <w:del w:id="984" w:author="Yuyong Kim" w:date="2026-05-10T00:00:00Z"/>
+        </w:rPr>
+      </w:pPr>
+      <w:del w:id="983" w:author="Yuyong Kim" w:date="2026-05-10T00:00:00Z">
         <w:r>
           <w:delText xml:space="preserve">0 / 20</w:delText>
         </w:r>
@@ -17094,10 +17111,10 @@
     <w:p>
       <w:pPr>
         <w:rPr>
-          <w:del w:id="984" w:author="Yuyong Kim" w:date="2026-05-10T00:00:00Z"/>
-        </w:rPr>
-      </w:pPr>
-      <w:del w:id="983" w:author="Yuyong Kim" w:date="2026-05-10T00:00:00Z">
+          <w:del w:id="986" w:author="Yuyong Kim" w:date="2026-05-10T00:00:00Z"/>
+        </w:rPr>
+      </w:pPr>
+      <w:del w:id="985" w:author="Yuyong Kim" w:date="2026-05-10T00:00:00Z">
         <w:r>
           <w:delText xml:space="preserve">12 / 20</w:delText>
         </w:r>
@@ -17106,10 +17123,10 @@
     <w:p>
       <w:pPr>
         <w:rPr>
-          <w:del w:id="986" w:author="Yuyong Kim" w:date="2026-05-10T00:00:00Z"/>
-        </w:rPr>
-      </w:pPr>
-      <w:del w:id="985" w:author="Yuyong Kim" w:date="2026-05-10T00:00:00Z">
+          <w:del w:id="988" w:author="Yuyong Kim" w:date="2026-05-10T00:00:00Z"/>
+        </w:rPr>
+      </w:pPr>
+      <w:del w:id="987" w:author="Yuyong Kim" w:date="2026-05-10T00:00:00Z">
         <w:r>
           <w:delText xml:space="preserve">+12</w:delText>
         </w:r>
@@ -17118,10 +17135,10 @@
     <w:p>
       <w:pPr>
         <w:rPr>
-          <w:del w:id="988" w:author="Yuyong Kim" w:date="2026-05-10T00:00:00Z"/>
-        </w:rPr>
-      </w:pPr>
-      <w:del w:id="987" w:author="Yuyong Kim" w:date="2026-05-10T00:00:00Z">
+          <w:del w:id="990" w:author="Yuyong Kim" w:date="2026-05-10T00:00:00Z"/>
+        </w:rPr>
+      </w:pPr>
+      <w:del w:id="989" w:author="Yuyong Kim" w:date="2026-05-10T00:00:00Z">
         <w:r>
           <w:delText xml:space="preserve">+0.60</w:delText>
         </w:r>
@@ -17130,10 +17147,10 @@
     <w:p>
       <w:pPr>
         <w:rPr>
-          <w:del w:id="990" w:author="Yuyong Kim" w:date="2026-05-10T00:00:00Z"/>
-        </w:rPr>
-      </w:pPr>
-      <w:del w:id="989" w:author="Yuyong Kim" w:date="2026-05-10T00:00:00Z">
+          <w:del w:id="992" w:author="Yuyong Kim" w:date="2026-05-10T00:00:00Z"/>
+        </w:rPr>
+      </w:pPr>
+      <w:del w:id="991" w:author="Yuyong Kim" w:date="2026-05-10T00:00:00Z">
         <w:r>
           <w:delText xml:space="preserve">Overall</w:delText>
         </w:r>
@@ -17142,10 +17159,10 @@
     <w:p>
       <w:pPr>
         <w:rPr>
-          <w:del w:id="992" w:author="Yuyong Kim" w:date="2026-05-10T00:00:00Z"/>
-        </w:rPr>
-      </w:pPr>
-      <w:del w:id="991" w:author="Yuyong Kim" w:date="2026-05-10T00:00:00Z">
+          <w:del w:id="994" w:author="Yuyong Kim" w:date="2026-05-10T00:00:00Z"/>
+        </w:rPr>
+      </w:pPr>
+      <w:del w:id="993" w:author="Yuyong Kim" w:date="2026-05-10T00:00:00Z">
         <w:r>
           <w:delText xml:space="preserve">0 / 60</w:delText>
         </w:r>
@@ -17154,10 +17171,10 @@
     <w:p>
       <w:pPr>
         <w:rPr>
-          <w:del w:id="994" w:author="Yuyong Kim" w:date="2026-05-10T00:00:00Z"/>
-        </w:rPr>
-      </w:pPr>
-      <w:del w:id="993" w:author="Yuyong Kim" w:date="2026-05-10T00:00:00Z">
+          <w:del w:id="996" w:author="Yuyong Kim" w:date="2026-05-10T00:00:00Z"/>
+        </w:rPr>
+      </w:pPr>
+      <w:del w:id="995" w:author="Yuyong Kim" w:date="2026-05-10T00:00:00Z">
         <w:r>
           <w:delText xml:space="preserve">25 / 60</w:delText>
         </w:r>
@@ -17166,10 +17183,10 @@
     <w:p>
       <w:pPr>
         <w:rPr>
-          <w:del w:id="996" w:author="Yuyong Kim" w:date="2026-05-10T00:00:00Z"/>
-        </w:rPr>
-      </w:pPr>
-      <w:del w:id="995" w:author="Yuyong Kim" w:date="2026-05-10T00:00:00Z">
+          <w:del w:id="998" w:author="Yuyong Kim" w:date="2026-05-10T00:00:00Z"/>
+        </w:rPr>
+      </w:pPr>
+      <w:del w:id="997" w:author="Yuyong Kim" w:date="2026-05-10T00:00:00Z">
         <w:r>
           <w:delText xml:space="preserve">+25</w:delText>
         </w:r>
@@ -17178,10 +17195,10 @@
     <w:p>
       <w:pPr>
         <w:rPr>
-          <w:del w:id="998" w:author="Yuyong Kim" w:date="2026-05-10T00:00:00Z"/>
-        </w:rPr>
-      </w:pPr>
-      <w:del w:id="997" w:author="Yuyong Kim" w:date="2026-05-10T00:00:00Z">
+          <w:del w:id="1000" w:author="Yuyong Kim" w:date="2026-05-10T00:00:00Z"/>
+        </w:rPr>
+      </w:pPr>
+      <w:del w:id="999" w:author="Yuyong Kim" w:date="2026-05-10T00:00:00Z">
         <w:r>
           <w:delText xml:space="preserve">+0.4167</w:delText>
         </w:r>
@@ -17190,10 +17207,10 @@
     <w:p>
       <w:pPr>
         <w:rPr>
-          <w:del w:id="1000" w:author="Yuyong Kim" w:date="2026-05-10T00:00:00Z"/>
-        </w:rPr>
-      </w:pPr>
-      <w:del w:id="999" w:author="Yuyong Kim" w:date="2026-05-10T00:00:00Z">
+          <w:del w:id="1002" w:author="Yuyong Kim" w:date="2026-05-10T00:00:00Z"/>
+        </w:rPr>
+      </w:pPr>
+      <w:del w:id="1001" w:author="Yuyong Kim" w:date="2026-05-10T00:00:00Z">
         <w:r>
           <w:delText xml:space="preserve">Metric</w:delText>
         </w:r>
@@ -17202,10 +17219,10 @@
     <w:p>
       <w:pPr>
         <w:rPr>
-          <w:del w:id="1002" w:author="Yuyong Kim" w:date="2026-05-10T00:00:00Z"/>
-        </w:rPr>
-      </w:pPr>
-      <w:del w:id="1001" w:author="Yuyong Kim" w:date="2026-05-10T00:00:00Z">
+          <w:del w:id="1004" w:author="Yuyong Kim" w:date="2026-05-10T00:00:00Z"/>
+        </w:rPr>
+      </w:pPr>
+      <w:del w:id="1003" w:author="Yuyong Kim" w:date="2026-05-10T00:00:00Z">
         <w:r>
           <w:delText xml:space="preserve">Plain FTS</w:delText>
         </w:r>
@@ -17214,10 +17231,10 @@
     <w:p>
       <w:pPr>
         <w:rPr>
-          <w:del w:id="1004" w:author="Yuyong Kim" w:date="2026-05-10T00:00:00Z"/>
-        </w:rPr>
-      </w:pPr>
-      <w:del w:id="1003" w:author="Yuyong Kim" w:date="2026-05-10T00:00:00Z">
+          <w:del w:id="1006" w:author="Yuyong Kim" w:date="2026-05-10T00:00:00Z"/>
+        </w:rPr>
+      </w:pPr>
+      <w:del w:id="1005" w:author="Yuyong Kim" w:date="2026-05-10T00:00:00Z">
         <w:r>
           <w:delText xml:space="preserve">Enhanced FTS</w:delText>
         </w:r>
@@ -17226,10 +17243,10 @@
     <w:p>
       <w:pPr>
         <w:rPr>
-          <w:del w:id="1006" w:author="Yuyong Kim" w:date="2026-05-10T00:00:00Z"/>
-        </w:rPr>
-      </w:pPr>
-      <w:del w:id="1005" w:author="Yuyong Kim" w:date="2026-05-10T00:00:00Z">
+          <w:del w:id="1008" w:author="Yuyong Kim" w:date="2026-05-10T00:00:00Z"/>
+        </w:rPr>
+      </w:pPr>
+      <w:del w:id="1007" w:author="Yuyong Kim" w:date="2026-05-10T00:00:00Z">
         <w:r>
           <w:delText xml:space="preserve">Delta</w:delText>
         </w:r>
@@ -17238,10 +17255,10 @@
     <w:p>
       <w:pPr>
         <w:rPr>
-          <w:del w:id="1008" w:author="Yuyong Kim" w:date="2026-05-10T00:00:00Z"/>
-        </w:rPr>
-      </w:pPr>
-      <w:del w:id="1007" w:author="Yuyong Kim" w:date="2026-05-10T00:00:00Z">
+          <w:del w:id="1010" w:author="Yuyong Kim" w:date="2026-05-10T00:00:00Z"/>
+        </w:rPr>
+      </w:pPr>
+      <w:del w:id="1009" w:author="Yuyong Kim" w:date="2026-05-10T00:00:00Z">
         <w:r>
           <w:delText xml:space="preserve">Recall@1</w:delText>
         </w:r>
@@ -17250,10 +17267,10 @@
     <w:p>
       <w:pPr>
         <w:rPr>
-          <w:del w:id="1010" w:author="Yuyong Kim" w:date="2026-05-10T00:00:00Z"/>
-        </w:rPr>
-      </w:pPr>
-      <w:del w:id="1009" w:author="Yuyong Kim" w:date="2026-05-10T00:00:00Z">
+          <w:del w:id="1012" w:author="Yuyong Kim" w:date="2026-05-10T00:00:00Z"/>
+        </w:rPr>
+      </w:pPr>
+      <w:del w:id="1011" w:author="Yuyong Kim" w:date="2026-05-10T00:00:00Z">
         <w:r>
           <w:delText xml:space="preserve">0.44</w:delText>
         </w:r>
@@ -17262,10 +17279,10 @@
     <w:p>
       <w:pPr>
         <w:rPr>
-          <w:del w:id="1012" w:author="Yuyong Kim" w:date="2026-05-10T00:00:00Z"/>
-        </w:rPr>
-      </w:pPr>
-      <w:del w:id="1011" w:author="Yuyong Kim" w:date="2026-05-10T00:00:00Z">
+          <w:del w:id="1014" w:author="Yuyong Kim" w:date="2026-05-10T00:00:00Z"/>
+        </w:rPr>
+      </w:pPr>
+      <w:del w:id="1013" w:author="Yuyong Kim" w:date="2026-05-10T00:00:00Z">
         <w:r>
           <w:delText xml:space="preserve">0.74</w:delText>
         </w:r>
@@ -17274,10 +17291,10 @@
     <w:p>
       <w:pPr>
         <w:rPr>
-          <w:del w:id="1014" w:author="Yuyong Kim" w:date="2026-05-10T00:00:00Z"/>
-        </w:rPr>
-      </w:pPr>
-      <w:del w:id="1013" w:author="Yuyong Kim" w:date="2026-05-10T00:00:00Z">
+          <w:del w:id="1016" w:author="Yuyong Kim" w:date="2026-05-10T00:00:00Z"/>
+        </w:rPr>
+      </w:pPr>
+      <w:del w:id="1015" w:author="Yuyong Kim" w:date="2026-05-10T00:00:00Z">
         <w:r>
           <w:delText xml:space="preserve">+0.30</w:delText>
         </w:r>
@@ -17286,10 +17303,10 @@
     <w:p>
       <w:pPr>
         <w:rPr>
-          <w:del w:id="1016" w:author="Yuyong Kim" w:date="2026-05-10T00:00:00Z"/>
-        </w:rPr>
-      </w:pPr>
-      <w:del w:id="1015" w:author="Yuyong Kim" w:date="2026-05-10T00:00:00Z">
+          <w:del w:id="1018" w:author="Yuyong Kim" w:date="2026-05-10T00:00:00Z"/>
+        </w:rPr>
+      </w:pPr>
+      <w:del w:id="1017" w:author="Yuyong Kim" w:date="2026-05-10T00:00:00Z">
         <w:r>
           <w:delText xml:space="preserve">Recall@3</w:delText>
         </w:r>
@@ -17298,10 +17315,10 @@
     <w:p>
       <w:pPr>
         <w:rPr>
-          <w:del w:id="1018" w:author="Yuyong Kim" w:date="2026-05-10T00:00:00Z"/>
-        </w:rPr>
-      </w:pPr>
-      <w:del w:id="1017" w:author="Yuyong Kim" w:date="2026-05-10T00:00:00Z">
+          <w:del w:id="1020" w:author="Yuyong Kim" w:date="2026-05-10T00:00:00Z"/>
+        </w:rPr>
+      </w:pPr>
+      <w:del w:id="1019" w:author="Yuyong Kim" w:date="2026-05-10T00:00:00Z">
         <w:r>
           <w:delText xml:space="preserve">0.74</w:delText>
         </w:r>
@@ -17310,10 +17327,10 @@
     <w:p>
       <w:pPr>
         <w:rPr>
-          <w:del w:id="1020" w:author="Yuyong Kim" w:date="2026-05-10T00:00:00Z"/>
-        </w:rPr>
-      </w:pPr>
-      <w:del w:id="1019" w:author="Yuyong Kim" w:date="2026-05-10T00:00:00Z">
+          <w:del w:id="1022" w:author="Yuyong Kim" w:date="2026-05-10T00:00:00Z"/>
+        </w:rPr>
+      </w:pPr>
+      <w:del w:id="1021" w:author="Yuyong Kim" w:date="2026-05-10T00:00:00Z">
         <w:r>
           <w:delText xml:space="preserve">0.86</w:delText>
         </w:r>
@@ -17322,10 +17339,10 @@
     <w:p>
       <w:pPr>
         <w:rPr>
-          <w:del w:id="1022" w:author="Yuyong Kim" w:date="2026-05-10T00:00:00Z"/>
-        </w:rPr>
-      </w:pPr>
-      <w:del w:id="1021" w:author="Yuyong Kim" w:date="2026-05-10T00:00:00Z">
+          <w:del w:id="1024" w:author="Yuyong Kim" w:date="2026-05-10T00:00:00Z"/>
+        </w:rPr>
+      </w:pPr>
+      <w:del w:id="1023" w:author="Yuyong Kim" w:date="2026-05-10T00:00:00Z">
         <w:r>
           <w:delText xml:space="preserve">+0.12</w:delText>
         </w:r>
@@ -17334,10 +17351,10 @@
     <w:p>
       <w:pPr>
         <w:rPr>
-          <w:del w:id="1024" w:author="Yuyong Kim" w:date="2026-05-10T00:00:00Z"/>
-        </w:rPr>
-      </w:pPr>
-      <w:del w:id="1023" w:author="Yuyong Kim" w:date="2026-05-10T00:00:00Z">
+          <w:del w:id="1026" w:author="Yuyong Kim" w:date="2026-05-10T00:00:00Z"/>
+        </w:rPr>
+      </w:pPr>
+      <w:del w:id="1025" w:author="Yuyong Kim" w:date="2026-05-10T00:00:00Z">
         <w:r>
           <w:delText xml:space="preserve">Recall@5</w:delText>
         </w:r>
@@ -17346,10 +17363,10 @@
     <w:p>
       <w:pPr>
         <w:rPr>
-          <w:del w:id="1026" w:author="Yuyong Kim" w:date="2026-05-10T00:00:00Z"/>
-        </w:rPr>
-      </w:pPr>
-      <w:del w:id="1025" w:author="Yuyong Kim" w:date="2026-05-10T00:00:00Z">
+          <w:del w:id="1028" w:author="Yuyong Kim" w:date="2026-05-10T00:00:00Z"/>
+        </w:rPr>
+      </w:pPr>
+      <w:del w:id="1027" w:author="Yuyong Kim" w:date="2026-05-10T00:00:00Z">
         <w:r>
           <w:delText xml:space="preserve">0.74</w:delText>
         </w:r>
@@ -17358,10 +17375,10 @@
     <w:p>
       <w:pPr>
         <w:rPr>
-          <w:del w:id="1028" w:author="Yuyong Kim" w:date="2026-05-10T00:00:00Z"/>
-        </w:rPr>
-      </w:pPr>
-      <w:del w:id="1027" w:author="Yuyong Kim" w:date="2026-05-10T00:00:00Z">
+          <w:del w:id="1030" w:author="Yuyong Kim" w:date="2026-05-10T00:00:00Z"/>
+        </w:rPr>
+      </w:pPr>
+      <w:del w:id="1029" w:author="Yuyong Kim" w:date="2026-05-10T00:00:00Z">
         <w:r>
           <w:delText xml:space="preserve">0.86</w:delText>
         </w:r>
@@ -17370,10 +17387,10 @@
     <w:p>
       <w:pPr>
         <w:rPr>
-          <w:del w:id="1030" w:author="Yuyong Kim" w:date="2026-05-10T00:00:00Z"/>
-        </w:rPr>
-      </w:pPr>
-      <w:del w:id="1029" w:author="Yuyong Kim" w:date="2026-05-10T00:00:00Z">
+          <w:del w:id="1032" w:author="Yuyong Kim" w:date="2026-05-10T00:00:00Z"/>
+        </w:rPr>
+      </w:pPr>
+      <w:del w:id="1031" w:author="Yuyong Kim" w:date="2026-05-10T00:00:00Z">
         <w:r>
           <w:delText xml:space="preserve">+0.12</w:delText>
         </w:r>
@@ -17382,10 +17399,10 @@
     <w:p>
       <w:pPr>
         <w:rPr>
-          <w:del w:id="1032" w:author="Yuyong Kim" w:date="2026-05-10T00:00:00Z"/>
-        </w:rPr>
-      </w:pPr>
-      <w:del w:id="1031" w:author="Yuyong Kim" w:date="2026-05-10T00:00:00Z">
+          <w:del w:id="1034" w:author="Yuyong Kim" w:date="2026-05-10T00:00:00Z"/>
+        </w:rPr>
+      </w:pPr>
+      <w:del w:id="1033" w:author="Yuyong Kim" w:date="2026-05-10T00:00:00Z">
         <w:r>
           <w:delText xml:space="preserve">MRR@10</w:delText>
         </w:r>
@@ -17394,10 +17411,10 @@
     <w:p>
       <w:pPr>
         <w:rPr>
-          <w:del w:id="1034" w:author="Yuyong Kim" w:date="2026-05-10T00:00:00Z"/>
-        </w:rPr>
-      </w:pPr>
-      <w:del w:id="1033" w:author="Yuyong Kim" w:date="2026-05-10T00:00:00Z">
+          <w:del w:id="1036" w:author="Yuyong Kim" w:date="2026-05-10T00:00:00Z"/>
+        </w:rPr>
+      </w:pPr>
+      <w:del w:id="1035" w:author="Yuyong Kim" w:date="2026-05-10T00:00:00Z">
         <w:r>
           <w:delText xml:space="preserve">0.5744</w:delText>
         </w:r>
@@ -17406,10 +17423,10 @@
     <w:p>
       <w:pPr>
         <w:rPr>
-          <w:del w:id="1036" w:author="Yuyong Kim" w:date="2026-05-10T00:00:00Z"/>
-        </w:rPr>
-      </w:pPr>
-      <w:del w:id="1035" w:author="Yuyong Kim" w:date="2026-05-10T00:00:00Z">
+          <w:del w:id="1038" w:author="Yuyong Kim" w:date="2026-05-10T00:00:00Z"/>
+        </w:rPr>
+      </w:pPr>
+      <w:del w:id="1037" w:author="Yuyong Kim" w:date="2026-05-10T00:00:00Z">
         <w:r>
           <w:delText xml:space="preserve">0.7933</w:delText>
         </w:r>
@@ -17418,10 +17435,10 @@
     <w:p>
       <w:pPr>
         <w:rPr>
-          <w:del w:id="1038" w:author="Yuyong Kim" w:date="2026-05-10T00:00:00Z"/>
-        </w:rPr>
-      </w:pPr>
-      <w:del w:id="1037" w:author="Yuyong Kim" w:date="2026-05-10T00:00:00Z">
+          <w:del w:id="1040" w:author="Yuyong Kim" w:date="2026-05-10T00:00:00Z"/>
+        </w:rPr>
+      </w:pPr>
+      <w:del w:id="1039" w:author="Yuyong Kim" w:date="2026-05-10T00:00:00Z">
         <w:r>
           <w:delText xml:space="preserve">+0.2189</w:delText>
         </w:r>
@@ -17430,10 +17447,10 @@
     <w:p>
       <w:pPr>
         <w:rPr>
-          <w:del w:id="1040" w:author="Yuyong Kim" w:date="2026-05-10T00:00:00Z"/>
-        </w:rPr>
-      </w:pPr>
-      <w:del w:id="1039" w:author="Yuyong Kim" w:date="2026-05-10T00:00:00Z">
+          <w:del w:id="1042" w:author="Yuyong Kim" w:date="2026-05-10T00:00:00Z"/>
+        </w:rPr>
+      </w:pPr>
+      <w:del w:id="1041" w:author="Yuyong Kim" w:date="2026-05-10T00:00:00Z">
         <w:r>
           <w:delText xml:space="preserve">Case</w:delText>
         </w:r>
@@ -17442,10 +17459,10 @@
     <w:p>
       <w:pPr>
         <w:rPr>
-          <w:del w:id="1042" w:author="Yuyong Kim" w:date="2026-05-10T00:00:00Z"/>
-        </w:rPr>
-      </w:pPr>
-      <w:del w:id="1041" w:author="Yuyong Kim" w:date="2026-05-10T00:00:00Z">
+          <w:del w:id="1044" w:author="Yuyong Kim" w:date="2026-05-10T00:00:00Z"/>
+        </w:rPr>
+      </w:pPr>
+      <w:del w:id="1043" w:author="Yuyong Kim" w:date="2026-05-10T00:00:00Z">
         <w:r>
           <w:delText xml:space="preserve">Code-Only</w:delText>
         </w:r>
@@ -17454,10 +17471,10 @@
     <w:p>
       <w:pPr>
         <w:rPr>
-          <w:del w:id="1044" w:author="Yuyong Kim" w:date="2026-05-10T00:00:00Z"/>
-        </w:rPr>
-      </w:pPr>
-      <w:del w:id="1043" w:author="Yuyong Kim" w:date="2026-05-10T00:00:00Z">
+          <w:del w:id="1046" w:author="Yuyong Kim" w:date="2026-05-10T00:00:00Z"/>
+        </w:rPr>
+      </w:pPr>
+      <w:del w:id="1045" w:author="Yuyong Kim" w:date="2026-05-10T00:00:00Z">
         <w:r>
           <w:delText xml:space="preserve">RAG Detected</w:delText>
         </w:r>
@@ -17466,10 +17483,10 @@
     <w:p>
       <w:pPr>
         <w:rPr>
-          <w:del w:id="1046" w:author="Yuyong Kim" w:date="2026-05-10T00:00:00Z"/>
-        </w:rPr>
-      </w:pPr>
-      <w:del w:id="1045" w:author="Yuyong Kim" w:date="2026-05-10T00:00:00Z">
+          <w:del w:id="1048" w:author="Yuyong Kim" w:date="2026-05-10T00:00:00Z"/>
+        </w:rPr>
+      </w:pPr>
+      <w:del w:id="1047" w:author="Yuyong Kim" w:date="2026-05-10T00:00:00Z">
         <w:r>
           <w:delText xml:space="preserve">Key Gap</w:delText>
         </w:r>
@@ -17478,10 +17495,10 @@
     <w:p>
       <w:pPr>
         <w:rPr>
-          <w:del w:id="1048" w:author="Yuyong Kim" w:date="2026-05-10T00:00:00Z"/>
-        </w:rPr>
-      </w:pPr>
-      <w:del w:id="1047" w:author="Yuyong Kim" w:date="2026-05-10T00:00:00Z">
+          <w:del w:id="1050" w:author="Yuyong Kim" w:date="2026-05-10T00:00:00Z"/>
+        </w:rPr>
+      </w:pPr>
+      <w:del w:id="1049" w:author="Yuyong Kim" w:date="2026-05-10T00:00:00Z">
         <w:r>
           <w:delText xml:space="preserve">VES-GOLD-001</w:delText>
         </w:r>
@@ -17490,10 +17507,10 @@
     <w:p>
       <w:pPr>
         <w:rPr>
-          <w:del w:id="1050" w:author="Yuyong Kim" w:date="2026-05-10T00:00:00Z"/>
-        </w:rPr>
-      </w:pPr>
-      <w:del w:id="1049" w:author="Yuyong Kim" w:date="2026-05-10T00:00:00Z">
+          <w:del w:id="1052" w:author="Yuyong Kim" w:date="2026-05-10T00:00:00Z"/>
+        </w:rPr>
+      </w:pPr>
+      <w:del w:id="1051" w:author="Yuyong Kim" w:date="2026-05-10T00:00:00Z">
         <w:r>
           <w:delText xml:space="preserve">0</w:delText>
         </w:r>
@@ -17502,10 +17519,10 @@
     <w:p>
       <w:pPr>
         <w:rPr>
-          <w:del w:id="1052" w:author="Yuyong Kim" w:date="2026-05-10T00:00:00Z"/>
-        </w:rPr>
-      </w:pPr>
-      <w:del w:id="1051" w:author="Yuyong Kim" w:date="2026-05-10T00:00:00Z">
+          <w:del w:id="1054" w:author="Yuyong Kim" w:date="2026-05-10T00:00:00Z"/>
+        </w:rPr>
+      </w:pPr>
+      <w:del w:id="1053" w:author="Yuyong Kim" w:date="2026-05-10T00:00:00Z">
         <w:r>
           <w:delText xml:space="preserve">1</w:delText>
         </w:r>
@@ -17514,10 +17531,10 @@
     <w:p>
       <w:pPr>
         <w:rPr>
-          <w:del w:id="1054" w:author="Yuyong Kim" w:date="2026-05-10T00:00:00Z"/>
-        </w:rPr>
-      </w:pPr>
-      <w:del w:id="1053" w:author="Yuyong Kim" w:date="2026-05-10T00:00:00Z">
+          <w:del w:id="1056" w:author="Yuyong Kim" w:date="2026-05-10T00:00:00Z"/>
+        </w:rPr>
+      </w:pPr>
+      <w:del w:id="1055" w:author="Yuyong Kim" w:date="2026-05-10T00:00:00Z">
         <w:r>
           <w:delText xml:space="preserve">RL documentation per M-69-2012</w:delText>
         </w:r>
@@ -17526,10 +17543,10 @@
     <w:p>
       <w:pPr>
         <w:rPr>
-          <w:del w:id="1056" w:author="Yuyong Kim" w:date="2026-05-10T00:00:00Z"/>
-        </w:rPr>
-      </w:pPr>
-      <w:del w:id="1055" w:author="Yuyong Kim" w:date="2026-05-10T00:00:00Z">
+          <w:del w:id="1058" w:author="Yuyong Kim" w:date="2026-05-10T00:00:00Z"/>
+        </w:rPr>
+      </w:pPr>
+      <w:del w:id="1057" w:author="Yuyong Kim" w:date="2026-05-10T00:00:00Z">
         <w:r>
           <w:delText xml:space="preserve">VES-GOLD-009</w:delText>
         </w:r>
@@ -17538,10 +17555,10 @@
     <w:p>
       <w:pPr>
         <w:rPr>
-          <w:del w:id="1058" w:author="Yuyong Kim" w:date="2026-05-10T00:00:00Z"/>
-        </w:rPr>
-      </w:pPr>
-      <w:del w:id="1057" w:author="Yuyong Kim" w:date="2026-05-10T00:00:00Z">
+          <w:del w:id="1060" w:author="Yuyong Kim" w:date="2026-05-10T00:00:00Z"/>
+        </w:rPr>
+      </w:pPr>
+      <w:del w:id="1059" w:author="Yuyong Kim" w:date="2026-05-10T00:00:00Z">
         <w:r>
           <w:delText xml:space="preserve">0</w:delText>
         </w:r>
@@ -17550,10 +17567,10 @@
     <w:p>
       <w:pPr>
         <w:rPr>
-          <w:del w:id="1060" w:author="Yuyong Kim" w:date="2026-05-10T00:00:00Z"/>
-        </w:rPr>
-      </w:pPr>
-      <w:del w:id="1059" w:author="Yuyong Kim" w:date="2026-05-10T00:00:00Z">
+          <w:del w:id="1062" w:author="Yuyong Kim" w:date="2026-05-10T00:00:00Z"/>
+        </w:rPr>
+      </w:pPr>
+      <w:del w:id="1061" w:author="Yuyong Kim" w:date="2026-05-10T00:00:00Z">
         <w:r>
           <w:delText xml:space="preserve">1</w:delText>
         </w:r>
@@ -17562,10 +17579,10 @@
     <w:p>
       <w:pPr>
         <w:rPr>
-          <w:del w:id="1062" w:author="Yuyong Kim" w:date="2026-05-10T00:00:00Z"/>
-        </w:rPr>
-      </w:pPr>
-      <w:del w:id="1061" w:author="Yuyong Kim" w:date="2026-05-10T00:00:00Z">
+          <w:del w:id="1064" w:author="Yuyong Kim" w:date="2026-05-10T00:00:00Z"/>
+        </w:rPr>
+      </w:pPr>
+      <w:del w:id="1063" w:author="Yuyong Kim" w:date="2026-05-10T00:00:00Z">
         <w:r>
           <w:delText xml:space="preserve">RBI trigger per C-C-23-2026</w:delText>
         </w:r>
@@ -17574,10 +17591,10 @@
     <w:p>
       <w:pPr>
         <w:rPr>
-          <w:del w:id="1064" w:author="Yuyong Kim" w:date="2026-05-10T00:00:00Z"/>
-        </w:rPr>
-      </w:pPr>
-      <w:del w:id="1063" w:author="Yuyong Kim" w:date="2026-05-10T00:00:00Z">
+          <w:del w:id="1066" w:author="Yuyong Kim" w:date="2026-05-10T00:00:00Z"/>
+        </w:rPr>
+      </w:pPr>
+      <w:del w:id="1065" w:author="Yuyong Kim" w:date="2026-05-10T00:00:00Z">
         <w:r>
           <w:delText xml:space="preserve">PIP-GOLD-047</w:delText>
         </w:r>
@@ -17586,10 +17603,10 @@
     <w:p>
       <w:pPr>
         <w:rPr>
-          <w:del w:id="1066" w:author="Yuyong Kim" w:date="2026-05-10T00:00:00Z"/>
-        </w:rPr>
-      </w:pPr>
-      <w:del w:id="1065" w:author="Yuyong Kim" w:date="2026-05-10T00:00:00Z">
+          <w:del w:id="1068" w:author="Yuyong Kim" w:date="2026-05-10T00:00:00Z"/>
+        </w:rPr>
+      </w:pPr>
+      <w:del w:id="1067" w:author="Yuyong Kim" w:date="2026-05-10T00:00:00Z">
         <w:r>
           <w:delText xml:space="preserve">0</w:delText>
         </w:r>
@@ -17598,10 +17615,10 @@
     <w:p>
       <w:pPr>
         <w:rPr>
-          <w:del w:id="1068" w:author="Yuyong Kim" w:date="2026-05-10T00:00:00Z"/>
-        </w:rPr>
-      </w:pPr>
-      <w:del w:id="1067" w:author="Yuyong Kim" w:date="2026-05-10T00:00:00Z">
+          <w:del w:id="1070" w:author="Yuyong Kim" w:date="2026-05-10T00:00:00Z"/>
+        </w:rPr>
+      </w:pPr>
+      <w:del w:id="1069" w:author="Yuyong Kim" w:date="2026-05-10T00:00:00Z">
         <w:r>
           <w:delText xml:space="preserve">1</w:delText>
         </w:r>
@@ -17610,10 +17627,10 @@
     <w:p>
       <w:pPr>
         <w:rPr>
-          <w:del w:id="1070" w:author="Yuyong Kim" w:date="2026-05-10T00:00:00Z"/>
-        </w:rPr>
-      </w:pPr>
-      <w:del w:id="1069" w:author="Yuyong Kim" w:date="2026-05-10T00:00:00Z">
+          <w:del w:id="1072" w:author="Yuyong Kim" w:date="2026-05-10T00:00:00Z"/>
+        </w:rPr>
+      </w:pPr>
+      <w:del w:id="1071" w:author="Yuyong Kim" w:date="2026-05-10T00:00:00Z">
         <w:r>
           <w:delText xml:space="preserve">Corrosion prevention per Article 256</w:delText>
         </w:r>
@@ -17622,10 +17639,10 @@
     <w:p>
       <w:pPr>
         <w:rPr>
-          <w:del w:id="1072" w:author="Yuyong Kim" w:date="2026-05-10T00:00:00Z"/>
-        </w:rPr>
-      </w:pPr>
-      <w:del w:id="1071" w:author="Yuyong Kim" w:date="2026-05-10T00:00:00Z">
+          <w:del w:id="1074" w:author="Yuyong Kim" w:date="2026-05-10T00:00:00Z"/>
+        </w:rPr>
+      </w:pPr>
+      <w:del w:id="1073" w:author="Yuyong Kim" w:date="2026-05-10T00:00:00Z">
         <w:r>
           <w:delText xml:space="preserve">Total</w:delText>
         </w:r>
@@ -17634,10 +17651,10 @@
     <w:p>
       <w:pPr>
         <w:rPr>
-          <w:del w:id="1074" w:author="Yuyong Kim" w:date="2026-05-10T00:00:00Z"/>
-        </w:rPr>
-      </w:pPr>
-      <w:del w:id="1073" w:author="Yuyong Kim" w:date="2026-05-10T00:00:00Z">
+          <w:del w:id="1076" w:author="Yuyong Kim" w:date="2026-05-10T00:00:00Z"/>
+        </w:rPr>
+      </w:pPr>
+      <w:del w:id="1075" w:author="Yuyong Kim" w:date="2026-05-10T00:00:00Z">
         <w:r>
           <w:delText xml:space="preserve">0 / 3</w:delText>
         </w:r>
@@ -17646,10 +17663,10 @@
     <w:p>
       <w:pPr>
         <w:rPr>
-          <w:del w:id="1076" w:author="Yuyong Kim" w:date="2026-05-10T00:00:00Z"/>
-        </w:rPr>
-      </w:pPr>
-      <w:del w:id="1075" w:author="Yuyong Kim" w:date="2026-05-10T00:00:00Z">
+          <w:del w:id="1078" w:author="Yuyong Kim" w:date="2026-05-10T00:00:00Z"/>
+        </w:rPr>
+      </w:pPr>
+      <w:del w:id="1077" w:author="Yuyong Kim" w:date="2026-05-10T00:00:00Z">
         <w:r>
           <w:delText xml:space="preserve">3 / 3</w:delText>
         </w:r>

--- a/docs/publication/submissions/jlp_revision_2026-05-08/PAPER_JLP_REVISED_v3_MARKED.docx
+++ b/docs/publication/submissions/jlp_revision_2026-05-08/PAPER_JLP_REVISED_v3_MARKED.docx
@@ -5583,7 +5583,7 @@
             <w:b/>
             <w:bCs/>
           </w:rPr>
-          <w:t xml:space="preserve">Headline. Running the unmodified pipeline against an anonymised real-plant data sheet (VES-REAL-001) produces a deterministic ASME UG-27 governing thickness of 7.237 mm and surfaces a mandatory KOSHA provision (Article 266, flare-path block-valve prohibition) at rank 5 of the retrieval — without any tuning to this case. The detailed evidence is summarised below and reproduced in full in Appendix A. VES-REAL-001 is an anonymised cryogenic flare knockout drum (SA-240 Type 304/304L, 0.343 MPa(g) plus full vacuum, 190 °C / -190 °C, ID 5,000 mm, T-T 20,400 mm) drawn from an operating petrochemical project; all client, contractor, licensor, personnel, location, and document-ID identifiers were stripped before inclusion. Running the unmodified pipeline produces a deterministic ASME Section VIII Div.1 UG-27 controlling shell thickness of 7.237 mm at the +190 °C side, with the Layer-4 reverse-pressure check closing to within machine epsilon. KOSHA RAG retrieval, executed through the same code path used in §6.5, returns on the spec-faithful Variant A query 2 mandatory law-article hits + 8 KOSHA technical guides in the top-10, and on the narrower Variant B Korean-term probe 1 mandatory + 9 guidance hits, with Article 266 (block-valve prohibition on flare and relief paths under the Rules on Occupational Safety and Health Standards) surfacing at rank 5 in Variant B. The full evidence — inputs, calculation outputs, retrieval top-10 with BM25 scores and snippets, and the explicit framing as pipeline-execution evidence rather than predictive validation — is reproduced verbatim in Appendix A from outputs/real_case_ves001_rag.{json,md} (regenerated by scripts/run_real_case_ves001_rag.py).</w:t>
+          <w:t xml:space="preserve">Headline. Running the unmodified pipeline against an anonymised real-plant data sheet (VES-REAL-001) produces a deterministic ASME UG-27 governing thickness of 7.237 mm. A narrower Korean-term retrieval probe additionally surfaces Article 266 (a mandatory KOSHA provision concerning flare-path block-valve prohibition) at rank 5. We treat this as real-plant pipeline-execution evidence, not external accuracy validation. The detailed evidence is summarised below and reproduced in full in Appendix A. VES-REAL-001 is an anonymised cryogenic flare knockout drum (SA-240 Type 304/304L, 0.343 MPa(g) plus full vacuum, 190 °C / -190 °C, ID 5,000 mm, T-T 20,400 mm) drawn from an operating petrochemical project; all client, contractor, licensor, personnel, location, and document-ID identifiers were stripped before inclusion. Running the unmodified pipeline produces a deterministic ASME Section VIII Div.1 UG-27 controlling shell thickness of 7.237 mm at the +190 °C side, with the Layer-4 reverse-pressure check closing to within machine epsilon. KOSHA RAG retrieval, executed through the same code path used in §6.5, returns on the spec-faithful Variant A query 2 mandatory law-article hits + 8 KOSHA technical guides in the top-10, and on the narrower Variant B Korean-term probe 1 mandatory + 9 guidance hits, with Article 266 (block-valve prohibition on flare and relief paths under the Rules on Occupational Safety and Health Standards) surfacing at rank 5 in Variant B. The full evidence — inputs, calculation outputs, retrieval top-10 with BM25 scores and snippets, and the explicit framing as pipeline-execution evidence rather than predictive validation — is reproduced verbatim in Appendix A from outputs/real_case_ves001_rag.{json,md} (regenerated by scripts/run_real_case_ves001_rag.py).</w:t>
         </w:r>
       </w:ins>
     </w:p>
